--- a/Playwright/Book-01/playwright-notes-01.docx
+++ b/Playwright/Book-01/playwright-notes-01.docx
@@ -1,6 +1,6 @@
 
 <file path=word/document.xml><?xml version="1.0" encoding="utf-8"?>
-<w:document xmlns:wpc="http://schemas.microsoft.com/office/word/2010/wordprocessingCanvas" xmlns:cx="http://schemas.microsoft.com/office/drawing/2014/chartex" xmlns:mc="http://schemas.openxmlformats.org/markup-compatibility/2006" xmlns:o="urn:schemas-microsoft-com:office:office" xmlns:r="http://schemas.openxmlformats.org/officeDocument/2006/relationships" xmlns:m="http://schemas.openxmlformats.org/officeDocument/2006/math" xmlns:v="urn:schemas-microsoft-com:vml" xmlns:wp14="http://schemas.microsoft.com/office/word/2010/wordprocessingDrawing" xmlns:wp="http://schemas.openxmlformats.org/drawingml/2006/wordprocessingDrawing" xmlns:w10="urn:schemas-microsoft-com:office:word" xmlns:w="http://schemas.openxmlformats.org/wordprocessingml/2006/main" xmlns:w14="http://schemas.microsoft.com/office/word/2010/wordml" xmlns:w15="http://schemas.microsoft.com/office/word/2012/wordml" xmlns:w16se="http://schemas.microsoft.com/office/word/2015/wordml/symex" xmlns:wpg="http://schemas.microsoft.com/office/word/2010/wordprocessingGroup" xmlns:wpi="http://schemas.microsoft.com/office/word/2010/wordprocessingInk" xmlns:wne="http://schemas.microsoft.com/office/word/2006/wordml" xmlns:wps="http://schemas.microsoft.com/office/word/2010/wordprocessingShape" mc:Ignorable="w14 w15 w16se wp14">
+<w:document xmlns:wpc="http://schemas.microsoft.com/office/word/2010/wordprocessingCanvas" xmlns:cx="http://schemas.microsoft.com/office/drawing/2014/chartex" xmlns:cx1="http://schemas.microsoft.com/office/drawing/2015/9/8/chartex" xmlns:cx2="http://schemas.microsoft.com/office/drawing/2015/10/21/chartex" xmlns:cx3="http://schemas.microsoft.com/office/drawing/2016/5/9/chartex" xmlns:cx4="http://schemas.microsoft.com/office/drawing/2016/5/10/chartex" xmlns:cx5="http://schemas.microsoft.com/office/drawing/2016/5/11/chartex" xmlns:cx6="http://schemas.microsoft.com/office/drawing/2016/5/12/chartex" xmlns:cx7="http://schemas.microsoft.com/office/drawing/2016/5/13/chartex" xmlns:cx8="http://schemas.microsoft.com/office/drawing/2016/5/14/chartex" xmlns:mc="http://schemas.openxmlformats.org/markup-compatibility/2006" xmlns:aink="http://schemas.microsoft.com/office/drawing/2016/ink" xmlns:am3d="http://schemas.microsoft.com/office/drawing/2017/model3d" xmlns:o="urn:schemas-microsoft-com:office:office" xmlns:oel="http://schemas.microsoft.com/office/2019/extlst" xmlns:r="http://schemas.openxmlformats.org/officeDocument/2006/relationships" xmlns:m="http://schemas.openxmlformats.org/officeDocument/2006/math" xmlns:v="urn:schemas-microsoft-com:vml" xmlns:wp14="http://schemas.microsoft.com/office/word/2010/wordprocessingDrawing" xmlns:wp="http://schemas.openxmlformats.org/drawingml/2006/wordprocessingDrawing" xmlns:w10="urn:schemas-microsoft-com:office:word" xmlns:w="http://schemas.openxmlformats.org/wordprocessingml/2006/main" xmlns:w14="http://schemas.microsoft.com/office/word/2010/wordml" xmlns:w15="http://schemas.microsoft.com/office/word/2012/wordml" xmlns:w16cex="http://schemas.microsoft.com/office/word/2018/wordml/cex" xmlns:w16cid="http://schemas.microsoft.com/office/word/2016/wordml/cid" xmlns:w16="http://schemas.microsoft.com/office/word/2018/wordml" xmlns:w16du="http://schemas.microsoft.com/office/word/2023/wordml/word16du" xmlns:w16sdtdh="http://schemas.microsoft.com/office/word/2020/wordml/sdtdatahash" xmlns:w16sdtfl="http://schemas.microsoft.com/office/word/2024/wordml/sdtformatlock" xmlns:w16se="http://schemas.microsoft.com/office/word/2015/wordml/symex" xmlns:wpg="http://schemas.microsoft.com/office/word/2010/wordprocessingGroup" xmlns:wpi="http://schemas.microsoft.com/office/word/2010/wordprocessingInk" xmlns:wne="http://schemas.microsoft.com/office/word/2006/wordml" xmlns:wps="http://schemas.microsoft.com/office/word/2010/wordprocessingShape" mc:Ignorable="w14 w15 w16se w16cid w16 w16cex w16sdtdh w16sdtfl w16du wp14">
   <w:body>
     <w:p>
       <w:pPr>
@@ -281,7 +281,6 @@
           <w:szCs w:val="21"/>
         </w:rPr>
       </w:pPr>
-      <w:proofErr w:type="gramStart"/>
       <w:r>
         <w:rPr>
           <w:rFonts w:ascii="Consolas" w:eastAsia="Times New Roman" w:hAnsi="Consolas" w:cs="Times New Roman"/>
@@ -289,17 +288,7 @@
           <w:sz w:val="21"/>
           <w:szCs w:val="21"/>
         </w:rPr>
-        <w:t>projects</w:t>
-      </w:r>
-      <w:proofErr w:type="gramEnd"/>
-      <w:r>
-        <w:rPr>
-          <w:rFonts w:ascii="Consolas" w:eastAsia="Times New Roman" w:hAnsi="Consolas" w:cs="Times New Roman"/>
-          <w:color w:val="001080"/>
-          <w:sz w:val="21"/>
-          <w:szCs w:val="21"/>
-        </w:rPr>
-        <w:t>:</w:t>
+        <w:t>projects:</w:t>
       </w:r>
       <w:r>
         <w:rPr>
@@ -352,7 +341,6 @@
         </w:rPr>
         <w:t xml:space="preserve">      </w:t>
       </w:r>
-      <w:proofErr w:type="gramStart"/>
       <w:r>
         <w:rPr>
           <w:rFonts w:ascii="Consolas" w:eastAsia="Times New Roman" w:hAnsi="Consolas" w:cs="Times New Roman"/>
@@ -360,17 +348,7 @@
           <w:sz w:val="21"/>
           <w:szCs w:val="21"/>
         </w:rPr>
-        <w:t>name</w:t>
-      </w:r>
-      <w:proofErr w:type="gramEnd"/>
-      <w:r>
-        <w:rPr>
-          <w:rFonts w:ascii="Consolas" w:eastAsia="Times New Roman" w:hAnsi="Consolas" w:cs="Times New Roman"/>
-          <w:color w:val="001080"/>
-          <w:sz w:val="21"/>
-          <w:szCs w:val="21"/>
-        </w:rPr>
-        <w:t>:</w:t>
+        <w:t>name:</w:t>
       </w:r>
       <w:r>
         <w:rPr>
@@ -420,7 +398,6 @@
         </w:rPr>
         <w:t xml:space="preserve">      </w:t>
       </w:r>
-      <w:proofErr w:type="gramStart"/>
       <w:r>
         <w:rPr>
           <w:rFonts w:ascii="Consolas" w:eastAsia="Times New Roman" w:hAnsi="Consolas" w:cs="Times New Roman"/>
@@ -428,17 +405,7 @@
           <w:sz w:val="21"/>
           <w:szCs w:val="21"/>
         </w:rPr>
-        <w:t>use</w:t>
-      </w:r>
-      <w:proofErr w:type="gramEnd"/>
-      <w:r>
-        <w:rPr>
-          <w:rFonts w:ascii="Consolas" w:eastAsia="Times New Roman" w:hAnsi="Consolas" w:cs="Times New Roman"/>
-          <w:color w:val="001080"/>
-          <w:sz w:val="21"/>
-          <w:szCs w:val="21"/>
-        </w:rPr>
-        <w:t>:</w:t>
+        <w:t>use:</w:t>
       </w:r>
       <w:r>
         <w:rPr>
@@ -557,7 +524,6 @@
         </w:rPr>
         <w:t xml:space="preserve">      </w:t>
       </w:r>
-      <w:proofErr w:type="gramStart"/>
       <w:r>
         <w:rPr>
           <w:rFonts w:ascii="Consolas" w:eastAsia="Times New Roman" w:hAnsi="Consolas" w:cs="Times New Roman"/>
@@ -565,17 +531,7 @@
           <w:sz w:val="21"/>
           <w:szCs w:val="21"/>
         </w:rPr>
-        <w:t>name</w:t>
-      </w:r>
-      <w:proofErr w:type="gramEnd"/>
-      <w:r>
-        <w:rPr>
-          <w:rFonts w:ascii="Consolas" w:eastAsia="Times New Roman" w:hAnsi="Consolas" w:cs="Times New Roman"/>
-          <w:color w:val="001080"/>
-          <w:sz w:val="21"/>
-          <w:szCs w:val="21"/>
-        </w:rPr>
-        <w:t>:</w:t>
+        <w:t>name:</w:t>
       </w:r>
       <w:r>
         <w:rPr>
@@ -593,27 +549,7 @@
           <w:sz w:val="21"/>
           <w:szCs w:val="21"/>
         </w:rPr>
-        <w:t>'</w:t>
-      </w:r>
-      <w:proofErr w:type="spellStart"/>
-      <w:r>
-        <w:rPr>
-          <w:rFonts w:ascii="Consolas" w:eastAsia="Times New Roman" w:hAnsi="Consolas" w:cs="Times New Roman"/>
-          <w:color w:val="A31515"/>
-          <w:sz w:val="21"/>
-          <w:szCs w:val="21"/>
-        </w:rPr>
-        <w:t>firefox</w:t>
-      </w:r>
-      <w:proofErr w:type="spellEnd"/>
-      <w:r>
-        <w:rPr>
-          <w:rFonts w:ascii="Consolas" w:eastAsia="Times New Roman" w:hAnsi="Consolas" w:cs="Times New Roman"/>
-          <w:color w:val="A31515"/>
-          <w:sz w:val="21"/>
-          <w:szCs w:val="21"/>
-        </w:rPr>
-        <w:t>'</w:t>
+        <w:t>'firefox'</w:t>
       </w:r>
       <w:r>
         <w:rPr>
@@ -645,7 +581,6 @@
         </w:rPr>
         <w:t xml:space="preserve">      </w:t>
       </w:r>
-      <w:proofErr w:type="gramStart"/>
       <w:r>
         <w:rPr>
           <w:rFonts w:ascii="Consolas" w:eastAsia="Times New Roman" w:hAnsi="Consolas" w:cs="Times New Roman"/>
@@ -653,17 +588,7 @@
           <w:sz w:val="21"/>
           <w:szCs w:val="21"/>
         </w:rPr>
-        <w:t>use</w:t>
-      </w:r>
-      <w:proofErr w:type="gramEnd"/>
-      <w:r>
-        <w:rPr>
-          <w:rFonts w:ascii="Consolas" w:eastAsia="Times New Roman" w:hAnsi="Consolas" w:cs="Times New Roman"/>
-          <w:color w:val="001080"/>
-          <w:sz w:val="21"/>
-          <w:szCs w:val="21"/>
-        </w:rPr>
-        <w:t>:</w:t>
+        <w:t>use:</w:t>
       </w:r>
       <w:r>
         <w:rPr>
@@ -782,7 +707,6 @@
         </w:rPr>
         <w:t xml:space="preserve">      </w:t>
       </w:r>
-      <w:proofErr w:type="gramStart"/>
       <w:r>
         <w:rPr>
           <w:rFonts w:ascii="Consolas" w:eastAsia="Times New Roman" w:hAnsi="Consolas" w:cs="Times New Roman"/>
@@ -790,17 +714,7 @@
           <w:sz w:val="21"/>
           <w:szCs w:val="21"/>
         </w:rPr>
-        <w:t>name</w:t>
-      </w:r>
-      <w:proofErr w:type="gramEnd"/>
-      <w:r>
-        <w:rPr>
-          <w:rFonts w:ascii="Consolas" w:eastAsia="Times New Roman" w:hAnsi="Consolas" w:cs="Times New Roman"/>
-          <w:color w:val="001080"/>
-          <w:sz w:val="21"/>
-          <w:szCs w:val="21"/>
-        </w:rPr>
-        <w:t>:</w:t>
+        <w:t>name:</w:t>
       </w:r>
       <w:r>
         <w:rPr>
@@ -818,27 +732,7 @@
           <w:sz w:val="21"/>
           <w:szCs w:val="21"/>
         </w:rPr>
-        <w:t>'</w:t>
-      </w:r>
-      <w:proofErr w:type="spellStart"/>
-      <w:r>
-        <w:rPr>
-          <w:rFonts w:ascii="Consolas" w:eastAsia="Times New Roman" w:hAnsi="Consolas" w:cs="Times New Roman"/>
-          <w:color w:val="A31515"/>
-          <w:sz w:val="21"/>
-          <w:szCs w:val="21"/>
-        </w:rPr>
-        <w:t>webkit</w:t>
-      </w:r>
-      <w:proofErr w:type="spellEnd"/>
-      <w:r>
-        <w:rPr>
-          <w:rFonts w:ascii="Consolas" w:eastAsia="Times New Roman" w:hAnsi="Consolas" w:cs="Times New Roman"/>
-          <w:color w:val="A31515"/>
-          <w:sz w:val="21"/>
-          <w:szCs w:val="21"/>
-        </w:rPr>
-        <w:t>'</w:t>
+        <w:t>'webkit'</w:t>
       </w:r>
       <w:r>
         <w:rPr>
@@ -870,7 +764,6 @@
         </w:rPr>
         <w:t xml:space="preserve">      </w:t>
       </w:r>
-      <w:proofErr w:type="gramStart"/>
       <w:r>
         <w:rPr>
           <w:rFonts w:ascii="Consolas" w:eastAsia="Times New Roman" w:hAnsi="Consolas" w:cs="Times New Roman"/>
@@ -878,17 +771,7 @@
           <w:sz w:val="21"/>
           <w:szCs w:val="21"/>
         </w:rPr>
-        <w:t>use</w:t>
-      </w:r>
-      <w:proofErr w:type="gramEnd"/>
-      <w:r>
-        <w:rPr>
-          <w:rFonts w:ascii="Consolas" w:eastAsia="Times New Roman" w:hAnsi="Consolas" w:cs="Times New Roman"/>
-          <w:color w:val="001080"/>
-          <w:sz w:val="21"/>
-          <w:szCs w:val="21"/>
-        </w:rPr>
-        <w:t>:</w:t>
+        <w:t>use:</w:t>
       </w:r>
       <w:r>
         <w:rPr>
@@ -1016,7 +899,6 @@
           <w:szCs w:val="21"/>
         </w:rPr>
       </w:pPr>
-      <w:proofErr w:type="gramStart"/>
       <w:r>
         <w:rPr>
           <w:rFonts w:ascii="Consolas" w:eastAsia="Times New Roman" w:hAnsi="Consolas" w:cs="Times New Roman"/>
@@ -1026,7 +908,6 @@
         </w:rPr>
         <w:t>import</w:t>
       </w:r>
-      <w:proofErr w:type="gramEnd"/>
       <w:r>
         <w:rPr>
           <w:rFonts w:ascii="Consolas" w:eastAsia="Times New Roman" w:hAnsi="Consolas" w:cs="Times New Roman"/>
@@ -1123,7 +1004,6 @@
           <w:szCs w:val="21"/>
         </w:rPr>
       </w:pPr>
-      <w:proofErr w:type="gramStart"/>
       <w:r>
         <w:rPr>
           <w:rFonts w:ascii="Consolas" w:eastAsia="Times New Roman" w:hAnsi="Consolas" w:cs="Times New Roman"/>
@@ -1142,7 +1022,6 @@
         </w:rPr>
         <w:t>(</w:t>
       </w:r>
-      <w:proofErr w:type="gramEnd"/>
       <w:r>
         <w:rPr>
           <w:rFonts w:ascii="Consolas" w:eastAsia="Times New Roman" w:hAnsi="Consolas" w:cs="Times New Roman"/>
@@ -1236,7 +1115,6 @@
         </w:rPr>
         <w:t xml:space="preserve">    </w:t>
       </w:r>
-      <w:proofErr w:type="gramStart"/>
       <w:r>
         <w:rPr>
           <w:rFonts w:ascii="Consolas" w:eastAsia="Times New Roman" w:hAnsi="Consolas" w:cs="Times New Roman"/>
@@ -1246,7 +1124,6 @@
         </w:rPr>
         <w:t>await</w:t>
       </w:r>
-      <w:proofErr w:type="gramEnd"/>
       <w:r>
         <w:rPr>
           <w:rFonts w:ascii="Consolas" w:eastAsia="Times New Roman" w:hAnsi="Consolas" w:cs="Times New Roman"/>
@@ -1331,7 +1208,6 @@
         </w:rPr>
         <w:t xml:space="preserve">    </w:t>
       </w:r>
-      <w:proofErr w:type="gramStart"/>
       <w:r>
         <w:rPr>
           <w:rFonts w:ascii="Consolas" w:eastAsia="Times New Roman" w:hAnsi="Consolas" w:cs="Times New Roman"/>
@@ -1341,7 +1217,6 @@
         </w:rPr>
         <w:t>await</w:t>
       </w:r>
-      <w:proofErr w:type="gramEnd"/>
       <w:r>
         <w:rPr>
           <w:rFonts w:ascii="Consolas" w:eastAsia="Times New Roman" w:hAnsi="Consolas" w:cs="Times New Roman"/>
@@ -1480,7 +1355,6 @@
         </w:rPr>
         <w:t xml:space="preserve">    </w:t>
       </w:r>
-      <w:proofErr w:type="gramStart"/>
       <w:r>
         <w:rPr>
           <w:rFonts w:ascii="Consolas" w:eastAsia="Times New Roman" w:hAnsi="Consolas" w:cs="Times New Roman"/>
@@ -1490,7 +1364,6 @@
         </w:rPr>
         <w:t>await</w:t>
       </w:r>
-      <w:proofErr w:type="gramEnd"/>
       <w:r>
         <w:rPr>
           <w:rFonts w:ascii="Consolas" w:eastAsia="Times New Roman" w:hAnsi="Consolas" w:cs="Times New Roman"/>
@@ -1593,7 +1466,6 @@
         </w:rPr>
         <w:t xml:space="preserve">    </w:t>
       </w:r>
-      <w:proofErr w:type="gramStart"/>
       <w:r>
         <w:rPr>
           <w:rFonts w:ascii="Consolas" w:eastAsia="Times New Roman" w:hAnsi="Consolas" w:cs="Times New Roman"/>
@@ -1603,7 +1475,6 @@
         </w:rPr>
         <w:t>let</w:t>
       </w:r>
-      <w:proofErr w:type="gramEnd"/>
       <w:r>
         <w:rPr>
           <w:rFonts w:ascii="Consolas" w:eastAsia="Times New Roman" w:hAnsi="Consolas" w:cs="Times New Roman"/>
@@ -1745,7 +1616,6 @@
         </w:rPr>
         <w:t xml:space="preserve">    </w:t>
       </w:r>
-      <w:proofErr w:type="gramStart"/>
       <w:r>
         <w:rPr>
           <w:rFonts w:ascii="Consolas" w:eastAsia="Times New Roman" w:hAnsi="Consolas" w:cs="Times New Roman"/>
@@ -1755,7 +1625,6 @@
         </w:rPr>
         <w:t>await</w:t>
       </w:r>
-      <w:proofErr w:type="gramEnd"/>
       <w:r>
         <w:rPr>
           <w:rFonts w:ascii="Consolas" w:eastAsia="Times New Roman" w:hAnsi="Consolas" w:cs="Times New Roman"/>
@@ -1822,7 +1691,6 @@
         </w:rPr>
         <w:t xml:space="preserve">    </w:t>
       </w:r>
-      <w:proofErr w:type="gramStart"/>
       <w:r>
         <w:rPr>
           <w:rFonts w:ascii="Consolas" w:eastAsia="Times New Roman" w:hAnsi="Consolas" w:cs="Times New Roman"/>
@@ -1832,7 +1700,6 @@
         </w:rPr>
         <w:t>await</w:t>
       </w:r>
-      <w:proofErr w:type="gramEnd"/>
       <w:r>
         <w:rPr>
           <w:rFonts w:ascii="Consolas" w:eastAsia="Times New Roman" w:hAnsi="Consolas" w:cs="Times New Roman"/>
@@ -1899,7 +1766,6 @@
         </w:rPr>
         <w:t xml:space="preserve">    </w:t>
       </w:r>
-      <w:proofErr w:type="gramStart"/>
       <w:r>
         <w:rPr>
           <w:rFonts w:ascii="Consolas" w:eastAsia="Times New Roman" w:hAnsi="Consolas" w:cs="Times New Roman"/>
@@ -1909,7 +1775,6 @@
         </w:rPr>
         <w:t>await</w:t>
       </w:r>
-      <w:proofErr w:type="gramEnd"/>
       <w:r>
         <w:rPr>
           <w:rFonts w:ascii="Consolas" w:eastAsia="Times New Roman" w:hAnsi="Consolas" w:cs="Times New Roman"/>
@@ -2006,7 +1871,6 @@
         </w:rPr>
         <w:t xml:space="preserve">    </w:t>
       </w:r>
-      <w:proofErr w:type="gramStart"/>
       <w:r>
         <w:rPr>
           <w:rFonts w:ascii="Consolas" w:eastAsia="Times New Roman" w:hAnsi="Consolas" w:cs="Times New Roman"/>
@@ -2016,7 +1880,6 @@
         </w:rPr>
         <w:t>let</w:t>
       </w:r>
-      <w:proofErr w:type="gramEnd"/>
       <w:r>
         <w:rPr>
           <w:rFonts w:ascii="Consolas" w:eastAsia="Times New Roman" w:hAnsi="Consolas" w:cs="Times New Roman"/>
@@ -2173,7 +2036,6 @@
         </w:rPr>
         <w:t xml:space="preserve">    </w:t>
       </w:r>
-      <w:proofErr w:type="gramStart"/>
       <w:r>
         <w:rPr>
           <w:rFonts w:ascii="Consolas" w:eastAsia="Times New Roman" w:hAnsi="Consolas" w:cs="Times New Roman"/>
@@ -2183,7 +2045,6 @@
         </w:rPr>
         <w:t>await</w:t>
       </w:r>
-      <w:proofErr w:type="gramEnd"/>
       <w:r>
         <w:rPr>
           <w:rFonts w:ascii="Consolas" w:eastAsia="Times New Roman" w:hAnsi="Consolas" w:cs="Times New Roman"/>
@@ -2333,8 +2194,410 @@
           <w:szCs w:val="28"/>
         </w:rPr>
       </w:pPr>
-      <w:bookmarkStart w:id="0" w:name="_GoBack"/>
-      <w:bookmarkEnd w:id="0"/>
+      <w:r>
+        <w:rPr>
+          <w:noProof/>
+        </w:rPr>
+        <w:lastRenderedPageBreak/>
+        <w:drawing>
+          <wp:inline distT="0" distB="0" distL="0" distR="0" wp14:anchorId="72E78E61" wp14:editId="622E8E5E">
+            <wp:extent cx="5943600" cy="1985010"/>
+            <wp:effectExtent l="0" t="0" r="0" b="0"/>
+            <wp:docPr id="944219770" name="Picture 1"/>
+            <wp:cNvGraphicFramePr>
+              <a:graphicFrameLocks xmlns:a="http://schemas.openxmlformats.org/drawingml/2006/main" noChangeAspect="1"/>
+            </wp:cNvGraphicFramePr>
+            <a:graphic xmlns:a="http://schemas.openxmlformats.org/drawingml/2006/main">
+              <a:graphicData uri="http://schemas.openxmlformats.org/drawingml/2006/picture">
+                <pic:pic xmlns:pic="http://schemas.openxmlformats.org/drawingml/2006/picture">
+                  <pic:nvPicPr>
+                    <pic:cNvPr id="944219770" name=""/>
+                    <pic:cNvPicPr/>
+                  </pic:nvPicPr>
+                  <pic:blipFill>
+                    <a:blip r:embed="rId5"/>
+                    <a:stretch>
+                      <a:fillRect/>
+                    </a:stretch>
+                  </pic:blipFill>
+                  <pic:spPr>
+                    <a:xfrm>
+                      <a:off x="0" y="0"/>
+                      <a:ext cx="5943600" cy="1985010"/>
+                    </a:xfrm>
+                    <a:prstGeom prst="rect">
+                      <a:avLst/>
+                    </a:prstGeom>
+                  </pic:spPr>
+                </pic:pic>
+              </a:graphicData>
+            </a:graphic>
+          </wp:inline>
+        </w:drawing>
+      </w:r>
+    </w:p>
+    <w:p>
+      <w:pPr>
+        <w:ind w:left="720" w:firstLine="720"/>
+        <w:rPr>
+          <w:rFonts w:ascii="Sakkal Majalla" w:hAnsi="Sakkal Majalla" w:cs="Sakkal Majalla"/>
+          <w:sz w:val="28"/>
+          <w:szCs w:val="28"/>
+        </w:rPr>
+      </w:pPr>
+      <w:r>
+        <w:rPr>
+          <w:rFonts w:ascii="Sakkal Majalla" w:hAnsi="Sakkal Majalla" w:cs="Sakkal Majalla"/>
+          <w:sz w:val="28"/>
+          <w:szCs w:val="28"/>
+        </w:rPr>
+        <w:t>*****************************************************</w:t>
+      </w:r>
+    </w:p>
+    <w:p>
+      <w:pPr>
+        <w:rPr>
+          <w:rFonts w:ascii="Sakkal Majalla" w:hAnsi="Sakkal Majalla" w:cs="Sakkal Majalla"/>
+          <w:sz w:val="28"/>
+          <w:szCs w:val="28"/>
+        </w:rPr>
+      </w:pPr>
+      <w:r>
+        <w:rPr>
+          <w:noProof/>
+        </w:rPr>
+        <w:drawing>
+          <wp:inline distT="0" distB="0" distL="0" distR="0" wp14:anchorId="08A2AABC" wp14:editId="57A7EDB4">
+            <wp:extent cx="5943600" cy="1957705"/>
+            <wp:effectExtent l="0" t="0" r="0" b="4445"/>
+            <wp:docPr id="323951445" name="Picture 1"/>
+            <wp:cNvGraphicFramePr>
+              <a:graphicFrameLocks xmlns:a="http://schemas.openxmlformats.org/drawingml/2006/main" noChangeAspect="1"/>
+            </wp:cNvGraphicFramePr>
+            <a:graphic xmlns:a="http://schemas.openxmlformats.org/drawingml/2006/main">
+              <a:graphicData uri="http://schemas.openxmlformats.org/drawingml/2006/picture">
+                <pic:pic xmlns:pic="http://schemas.openxmlformats.org/drawingml/2006/picture">
+                  <pic:nvPicPr>
+                    <pic:cNvPr id="323951445" name=""/>
+                    <pic:cNvPicPr/>
+                  </pic:nvPicPr>
+                  <pic:blipFill>
+                    <a:blip r:embed="rId6"/>
+                    <a:stretch>
+                      <a:fillRect/>
+                    </a:stretch>
+                  </pic:blipFill>
+                  <pic:spPr>
+                    <a:xfrm>
+                      <a:off x="0" y="0"/>
+                      <a:ext cx="5943600" cy="1957705"/>
+                    </a:xfrm>
+                    <a:prstGeom prst="rect">
+                      <a:avLst/>
+                    </a:prstGeom>
+                  </pic:spPr>
+                </pic:pic>
+              </a:graphicData>
+            </a:graphic>
+          </wp:inline>
+        </w:drawing>
+      </w:r>
+    </w:p>
+    <w:p>
+      <w:pPr>
+        <w:ind w:left="720" w:firstLine="720"/>
+        <w:rPr>
+          <w:rFonts w:ascii="Sakkal Majalla" w:hAnsi="Sakkal Majalla" w:cs="Sakkal Majalla"/>
+          <w:sz w:val="28"/>
+          <w:szCs w:val="28"/>
+        </w:rPr>
+      </w:pPr>
+      <w:r>
+        <w:rPr>
+          <w:rFonts w:ascii="Sakkal Majalla" w:hAnsi="Sakkal Majalla" w:cs="Sakkal Majalla"/>
+          <w:sz w:val="28"/>
+          <w:szCs w:val="28"/>
+        </w:rPr>
+        <w:t>*****************************************************</w:t>
+      </w:r>
+    </w:p>
+    <w:p>
+      <w:pPr>
+        <w:rPr>
+          <w:rFonts w:ascii="Sakkal Majalla" w:hAnsi="Sakkal Majalla" w:cs="Sakkal Majalla"/>
+          <w:sz w:val="28"/>
+          <w:szCs w:val="28"/>
+        </w:rPr>
+      </w:pPr>
+      <w:r>
+        <w:rPr>
+          <w:noProof/>
+        </w:rPr>
+        <w:drawing>
+          <wp:inline distT="0" distB="0" distL="0" distR="0" wp14:anchorId="510919AE" wp14:editId="57C4CC22">
+            <wp:extent cx="5943600" cy="2792095"/>
+            <wp:effectExtent l="0" t="0" r="0" b="8255"/>
+            <wp:docPr id="481911616" name="Picture 1"/>
+            <wp:cNvGraphicFramePr>
+              <a:graphicFrameLocks xmlns:a="http://schemas.openxmlformats.org/drawingml/2006/main" noChangeAspect="1"/>
+            </wp:cNvGraphicFramePr>
+            <a:graphic xmlns:a="http://schemas.openxmlformats.org/drawingml/2006/main">
+              <a:graphicData uri="http://schemas.openxmlformats.org/drawingml/2006/picture">
+                <pic:pic xmlns:pic="http://schemas.openxmlformats.org/drawingml/2006/picture">
+                  <pic:nvPicPr>
+                    <pic:cNvPr id="481911616" name=""/>
+                    <pic:cNvPicPr/>
+                  </pic:nvPicPr>
+                  <pic:blipFill>
+                    <a:blip r:embed="rId7"/>
+                    <a:stretch>
+                      <a:fillRect/>
+                    </a:stretch>
+                  </pic:blipFill>
+                  <pic:spPr>
+                    <a:xfrm>
+                      <a:off x="0" y="0"/>
+                      <a:ext cx="5943600" cy="2792095"/>
+                    </a:xfrm>
+                    <a:prstGeom prst="rect">
+                      <a:avLst/>
+                    </a:prstGeom>
+                  </pic:spPr>
+                </pic:pic>
+              </a:graphicData>
+            </a:graphic>
+          </wp:inline>
+        </w:drawing>
+      </w:r>
+    </w:p>
+    <w:p>
+      <w:pPr>
+        <w:ind w:left="720" w:firstLine="720"/>
+        <w:rPr>
+          <w:rFonts w:ascii="Sakkal Majalla" w:hAnsi="Sakkal Majalla" w:cs="Sakkal Majalla"/>
+          <w:sz w:val="28"/>
+          <w:szCs w:val="28"/>
+        </w:rPr>
+      </w:pPr>
+      <w:r>
+        <w:rPr>
+          <w:rFonts w:ascii="Sakkal Majalla" w:hAnsi="Sakkal Majalla" w:cs="Sakkal Majalla"/>
+          <w:sz w:val="28"/>
+          <w:szCs w:val="28"/>
+        </w:rPr>
+        <w:t>*****************************************************</w:t>
+      </w:r>
+    </w:p>
+    <w:p>
+      <w:pPr>
+        <w:rPr>
+          <w:rFonts w:ascii="Sakkal Majalla" w:hAnsi="Sakkal Majalla" w:cs="Sakkal Majalla"/>
+          <w:sz w:val="28"/>
+          <w:szCs w:val="28"/>
+        </w:rPr>
+      </w:pPr>
+      <w:r>
+        <w:rPr>
+          <w:noProof/>
+        </w:rPr>
+        <w:lastRenderedPageBreak/>
+        <w:drawing>
+          <wp:inline distT="0" distB="0" distL="0" distR="0" wp14:anchorId="74817028" wp14:editId="51B5F994">
+            <wp:extent cx="5943600" cy="1632585"/>
+            <wp:effectExtent l="0" t="0" r="0" b="5715"/>
+            <wp:docPr id="1723368716" name="Picture 1"/>
+            <wp:cNvGraphicFramePr>
+              <a:graphicFrameLocks xmlns:a="http://schemas.openxmlformats.org/drawingml/2006/main" noChangeAspect="1"/>
+            </wp:cNvGraphicFramePr>
+            <a:graphic xmlns:a="http://schemas.openxmlformats.org/drawingml/2006/main">
+              <a:graphicData uri="http://schemas.openxmlformats.org/drawingml/2006/picture">
+                <pic:pic xmlns:pic="http://schemas.openxmlformats.org/drawingml/2006/picture">
+                  <pic:nvPicPr>
+                    <pic:cNvPr id="1723368716" name=""/>
+                    <pic:cNvPicPr/>
+                  </pic:nvPicPr>
+                  <pic:blipFill>
+                    <a:blip r:embed="rId8"/>
+                    <a:stretch>
+                      <a:fillRect/>
+                    </a:stretch>
+                  </pic:blipFill>
+                  <pic:spPr>
+                    <a:xfrm>
+                      <a:off x="0" y="0"/>
+                      <a:ext cx="5943600" cy="1632585"/>
+                    </a:xfrm>
+                    <a:prstGeom prst="rect">
+                      <a:avLst/>
+                    </a:prstGeom>
+                  </pic:spPr>
+                </pic:pic>
+              </a:graphicData>
+            </a:graphic>
+          </wp:inline>
+        </w:drawing>
+      </w:r>
+    </w:p>
+    <w:p>
+      <w:pPr>
+        <w:ind w:left="720" w:firstLine="720"/>
+        <w:rPr>
+          <w:rFonts w:ascii="Sakkal Majalla" w:hAnsi="Sakkal Majalla" w:cs="Sakkal Majalla"/>
+          <w:sz w:val="28"/>
+          <w:szCs w:val="28"/>
+        </w:rPr>
+      </w:pPr>
+      <w:r>
+        <w:rPr>
+          <w:rFonts w:ascii="Sakkal Majalla" w:hAnsi="Sakkal Majalla" w:cs="Sakkal Majalla"/>
+          <w:sz w:val="28"/>
+          <w:szCs w:val="28"/>
+        </w:rPr>
+        <w:t>*****************************************************</w:t>
+      </w:r>
+    </w:p>
+    <w:p>
+      <w:pPr>
+        <w:rPr>
+          <w:rFonts w:ascii="Sakkal Majalla" w:hAnsi="Sakkal Majalla" w:cs="Sakkal Majalla"/>
+          <w:sz w:val="28"/>
+          <w:szCs w:val="28"/>
+        </w:rPr>
+      </w:pPr>
+      <w:r>
+        <w:rPr>
+          <w:noProof/>
+        </w:rPr>
+        <w:drawing>
+          <wp:inline distT="0" distB="0" distL="0" distR="0" wp14:anchorId="6460FB43" wp14:editId="0D7DE5B5">
+            <wp:extent cx="5943600" cy="1707515"/>
+            <wp:effectExtent l="0" t="0" r="0" b="6985"/>
+            <wp:docPr id="607479850" name="Picture 1"/>
+            <wp:cNvGraphicFramePr>
+              <a:graphicFrameLocks xmlns:a="http://schemas.openxmlformats.org/drawingml/2006/main" noChangeAspect="1"/>
+            </wp:cNvGraphicFramePr>
+            <a:graphic xmlns:a="http://schemas.openxmlformats.org/drawingml/2006/main">
+              <a:graphicData uri="http://schemas.openxmlformats.org/drawingml/2006/picture">
+                <pic:pic xmlns:pic="http://schemas.openxmlformats.org/drawingml/2006/picture">
+                  <pic:nvPicPr>
+                    <pic:cNvPr id="607479850" name=""/>
+                    <pic:cNvPicPr/>
+                  </pic:nvPicPr>
+                  <pic:blipFill>
+                    <a:blip r:embed="rId9"/>
+                    <a:stretch>
+                      <a:fillRect/>
+                    </a:stretch>
+                  </pic:blipFill>
+                  <pic:spPr>
+                    <a:xfrm>
+                      <a:off x="0" y="0"/>
+                      <a:ext cx="5943600" cy="1707515"/>
+                    </a:xfrm>
+                    <a:prstGeom prst="rect">
+                      <a:avLst/>
+                    </a:prstGeom>
+                  </pic:spPr>
+                </pic:pic>
+              </a:graphicData>
+            </a:graphic>
+          </wp:inline>
+        </w:drawing>
+      </w:r>
+    </w:p>
+    <w:p>
+      <w:pPr>
+        <w:ind w:left="720" w:firstLine="720"/>
+        <w:rPr>
+          <w:rFonts w:ascii="Sakkal Majalla" w:hAnsi="Sakkal Majalla" w:cs="Sakkal Majalla"/>
+          <w:sz w:val="28"/>
+          <w:szCs w:val="28"/>
+        </w:rPr>
+      </w:pPr>
+      <w:r>
+        <w:rPr>
+          <w:rFonts w:ascii="Sakkal Majalla" w:hAnsi="Sakkal Majalla" w:cs="Sakkal Majalla"/>
+          <w:sz w:val="28"/>
+          <w:szCs w:val="28"/>
+        </w:rPr>
+        <w:t>*****************************************************</w:t>
+      </w:r>
+    </w:p>
+    <w:p>
+      <w:pPr>
+        <w:rPr>
+          <w:rFonts w:ascii="Sakkal Majalla" w:hAnsi="Sakkal Majalla" w:cs="Sakkal Majalla"/>
+          <w:sz w:val="28"/>
+          <w:szCs w:val="28"/>
+        </w:rPr>
+      </w:pPr>
+      <w:r>
+        <w:rPr>
+          <w:noProof/>
+        </w:rPr>
+        <w:drawing>
+          <wp:inline distT="0" distB="0" distL="0" distR="0" wp14:anchorId="6556A8AF" wp14:editId="48C05514">
+            <wp:extent cx="5943600" cy="913130"/>
+            <wp:effectExtent l="0" t="0" r="0" b="1270"/>
+            <wp:docPr id="1352475719" name="Picture 1"/>
+            <wp:cNvGraphicFramePr>
+              <a:graphicFrameLocks xmlns:a="http://schemas.openxmlformats.org/drawingml/2006/main" noChangeAspect="1"/>
+            </wp:cNvGraphicFramePr>
+            <a:graphic xmlns:a="http://schemas.openxmlformats.org/drawingml/2006/main">
+              <a:graphicData uri="http://schemas.openxmlformats.org/drawingml/2006/picture">
+                <pic:pic xmlns:pic="http://schemas.openxmlformats.org/drawingml/2006/picture">
+                  <pic:nvPicPr>
+                    <pic:cNvPr id="1352475719" name=""/>
+                    <pic:cNvPicPr/>
+                  </pic:nvPicPr>
+                  <pic:blipFill>
+                    <a:blip r:embed="rId10"/>
+                    <a:stretch>
+                      <a:fillRect/>
+                    </a:stretch>
+                  </pic:blipFill>
+                  <pic:spPr>
+                    <a:xfrm>
+                      <a:off x="0" y="0"/>
+                      <a:ext cx="5943600" cy="913130"/>
+                    </a:xfrm>
+                    <a:prstGeom prst="rect">
+                      <a:avLst/>
+                    </a:prstGeom>
+                  </pic:spPr>
+                </pic:pic>
+              </a:graphicData>
+            </a:graphic>
+          </wp:inline>
+        </w:drawing>
+      </w:r>
+    </w:p>
+    <w:p>
+      <w:pPr>
+        <w:ind w:left="720" w:firstLine="720"/>
+        <w:rPr>
+          <w:rFonts w:ascii="Sakkal Majalla" w:hAnsi="Sakkal Majalla" w:cs="Sakkal Majalla"/>
+          <w:sz w:val="28"/>
+          <w:szCs w:val="28"/>
+        </w:rPr>
+      </w:pPr>
+      <w:r>
+        <w:rPr>
+          <w:rFonts w:ascii="Sakkal Majalla" w:hAnsi="Sakkal Majalla" w:cs="Sakkal Majalla"/>
+          <w:sz w:val="28"/>
+          <w:szCs w:val="28"/>
+        </w:rPr>
+        <w:t>*****************************************************</w:t>
+      </w:r>
+    </w:p>
+    <w:p>
+      <w:pPr>
+        <w:rPr>
+          <w:rFonts w:ascii="Sakkal Majalla" w:hAnsi="Sakkal Majalla" w:cs="Sakkal Majalla"/>
+          <w:sz w:val="28"/>
+          <w:szCs w:val="28"/>
+        </w:rPr>
+      </w:pPr>
     </w:p>
     <w:sectPr>
       <w:pgSz w:w="12240" w:h="15840"/>
@@ -2347,7 +2610,7 @@
 </file>
 
 <file path=word/styles.xml><?xml version="1.0" encoding="utf-8"?>
-<w:styles xmlns:mc="http://schemas.openxmlformats.org/markup-compatibility/2006" xmlns:r="http://schemas.openxmlformats.org/officeDocument/2006/relationships" xmlns:w="http://schemas.openxmlformats.org/wordprocessingml/2006/main" xmlns:w14="http://schemas.microsoft.com/office/word/2010/wordml" xmlns:w15="http://schemas.microsoft.com/office/word/2012/wordml" xmlns:w16se="http://schemas.microsoft.com/office/word/2015/wordml/symex" mc:Ignorable="w14 w15 w16se">
+<w:styles xmlns:mc="http://schemas.openxmlformats.org/markup-compatibility/2006" xmlns:r="http://schemas.openxmlformats.org/officeDocument/2006/relationships" xmlns:w="http://schemas.openxmlformats.org/wordprocessingml/2006/main" xmlns:w14="http://schemas.microsoft.com/office/word/2010/wordml" xmlns:w15="http://schemas.microsoft.com/office/word/2012/wordml" xmlns:w16cex="http://schemas.microsoft.com/office/word/2018/wordml/cex" xmlns:w16cid="http://schemas.microsoft.com/office/word/2016/wordml/cid" xmlns:w16="http://schemas.microsoft.com/office/word/2018/wordml" xmlns:w16du="http://schemas.microsoft.com/office/word/2023/wordml/word16du" xmlns:w16sdtdh="http://schemas.microsoft.com/office/word/2020/wordml/sdtdatahash" xmlns:w16sdtfl="http://schemas.microsoft.com/office/word/2024/wordml/sdtformatlock" xmlns:w16se="http://schemas.microsoft.com/office/word/2015/wordml/symex" mc:Ignorable="w14 w15 w16se w16cid w16 w16cex w16sdtdh w16sdtfl w16du">
   <w:docDefaults>
     <w:rPrDefault>
       <w:rPr>
@@ -2363,7 +2626,7 @@
       </w:pPr>
     </w:pPrDefault>
   </w:docDefaults>
-  <w:latentStyles w:defLockedState="0" w:defUIPriority="99" w:defSemiHidden="0" w:defUnhideWhenUsed="0" w:defQFormat="0" w:count="371">
+  <w:latentStyles w:defLockedState="0" w:defUIPriority="99" w:defSemiHidden="0" w:defUnhideWhenUsed="0" w:defQFormat="0" w:count="376">
     <w:lsdException w:name="Normal" w:uiPriority="0" w:qFormat="1"/>
     <w:lsdException w:name="heading 1" w:uiPriority="9" w:qFormat="1"/>
     <w:lsdException w:name="heading 2" w:semiHidden="1" w:uiPriority="9" w:unhideWhenUsed="1" w:qFormat="1"/>
@@ -2735,6 +2998,11 @@
     <w:lsdException w:name="List Table 5 Dark Accent 6" w:uiPriority="50"/>
     <w:lsdException w:name="List Table 6 Colorful Accent 6" w:uiPriority="51"/>
     <w:lsdException w:name="List Table 7 Colorful Accent 6" w:uiPriority="52"/>
+    <w:lsdException w:name="Mention" w:semiHidden="1" w:unhideWhenUsed="1"/>
+    <w:lsdException w:name="Smart Hyperlink" w:semiHidden="1" w:unhideWhenUsed="1"/>
+    <w:lsdException w:name="Hashtag" w:semiHidden="1" w:unhideWhenUsed="1"/>
+    <w:lsdException w:name="Unresolved Mention" w:semiHidden="1" w:unhideWhenUsed="1"/>
+    <w:lsdException w:name="Smart Link" w:semiHidden="1" w:unhideWhenUsed="1"/>
   </w:latentStyles>
   <w:style w:type="paragraph" w:default="1" w:styleId="Normal">
     <w:name w:val="Normal"/>
@@ -2744,6 +3012,7 @@
   <w:style w:type="character" w:default="1" w:styleId="DefaultParagraphFont">
     <w:name w:val="Default Paragraph Font"/>
     <w:uiPriority w:val="1"/>
+    <w:semiHidden/>
     <w:unhideWhenUsed/>
   </w:style>
   <w:style w:type="table" w:default="1" w:styleId="TableNormal">

--- a/Playwright/Book-01/playwright-notes-01.docx
+++ b/Playwright/Book-01/playwright-notes-01.docx
@@ -35,7 +35,19 @@
           <w:sz w:val="28"/>
           <w:szCs w:val="28"/>
         </w:rPr>
-        <w:t>npm init playwright</w:t>
+        <w:t xml:space="preserve">npm init </w:t>
+      </w:r>
+      <w:proofErr w:type="spellStart"/>
+      <w:r>
+        <w:rPr>
+          <w:rFonts w:ascii="Sakkal Majalla" w:hAnsi="Sakkal Majalla" w:cs="Sakkal Majalla"/>
+          <w:i/>
+          <w:iCs/>
+          <w:color w:val="2F5496" w:themeColor="accent5" w:themeShade="BF"/>
+          <w:sz w:val="28"/>
+          <w:szCs w:val="28"/>
+        </w:rPr>
+        <w:t>playwright</w:t>
       </w:r>
       <w:r>
         <w:rPr>
@@ -59,6 +71,7 @@
         </w:rPr>
         <w:t>latest</w:t>
       </w:r>
+      <w:proofErr w:type="spellEnd"/>
     </w:p>
     <w:p>
       <w:pPr>
@@ -549,7 +562,27 @@
           <w:sz w:val="21"/>
           <w:szCs w:val="21"/>
         </w:rPr>
-        <w:t>'firefox'</w:t>
+        <w:t>'</w:t>
+      </w:r>
+      <w:proofErr w:type="spellStart"/>
+      <w:r>
+        <w:rPr>
+          <w:rFonts w:ascii="Consolas" w:eastAsia="Times New Roman" w:hAnsi="Consolas" w:cs="Times New Roman"/>
+          <w:color w:val="A31515"/>
+          <w:sz w:val="21"/>
+          <w:szCs w:val="21"/>
+        </w:rPr>
+        <w:t>firefox</w:t>
+      </w:r>
+      <w:proofErr w:type="spellEnd"/>
+      <w:r>
+        <w:rPr>
+          <w:rFonts w:ascii="Consolas" w:eastAsia="Times New Roman" w:hAnsi="Consolas" w:cs="Times New Roman"/>
+          <w:color w:val="A31515"/>
+          <w:sz w:val="21"/>
+          <w:szCs w:val="21"/>
+        </w:rPr>
+        <w:t>'</w:t>
       </w:r>
       <w:r>
         <w:rPr>
@@ -732,7 +765,27 @@
           <w:sz w:val="21"/>
           <w:szCs w:val="21"/>
         </w:rPr>
-        <w:t>'webkit'</w:t>
+        <w:t>'</w:t>
+      </w:r>
+      <w:proofErr w:type="spellStart"/>
+      <w:r>
+        <w:rPr>
+          <w:rFonts w:ascii="Consolas" w:eastAsia="Times New Roman" w:hAnsi="Consolas" w:cs="Times New Roman"/>
+          <w:color w:val="A31515"/>
+          <w:sz w:val="21"/>
+          <w:szCs w:val="21"/>
+        </w:rPr>
+        <w:t>webkit</w:t>
+      </w:r>
+      <w:proofErr w:type="spellEnd"/>
+      <w:r>
+        <w:rPr>
+          <w:rFonts w:ascii="Consolas" w:eastAsia="Times New Roman" w:hAnsi="Consolas" w:cs="Times New Roman"/>
+          <w:color w:val="A31515"/>
+          <w:sz w:val="21"/>
+          <w:szCs w:val="21"/>
+        </w:rPr>
+        <w:t>'</w:t>
       </w:r>
       <w:r>
         <w:rPr>
@@ -1563,7 +1616,27 @@
           <w:sz w:val="21"/>
           <w:szCs w:val="21"/>
         </w:rPr>
-        <w:t>'div.carousel-item.active &gt; img[title="Palm Treo Pro"]'</w:t>
+        <w:t xml:space="preserve">'div.carousel-item.active &gt; </w:t>
+      </w:r>
+      <w:proofErr w:type="spellStart"/>
+      <w:r>
+        <w:rPr>
+          <w:rFonts w:ascii="Consolas" w:eastAsia="Times New Roman" w:hAnsi="Consolas" w:cs="Times New Roman"/>
+          <w:color w:val="A31515"/>
+          <w:sz w:val="21"/>
+          <w:szCs w:val="21"/>
+        </w:rPr>
+        <w:t>img</w:t>
+      </w:r>
+      <w:proofErr w:type="spellEnd"/>
+      <w:r>
+        <w:rPr>
+          <w:rFonts w:ascii="Consolas" w:eastAsia="Times New Roman" w:hAnsi="Consolas" w:cs="Times New Roman"/>
+          <w:color w:val="A31515"/>
+          <w:sz w:val="21"/>
+          <w:szCs w:val="21"/>
+        </w:rPr>
+        <w:t>[title="Palm Treo Pro"]'</w:t>
       </w:r>
       <w:r>
         <w:rPr>
@@ -2589,6 +2662,9205 @@
         </w:rPr>
         <w:t>*****************************************************</w:t>
       </w:r>
+    </w:p>
+    <w:p>
+      <w:pPr>
+        <w:rPr>
+          <w:rFonts w:ascii="Sakkal Majalla" w:hAnsi="Sakkal Majalla" w:cs="Sakkal Majalla"/>
+          <w:sz w:val="28"/>
+          <w:szCs w:val="28"/>
+        </w:rPr>
+      </w:pPr>
+    </w:p>
+    <w:p>
+      <w:pPr>
+        <w:rPr>
+          <w:rFonts w:ascii="Sakkal Majalla" w:hAnsi="Sakkal Majalla" w:cs="Sakkal Majalla"/>
+          <w:sz w:val="28"/>
+          <w:szCs w:val="28"/>
+        </w:rPr>
+      </w:pPr>
+    </w:p>
+    <w:p>
+      <w:pPr>
+        <w:rPr>
+          <w:rFonts w:ascii="Sakkal Majalla" w:hAnsi="Sakkal Majalla" w:cs="Sakkal Majalla"/>
+          <w:sz w:val="28"/>
+          <w:szCs w:val="28"/>
+        </w:rPr>
+      </w:pPr>
+    </w:p>
+    <w:p>
+      <w:pPr>
+        <w:rPr>
+          <w:rFonts w:ascii="Sakkal Majalla" w:hAnsi="Sakkal Majalla" w:cs="Sakkal Majalla"/>
+          <w:sz w:val="28"/>
+          <w:szCs w:val="28"/>
+        </w:rPr>
+      </w:pPr>
+    </w:p>
+    <w:p>
+      <w:pPr>
+        <w:rPr>
+          <w:rFonts w:ascii="Sakkal Majalla" w:hAnsi="Sakkal Majalla" w:cs="Sakkal Majalla"/>
+          <w:sz w:val="28"/>
+          <w:szCs w:val="28"/>
+        </w:rPr>
+      </w:pPr>
+    </w:p>
+    <w:p>
+      <w:pPr>
+        <w:rPr>
+          <w:rFonts w:ascii="Sakkal Majalla" w:hAnsi="Sakkal Majalla" w:cs="Sakkal Majalla"/>
+          <w:sz w:val="28"/>
+          <w:szCs w:val="28"/>
+        </w:rPr>
+      </w:pPr>
+    </w:p>
+    <w:p>
+      <w:pPr>
+        <w:rPr>
+          <w:rFonts w:ascii="Sakkal Majalla" w:hAnsi="Sakkal Majalla" w:cs="Sakkal Majalla"/>
+          <w:sz w:val="28"/>
+          <w:szCs w:val="28"/>
+        </w:rPr>
+      </w:pPr>
+    </w:p>
+    <w:p>
+      <w:pPr>
+        <w:rPr>
+          <w:rFonts w:ascii="Sakkal Majalla" w:hAnsi="Sakkal Majalla" w:cs="Sakkal Majalla"/>
+          <w:sz w:val="28"/>
+          <w:szCs w:val="28"/>
+        </w:rPr>
+      </w:pPr>
+      <w:r>
+        <w:rPr>
+          <w:rFonts w:ascii="Sakkal Majalla" w:hAnsi="Sakkal Majalla" w:cs="Sakkal Majalla"/>
+          <w:sz w:val="28"/>
+          <w:szCs w:val="28"/>
+        </w:rPr>
+        <w:lastRenderedPageBreak/>
+        <w:t>To test simple input:</w:t>
+      </w:r>
+    </w:p>
+    <w:p>
+      <w:pPr>
+        <w:shd w:val="clear" w:color="auto" w:fill="FFFFFF"/>
+        <w:spacing w:after="0" w:line="285" w:lineRule="atLeast"/>
+        <w:rPr>
+          <w:rFonts w:ascii="Consolas" w:eastAsia="Times New Roman" w:hAnsi="Consolas" w:cs="Times New Roman"/>
+          <w:color w:val="3B3B3B"/>
+          <w:sz w:val="21"/>
+          <w:szCs w:val="21"/>
+        </w:rPr>
+      </w:pPr>
+      <w:r>
+        <w:rPr>
+          <w:rFonts w:ascii="Consolas" w:eastAsia="Times New Roman" w:hAnsi="Consolas" w:cs="Times New Roman"/>
+          <w:color w:val="0000FF"/>
+          <w:sz w:val="21"/>
+          <w:szCs w:val="21"/>
+        </w:rPr>
+        <w:t>async</w:t>
+      </w:r>
+      <w:r>
+        <w:rPr>
+          <w:rFonts w:ascii="Consolas" w:eastAsia="Times New Roman" w:hAnsi="Consolas" w:cs="Times New Roman"/>
+          <w:color w:val="3B3B3B"/>
+          <w:sz w:val="21"/>
+          <w:szCs w:val="21"/>
+        </w:rPr>
+        <w:t xml:space="preserve"> </w:t>
+      </w:r>
+      <w:r>
+        <w:rPr>
+          <w:rFonts w:ascii="Consolas" w:eastAsia="Times New Roman" w:hAnsi="Consolas" w:cs="Times New Roman"/>
+          <w:color w:val="0000FF"/>
+          <w:sz w:val="21"/>
+          <w:szCs w:val="21"/>
+        </w:rPr>
+        <w:t>def</w:t>
+      </w:r>
+      <w:r>
+        <w:rPr>
+          <w:rFonts w:ascii="Consolas" w:eastAsia="Times New Roman" w:hAnsi="Consolas" w:cs="Times New Roman"/>
+          <w:color w:val="3B3B3B"/>
+          <w:sz w:val="21"/>
+          <w:szCs w:val="21"/>
+        </w:rPr>
+        <w:t xml:space="preserve"> </w:t>
+      </w:r>
+      <w:r>
+        <w:rPr>
+          <w:rFonts w:ascii="Consolas" w:eastAsia="Times New Roman" w:hAnsi="Consolas" w:cs="Times New Roman"/>
+          <w:color w:val="795E26"/>
+          <w:sz w:val="21"/>
+          <w:szCs w:val="21"/>
+        </w:rPr>
+        <w:t>test_go_to</w:t>
+      </w:r>
+      <w:r>
+        <w:rPr>
+          <w:rFonts w:ascii="Consolas" w:eastAsia="Times New Roman" w:hAnsi="Consolas" w:cs="Times New Roman"/>
+          <w:color w:val="3B3B3B"/>
+          <w:sz w:val="21"/>
+          <w:szCs w:val="21"/>
+        </w:rPr>
+        <w:t>():</w:t>
+      </w:r>
+    </w:p>
+    <w:p>
+      <w:pPr>
+        <w:shd w:val="clear" w:color="auto" w:fill="FFFFFF"/>
+        <w:spacing w:after="0" w:line="285" w:lineRule="atLeast"/>
+        <w:rPr>
+          <w:rFonts w:ascii="Consolas" w:eastAsia="Times New Roman" w:hAnsi="Consolas" w:cs="Times New Roman"/>
+          <w:color w:val="3B3B3B"/>
+          <w:sz w:val="21"/>
+          <w:szCs w:val="21"/>
+        </w:rPr>
+      </w:pPr>
+      <w:r>
+        <w:rPr>
+          <w:rFonts w:ascii="Consolas" w:eastAsia="Times New Roman" w:hAnsi="Consolas" w:cs="Times New Roman"/>
+          <w:color w:val="3B3B3B"/>
+          <w:sz w:val="21"/>
+          <w:szCs w:val="21"/>
+        </w:rPr>
+        <w:t xml:space="preserve">    </w:t>
+      </w:r>
+      <w:r>
+        <w:rPr>
+          <w:rFonts w:ascii="Consolas" w:eastAsia="Times New Roman" w:hAnsi="Consolas" w:cs="Times New Roman"/>
+          <w:color w:val="AF00DB"/>
+          <w:sz w:val="21"/>
+          <w:szCs w:val="21"/>
+        </w:rPr>
+        <w:t>async</w:t>
+      </w:r>
+      <w:r>
+        <w:rPr>
+          <w:rFonts w:ascii="Consolas" w:eastAsia="Times New Roman" w:hAnsi="Consolas" w:cs="Times New Roman"/>
+          <w:color w:val="3B3B3B"/>
+          <w:sz w:val="21"/>
+          <w:szCs w:val="21"/>
+        </w:rPr>
+        <w:t xml:space="preserve"> </w:t>
+      </w:r>
+      <w:r>
+        <w:rPr>
+          <w:rFonts w:ascii="Consolas" w:eastAsia="Times New Roman" w:hAnsi="Consolas" w:cs="Times New Roman"/>
+          <w:color w:val="AF00DB"/>
+          <w:sz w:val="21"/>
+          <w:szCs w:val="21"/>
+        </w:rPr>
+        <w:t>with</w:t>
+      </w:r>
+      <w:r>
+        <w:rPr>
+          <w:rFonts w:ascii="Consolas" w:eastAsia="Times New Roman" w:hAnsi="Consolas" w:cs="Times New Roman"/>
+          <w:color w:val="3B3B3B"/>
+          <w:sz w:val="21"/>
+          <w:szCs w:val="21"/>
+        </w:rPr>
+        <w:t xml:space="preserve"> </w:t>
+      </w:r>
+      <w:r>
+        <w:rPr>
+          <w:rFonts w:ascii="Consolas" w:eastAsia="Times New Roman" w:hAnsi="Consolas" w:cs="Times New Roman"/>
+          <w:color w:val="795E26"/>
+          <w:sz w:val="21"/>
+          <w:szCs w:val="21"/>
+        </w:rPr>
+        <w:t>async_playwright</w:t>
+      </w:r>
+      <w:r>
+        <w:rPr>
+          <w:rFonts w:ascii="Consolas" w:eastAsia="Times New Roman" w:hAnsi="Consolas" w:cs="Times New Roman"/>
+          <w:color w:val="3B3B3B"/>
+          <w:sz w:val="21"/>
+          <w:szCs w:val="21"/>
+        </w:rPr>
+        <w:t xml:space="preserve">() </w:t>
+      </w:r>
+      <w:r>
+        <w:rPr>
+          <w:rFonts w:ascii="Consolas" w:eastAsia="Times New Roman" w:hAnsi="Consolas" w:cs="Times New Roman"/>
+          <w:color w:val="AF00DB"/>
+          <w:sz w:val="21"/>
+          <w:szCs w:val="21"/>
+        </w:rPr>
+        <w:t>as</w:t>
+      </w:r>
+      <w:r>
+        <w:rPr>
+          <w:rFonts w:ascii="Consolas" w:eastAsia="Times New Roman" w:hAnsi="Consolas" w:cs="Times New Roman"/>
+          <w:color w:val="3B3B3B"/>
+          <w:sz w:val="21"/>
+          <w:szCs w:val="21"/>
+        </w:rPr>
+        <w:t xml:space="preserve"> </w:t>
+      </w:r>
+      <w:r>
+        <w:rPr>
+          <w:rFonts w:ascii="Consolas" w:eastAsia="Times New Roman" w:hAnsi="Consolas" w:cs="Times New Roman"/>
+          <w:color w:val="001080"/>
+          <w:sz w:val="21"/>
+          <w:szCs w:val="21"/>
+        </w:rPr>
+        <w:t>p</w:t>
+      </w:r>
+      <w:r>
+        <w:rPr>
+          <w:rFonts w:ascii="Consolas" w:eastAsia="Times New Roman" w:hAnsi="Consolas" w:cs="Times New Roman"/>
+          <w:color w:val="3B3B3B"/>
+          <w:sz w:val="21"/>
+          <w:szCs w:val="21"/>
+        </w:rPr>
+        <w:t>:</w:t>
+      </w:r>
+    </w:p>
+    <w:p>
+      <w:pPr>
+        <w:shd w:val="clear" w:color="auto" w:fill="FFFFFF"/>
+        <w:spacing w:after="0" w:line="285" w:lineRule="atLeast"/>
+        <w:rPr>
+          <w:rFonts w:ascii="Consolas" w:eastAsia="Times New Roman" w:hAnsi="Consolas" w:cs="Times New Roman"/>
+          <w:color w:val="3B3B3B"/>
+          <w:sz w:val="21"/>
+          <w:szCs w:val="21"/>
+        </w:rPr>
+      </w:pPr>
+      <w:r>
+        <w:rPr>
+          <w:rFonts w:ascii="Consolas" w:eastAsia="Times New Roman" w:hAnsi="Consolas" w:cs="Times New Roman"/>
+          <w:color w:val="3B3B3B"/>
+          <w:sz w:val="21"/>
+          <w:szCs w:val="21"/>
+        </w:rPr>
+        <w:t xml:space="preserve">        </w:t>
+      </w:r>
+      <w:r>
+        <w:rPr>
+          <w:rFonts w:ascii="Consolas" w:eastAsia="Times New Roman" w:hAnsi="Consolas" w:cs="Times New Roman"/>
+          <w:color w:val="001080"/>
+          <w:sz w:val="21"/>
+          <w:szCs w:val="21"/>
+        </w:rPr>
+        <w:t>browser</w:t>
+      </w:r>
+      <w:r>
+        <w:rPr>
+          <w:rFonts w:ascii="Consolas" w:eastAsia="Times New Roman" w:hAnsi="Consolas" w:cs="Times New Roman"/>
+          <w:color w:val="3B3B3B"/>
+          <w:sz w:val="21"/>
+          <w:szCs w:val="21"/>
+        </w:rPr>
+        <w:t xml:space="preserve"> </w:t>
+      </w:r>
+      <w:r>
+        <w:rPr>
+          <w:rFonts w:ascii="Consolas" w:eastAsia="Times New Roman" w:hAnsi="Consolas" w:cs="Times New Roman"/>
+          <w:color w:val="000000"/>
+          <w:sz w:val="21"/>
+          <w:szCs w:val="21"/>
+        </w:rPr>
+        <w:t>=</w:t>
+      </w:r>
+      <w:r>
+        <w:rPr>
+          <w:rFonts w:ascii="Consolas" w:eastAsia="Times New Roman" w:hAnsi="Consolas" w:cs="Times New Roman"/>
+          <w:color w:val="3B3B3B"/>
+          <w:sz w:val="21"/>
+          <w:szCs w:val="21"/>
+        </w:rPr>
+        <w:t xml:space="preserve"> </w:t>
+      </w:r>
+      <w:r>
+        <w:rPr>
+          <w:rFonts w:ascii="Consolas" w:eastAsia="Times New Roman" w:hAnsi="Consolas" w:cs="Times New Roman"/>
+          <w:color w:val="AF00DB"/>
+          <w:sz w:val="21"/>
+          <w:szCs w:val="21"/>
+        </w:rPr>
+        <w:t>await</w:t>
+      </w:r>
+      <w:r>
+        <w:rPr>
+          <w:rFonts w:ascii="Consolas" w:eastAsia="Times New Roman" w:hAnsi="Consolas" w:cs="Times New Roman"/>
+          <w:color w:val="3B3B3B"/>
+          <w:sz w:val="21"/>
+          <w:szCs w:val="21"/>
+        </w:rPr>
+        <w:t xml:space="preserve"> </w:t>
+      </w:r>
+      <w:r>
+        <w:rPr>
+          <w:rFonts w:ascii="Consolas" w:eastAsia="Times New Roman" w:hAnsi="Consolas" w:cs="Times New Roman"/>
+          <w:color w:val="001080"/>
+          <w:sz w:val="21"/>
+          <w:szCs w:val="21"/>
+        </w:rPr>
+        <w:t>p</w:t>
+      </w:r>
+      <w:r>
+        <w:rPr>
+          <w:rFonts w:ascii="Consolas" w:eastAsia="Times New Roman" w:hAnsi="Consolas" w:cs="Times New Roman"/>
+          <w:color w:val="3B3B3B"/>
+          <w:sz w:val="21"/>
+          <w:szCs w:val="21"/>
+        </w:rPr>
+        <w:t>.</w:t>
+      </w:r>
+      <w:r>
+        <w:rPr>
+          <w:rFonts w:ascii="Consolas" w:eastAsia="Times New Roman" w:hAnsi="Consolas" w:cs="Times New Roman"/>
+          <w:color w:val="001080"/>
+          <w:sz w:val="21"/>
+          <w:szCs w:val="21"/>
+        </w:rPr>
+        <w:t>chromium</w:t>
+      </w:r>
+      <w:r>
+        <w:rPr>
+          <w:rFonts w:ascii="Consolas" w:eastAsia="Times New Roman" w:hAnsi="Consolas" w:cs="Times New Roman"/>
+          <w:color w:val="3B3B3B"/>
+          <w:sz w:val="21"/>
+          <w:szCs w:val="21"/>
+        </w:rPr>
+        <w:t>.</w:t>
+      </w:r>
+      <w:r>
+        <w:rPr>
+          <w:rFonts w:ascii="Consolas" w:eastAsia="Times New Roman" w:hAnsi="Consolas" w:cs="Times New Roman"/>
+          <w:color w:val="795E26"/>
+          <w:sz w:val="21"/>
+          <w:szCs w:val="21"/>
+        </w:rPr>
+        <w:t>launch</w:t>
+      </w:r>
+      <w:r>
+        <w:rPr>
+          <w:rFonts w:ascii="Consolas" w:eastAsia="Times New Roman" w:hAnsi="Consolas" w:cs="Times New Roman"/>
+          <w:color w:val="3B3B3B"/>
+          <w:sz w:val="21"/>
+          <w:szCs w:val="21"/>
+        </w:rPr>
+        <w:t>(</w:t>
+      </w:r>
+      <w:r>
+        <w:rPr>
+          <w:rFonts w:ascii="Consolas" w:eastAsia="Times New Roman" w:hAnsi="Consolas" w:cs="Times New Roman"/>
+          <w:color w:val="001080"/>
+          <w:sz w:val="21"/>
+          <w:szCs w:val="21"/>
+        </w:rPr>
+        <w:t>headless</w:t>
+      </w:r>
+      <w:r>
+        <w:rPr>
+          <w:rFonts w:ascii="Consolas" w:eastAsia="Times New Roman" w:hAnsi="Consolas" w:cs="Times New Roman"/>
+          <w:color w:val="000000"/>
+          <w:sz w:val="21"/>
+          <w:szCs w:val="21"/>
+        </w:rPr>
+        <w:t>=</w:t>
+      </w:r>
+      <w:r>
+        <w:rPr>
+          <w:rFonts w:ascii="Consolas" w:eastAsia="Times New Roman" w:hAnsi="Consolas" w:cs="Times New Roman"/>
+          <w:color w:val="0070C1"/>
+          <w:sz w:val="21"/>
+          <w:szCs w:val="21"/>
+        </w:rPr>
+        <w:t>False</w:t>
+      </w:r>
+      <w:r>
+        <w:rPr>
+          <w:rFonts w:ascii="Consolas" w:eastAsia="Times New Roman" w:hAnsi="Consolas" w:cs="Times New Roman"/>
+          <w:color w:val="3B3B3B"/>
+          <w:sz w:val="21"/>
+          <w:szCs w:val="21"/>
+        </w:rPr>
+        <w:t xml:space="preserve">, </w:t>
+      </w:r>
+      <w:r>
+        <w:rPr>
+          <w:rFonts w:ascii="Consolas" w:eastAsia="Times New Roman" w:hAnsi="Consolas" w:cs="Times New Roman"/>
+          <w:color w:val="001080"/>
+          <w:sz w:val="21"/>
+          <w:szCs w:val="21"/>
+        </w:rPr>
+        <w:t>slow_mo</w:t>
+      </w:r>
+      <w:r>
+        <w:rPr>
+          <w:rFonts w:ascii="Consolas" w:eastAsia="Times New Roman" w:hAnsi="Consolas" w:cs="Times New Roman"/>
+          <w:color w:val="000000"/>
+          <w:sz w:val="21"/>
+          <w:szCs w:val="21"/>
+        </w:rPr>
+        <w:t>=</w:t>
+      </w:r>
+      <w:r>
+        <w:rPr>
+          <w:rFonts w:ascii="Consolas" w:eastAsia="Times New Roman" w:hAnsi="Consolas" w:cs="Times New Roman"/>
+          <w:color w:val="098658"/>
+          <w:sz w:val="21"/>
+          <w:szCs w:val="21"/>
+        </w:rPr>
+        <w:t>1500</w:t>
+      </w:r>
+      <w:r>
+        <w:rPr>
+          <w:rFonts w:ascii="Consolas" w:eastAsia="Times New Roman" w:hAnsi="Consolas" w:cs="Times New Roman"/>
+          <w:color w:val="3B3B3B"/>
+          <w:sz w:val="21"/>
+          <w:szCs w:val="21"/>
+        </w:rPr>
+        <w:t>)</w:t>
+      </w:r>
+    </w:p>
+    <w:p>
+      <w:pPr>
+        <w:shd w:val="clear" w:color="auto" w:fill="FFFFFF"/>
+        <w:spacing w:after="0" w:line="285" w:lineRule="atLeast"/>
+        <w:rPr>
+          <w:rFonts w:ascii="Consolas" w:eastAsia="Times New Roman" w:hAnsi="Consolas" w:cs="Times New Roman"/>
+          <w:color w:val="3B3B3B"/>
+          <w:sz w:val="21"/>
+          <w:szCs w:val="21"/>
+        </w:rPr>
+      </w:pPr>
+      <w:r>
+        <w:rPr>
+          <w:rFonts w:ascii="Consolas" w:eastAsia="Times New Roman" w:hAnsi="Consolas" w:cs="Times New Roman"/>
+          <w:color w:val="3B3B3B"/>
+          <w:sz w:val="21"/>
+          <w:szCs w:val="21"/>
+        </w:rPr>
+        <w:t xml:space="preserve">        </w:t>
+      </w:r>
+      <w:r>
+        <w:rPr>
+          <w:rFonts w:ascii="Consolas" w:eastAsia="Times New Roman" w:hAnsi="Consolas" w:cs="Times New Roman"/>
+          <w:color w:val="001080"/>
+          <w:sz w:val="21"/>
+          <w:szCs w:val="21"/>
+        </w:rPr>
+        <w:t>page</w:t>
+      </w:r>
+      <w:r>
+        <w:rPr>
+          <w:rFonts w:ascii="Consolas" w:eastAsia="Times New Roman" w:hAnsi="Consolas" w:cs="Times New Roman"/>
+          <w:color w:val="3B3B3B"/>
+          <w:sz w:val="21"/>
+          <w:szCs w:val="21"/>
+        </w:rPr>
+        <w:t xml:space="preserve"> </w:t>
+      </w:r>
+      <w:r>
+        <w:rPr>
+          <w:rFonts w:ascii="Consolas" w:eastAsia="Times New Roman" w:hAnsi="Consolas" w:cs="Times New Roman"/>
+          <w:color w:val="000000"/>
+          <w:sz w:val="21"/>
+          <w:szCs w:val="21"/>
+        </w:rPr>
+        <w:t>=</w:t>
+      </w:r>
+      <w:r>
+        <w:rPr>
+          <w:rFonts w:ascii="Consolas" w:eastAsia="Times New Roman" w:hAnsi="Consolas" w:cs="Times New Roman"/>
+          <w:color w:val="3B3B3B"/>
+          <w:sz w:val="21"/>
+          <w:szCs w:val="21"/>
+        </w:rPr>
+        <w:t xml:space="preserve"> </w:t>
+      </w:r>
+      <w:r>
+        <w:rPr>
+          <w:rFonts w:ascii="Consolas" w:eastAsia="Times New Roman" w:hAnsi="Consolas" w:cs="Times New Roman"/>
+          <w:color w:val="AF00DB"/>
+          <w:sz w:val="21"/>
+          <w:szCs w:val="21"/>
+        </w:rPr>
+        <w:t>await</w:t>
+      </w:r>
+      <w:r>
+        <w:rPr>
+          <w:rFonts w:ascii="Consolas" w:eastAsia="Times New Roman" w:hAnsi="Consolas" w:cs="Times New Roman"/>
+          <w:color w:val="3B3B3B"/>
+          <w:sz w:val="21"/>
+          <w:szCs w:val="21"/>
+        </w:rPr>
+        <w:t xml:space="preserve"> </w:t>
+      </w:r>
+      <w:r>
+        <w:rPr>
+          <w:rFonts w:ascii="Consolas" w:eastAsia="Times New Roman" w:hAnsi="Consolas" w:cs="Times New Roman"/>
+          <w:color w:val="001080"/>
+          <w:sz w:val="21"/>
+          <w:szCs w:val="21"/>
+        </w:rPr>
+        <w:t>browser</w:t>
+      </w:r>
+      <w:r>
+        <w:rPr>
+          <w:rFonts w:ascii="Consolas" w:eastAsia="Times New Roman" w:hAnsi="Consolas" w:cs="Times New Roman"/>
+          <w:color w:val="3B3B3B"/>
+          <w:sz w:val="21"/>
+          <w:szCs w:val="21"/>
+        </w:rPr>
+        <w:t>.</w:t>
+      </w:r>
+      <w:r>
+        <w:rPr>
+          <w:rFonts w:ascii="Consolas" w:eastAsia="Times New Roman" w:hAnsi="Consolas" w:cs="Times New Roman"/>
+          <w:color w:val="795E26"/>
+          <w:sz w:val="21"/>
+          <w:szCs w:val="21"/>
+        </w:rPr>
+        <w:t>new_page</w:t>
+      </w:r>
+      <w:r>
+        <w:rPr>
+          <w:rFonts w:ascii="Consolas" w:eastAsia="Times New Roman" w:hAnsi="Consolas" w:cs="Times New Roman"/>
+          <w:color w:val="3B3B3B"/>
+          <w:sz w:val="21"/>
+          <w:szCs w:val="21"/>
+        </w:rPr>
+        <w:t>()</w:t>
+      </w:r>
+    </w:p>
+    <w:p>
+      <w:pPr>
+        <w:shd w:val="clear" w:color="auto" w:fill="FFFFFF"/>
+        <w:spacing w:after="0" w:line="285" w:lineRule="atLeast"/>
+        <w:rPr>
+          <w:rFonts w:ascii="Consolas" w:eastAsia="Times New Roman" w:hAnsi="Consolas" w:cs="Times New Roman"/>
+          <w:color w:val="3B3B3B"/>
+          <w:sz w:val="21"/>
+          <w:szCs w:val="21"/>
+        </w:rPr>
+      </w:pPr>
+      <w:r>
+        <w:rPr>
+          <w:rFonts w:ascii="Consolas" w:eastAsia="Times New Roman" w:hAnsi="Consolas" w:cs="Times New Roman"/>
+          <w:color w:val="3B3B3B"/>
+          <w:sz w:val="21"/>
+          <w:szCs w:val="21"/>
+        </w:rPr>
+        <w:t xml:space="preserve">        </w:t>
+      </w:r>
+      <w:r>
+        <w:rPr>
+          <w:rFonts w:ascii="Consolas" w:eastAsia="Times New Roman" w:hAnsi="Consolas" w:cs="Times New Roman"/>
+          <w:color w:val="AF00DB"/>
+          <w:sz w:val="21"/>
+          <w:szCs w:val="21"/>
+        </w:rPr>
+        <w:t>await</w:t>
+      </w:r>
+      <w:r>
+        <w:rPr>
+          <w:rFonts w:ascii="Consolas" w:eastAsia="Times New Roman" w:hAnsi="Consolas" w:cs="Times New Roman"/>
+          <w:color w:val="3B3B3B"/>
+          <w:sz w:val="21"/>
+          <w:szCs w:val="21"/>
+        </w:rPr>
+        <w:t xml:space="preserve"> </w:t>
+      </w:r>
+      <w:r>
+        <w:rPr>
+          <w:rFonts w:ascii="Consolas" w:eastAsia="Times New Roman" w:hAnsi="Consolas" w:cs="Times New Roman"/>
+          <w:color w:val="001080"/>
+          <w:sz w:val="21"/>
+          <w:szCs w:val="21"/>
+        </w:rPr>
+        <w:t>page</w:t>
+      </w:r>
+      <w:r>
+        <w:rPr>
+          <w:rFonts w:ascii="Consolas" w:eastAsia="Times New Roman" w:hAnsi="Consolas" w:cs="Times New Roman"/>
+          <w:color w:val="3B3B3B"/>
+          <w:sz w:val="21"/>
+          <w:szCs w:val="21"/>
+        </w:rPr>
+        <w:t>.</w:t>
+      </w:r>
+      <w:r>
+        <w:rPr>
+          <w:rFonts w:ascii="Consolas" w:eastAsia="Times New Roman" w:hAnsi="Consolas" w:cs="Times New Roman"/>
+          <w:color w:val="795E26"/>
+          <w:sz w:val="21"/>
+          <w:szCs w:val="21"/>
+        </w:rPr>
+        <w:t>goto</w:t>
+      </w:r>
+      <w:r>
+        <w:rPr>
+          <w:rFonts w:ascii="Consolas" w:eastAsia="Times New Roman" w:hAnsi="Consolas" w:cs="Times New Roman"/>
+          <w:color w:val="3B3B3B"/>
+          <w:sz w:val="21"/>
+          <w:szCs w:val="21"/>
+        </w:rPr>
+        <w:t>(</w:t>
+      </w:r>
+      <w:r>
+        <w:rPr>
+          <w:rFonts w:ascii="Consolas" w:eastAsia="Times New Roman" w:hAnsi="Consolas" w:cs="Times New Roman"/>
+          <w:color w:val="A31515"/>
+          <w:sz w:val="21"/>
+          <w:szCs w:val="21"/>
+        </w:rPr>
+        <w:t>'https://www.testmu.ai/selenium-playground/simple-form-demo/'</w:t>
+      </w:r>
+      <w:r>
+        <w:rPr>
+          <w:rFonts w:ascii="Consolas" w:eastAsia="Times New Roman" w:hAnsi="Consolas" w:cs="Times New Roman"/>
+          <w:color w:val="3B3B3B"/>
+          <w:sz w:val="21"/>
+          <w:szCs w:val="21"/>
+        </w:rPr>
+        <w:t>)</w:t>
+      </w:r>
+    </w:p>
+    <w:p>
+      <w:pPr>
+        <w:shd w:val="clear" w:color="auto" w:fill="FFFFFF"/>
+        <w:spacing w:after="0" w:line="285" w:lineRule="atLeast"/>
+        <w:rPr>
+          <w:rFonts w:ascii="Consolas" w:eastAsia="Times New Roman" w:hAnsi="Consolas" w:cs="Times New Roman"/>
+          <w:color w:val="3B3B3B"/>
+          <w:sz w:val="21"/>
+          <w:szCs w:val="21"/>
+        </w:rPr>
+      </w:pPr>
+      <w:r>
+        <w:rPr>
+          <w:rFonts w:ascii="Consolas" w:eastAsia="Times New Roman" w:hAnsi="Consolas" w:cs="Times New Roman"/>
+          <w:color w:val="3B3B3B"/>
+          <w:sz w:val="21"/>
+          <w:szCs w:val="21"/>
+        </w:rPr>
+        <w:t xml:space="preserve">        </w:t>
+      </w:r>
+      <w:r>
+        <w:rPr>
+          <w:rFonts w:ascii="Consolas" w:eastAsia="Times New Roman" w:hAnsi="Consolas" w:cs="Times New Roman"/>
+          <w:color w:val="AF00DB"/>
+          <w:sz w:val="21"/>
+          <w:szCs w:val="21"/>
+        </w:rPr>
+        <w:t>await</w:t>
+      </w:r>
+      <w:r>
+        <w:rPr>
+          <w:rFonts w:ascii="Consolas" w:eastAsia="Times New Roman" w:hAnsi="Consolas" w:cs="Times New Roman"/>
+          <w:color w:val="3B3B3B"/>
+          <w:sz w:val="21"/>
+          <w:szCs w:val="21"/>
+        </w:rPr>
+        <w:t xml:space="preserve"> </w:t>
+      </w:r>
+      <w:r>
+        <w:rPr>
+          <w:rFonts w:ascii="Consolas" w:eastAsia="Times New Roman" w:hAnsi="Consolas" w:cs="Times New Roman"/>
+          <w:color w:val="001080"/>
+          <w:sz w:val="21"/>
+          <w:szCs w:val="21"/>
+        </w:rPr>
+        <w:t>expect</w:t>
+      </w:r>
+      <w:r>
+        <w:rPr>
+          <w:rFonts w:ascii="Consolas" w:eastAsia="Times New Roman" w:hAnsi="Consolas" w:cs="Times New Roman"/>
+          <w:color w:val="3B3B3B"/>
+          <w:sz w:val="21"/>
+          <w:szCs w:val="21"/>
+        </w:rPr>
+        <w:t>(</w:t>
+      </w:r>
+      <w:r>
+        <w:rPr>
+          <w:rFonts w:ascii="Consolas" w:eastAsia="Times New Roman" w:hAnsi="Consolas" w:cs="Times New Roman"/>
+          <w:color w:val="001080"/>
+          <w:sz w:val="21"/>
+          <w:szCs w:val="21"/>
+        </w:rPr>
+        <w:t>page</w:t>
+      </w:r>
+      <w:r>
+        <w:rPr>
+          <w:rFonts w:ascii="Consolas" w:eastAsia="Times New Roman" w:hAnsi="Consolas" w:cs="Times New Roman"/>
+          <w:color w:val="3B3B3B"/>
+          <w:sz w:val="21"/>
+          <w:szCs w:val="21"/>
+        </w:rPr>
+        <w:t>).</w:t>
+      </w:r>
+      <w:r>
+        <w:rPr>
+          <w:rFonts w:ascii="Consolas" w:eastAsia="Times New Roman" w:hAnsi="Consolas" w:cs="Times New Roman"/>
+          <w:color w:val="795E26"/>
+          <w:sz w:val="21"/>
+          <w:szCs w:val="21"/>
+        </w:rPr>
+        <w:t>to_have_title</w:t>
+      </w:r>
+      <w:r>
+        <w:rPr>
+          <w:rFonts w:ascii="Consolas" w:eastAsia="Times New Roman" w:hAnsi="Consolas" w:cs="Times New Roman"/>
+          <w:color w:val="3B3B3B"/>
+          <w:sz w:val="21"/>
+          <w:szCs w:val="21"/>
+        </w:rPr>
+        <w:t>(</w:t>
+      </w:r>
+      <w:r>
+        <w:rPr>
+          <w:rFonts w:ascii="Consolas" w:eastAsia="Times New Roman" w:hAnsi="Consolas" w:cs="Times New Roman"/>
+          <w:color w:val="A31515"/>
+          <w:sz w:val="21"/>
+          <w:szCs w:val="21"/>
+        </w:rPr>
+        <w:t>"Selenium Grid Online | Run Selenium Test On Cloud"</w:t>
+      </w:r>
+      <w:r>
+        <w:rPr>
+          <w:rFonts w:ascii="Consolas" w:eastAsia="Times New Roman" w:hAnsi="Consolas" w:cs="Times New Roman"/>
+          <w:color w:val="3B3B3B"/>
+          <w:sz w:val="21"/>
+          <w:szCs w:val="21"/>
+        </w:rPr>
+        <w:t>)</w:t>
+      </w:r>
+    </w:p>
+    <w:p>
+      <w:pPr>
+        <w:shd w:val="clear" w:color="auto" w:fill="FFFFFF"/>
+        <w:spacing w:after="0" w:line="285" w:lineRule="atLeast"/>
+        <w:rPr>
+          <w:rFonts w:ascii="Consolas" w:eastAsia="Times New Roman" w:hAnsi="Consolas" w:cs="Times New Roman"/>
+          <w:color w:val="3B3B3B"/>
+          <w:sz w:val="21"/>
+          <w:szCs w:val="21"/>
+        </w:rPr>
+      </w:pPr>
+      <w:r>
+        <w:rPr>
+          <w:rFonts w:ascii="Consolas" w:eastAsia="Times New Roman" w:hAnsi="Consolas" w:cs="Times New Roman"/>
+          <w:color w:val="3B3B3B"/>
+          <w:sz w:val="21"/>
+          <w:szCs w:val="21"/>
+        </w:rPr>
+        <w:t xml:space="preserve">        </w:t>
+      </w:r>
+      <w:r>
+        <w:rPr>
+          <w:rFonts w:ascii="Consolas" w:eastAsia="Times New Roman" w:hAnsi="Consolas" w:cs="Times New Roman"/>
+          <w:color w:val="001080"/>
+          <w:sz w:val="21"/>
+          <w:szCs w:val="21"/>
+        </w:rPr>
+        <w:t>msg01</w:t>
+      </w:r>
+      <w:r>
+        <w:rPr>
+          <w:rFonts w:ascii="Consolas" w:eastAsia="Times New Roman" w:hAnsi="Consolas" w:cs="Times New Roman"/>
+          <w:color w:val="3B3B3B"/>
+          <w:sz w:val="21"/>
+          <w:szCs w:val="21"/>
+        </w:rPr>
+        <w:t xml:space="preserve"> </w:t>
+      </w:r>
+      <w:r>
+        <w:rPr>
+          <w:rFonts w:ascii="Consolas" w:eastAsia="Times New Roman" w:hAnsi="Consolas" w:cs="Times New Roman"/>
+          <w:color w:val="000000"/>
+          <w:sz w:val="21"/>
+          <w:szCs w:val="21"/>
+        </w:rPr>
+        <w:t>=</w:t>
+      </w:r>
+      <w:r>
+        <w:rPr>
+          <w:rFonts w:ascii="Consolas" w:eastAsia="Times New Roman" w:hAnsi="Consolas" w:cs="Times New Roman"/>
+          <w:color w:val="3B3B3B"/>
+          <w:sz w:val="21"/>
+          <w:szCs w:val="21"/>
+        </w:rPr>
+        <w:t xml:space="preserve"> </w:t>
+      </w:r>
+      <w:r>
+        <w:rPr>
+          <w:rFonts w:ascii="Consolas" w:eastAsia="Times New Roman" w:hAnsi="Consolas" w:cs="Times New Roman"/>
+          <w:color w:val="A31515"/>
+          <w:sz w:val="21"/>
+          <w:szCs w:val="21"/>
+        </w:rPr>
+        <w:t>"JLoka-01"</w:t>
+      </w:r>
+    </w:p>
+    <w:p>
+      <w:pPr>
+        <w:shd w:val="clear" w:color="auto" w:fill="FFFFFF"/>
+        <w:spacing w:after="0" w:line="285" w:lineRule="atLeast"/>
+        <w:rPr>
+          <w:rFonts w:ascii="Consolas" w:eastAsia="Times New Roman" w:hAnsi="Consolas" w:cs="Times New Roman"/>
+          <w:color w:val="3B3B3B"/>
+          <w:sz w:val="21"/>
+          <w:szCs w:val="21"/>
+        </w:rPr>
+      </w:pPr>
+      <w:r>
+        <w:rPr>
+          <w:rFonts w:ascii="Consolas" w:eastAsia="Times New Roman" w:hAnsi="Consolas" w:cs="Times New Roman"/>
+          <w:color w:val="3B3B3B"/>
+          <w:sz w:val="21"/>
+          <w:szCs w:val="21"/>
+        </w:rPr>
+        <w:t xml:space="preserve">        </w:t>
+      </w:r>
+      <w:r>
+        <w:rPr>
+          <w:rFonts w:ascii="Consolas" w:eastAsia="Times New Roman" w:hAnsi="Consolas" w:cs="Times New Roman"/>
+          <w:color w:val="AF00DB"/>
+          <w:sz w:val="21"/>
+          <w:szCs w:val="21"/>
+        </w:rPr>
+        <w:t>await</w:t>
+      </w:r>
+      <w:r>
+        <w:rPr>
+          <w:rFonts w:ascii="Consolas" w:eastAsia="Times New Roman" w:hAnsi="Consolas" w:cs="Times New Roman"/>
+          <w:color w:val="3B3B3B"/>
+          <w:sz w:val="21"/>
+          <w:szCs w:val="21"/>
+        </w:rPr>
+        <w:t xml:space="preserve"> </w:t>
+      </w:r>
+      <w:r>
+        <w:rPr>
+          <w:rFonts w:ascii="Consolas" w:eastAsia="Times New Roman" w:hAnsi="Consolas" w:cs="Times New Roman"/>
+          <w:color w:val="001080"/>
+          <w:sz w:val="21"/>
+          <w:szCs w:val="21"/>
+        </w:rPr>
+        <w:t>page</w:t>
+      </w:r>
+      <w:r>
+        <w:rPr>
+          <w:rFonts w:ascii="Consolas" w:eastAsia="Times New Roman" w:hAnsi="Consolas" w:cs="Times New Roman"/>
+          <w:color w:val="3B3B3B"/>
+          <w:sz w:val="21"/>
+          <w:szCs w:val="21"/>
+        </w:rPr>
+        <w:t>.</w:t>
+      </w:r>
+      <w:r>
+        <w:rPr>
+          <w:rFonts w:ascii="Consolas" w:eastAsia="Times New Roman" w:hAnsi="Consolas" w:cs="Times New Roman"/>
+          <w:color w:val="795E26"/>
+          <w:sz w:val="21"/>
+          <w:szCs w:val="21"/>
+        </w:rPr>
+        <w:t>wait_for_timeout</w:t>
+      </w:r>
+      <w:r>
+        <w:rPr>
+          <w:rFonts w:ascii="Consolas" w:eastAsia="Times New Roman" w:hAnsi="Consolas" w:cs="Times New Roman"/>
+          <w:color w:val="3B3B3B"/>
+          <w:sz w:val="21"/>
+          <w:szCs w:val="21"/>
+        </w:rPr>
+        <w:t>(</w:t>
+      </w:r>
+      <w:r>
+        <w:rPr>
+          <w:rFonts w:ascii="Consolas" w:eastAsia="Times New Roman" w:hAnsi="Consolas" w:cs="Times New Roman"/>
+          <w:color w:val="098658"/>
+          <w:sz w:val="21"/>
+          <w:szCs w:val="21"/>
+        </w:rPr>
+        <w:t>5000</w:t>
+      </w:r>
+      <w:r>
+        <w:rPr>
+          <w:rFonts w:ascii="Consolas" w:eastAsia="Times New Roman" w:hAnsi="Consolas" w:cs="Times New Roman"/>
+          <w:color w:val="3B3B3B"/>
+          <w:sz w:val="21"/>
+          <w:szCs w:val="21"/>
+        </w:rPr>
+        <w:t>)</w:t>
+      </w:r>
+    </w:p>
+    <w:p>
+      <w:pPr>
+        <w:shd w:val="clear" w:color="auto" w:fill="FFFFFF"/>
+        <w:spacing w:after="0" w:line="285" w:lineRule="atLeast"/>
+        <w:rPr>
+          <w:rFonts w:ascii="Consolas" w:eastAsia="Times New Roman" w:hAnsi="Consolas" w:cs="Times New Roman"/>
+          <w:color w:val="3B3B3B"/>
+          <w:sz w:val="21"/>
+          <w:szCs w:val="21"/>
+        </w:rPr>
+      </w:pPr>
+      <w:r>
+        <w:rPr>
+          <w:rFonts w:ascii="Consolas" w:eastAsia="Times New Roman" w:hAnsi="Consolas" w:cs="Times New Roman"/>
+          <w:color w:val="3B3B3B"/>
+          <w:sz w:val="21"/>
+          <w:szCs w:val="21"/>
+        </w:rPr>
+        <w:t xml:space="preserve">        </w:t>
+      </w:r>
+      <w:r>
+        <w:rPr>
+          <w:rFonts w:ascii="Consolas" w:eastAsia="Times New Roman" w:hAnsi="Consolas" w:cs="Times New Roman"/>
+          <w:color w:val="001080"/>
+          <w:sz w:val="21"/>
+          <w:szCs w:val="21"/>
+        </w:rPr>
+        <w:t>t1</w:t>
+      </w:r>
+      <w:r>
+        <w:rPr>
+          <w:rFonts w:ascii="Consolas" w:eastAsia="Times New Roman" w:hAnsi="Consolas" w:cs="Times New Roman"/>
+          <w:color w:val="3B3B3B"/>
+          <w:sz w:val="21"/>
+          <w:szCs w:val="21"/>
+        </w:rPr>
+        <w:t xml:space="preserve"> </w:t>
+      </w:r>
+      <w:r>
+        <w:rPr>
+          <w:rFonts w:ascii="Consolas" w:eastAsia="Times New Roman" w:hAnsi="Consolas" w:cs="Times New Roman"/>
+          <w:color w:val="000000"/>
+          <w:sz w:val="21"/>
+          <w:szCs w:val="21"/>
+        </w:rPr>
+        <w:t>=</w:t>
+      </w:r>
+      <w:r>
+        <w:rPr>
+          <w:rFonts w:ascii="Consolas" w:eastAsia="Times New Roman" w:hAnsi="Consolas" w:cs="Times New Roman"/>
+          <w:color w:val="3B3B3B"/>
+          <w:sz w:val="21"/>
+          <w:szCs w:val="21"/>
+        </w:rPr>
+        <w:t xml:space="preserve"> </w:t>
+      </w:r>
+      <w:r>
+        <w:rPr>
+          <w:rFonts w:ascii="Consolas" w:eastAsia="Times New Roman" w:hAnsi="Consolas" w:cs="Times New Roman"/>
+          <w:color w:val="001080"/>
+          <w:sz w:val="21"/>
+          <w:szCs w:val="21"/>
+        </w:rPr>
+        <w:t>page</w:t>
+      </w:r>
+      <w:r>
+        <w:rPr>
+          <w:rFonts w:ascii="Consolas" w:eastAsia="Times New Roman" w:hAnsi="Consolas" w:cs="Times New Roman"/>
+          <w:color w:val="3B3B3B"/>
+          <w:sz w:val="21"/>
+          <w:szCs w:val="21"/>
+        </w:rPr>
+        <w:t>.</w:t>
+      </w:r>
+      <w:r>
+        <w:rPr>
+          <w:rFonts w:ascii="Consolas" w:eastAsia="Times New Roman" w:hAnsi="Consolas" w:cs="Times New Roman"/>
+          <w:color w:val="795E26"/>
+          <w:sz w:val="21"/>
+          <w:szCs w:val="21"/>
+        </w:rPr>
+        <w:t>get_by_placeholder</w:t>
+      </w:r>
+      <w:r>
+        <w:rPr>
+          <w:rFonts w:ascii="Consolas" w:eastAsia="Times New Roman" w:hAnsi="Consolas" w:cs="Times New Roman"/>
+          <w:color w:val="3B3B3B"/>
+          <w:sz w:val="21"/>
+          <w:szCs w:val="21"/>
+        </w:rPr>
+        <w:t>(</w:t>
+      </w:r>
+      <w:r>
+        <w:rPr>
+          <w:rFonts w:ascii="Consolas" w:eastAsia="Times New Roman" w:hAnsi="Consolas" w:cs="Times New Roman"/>
+          <w:color w:val="A31515"/>
+          <w:sz w:val="21"/>
+          <w:szCs w:val="21"/>
+        </w:rPr>
+        <w:t>"Please enter your Message"</w:t>
+      </w:r>
+      <w:r>
+        <w:rPr>
+          <w:rFonts w:ascii="Consolas" w:eastAsia="Times New Roman" w:hAnsi="Consolas" w:cs="Times New Roman"/>
+          <w:color w:val="3B3B3B"/>
+          <w:sz w:val="21"/>
+          <w:szCs w:val="21"/>
+        </w:rPr>
+        <w:t>)</w:t>
+      </w:r>
+    </w:p>
+    <w:p>
+      <w:pPr>
+        <w:shd w:val="clear" w:color="auto" w:fill="FFFFFF"/>
+        <w:spacing w:after="0" w:line="285" w:lineRule="atLeast"/>
+        <w:rPr>
+          <w:rFonts w:ascii="Consolas" w:eastAsia="Times New Roman" w:hAnsi="Consolas" w:cs="Times New Roman"/>
+          <w:color w:val="3B3B3B"/>
+          <w:sz w:val="21"/>
+          <w:szCs w:val="21"/>
+        </w:rPr>
+      </w:pPr>
+      <w:r>
+        <w:rPr>
+          <w:rFonts w:ascii="Consolas" w:eastAsia="Times New Roman" w:hAnsi="Consolas" w:cs="Times New Roman"/>
+          <w:color w:val="3B3B3B"/>
+          <w:sz w:val="21"/>
+          <w:szCs w:val="21"/>
+        </w:rPr>
+        <w:t xml:space="preserve">        </w:t>
+      </w:r>
+      <w:r>
+        <w:rPr>
+          <w:rFonts w:ascii="Consolas" w:eastAsia="Times New Roman" w:hAnsi="Consolas" w:cs="Times New Roman"/>
+          <w:color w:val="AF00DB"/>
+          <w:sz w:val="21"/>
+          <w:szCs w:val="21"/>
+        </w:rPr>
+        <w:t>await</w:t>
+      </w:r>
+      <w:r>
+        <w:rPr>
+          <w:rFonts w:ascii="Consolas" w:eastAsia="Times New Roman" w:hAnsi="Consolas" w:cs="Times New Roman"/>
+          <w:color w:val="3B3B3B"/>
+          <w:sz w:val="21"/>
+          <w:szCs w:val="21"/>
+        </w:rPr>
+        <w:t xml:space="preserve"> </w:t>
+      </w:r>
+      <w:r>
+        <w:rPr>
+          <w:rFonts w:ascii="Consolas" w:eastAsia="Times New Roman" w:hAnsi="Consolas" w:cs="Times New Roman"/>
+          <w:color w:val="001080"/>
+          <w:sz w:val="21"/>
+          <w:szCs w:val="21"/>
+        </w:rPr>
+        <w:t>t1</w:t>
+      </w:r>
+      <w:r>
+        <w:rPr>
+          <w:rFonts w:ascii="Consolas" w:eastAsia="Times New Roman" w:hAnsi="Consolas" w:cs="Times New Roman"/>
+          <w:color w:val="3B3B3B"/>
+          <w:sz w:val="21"/>
+          <w:szCs w:val="21"/>
+        </w:rPr>
+        <w:t>.</w:t>
+      </w:r>
+      <w:r>
+        <w:rPr>
+          <w:rFonts w:ascii="Consolas" w:eastAsia="Times New Roman" w:hAnsi="Consolas" w:cs="Times New Roman"/>
+          <w:color w:val="795E26"/>
+          <w:sz w:val="21"/>
+          <w:szCs w:val="21"/>
+        </w:rPr>
+        <w:t>type</w:t>
+      </w:r>
+      <w:r>
+        <w:rPr>
+          <w:rFonts w:ascii="Consolas" w:eastAsia="Times New Roman" w:hAnsi="Consolas" w:cs="Times New Roman"/>
+          <w:color w:val="3B3B3B"/>
+          <w:sz w:val="21"/>
+          <w:szCs w:val="21"/>
+        </w:rPr>
+        <w:t>(</w:t>
+      </w:r>
+      <w:r>
+        <w:rPr>
+          <w:rFonts w:ascii="Consolas" w:eastAsia="Times New Roman" w:hAnsi="Consolas" w:cs="Times New Roman"/>
+          <w:color w:val="001080"/>
+          <w:sz w:val="21"/>
+          <w:szCs w:val="21"/>
+        </w:rPr>
+        <w:t>msg01</w:t>
+      </w:r>
+      <w:r>
+        <w:rPr>
+          <w:rFonts w:ascii="Consolas" w:eastAsia="Times New Roman" w:hAnsi="Consolas" w:cs="Times New Roman"/>
+          <w:color w:val="3B3B3B"/>
+          <w:sz w:val="21"/>
+          <w:szCs w:val="21"/>
+        </w:rPr>
+        <w:t>)</w:t>
+      </w:r>
+    </w:p>
+    <w:p>
+      <w:pPr>
+        <w:shd w:val="clear" w:color="auto" w:fill="FFFFFF"/>
+        <w:spacing w:after="0" w:line="285" w:lineRule="atLeast"/>
+        <w:rPr>
+          <w:rFonts w:ascii="Consolas" w:eastAsia="Times New Roman" w:hAnsi="Consolas" w:cs="Times New Roman"/>
+          <w:color w:val="3B3B3B"/>
+          <w:sz w:val="21"/>
+          <w:szCs w:val="21"/>
+        </w:rPr>
+      </w:pPr>
+      <w:r>
+        <w:rPr>
+          <w:rFonts w:ascii="Consolas" w:eastAsia="Times New Roman" w:hAnsi="Consolas" w:cs="Times New Roman"/>
+          <w:color w:val="3B3B3B"/>
+          <w:sz w:val="21"/>
+          <w:szCs w:val="21"/>
+        </w:rPr>
+        <w:t xml:space="preserve">        </w:t>
+      </w:r>
+      <w:r>
+        <w:rPr>
+          <w:rFonts w:ascii="Consolas" w:eastAsia="Times New Roman" w:hAnsi="Consolas" w:cs="Times New Roman"/>
+          <w:color w:val="001080"/>
+          <w:sz w:val="21"/>
+          <w:szCs w:val="21"/>
+        </w:rPr>
+        <w:t>t2</w:t>
+      </w:r>
+      <w:r>
+        <w:rPr>
+          <w:rFonts w:ascii="Consolas" w:eastAsia="Times New Roman" w:hAnsi="Consolas" w:cs="Times New Roman"/>
+          <w:color w:val="3B3B3B"/>
+          <w:sz w:val="21"/>
+          <w:szCs w:val="21"/>
+        </w:rPr>
+        <w:t xml:space="preserve"> </w:t>
+      </w:r>
+      <w:r>
+        <w:rPr>
+          <w:rFonts w:ascii="Consolas" w:eastAsia="Times New Roman" w:hAnsi="Consolas" w:cs="Times New Roman"/>
+          <w:color w:val="000000"/>
+          <w:sz w:val="21"/>
+          <w:szCs w:val="21"/>
+        </w:rPr>
+        <w:t>=</w:t>
+      </w:r>
+      <w:r>
+        <w:rPr>
+          <w:rFonts w:ascii="Consolas" w:eastAsia="Times New Roman" w:hAnsi="Consolas" w:cs="Times New Roman"/>
+          <w:color w:val="3B3B3B"/>
+          <w:sz w:val="21"/>
+          <w:szCs w:val="21"/>
+        </w:rPr>
+        <w:t xml:space="preserve"> </w:t>
+      </w:r>
+      <w:r>
+        <w:rPr>
+          <w:rFonts w:ascii="Consolas" w:eastAsia="Times New Roman" w:hAnsi="Consolas" w:cs="Times New Roman"/>
+          <w:color w:val="001080"/>
+          <w:sz w:val="21"/>
+          <w:szCs w:val="21"/>
+        </w:rPr>
+        <w:t>page</w:t>
+      </w:r>
+      <w:r>
+        <w:rPr>
+          <w:rFonts w:ascii="Consolas" w:eastAsia="Times New Roman" w:hAnsi="Consolas" w:cs="Times New Roman"/>
+          <w:color w:val="3B3B3B"/>
+          <w:sz w:val="21"/>
+          <w:szCs w:val="21"/>
+        </w:rPr>
+        <w:t>.</w:t>
+      </w:r>
+      <w:r>
+        <w:rPr>
+          <w:rFonts w:ascii="Consolas" w:eastAsia="Times New Roman" w:hAnsi="Consolas" w:cs="Times New Roman"/>
+          <w:color w:val="795E26"/>
+          <w:sz w:val="21"/>
+          <w:szCs w:val="21"/>
+        </w:rPr>
+        <w:t>get_by_role</w:t>
+      </w:r>
+      <w:r>
+        <w:rPr>
+          <w:rFonts w:ascii="Consolas" w:eastAsia="Times New Roman" w:hAnsi="Consolas" w:cs="Times New Roman"/>
+          <w:color w:val="3B3B3B"/>
+          <w:sz w:val="21"/>
+          <w:szCs w:val="21"/>
+        </w:rPr>
+        <w:t>(</w:t>
+      </w:r>
+      <w:r>
+        <w:rPr>
+          <w:rFonts w:ascii="Consolas" w:eastAsia="Times New Roman" w:hAnsi="Consolas" w:cs="Times New Roman"/>
+          <w:color w:val="A31515"/>
+          <w:sz w:val="21"/>
+          <w:szCs w:val="21"/>
+        </w:rPr>
+        <w:t>'button'</w:t>
+      </w:r>
+      <w:r>
+        <w:rPr>
+          <w:rFonts w:ascii="Consolas" w:eastAsia="Times New Roman" w:hAnsi="Consolas" w:cs="Times New Roman"/>
+          <w:color w:val="3B3B3B"/>
+          <w:sz w:val="21"/>
+          <w:szCs w:val="21"/>
+        </w:rPr>
+        <w:t xml:space="preserve">, </w:t>
+      </w:r>
+      <w:r>
+        <w:rPr>
+          <w:rFonts w:ascii="Consolas" w:eastAsia="Times New Roman" w:hAnsi="Consolas" w:cs="Times New Roman"/>
+          <w:color w:val="001080"/>
+          <w:sz w:val="21"/>
+          <w:szCs w:val="21"/>
+        </w:rPr>
+        <w:t>name</w:t>
+      </w:r>
+      <w:r>
+        <w:rPr>
+          <w:rFonts w:ascii="Consolas" w:eastAsia="Times New Roman" w:hAnsi="Consolas" w:cs="Times New Roman"/>
+          <w:color w:val="000000"/>
+          <w:sz w:val="21"/>
+          <w:szCs w:val="21"/>
+        </w:rPr>
+        <w:t>=</w:t>
+      </w:r>
+      <w:r>
+        <w:rPr>
+          <w:rFonts w:ascii="Consolas" w:eastAsia="Times New Roman" w:hAnsi="Consolas" w:cs="Times New Roman"/>
+          <w:color w:val="A31515"/>
+          <w:sz w:val="21"/>
+          <w:szCs w:val="21"/>
+        </w:rPr>
+        <w:t>'Get Checked Value'</w:t>
+      </w:r>
+      <w:r>
+        <w:rPr>
+          <w:rFonts w:ascii="Consolas" w:eastAsia="Times New Roman" w:hAnsi="Consolas" w:cs="Times New Roman"/>
+          <w:color w:val="3B3B3B"/>
+          <w:sz w:val="21"/>
+          <w:szCs w:val="21"/>
+        </w:rPr>
+        <w:t>)</w:t>
+      </w:r>
+    </w:p>
+    <w:p>
+      <w:pPr>
+        <w:shd w:val="clear" w:color="auto" w:fill="FFFFFF"/>
+        <w:spacing w:after="0" w:line="285" w:lineRule="atLeast"/>
+        <w:rPr>
+          <w:rFonts w:ascii="Consolas" w:eastAsia="Times New Roman" w:hAnsi="Consolas" w:cs="Times New Roman"/>
+          <w:color w:val="3B3B3B"/>
+          <w:sz w:val="21"/>
+          <w:szCs w:val="21"/>
+        </w:rPr>
+      </w:pPr>
+      <w:r>
+        <w:rPr>
+          <w:rFonts w:ascii="Consolas" w:eastAsia="Times New Roman" w:hAnsi="Consolas" w:cs="Times New Roman"/>
+          <w:color w:val="3B3B3B"/>
+          <w:sz w:val="21"/>
+          <w:szCs w:val="21"/>
+        </w:rPr>
+        <w:t xml:space="preserve">        </w:t>
+      </w:r>
+      <w:r>
+        <w:rPr>
+          <w:rFonts w:ascii="Consolas" w:eastAsia="Times New Roman" w:hAnsi="Consolas" w:cs="Times New Roman"/>
+          <w:color w:val="AF00DB"/>
+          <w:sz w:val="21"/>
+          <w:szCs w:val="21"/>
+        </w:rPr>
+        <w:t>await</w:t>
+      </w:r>
+      <w:r>
+        <w:rPr>
+          <w:rFonts w:ascii="Consolas" w:eastAsia="Times New Roman" w:hAnsi="Consolas" w:cs="Times New Roman"/>
+          <w:color w:val="3B3B3B"/>
+          <w:sz w:val="21"/>
+          <w:szCs w:val="21"/>
+        </w:rPr>
+        <w:t xml:space="preserve"> </w:t>
+      </w:r>
+      <w:r>
+        <w:rPr>
+          <w:rFonts w:ascii="Consolas" w:eastAsia="Times New Roman" w:hAnsi="Consolas" w:cs="Times New Roman"/>
+          <w:color w:val="001080"/>
+          <w:sz w:val="21"/>
+          <w:szCs w:val="21"/>
+        </w:rPr>
+        <w:t>t2</w:t>
+      </w:r>
+      <w:r>
+        <w:rPr>
+          <w:rFonts w:ascii="Consolas" w:eastAsia="Times New Roman" w:hAnsi="Consolas" w:cs="Times New Roman"/>
+          <w:color w:val="3B3B3B"/>
+          <w:sz w:val="21"/>
+          <w:szCs w:val="21"/>
+        </w:rPr>
+        <w:t>.</w:t>
+      </w:r>
+      <w:r>
+        <w:rPr>
+          <w:rFonts w:ascii="Consolas" w:eastAsia="Times New Roman" w:hAnsi="Consolas" w:cs="Times New Roman"/>
+          <w:color w:val="795E26"/>
+          <w:sz w:val="21"/>
+          <w:szCs w:val="21"/>
+        </w:rPr>
+        <w:t>hover</w:t>
+      </w:r>
+      <w:r>
+        <w:rPr>
+          <w:rFonts w:ascii="Consolas" w:eastAsia="Times New Roman" w:hAnsi="Consolas" w:cs="Times New Roman"/>
+          <w:color w:val="3B3B3B"/>
+          <w:sz w:val="21"/>
+          <w:szCs w:val="21"/>
+        </w:rPr>
+        <w:t>()</w:t>
+      </w:r>
+    </w:p>
+    <w:p>
+      <w:pPr>
+        <w:shd w:val="clear" w:color="auto" w:fill="FFFFFF"/>
+        <w:spacing w:after="0" w:line="285" w:lineRule="atLeast"/>
+        <w:rPr>
+          <w:rFonts w:ascii="Consolas" w:eastAsia="Times New Roman" w:hAnsi="Consolas" w:cs="Times New Roman"/>
+          <w:color w:val="3B3B3B"/>
+          <w:sz w:val="21"/>
+          <w:szCs w:val="21"/>
+        </w:rPr>
+      </w:pPr>
+      <w:r>
+        <w:rPr>
+          <w:rFonts w:ascii="Consolas" w:eastAsia="Times New Roman" w:hAnsi="Consolas" w:cs="Times New Roman"/>
+          <w:color w:val="3B3B3B"/>
+          <w:sz w:val="21"/>
+          <w:szCs w:val="21"/>
+        </w:rPr>
+        <w:t xml:space="preserve">        </w:t>
+      </w:r>
+      <w:r>
+        <w:rPr>
+          <w:rFonts w:ascii="Consolas" w:eastAsia="Times New Roman" w:hAnsi="Consolas" w:cs="Times New Roman"/>
+          <w:color w:val="AF00DB"/>
+          <w:sz w:val="21"/>
+          <w:szCs w:val="21"/>
+        </w:rPr>
+        <w:t>await</w:t>
+      </w:r>
+      <w:r>
+        <w:rPr>
+          <w:rFonts w:ascii="Consolas" w:eastAsia="Times New Roman" w:hAnsi="Consolas" w:cs="Times New Roman"/>
+          <w:color w:val="3B3B3B"/>
+          <w:sz w:val="21"/>
+          <w:szCs w:val="21"/>
+        </w:rPr>
+        <w:t xml:space="preserve"> </w:t>
+      </w:r>
+      <w:r>
+        <w:rPr>
+          <w:rFonts w:ascii="Consolas" w:eastAsia="Times New Roman" w:hAnsi="Consolas" w:cs="Times New Roman"/>
+          <w:color w:val="001080"/>
+          <w:sz w:val="21"/>
+          <w:szCs w:val="21"/>
+        </w:rPr>
+        <w:t>t2</w:t>
+      </w:r>
+      <w:r>
+        <w:rPr>
+          <w:rFonts w:ascii="Consolas" w:eastAsia="Times New Roman" w:hAnsi="Consolas" w:cs="Times New Roman"/>
+          <w:color w:val="3B3B3B"/>
+          <w:sz w:val="21"/>
+          <w:szCs w:val="21"/>
+        </w:rPr>
+        <w:t>.</w:t>
+      </w:r>
+      <w:r>
+        <w:rPr>
+          <w:rFonts w:ascii="Consolas" w:eastAsia="Times New Roman" w:hAnsi="Consolas" w:cs="Times New Roman"/>
+          <w:color w:val="795E26"/>
+          <w:sz w:val="21"/>
+          <w:szCs w:val="21"/>
+        </w:rPr>
+        <w:t>click</w:t>
+      </w:r>
+      <w:r>
+        <w:rPr>
+          <w:rFonts w:ascii="Consolas" w:eastAsia="Times New Roman" w:hAnsi="Consolas" w:cs="Times New Roman"/>
+          <w:color w:val="3B3B3B"/>
+          <w:sz w:val="21"/>
+          <w:szCs w:val="21"/>
+        </w:rPr>
+        <w:t>()</w:t>
+      </w:r>
+    </w:p>
+    <w:p>
+      <w:pPr>
+        <w:shd w:val="clear" w:color="auto" w:fill="FFFFFF"/>
+        <w:spacing w:after="0" w:line="285" w:lineRule="atLeast"/>
+        <w:rPr>
+          <w:rFonts w:ascii="Consolas" w:eastAsia="Times New Roman" w:hAnsi="Consolas" w:cs="Times New Roman"/>
+          <w:color w:val="3B3B3B"/>
+          <w:sz w:val="21"/>
+          <w:szCs w:val="21"/>
+        </w:rPr>
+      </w:pPr>
+      <w:r>
+        <w:rPr>
+          <w:rFonts w:ascii="Consolas" w:eastAsia="Times New Roman" w:hAnsi="Consolas" w:cs="Times New Roman"/>
+          <w:color w:val="3B3B3B"/>
+          <w:sz w:val="21"/>
+          <w:szCs w:val="21"/>
+        </w:rPr>
+        <w:t xml:space="preserve">        </w:t>
+      </w:r>
+      <w:r>
+        <w:rPr>
+          <w:rFonts w:ascii="Consolas" w:eastAsia="Times New Roman" w:hAnsi="Consolas" w:cs="Times New Roman"/>
+          <w:color w:val="008000"/>
+          <w:sz w:val="21"/>
+          <w:szCs w:val="21"/>
+        </w:rPr>
+        <w:t># await t1.type(msg01)</w:t>
+      </w:r>
+    </w:p>
+    <w:p>
+      <w:pPr>
+        <w:shd w:val="clear" w:color="auto" w:fill="FFFFFF"/>
+        <w:spacing w:after="0" w:line="285" w:lineRule="atLeast"/>
+        <w:rPr>
+          <w:rFonts w:ascii="Consolas" w:eastAsia="Times New Roman" w:hAnsi="Consolas" w:cs="Times New Roman"/>
+          <w:color w:val="3B3B3B"/>
+          <w:sz w:val="21"/>
+          <w:szCs w:val="21"/>
+        </w:rPr>
+      </w:pPr>
+      <w:r>
+        <w:rPr>
+          <w:rFonts w:ascii="Consolas" w:eastAsia="Times New Roman" w:hAnsi="Consolas" w:cs="Times New Roman"/>
+          <w:color w:val="3B3B3B"/>
+          <w:sz w:val="21"/>
+          <w:szCs w:val="21"/>
+        </w:rPr>
+        <w:t xml:space="preserve">        </w:t>
+      </w:r>
+      <w:r>
+        <w:rPr>
+          <w:rFonts w:ascii="Consolas" w:eastAsia="Times New Roman" w:hAnsi="Consolas" w:cs="Times New Roman"/>
+          <w:color w:val="008000"/>
+          <w:sz w:val="21"/>
+          <w:szCs w:val="21"/>
+        </w:rPr>
+        <w:t># await t2.click()</w:t>
+      </w:r>
+    </w:p>
+    <w:p>
+      <w:pPr>
+        <w:shd w:val="clear" w:color="auto" w:fill="FFFFFF"/>
+        <w:spacing w:after="0" w:line="285" w:lineRule="atLeast"/>
+        <w:rPr>
+          <w:rFonts w:ascii="Consolas" w:eastAsia="Times New Roman" w:hAnsi="Consolas" w:cs="Times New Roman"/>
+          <w:color w:val="3B3B3B"/>
+          <w:sz w:val="21"/>
+          <w:szCs w:val="21"/>
+        </w:rPr>
+      </w:pPr>
+      <w:r>
+        <w:rPr>
+          <w:rFonts w:ascii="Consolas" w:eastAsia="Times New Roman" w:hAnsi="Consolas" w:cs="Times New Roman"/>
+          <w:color w:val="3B3B3B"/>
+          <w:sz w:val="21"/>
+          <w:szCs w:val="21"/>
+        </w:rPr>
+        <w:t xml:space="preserve">        </w:t>
+      </w:r>
+      <w:r>
+        <w:rPr>
+          <w:rFonts w:ascii="Consolas" w:eastAsia="Times New Roman" w:hAnsi="Consolas" w:cs="Times New Roman"/>
+          <w:color w:val="001080"/>
+          <w:sz w:val="21"/>
+          <w:szCs w:val="21"/>
+        </w:rPr>
+        <w:t>t3</w:t>
+      </w:r>
+      <w:r>
+        <w:rPr>
+          <w:rFonts w:ascii="Consolas" w:eastAsia="Times New Roman" w:hAnsi="Consolas" w:cs="Times New Roman"/>
+          <w:color w:val="3B3B3B"/>
+          <w:sz w:val="21"/>
+          <w:szCs w:val="21"/>
+        </w:rPr>
+        <w:t xml:space="preserve"> </w:t>
+      </w:r>
+      <w:r>
+        <w:rPr>
+          <w:rFonts w:ascii="Consolas" w:eastAsia="Times New Roman" w:hAnsi="Consolas" w:cs="Times New Roman"/>
+          <w:color w:val="000000"/>
+          <w:sz w:val="21"/>
+          <w:szCs w:val="21"/>
+        </w:rPr>
+        <w:t>=</w:t>
+      </w:r>
+      <w:r>
+        <w:rPr>
+          <w:rFonts w:ascii="Consolas" w:eastAsia="Times New Roman" w:hAnsi="Consolas" w:cs="Times New Roman"/>
+          <w:color w:val="3B3B3B"/>
+          <w:sz w:val="21"/>
+          <w:szCs w:val="21"/>
+        </w:rPr>
+        <w:t xml:space="preserve"> </w:t>
+      </w:r>
+      <w:r>
+        <w:rPr>
+          <w:rFonts w:ascii="Consolas" w:eastAsia="Times New Roman" w:hAnsi="Consolas" w:cs="Times New Roman"/>
+          <w:color w:val="001080"/>
+          <w:sz w:val="21"/>
+          <w:szCs w:val="21"/>
+        </w:rPr>
+        <w:t>page</w:t>
+      </w:r>
+      <w:r>
+        <w:rPr>
+          <w:rFonts w:ascii="Consolas" w:eastAsia="Times New Roman" w:hAnsi="Consolas" w:cs="Times New Roman"/>
+          <w:color w:val="3B3B3B"/>
+          <w:sz w:val="21"/>
+          <w:szCs w:val="21"/>
+        </w:rPr>
+        <w:t>.</w:t>
+      </w:r>
+      <w:r>
+        <w:rPr>
+          <w:rFonts w:ascii="Consolas" w:eastAsia="Times New Roman" w:hAnsi="Consolas" w:cs="Times New Roman"/>
+          <w:color w:val="795E26"/>
+          <w:sz w:val="21"/>
+          <w:szCs w:val="21"/>
+        </w:rPr>
+        <w:t>locator</w:t>
+      </w:r>
+      <w:r>
+        <w:rPr>
+          <w:rFonts w:ascii="Consolas" w:eastAsia="Times New Roman" w:hAnsi="Consolas" w:cs="Times New Roman"/>
+          <w:color w:val="3B3B3B"/>
+          <w:sz w:val="21"/>
+          <w:szCs w:val="21"/>
+        </w:rPr>
+        <w:t>(</w:t>
+      </w:r>
+      <w:r>
+        <w:rPr>
+          <w:rFonts w:ascii="Consolas" w:eastAsia="Times New Roman" w:hAnsi="Consolas" w:cs="Times New Roman"/>
+          <w:color w:val="A31515"/>
+          <w:sz w:val="21"/>
+          <w:szCs w:val="21"/>
+        </w:rPr>
+        <w:t>'#message'</w:t>
+      </w:r>
+      <w:r>
+        <w:rPr>
+          <w:rFonts w:ascii="Consolas" w:eastAsia="Times New Roman" w:hAnsi="Consolas" w:cs="Times New Roman"/>
+          <w:color w:val="3B3B3B"/>
+          <w:sz w:val="21"/>
+          <w:szCs w:val="21"/>
+        </w:rPr>
+        <w:t>)</w:t>
+      </w:r>
+    </w:p>
+    <w:p>
+      <w:pPr>
+        <w:shd w:val="clear" w:color="auto" w:fill="FFFFFF"/>
+        <w:spacing w:after="0" w:line="285" w:lineRule="atLeast"/>
+        <w:rPr>
+          <w:rFonts w:ascii="Consolas" w:eastAsia="Times New Roman" w:hAnsi="Consolas" w:cs="Times New Roman"/>
+          <w:color w:val="3B3B3B"/>
+          <w:sz w:val="21"/>
+          <w:szCs w:val="21"/>
+        </w:rPr>
+      </w:pPr>
+      <w:r>
+        <w:rPr>
+          <w:rFonts w:ascii="Consolas" w:eastAsia="Times New Roman" w:hAnsi="Consolas" w:cs="Times New Roman"/>
+          <w:color w:val="3B3B3B"/>
+          <w:sz w:val="21"/>
+          <w:szCs w:val="21"/>
+        </w:rPr>
+        <w:t xml:space="preserve">        </w:t>
+      </w:r>
+      <w:r>
+        <w:rPr>
+          <w:rFonts w:ascii="Consolas" w:eastAsia="Times New Roman" w:hAnsi="Consolas" w:cs="Times New Roman"/>
+          <w:color w:val="AF00DB"/>
+          <w:sz w:val="21"/>
+          <w:szCs w:val="21"/>
+        </w:rPr>
+        <w:t>await</w:t>
+      </w:r>
+      <w:r>
+        <w:rPr>
+          <w:rFonts w:ascii="Consolas" w:eastAsia="Times New Roman" w:hAnsi="Consolas" w:cs="Times New Roman"/>
+          <w:color w:val="3B3B3B"/>
+          <w:sz w:val="21"/>
+          <w:szCs w:val="21"/>
+        </w:rPr>
+        <w:t xml:space="preserve"> </w:t>
+      </w:r>
+      <w:r>
+        <w:rPr>
+          <w:rFonts w:ascii="Consolas" w:eastAsia="Times New Roman" w:hAnsi="Consolas" w:cs="Times New Roman"/>
+          <w:color w:val="001080"/>
+          <w:sz w:val="21"/>
+          <w:szCs w:val="21"/>
+        </w:rPr>
+        <w:t>expect</w:t>
+      </w:r>
+      <w:r>
+        <w:rPr>
+          <w:rFonts w:ascii="Consolas" w:eastAsia="Times New Roman" w:hAnsi="Consolas" w:cs="Times New Roman"/>
+          <w:color w:val="3B3B3B"/>
+          <w:sz w:val="21"/>
+          <w:szCs w:val="21"/>
+        </w:rPr>
+        <w:t>(</w:t>
+      </w:r>
+      <w:r>
+        <w:rPr>
+          <w:rFonts w:ascii="Consolas" w:eastAsia="Times New Roman" w:hAnsi="Consolas" w:cs="Times New Roman"/>
+          <w:color w:val="001080"/>
+          <w:sz w:val="21"/>
+          <w:szCs w:val="21"/>
+        </w:rPr>
+        <w:t>t3</w:t>
+      </w:r>
+      <w:r>
+        <w:rPr>
+          <w:rFonts w:ascii="Consolas" w:eastAsia="Times New Roman" w:hAnsi="Consolas" w:cs="Times New Roman"/>
+          <w:color w:val="3B3B3B"/>
+          <w:sz w:val="21"/>
+          <w:szCs w:val="21"/>
+        </w:rPr>
+        <w:t>).</w:t>
+      </w:r>
+      <w:r>
+        <w:rPr>
+          <w:rFonts w:ascii="Consolas" w:eastAsia="Times New Roman" w:hAnsi="Consolas" w:cs="Times New Roman"/>
+          <w:color w:val="795E26"/>
+          <w:sz w:val="21"/>
+          <w:szCs w:val="21"/>
+        </w:rPr>
+        <w:t>to_have_text</w:t>
+      </w:r>
+      <w:r>
+        <w:rPr>
+          <w:rFonts w:ascii="Consolas" w:eastAsia="Times New Roman" w:hAnsi="Consolas" w:cs="Times New Roman"/>
+          <w:color w:val="3B3B3B"/>
+          <w:sz w:val="21"/>
+          <w:szCs w:val="21"/>
+        </w:rPr>
+        <w:t>(</w:t>
+      </w:r>
+      <w:r>
+        <w:rPr>
+          <w:rFonts w:ascii="Consolas" w:eastAsia="Times New Roman" w:hAnsi="Consolas" w:cs="Times New Roman"/>
+          <w:color w:val="001080"/>
+          <w:sz w:val="21"/>
+          <w:szCs w:val="21"/>
+        </w:rPr>
+        <w:t>msg01</w:t>
+      </w:r>
+      <w:r>
+        <w:rPr>
+          <w:rFonts w:ascii="Consolas" w:eastAsia="Times New Roman" w:hAnsi="Consolas" w:cs="Times New Roman"/>
+          <w:color w:val="3B3B3B"/>
+          <w:sz w:val="21"/>
+          <w:szCs w:val="21"/>
+        </w:rPr>
+        <w:t>)</w:t>
+      </w:r>
+    </w:p>
+    <w:p>
+      <w:pPr>
+        <w:shd w:val="clear" w:color="auto" w:fill="FFFFFF"/>
+        <w:spacing w:after="0" w:line="285" w:lineRule="atLeast"/>
+        <w:rPr>
+          <w:rFonts w:ascii="Consolas" w:eastAsia="Times New Roman" w:hAnsi="Consolas" w:cs="Times New Roman"/>
+          <w:color w:val="3B3B3B"/>
+          <w:sz w:val="21"/>
+          <w:szCs w:val="21"/>
+        </w:rPr>
+      </w:pPr>
+      <w:r>
+        <w:rPr>
+          <w:rFonts w:ascii="Consolas" w:eastAsia="Times New Roman" w:hAnsi="Consolas" w:cs="Times New Roman"/>
+          <w:color w:val="3B3B3B"/>
+          <w:sz w:val="21"/>
+          <w:szCs w:val="21"/>
+        </w:rPr>
+        <w:t xml:space="preserve">        </w:t>
+      </w:r>
+    </w:p>
+    <w:p>
+      <w:pPr>
+        <w:shd w:val="clear" w:color="auto" w:fill="FFFFFF"/>
+        <w:spacing w:after="0" w:line="285" w:lineRule="atLeast"/>
+        <w:ind w:left="720"/>
+        <w:rPr>
+          <w:rFonts w:ascii="Consolas" w:eastAsia="Times New Roman" w:hAnsi="Consolas" w:cs="Times New Roman"/>
+          <w:color w:val="3B3B3B"/>
+          <w:sz w:val="21"/>
+          <w:szCs w:val="21"/>
+        </w:rPr>
+      </w:pPr>
+      <w:r>
+        <w:rPr>
+          <w:rFonts w:ascii="Consolas" w:eastAsia="Times New Roman" w:hAnsi="Consolas" w:cs="Times New Roman"/>
+          <w:color w:val="3B3B3B"/>
+          <w:sz w:val="21"/>
+          <w:szCs w:val="21"/>
+        </w:rPr>
+        <w:t xml:space="preserve">  </w:t>
+      </w:r>
+      <w:r>
+        <w:rPr>
+          <w:rFonts w:ascii="Consolas" w:eastAsia="Times New Roman" w:hAnsi="Consolas" w:cs="Times New Roman"/>
+          <w:color w:val="AF00DB"/>
+          <w:sz w:val="21"/>
+          <w:szCs w:val="21"/>
+        </w:rPr>
+        <w:t>await</w:t>
+      </w:r>
+      <w:r>
+        <w:rPr>
+          <w:rFonts w:ascii="Consolas" w:eastAsia="Times New Roman" w:hAnsi="Consolas" w:cs="Times New Roman"/>
+          <w:color w:val="3B3B3B"/>
+          <w:sz w:val="21"/>
+          <w:szCs w:val="21"/>
+        </w:rPr>
+        <w:t xml:space="preserve"> </w:t>
+      </w:r>
+      <w:r>
+        <w:rPr>
+          <w:rFonts w:ascii="Consolas" w:eastAsia="Times New Roman" w:hAnsi="Consolas" w:cs="Times New Roman"/>
+          <w:color w:val="001080"/>
+          <w:sz w:val="21"/>
+          <w:szCs w:val="21"/>
+        </w:rPr>
+        <w:t>page</w:t>
+      </w:r>
+      <w:r>
+        <w:rPr>
+          <w:rFonts w:ascii="Consolas" w:eastAsia="Times New Roman" w:hAnsi="Consolas" w:cs="Times New Roman"/>
+          <w:color w:val="3B3B3B"/>
+          <w:sz w:val="21"/>
+          <w:szCs w:val="21"/>
+        </w:rPr>
+        <w:t>.</w:t>
+      </w:r>
+      <w:r>
+        <w:rPr>
+          <w:rFonts w:ascii="Consolas" w:eastAsia="Times New Roman" w:hAnsi="Consolas" w:cs="Times New Roman"/>
+          <w:color w:val="795E26"/>
+          <w:sz w:val="21"/>
+          <w:szCs w:val="21"/>
+        </w:rPr>
+        <w:t>close</w:t>
+      </w:r>
+      <w:r>
+        <w:rPr>
+          <w:rFonts w:ascii="Consolas" w:eastAsia="Times New Roman" w:hAnsi="Consolas" w:cs="Times New Roman"/>
+          <w:color w:val="3B3B3B"/>
+          <w:sz w:val="21"/>
+          <w:szCs w:val="21"/>
+        </w:rPr>
+        <w:t>()</w:t>
+      </w:r>
+    </w:p>
+    <w:p>
+      <w:pPr>
+        <w:shd w:val="clear" w:color="auto" w:fill="FFFFFF"/>
+        <w:spacing w:after="0" w:line="285" w:lineRule="atLeast"/>
+        <w:rPr>
+          <w:rFonts w:ascii="Consolas" w:eastAsia="Times New Roman" w:hAnsi="Consolas" w:cs="Times New Roman"/>
+          <w:color w:val="3B3B3B"/>
+          <w:sz w:val="21"/>
+          <w:szCs w:val="21"/>
+        </w:rPr>
+      </w:pPr>
+      <w:r>
+        <w:rPr>
+          <w:rFonts w:ascii="Consolas" w:eastAsia="Times New Roman" w:hAnsi="Consolas" w:cs="Times New Roman"/>
+          <w:color w:val="3B3B3B"/>
+          <w:sz w:val="21"/>
+          <w:szCs w:val="21"/>
+        </w:rPr>
+        <w:t xml:space="preserve">        </w:t>
+      </w:r>
+      <w:r>
+        <w:rPr>
+          <w:rFonts w:ascii="Consolas" w:eastAsia="Times New Roman" w:hAnsi="Consolas" w:cs="Times New Roman"/>
+          <w:color w:val="AF00DB"/>
+          <w:sz w:val="21"/>
+          <w:szCs w:val="21"/>
+        </w:rPr>
+        <w:t>await</w:t>
+      </w:r>
+      <w:r>
+        <w:rPr>
+          <w:rFonts w:ascii="Consolas" w:eastAsia="Times New Roman" w:hAnsi="Consolas" w:cs="Times New Roman"/>
+          <w:color w:val="3B3B3B"/>
+          <w:sz w:val="21"/>
+          <w:szCs w:val="21"/>
+        </w:rPr>
+        <w:t xml:space="preserve"> </w:t>
+      </w:r>
+      <w:r>
+        <w:rPr>
+          <w:rFonts w:ascii="Consolas" w:eastAsia="Times New Roman" w:hAnsi="Consolas" w:cs="Times New Roman"/>
+          <w:color w:val="001080"/>
+          <w:sz w:val="21"/>
+          <w:szCs w:val="21"/>
+        </w:rPr>
+        <w:t>browser</w:t>
+      </w:r>
+      <w:r>
+        <w:rPr>
+          <w:rFonts w:ascii="Consolas" w:eastAsia="Times New Roman" w:hAnsi="Consolas" w:cs="Times New Roman"/>
+          <w:color w:val="3B3B3B"/>
+          <w:sz w:val="21"/>
+          <w:szCs w:val="21"/>
+        </w:rPr>
+        <w:t>.</w:t>
+      </w:r>
+      <w:r>
+        <w:rPr>
+          <w:rFonts w:ascii="Consolas" w:eastAsia="Times New Roman" w:hAnsi="Consolas" w:cs="Times New Roman"/>
+          <w:color w:val="795E26"/>
+          <w:sz w:val="21"/>
+          <w:szCs w:val="21"/>
+        </w:rPr>
+        <w:t>close</w:t>
+      </w:r>
+      <w:r>
+        <w:rPr>
+          <w:rFonts w:ascii="Consolas" w:eastAsia="Times New Roman" w:hAnsi="Consolas" w:cs="Times New Roman"/>
+          <w:color w:val="3B3B3B"/>
+          <w:sz w:val="21"/>
+          <w:szCs w:val="21"/>
+        </w:rPr>
+        <w:t>()</w:t>
+      </w:r>
+    </w:p>
+    <w:p>
+      <w:pPr>
+        <w:shd w:val="clear" w:color="auto" w:fill="FFFFFF"/>
+        <w:spacing w:after="0" w:line="285" w:lineRule="atLeast"/>
+        <w:rPr>
+          <w:rFonts w:ascii="Consolas" w:eastAsia="Times New Roman" w:hAnsi="Consolas" w:cs="Times New Roman"/>
+          <w:color w:val="3B3B3B"/>
+          <w:sz w:val="21"/>
+          <w:szCs w:val="21"/>
+        </w:rPr>
+      </w:pPr>
+      <w:r>
+        <w:rPr>
+          <w:rFonts w:ascii="Consolas" w:eastAsia="Times New Roman" w:hAnsi="Consolas" w:cs="Times New Roman"/>
+          <w:color w:val="3B3B3B"/>
+          <w:sz w:val="21"/>
+          <w:szCs w:val="21"/>
+        </w:rPr>
+        <w:tab/>
+      </w:r>
+      <w:r>
+        <w:rPr>
+          <w:rFonts w:ascii="Consolas" w:eastAsia="Times New Roman" w:hAnsi="Consolas" w:cs="Times New Roman"/>
+          <w:color w:val="3B3B3B"/>
+          <w:sz w:val="21"/>
+          <w:szCs w:val="21"/>
+        </w:rPr>
+        <w:tab/>
+        <w:t>-------------------------------------------------------</w:t>
+      </w:r>
+    </w:p>
+    <w:p>
+      <w:pPr>
+        <w:rPr>
+          <w:rFonts w:ascii="Sakkal Majalla" w:hAnsi="Sakkal Majalla" w:cs="Sakkal Majalla"/>
+          <w:sz w:val="28"/>
+          <w:szCs w:val="28"/>
+        </w:rPr>
+      </w:pPr>
+      <w:r>
+        <w:rPr>
+          <w:rFonts w:ascii="Sakkal Majalla" w:hAnsi="Sakkal Majalla" w:cs="Sakkal Majalla"/>
+          <w:sz w:val="28"/>
+          <w:szCs w:val="28"/>
+        </w:rPr>
+        <w:t>To test sum of elements:</w:t>
+      </w:r>
+    </w:p>
+    <w:p>
+      <w:pPr>
+        <w:shd w:val="clear" w:color="auto" w:fill="FFFFFF"/>
+        <w:spacing w:after="0" w:line="285" w:lineRule="atLeast"/>
+        <w:rPr>
+          <w:rFonts w:ascii="Consolas" w:eastAsia="Times New Roman" w:hAnsi="Consolas" w:cs="Times New Roman"/>
+          <w:color w:val="3B3B3B"/>
+          <w:sz w:val="21"/>
+          <w:szCs w:val="21"/>
+        </w:rPr>
+      </w:pPr>
+      <w:r>
+        <w:rPr>
+          <w:rFonts w:ascii="Consolas" w:eastAsia="Times New Roman" w:hAnsi="Consolas" w:cs="Times New Roman"/>
+          <w:color w:val="0000FF"/>
+          <w:sz w:val="21"/>
+          <w:szCs w:val="21"/>
+        </w:rPr>
+        <w:t>async</w:t>
+      </w:r>
+      <w:r>
+        <w:rPr>
+          <w:rFonts w:ascii="Consolas" w:eastAsia="Times New Roman" w:hAnsi="Consolas" w:cs="Times New Roman"/>
+          <w:color w:val="3B3B3B"/>
+          <w:sz w:val="21"/>
+          <w:szCs w:val="21"/>
+        </w:rPr>
+        <w:t xml:space="preserve"> </w:t>
+      </w:r>
+      <w:r>
+        <w:rPr>
+          <w:rFonts w:ascii="Consolas" w:eastAsia="Times New Roman" w:hAnsi="Consolas" w:cs="Times New Roman"/>
+          <w:color w:val="0000FF"/>
+          <w:sz w:val="21"/>
+          <w:szCs w:val="21"/>
+        </w:rPr>
+        <w:t>def</w:t>
+      </w:r>
+      <w:r>
+        <w:rPr>
+          <w:rFonts w:ascii="Consolas" w:eastAsia="Times New Roman" w:hAnsi="Consolas" w:cs="Times New Roman"/>
+          <w:color w:val="3B3B3B"/>
+          <w:sz w:val="21"/>
+          <w:szCs w:val="21"/>
+        </w:rPr>
+        <w:t xml:space="preserve"> </w:t>
+      </w:r>
+      <w:r>
+        <w:rPr>
+          <w:rFonts w:ascii="Consolas" w:eastAsia="Times New Roman" w:hAnsi="Consolas" w:cs="Times New Roman"/>
+          <w:color w:val="795E26"/>
+          <w:sz w:val="21"/>
+          <w:szCs w:val="21"/>
+        </w:rPr>
+        <w:t>test_sum</w:t>
+      </w:r>
+      <w:r>
+        <w:rPr>
+          <w:rFonts w:ascii="Consolas" w:eastAsia="Times New Roman" w:hAnsi="Consolas" w:cs="Times New Roman"/>
+          <w:color w:val="3B3B3B"/>
+          <w:sz w:val="21"/>
+          <w:szCs w:val="21"/>
+        </w:rPr>
+        <w:t>():</w:t>
+      </w:r>
+    </w:p>
+    <w:p>
+      <w:pPr>
+        <w:shd w:val="clear" w:color="auto" w:fill="FFFFFF"/>
+        <w:spacing w:after="0" w:line="285" w:lineRule="atLeast"/>
+        <w:rPr>
+          <w:rFonts w:ascii="Consolas" w:eastAsia="Times New Roman" w:hAnsi="Consolas" w:cs="Times New Roman"/>
+          <w:color w:val="3B3B3B"/>
+          <w:sz w:val="21"/>
+          <w:szCs w:val="21"/>
+        </w:rPr>
+      </w:pPr>
+      <w:r>
+        <w:rPr>
+          <w:rFonts w:ascii="Consolas" w:eastAsia="Times New Roman" w:hAnsi="Consolas" w:cs="Times New Roman"/>
+          <w:color w:val="3B3B3B"/>
+          <w:sz w:val="21"/>
+          <w:szCs w:val="21"/>
+        </w:rPr>
+        <w:t xml:space="preserve">    </w:t>
+      </w:r>
+      <w:r>
+        <w:rPr>
+          <w:rFonts w:ascii="Consolas" w:eastAsia="Times New Roman" w:hAnsi="Consolas" w:cs="Times New Roman"/>
+          <w:color w:val="AF00DB"/>
+          <w:sz w:val="21"/>
+          <w:szCs w:val="21"/>
+        </w:rPr>
+        <w:t>async</w:t>
+      </w:r>
+      <w:r>
+        <w:rPr>
+          <w:rFonts w:ascii="Consolas" w:eastAsia="Times New Roman" w:hAnsi="Consolas" w:cs="Times New Roman"/>
+          <w:color w:val="3B3B3B"/>
+          <w:sz w:val="21"/>
+          <w:szCs w:val="21"/>
+        </w:rPr>
+        <w:t xml:space="preserve"> </w:t>
+      </w:r>
+      <w:r>
+        <w:rPr>
+          <w:rFonts w:ascii="Consolas" w:eastAsia="Times New Roman" w:hAnsi="Consolas" w:cs="Times New Roman"/>
+          <w:color w:val="AF00DB"/>
+          <w:sz w:val="21"/>
+          <w:szCs w:val="21"/>
+        </w:rPr>
+        <w:t>with</w:t>
+      </w:r>
+      <w:r>
+        <w:rPr>
+          <w:rFonts w:ascii="Consolas" w:eastAsia="Times New Roman" w:hAnsi="Consolas" w:cs="Times New Roman"/>
+          <w:color w:val="3B3B3B"/>
+          <w:sz w:val="21"/>
+          <w:szCs w:val="21"/>
+        </w:rPr>
+        <w:t xml:space="preserve"> </w:t>
+      </w:r>
+      <w:r>
+        <w:rPr>
+          <w:rFonts w:ascii="Consolas" w:eastAsia="Times New Roman" w:hAnsi="Consolas" w:cs="Times New Roman"/>
+          <w:color w:val="795E26"/>
+          <w:sz w:val="21"/>
+          <w:szCs w:val="21"/>
+        </w:rPr>
+        <w:t>async_playwright</w:t>
+      </w:r>
+      <w:r>
+        <w:rPr>
+          <w:rFonts w:ascii="Consolas" w:eastAsia="Times New Roman" w:hAnsi="Consolas" w:cs="Times New Roman"/>
+          <w:color w:val="3B3B3B"/>
+          <w:sz w:val="21"/>
+          <w:szCs w:val="21"/>
+        </w:rPr>
+        <w:t xml:space="preserve">() </w:t>
+      </w:r>
+      <w:r>
+        <w:rPr>
+          <w:rFonts w:ascii="Consolas" w:eastAsia="Times New Roman" w:hAnsi="Consolas" w:cs="Times New Roman"/>
+          <w:color w:val="AF00DB"/>
+          <w:sz w:val="21"/>
+          <w:szCs w:val="21"/>
+        </w:rPr>
+        <w:t>as</w:t>
+      </w:r>
+      <w:r>
+        <w:rPr>
+          <w:rFonts w:ascii="Consolas" w:eastAsia="Times New Roman" w:hAnsi="Consolas" w:cs="Times New Roman"/>
+          <w:color w:val="3B3B3B"/>
+          <w:sz w:val="21"/>
+          <w:szCs w:val="21"/>
+        </w:rPr>
+        <w:t xml:space="preserve"> </w:t>
+      </w:r>
+      <w:r>
+        <w:rPr>
+          <w:rFonts w:ascii="Consolas" w:eastAsia="Times New Roman" w:hAnsi="Consolas" w:cs="Times New Roman"/>
+          <w:color w:val="001080"/>
+          <w:sz w:val="21"/>
+          <w:szCs w:val="21"/>
+        </w:rPr>
+        <w:t>p</w:t>
+      </w:r>
+      <w:r>
+        <w:rPr>
+          <w:rFonts w:ascii="Consolas" w:eastAsia="Times New Roman" w:hAnsi="Consolas" w:cs="Times New Roman"/>
+          <w:color w:val="3B3B3B"/>
+          <w:sz w:val="21"/>
+          <w:szCs w:val="21"/>
+        </w:rPr>
+        <w:t>:</w:t>
+      </w:r>
+    </w:p>
+    <w:p>
+      <w:pPr>
+        <w:shd w:val="clear" w:color="auto" w:fill="FFFFFF"/>
+        <w:spacing w:after="0" w:line="285" w:lineRule="atLeast"/>
+        <w:rPr>
+          <w:rFonts w:ascii="Consolas" w:eastAsia="Times New Roman" w:hAnsi="Consolas" w:cs="Times New Roman"/>
+          <w:color w:val="3B3B3B"/>
+          <w:sz w:val="21"/>
+          <w:szCs w:val="21"/>
+        </w:rPr>
+      </w:pPr>
+      <w:r>
+        <w:rPr>
+          <w:rFonts w:ascii="Consolas" w:eastAsia="Times New Roman" w:hAnsi="Consolas" w:cs="Times New Roman"/>
+          <w:color w:val="3B3B3B"/>
+          <w:sz w:val="21"/>
+          <w:szCs w:val="21"/>
+        </w:rPr>
+        <w:t xml:space="preserve">        </w:t>
+      </w:r>
+      <w:r>
+        <w:rPr>
+          <w:rFonts w:ascii="Consolas" w:eastAsia="Times New Roman" w:hAnsi="Consolas" w:cs="Times New Roman"/>
+          <w:color w:val="001080"/>
+          <w:sz w:val="21"/>
+          <w:szCs w:val="21"/>
+        </w:rPr>
+        <w:t>browser</w:t>
+      </w:r>
+      <w:r>
+        <w:rPr>
+          <w:rFonts w:ascii="Consolas" w:eastAsia="Times New Roman" w:hAnsi="Consolas" w:cs="Times New Roman"/>
+          <w:color w:val="3B3B3B"/>
+          <w:sz w:val="21"/>
+          <w:szCs w:val="21"/>
+        </w:rPr>
+        <w:t xml:space="preserve"> </w:t>
+      </w:r>
+      <w:r>
+        <w:rPr>
+          <w:rFonts w:ascii="Consolas" w:eastAsia="Times New Roman" w:hAnsi="Consolas" w:cs="Times New Roman"/>
+          <w:color w:val="000000"/>
+          <w:sz w:val="21"/>
+          <w:szCs w:val="21"/>
+        </w:rPr>
+        <w:t>=</w:t>
+      </w:r>
+      <w:r>
+        <w:rPr>
+          <w:rFonts w:ascii="Consolas" w:eastAsia="Times New Roman" w:hAnsi="Consolas" w:cs="Times New Roman"/>
+          <w:color w:val="3B3B3B"/>
+          <w:sz w:val="21"/>
+          <w:szCs w:val="21"/>
+        </w:rPr>
+        <w:t xml:space="preserve"> </w:t>
+      </w:r>
+      <w:r>
+        <w:rPr>
+          <w:rFonts w:ascii="Consolas" w:eastAsia="Times New Roman" w:hAnsi="Consolas" w:cs="Times New Roman"/>
+          <w:color w:val="AF00DB"/>
+          <w:sz w:val="21"/>
+          <w:szCs w:val="21"/>
+        </w:rPr>
+        <w:t>await</w:t>
+      </w:r>
+      <w:r>
+        <w:rPr>
+          <w:rFonts w:ascii="Consolas" w:eastAsia="Times New Roman" w:hAnsi="Consolas" w:cs="Times New Roman"/>
+          <w:color w:val="3B3B3B"/>
+          <w:sz w:val="21"/>
+          <w:szCs w:val="21"/>
+        </w:rPr>
+        <w:t xml:space="preserve"> </w:t>
+      </w:r>
+      <w:r>
+        <w:rPr>
+          <w:rFonts w:ascii="Consolas" w:eastAsia="Times New Roman" w:hAnsi="Consolas" w:cs="Times New Roman"/>
+          <w:color w:val="001080"/>
+          <w:sz w:val="21"/>
+          <w:szCs w:val="21"/>
+        </w:rPr>
+        <w:t>p</w:t>
+      </w:r>
+      <w:r>
+        <w:rPr>
+          <w:rFonts w:ascii="Consolas" w:eastAsia="Times New Roman" w:hAnsi="Consolas" w:cs="Times New Roman"/>
+          <w:color w:val="3B3B3B"/>
+          <w:sz w:val="21"/>
+          <w:szCs w:val="21"/>
+        </w:rPr>
+        <w:t>.</w:t>
+      </w:r>
+      <w:r>
+        <w:rPr>
+          <w:rFonts w:ascii="Consolas" w:eastAsia="Times New Roman" w:hAnsi="Consolas" w:cs="Times New Roman"/>
+          <w:color w:val="001080"/>
+          <w:sz w:val="21"/>
+          <w:szCs w:val="21"/>
+        </w:rPr>
+        <w:t>chromium</w:t>
+      </w:r>
+      <w:r>
+        <w:rPr>
+          <w:rFonts w:ascii="Consolas" w:eastAsia="Times New Roman" w:hAnsi="Consolas" w:cs="Times New Roman"/>
+          <w:color w:val="3B3B3B"/>
+          <w:sz w:val="21"/>
+          <w:szCs w:val="21"/>
+        </w:rPr>
+        <w:t>.</w:t>
+      </w:r>
+      <w:r>
+        <w:rPr>
+          <w:rFonts w:ascii="Consolas" w:eastAsia="Times New Roman" w:hAnsi="Consolas" w:cs="Times New Roman"/>
+          <w:color w:val="795E26"/>
+          <w:sz w:val="21"/>
+          <w:szCs w:val="21"/>
+        </w:rPr>
+        <w:t>launch</w:t>
+      </w:r>
+      <w:r>
+        <w:rPr>
+          <w:rFonts w:ascii="Consolas" w:eastAsia="Times New Roman" w:hAnsi="Consolas" w:cs="Times New Roman"/>
+          <w:color w:val="3B3B3B"/>
+          <w:sz w:val="21"/>
+          <w:szCs w:val="21"/>
+        </w:rPr>
+        <w:t>(</w:t>
+      </w:r>
+      <w:r>
+        <w:rPr>
+          <w:rFonts w:ascii="Consolas" w:eastAsia="Times New Roman" w:hAnsi="Consolas" w:cs="Times New Roman"/>
+          <w:color w:val="001080"/>
+          <w:sz w:val="21"/>
+          <w:szCs w:val="21"/>
+        </w:rPr>
+        <w:t>headless</w:t>
+      </w:r>
+      <w:r>
+        <w:rPr>
+          <w:rFonts w:ascii="Consolas" w:eastAsia="Times New Roman" w:hAnsi="Consolas" w:cs="Times New Roman"/>
+          <w:color w:val="000000"/>
+          <w:sz w:val="21"/>
+          <w:szCs w:val="21"/>
+        </w:rPr>
+        <w:t>=</w:t>
+      </w:r>
+      <w:r>
+        <w:rPr>
+          <w:rFonts w:ascii="Consolas" w:eastAsia="Times New Roman" w:hAnsi="Consolas" w:cs="Times New Roman"/>
+          <w:color w:val="0070C1"/>
+          <w:sz w:val="21"/>
+          <w:szCs w:val="21"/>
+        </w:rPr>
+        <w:t>False</w:t>
+      </w:r>
+      <w:r>
+        <w:rPr>
+          <w:rFonts w:ascii="Consolas" w:eastAsia="Times New Roman" w:hAnsi="Consolas" w:cs="Times New Roman"/>
+          <w:color w:val="3B3B3B"/>
+          <w:sz w:val="21"/>
+          <w:szCs w:val="21"/>
+        </w:rPr>
+        <w:t xml:space="preserve">, </w:t>
+      </w:r>
+      <w:r>
+        <w:rPr>
+          <w:rFonts w:ascii="Consolas" w:eastAsia="Times New Roman" w:hAnsi="Consolas" w:cs="Times New Roman"/>
+          <w:color w:val="001080"/>
+          <w:sz w:val="21"/>
+          <w:szCs w:val="21"/>
+        </w:rPr>
+        <w:t>slow_mo</w:t>
+      </w:r>
+      <w:r>
+        <w:rPr>
+          <w:rFonts w:ascii="Consolas" w:eastAsia="Times New Roman" w:hAnsi="Consolas" w:cs="Times New Roman"/>
+          <w:color w:val="000000"/>
+          <w:sz w:val="21"/>
+          <w:szCs w:val="21"/>
+        </w:rPr>
+        <w:t>=</w:t>
+      </w:r>
+      <w:r>
+        <w:rPr>
+          <w:rFonts w:ascii="Consolas" w:eastAsia="Times New Roman" w:hAnsi="Consolas" w:cs="Times New Roman"/>
+          <w:color w:val="098658"/>
+          <w:sz w:val="21"/>
+          <w:szCs w:val="21"/>
+        </w:rPr>
+        <w:t>1500</w:t>
+      </w:r>
+      <w:r>
+        <w:rPr>
+          <w:rFonts w:ascii="Consolas" w:eastAsia="Times New Roman" w:hAnsi="Consolas" w:cs="Times New Roman"/>
+          <w:color w:val="3B3B3B"/>
+          <w:sz w:val="21"/>
+          <w:szCs w:val="21"/>
+        </w:rPr>
+        <w:t>)</w:t>
+      </w:r>
+    </w:p>
+    <w:p>
+      <w:pPr>
+        <w:shd w:val="clear" w:color="auto" w:fill="FFFFFF"/>
+        <w:spacing w:after="0" w:line="285" w:lineRule="atLeast"/>
+        <w:rPr>
+          <w:rFonts w:ascii="Consolas" w:eastAsia="Times New Roman" w:hAnsi="Consolas" w:cs="Times New Roman"/>
+          <w:color w:val="3B3B3B"/>
+          <w:sz w:val="21"/>
+          <w:szCs w:val="21"/>
+        </w:rPr>
+      </w:pPr>
+      <w:r>
+        <w:rPr>
+          <w:rFonts w:ascii="Consolas" w:eastAsia="Times New Roman" w:hAnsi="Consolas" w:cs="Times New Roman"/>
+          <w:color w:val="3B3B3B"/>
+          <w:sz w:val="21"/>
+          <w:szCs w:val="21"/>
+        </w:rPr>
+        <w:t xml:space="preserve">        </w:t>
+      </w:r>
+      <w:r>
+        <w:rPr>
+          <w:rFonts w:ascii="Consolas" w:eastAsia="Times New Roman" w:hAnsi="Consolas" w:cs="Times New Roman"/>
+          <w:color w:val="001080"/>
+          <w:sz w:val="21"/>
+          <w:szCs w:val="21"/>
+        </w:rPr>
+        <w:t>page</w:t>
+      </w:r>
+      <w:r>
+        <w:rPr>
+          <w:rFonts w:ascii="Consolas" w:eastAsia="Times New Roman" w:hAnsi="Consolas" w:cs="Times New Roman"/>
+          <w:color w:val="3B3B3B"/>
+          <w:sz w:val="21"/>
+          <w:szCs w:val="21"/>
+        </w:rPr>
+        <w:t xml:space="preserve"> </w:t>
+      </w:r>
+      <w:r>
+        <w:rPr>
+          <w:rFonts w:ascii="Consolas" w:eastAsia="Times New Roman" w:hAnsi="Consolas" w:cs="Times New Roman"/>
+          <w:color w:val="000000"/>
+          <w:sz w:val="21"/>
+          <w:szCs w:val="21"/>
+        </w:rPr>
+        <w:t>=</w:t>
+      </w:r>
+      <w:r>
+        <w:rPr>
+          <w:rFonts w:ascii="Consolas" w:eastAsia="Times New Roman" w:hAnsi="Consolas" w:cs="Times New Roman"/>
+          <w:color w:val="3B3B3B"/>
+          <w:sz w:val="21"/>
+          <w:szCs w:val="21"/>
+        </w:rPr>
+        <w:t xml:space="preserve"> </w:t>
+      </w:r>
+      <w:r>
+        <w:rPr>
+          <w:rFonts w:ascii="Consolas" w:eastAsia="Times New Roman" w:hAnsi="Consolas" w:cs="Times New Roman"/>
+          <w:color w:val="AF00DB"/>
+          <w:sz w:val="21"/>
+          <w:szCs w:val="21"/>
+        </w:rPr>
+        <w:t>await</w:t>
+      </w:r>
+      <w:r>
+        <w:rPr>
+          <w:rFonts w:ascii="Consolas" w:eastAsia="Times New Roman" w:hAnsi="Consolas" w:cs="Times New Roman"/>
+          <w:color w:val="3B3B3B"/>
+          <w:sz w:val="21"/>
+          <w:szCs w:val="21"/>
+        </w:rPr>
+        <w:t xml:space="preserve"> </w:t>
+      </w:r>
+      <w:r>
+        <w:rPr>
+          <w:rFonts w:ascii="Consolas" w:eastAsia="Times New Roman" w:hAnsi="Consolas" w:cs="Times New Roman"/>
+          <w:color w:val="001080"/>
+          <w:sz w:val="21"/>
+          <w:szCs w:val="21"/>
+        </w:rPr>
+        <w:t>browser</w:t>
+      </w:r>
+      <w:r>
+        <w:rPr>
+          <w:rFonts w:ascii="Consolas" w:eastAsia="Times New Roman" w:hAnsi="Consolas" w:cs="Times New Roman"/>
+          <w:color w:val="3B3B3B"/>
+          <w:sz w:val="21"/>
+          <w:szCs w:val="21"/>
+        </w:rPr>
+        <w:t>.</w:t>
+      </w:r>
+      <w:r>
+        <w:rPr>
+          <w:rFonts w:ascii="Consolas" w:eastAsia="Times New Roman" w:hAnsi="Consolas" w:cs="Times New Roman"/>
+          <w:color w:val="795E26"/>
+          <w:sz w:val="21"/>
+          <w:szCs w:val="21"/>
+        </w:rPr>
+        <w:t>new_page</w:t>
+      </w:r>
+      <w:r>
+        <w:rPr>
+          <w:rFonts w:ascii="Consolas" w:eastAsia="Times New Roman" w:hAnsi="Consolas" w:cs="Times New Roman"/>
+          <w:color w:val="3B3B3B"/>
+          <w:sz w:val="21"/>
+          <w:szCs w:val="21"/>
+        </w:rPr>
+        <w:t>()</w:t>
+      </w:r>
+    </w:p>
+    <w:p>
+      <w:pPr>
+        <w:shd w:val="clear" w:color="auto" w:fill="FFFFFF"/>
+        <w:spacing w:after="0" w:line="285" w:lineRule="atLeast"/>
+        <w:rPr>
+          <w:rFonts w:ascii="Consolas" w:eastAsia="Times New Roman" w:hAnsi="Consolas" w:cs="Times New Roman"/>
+          <w:color w:val="3B3B3B"/>
+          <w:sz w:val="21"/>
+          <w:szCs w:val="21"/>
+        </w:rPr>
+      </w:pPr>
+      <w:r>
+        <w:rPr>
+          <w:rFonts w:ascii="Consolas" w:eastAsia="Times New Roman" w:hAnsi="Consolas" w:cs="Times New Roman"/>
+          <w:color w:val="3B3B3B"/>
+          <w:sz w:val="21"/>
+          <w:szCs w:val="21"/>
+        </w:rPr>
+        <w:t xml:space="preserve">        </w:t>
+      </w:r>
+      <w:r>
+        <w:rPr>
+          <w:rFonts w:ascii="Consolas" w:eastAsia="Times New Roman" w:hAnsi="Consolas" w:cs="Times New Roman"/>
+          <w:color w:val="AF00DB"/>
+          <w:sz w:val="21"/>
+          <w:szCs w:val="21"/>
+        </w:rPr>
+        <w:t>await</w:t>
+      </w:r>
+      <w:r>
+        <w:rPr>
+          <w:rFonts w:ascii="Consolas" w:eastAsia="Times New Roman" w:hAnsi="Consolas" w:cs="Times New Roman"/>
+          <w:color w:val="3B3B3B"/>
+          <w:sz w:val="21"/>
+          <w:szCs w:val="21"/>
+        </w:rPr>
+        <w:t xml:space="preserve"> </w:t>
+      </w:r>
+      <w:r>
+        <w:rPr>
+          <w:rFonts w:ascii="Consolas" w:eastAsia="Times New Roman" w:hAnsi="Consolas" w:cs="Times New Roman"/>
+          <w:color w:val="001080"/>
+          <w:sz w:val="21"/>
+          <w:szCs w:val="21"/>
+        </w:rPr>
+        <w:t>page</w:t>
+      </w:r>
+      <w:r>
+        <w:rPr>
+          <w:rFonts w:ascii="Consolas" w:eastAsia="Times New Roman" w:hAnsi="Consolas" w:cs="Times New Roman"/>
+          <w:color w:val="3B3B3B"/>
+          <w:sz w:val="21"/>
+          <w:szCs w:val="21"/>
+        </w:rPr>
+        <w:t>.</w:t>
+      </w:r>
+      <w:r>
+        <w:rPr>
+          <w:rFonts w:ascii="Consolas" w:eastAsia="Times New Roman" w:hAnsi="Consolas" w:cs="Times New Roman"/>
+          <w:color w:val="795E26"/>
+          <w:sz w:val="21"/>
+          <w:szCs w:val="21"/>
+        </w:rPr>
+        <w:t>goto</w:t>
+      </w:r>
+      <w:r>
+        <w:rPr>
+          <w:rFonts w:ascii="Consolas" w:eastAsia="Times New Roman" w:hAnsi="Consolas" w:cs="Times New Roman"/>
+          <w:color w:val="3B3B3B"/>
+          <w:sz w:val="21"/>
+          <w:szCs w:val="21"/>
+        </w:rPr>
+        <w:t>(</w:t>
+      </w:r>
+      <w:r>
+        <w:rPr>
+          <w:rFonts w:ascii="Consolas" w:eastAsia="Times New Roman" w:hAnsi="Consolas" w:cs="Times New Roman"/>
+          <w:color w:val="A31515"/>
+          <w:sz w:val="21"/>
+          <w:szCs w:val="21"/>
+        </w:rPr>
+        <w:t>'https://www.testmu.ai/selenium-playground/simple-form-demo/'</w:t>
+      </w:r>
+      <w:r>
+        <w:rPr>
+          <w:rFonts w:ascii="Consolas" w:eastAsia="Times New Roman" w:hAnsi="Consolas" w:cs="Times New Roman"/>
+          <w:color w:val="3B3B3B"/>
+          <w:sz w:val="21"/>
+          <w:szCs w:val="21"/>
+        </w:rPr>
+        <w:t>)</w:t>
+      </w:r>
+    </w:p>
+    <w:p>
+      <w:pPr>
+        <w:shd w:val="clear" w:color="auto" w:fill="FFFFFF"/>
+        <w:spacing w:after="0" w:line="285" w:lineRule="atLeast"/>
+        <w:rPr>
+          <w:rFonts w:ascii="Consolas" w:eastAsia="Times New Roman" w:hAnsi="Consolas" w:cs="Times New Roman"/>
+          <w:color w:val="3B3B3B"/>
+          <w:sz w:val="21"/>
+          <w:szCs w:val="21"/>
+        </w:rPr>
+      </w:pPr>
+      <w:r>
+        <w:rPr>
+          <w:rFonts w:ascii="Consolas" w:eastAsia="Times New Roman" w:hAnsi="Consolas" w:cs="Times New Roman"/>
+          <w:color w:val="3B3B3B"/>
+          <w:sz w:val="21"/>
+          <w:szCs w:val="21"/>
+        </w:rPr>
+        <w:t xml:space="preserve">        </w:t>
+      </w:r>
+      <w:r>
+        <w:rPr>
+          <w:rFonts w:ascii="Consolas" w:eastAsia="Times New Roman" w:hAnsi="Consolas" w:cs="Times New Roman"/>
+          <w:color w:val="001080"/>
+          <w:sz w:val="21"/>
+          <w:szCs w:val="21"/>
+        </w:rPr>
+        <w:t>t1</w:t>
+      </w:r>
+      <w:r>
+        <w:rPr>
+          <w:rFonts w:ascii="Consolas" w:eastAsia="Times New Roman" w:hAnsi="Consolas" w:cs="Times New Roman"/>
+          <w:color w:val="3B3B3B"/>
+          <w:sz w:val="21"/>
+          <w:szCs w:val="21"/>
+        </w:rPr>
+        <w:t xml:space="preserve"> </w:t>
+      </w:r>
+      <w:r>
+        <w:rPr>
+          <w:rFonts w:ascii="Consolas" w:eastAsia="Times New Roman" w:hAnsi="Consolas" w:cs="Times New Roman"/>
+          <w:color w:val="000000"/>
+          <w:sz w:val="21"/>
+          <w:szCs w:val="21"/>
+        </w:rPr>
+        <w:t>=</w:t>
+      </w:r>
+      <w:r>
+        <w:rPr>
+          <w:rFonts w:ascii="Consolas" w:eastAsia="Times New Roman" w:hAnsi="Consolas" w:cs="Times New Roman"/>
+          <w:color w:val="3B3B3B"/>
+          <w:sz w:val="21"/>
+          <w:szCs w:val="21"/>
+        </w:rPr>
+        <w:t xml:space="preserve"> </w:t>
+      </w:r>
+      <w:r>
+        <w:rPr>
+          <w:rFonts w:ascii="Consolas" w:eastAsia="Times New Roman" w:hAnsi="Consolas" w:cs="Times New Roman"/>
+          <w:color w:val="001080"/>
+          <w:sz w:val="21"/>
+          <w:szCs w:val="21"/>
+        </w:rPr>
+        <w:t>page</w:t>
+      </w:r>
+      <w:r>
+        <w:rPr>
+          <w:rFonts w:ascii="Consolas" w:eastAsia="Times New Roman" w:hAnsi="Consolas" w:cs="Times New Roman"/>
+          <w:color w:val="3B3B3B"/>
+          <w:sz w:val="21"/>
+          <w:szCs w:val="21"/>
+        </w:rPr>
+        <w:t>.</w:t>
+      </w:r>
+      <w:r>
+        <w:rPr>
+          <w:rFonts w:ascii="Consolas" w:eastAsia="Times New Roman" w:hAnsi="Consolas" w:cs="Times New Roman"/>
+          <w:color w:val="795E26"/>
+          <w:sz w:val="21"/>
+          <w:szCs w:val="21"/>
+        </w:rPr>
+        <w:t>get_by_placeholder</w:t>
+      </w:r>
+      <w:r>
+        <w:rPr>
+          <w:rFonts w:ascii="Consolas" w:eastAsia="Times New Roman" w:hAnsi="Consolas" w:cs="Times New Roman"/>
+          <w:color w:val="3B3B3B"/>
+          <w:sz w:val="21"/>
+          <w:szCs w:val="21"/>
+        </w:rPr>
+        <w:t>(</w:t>
+      </w:r>
+      <w:r>
+        <w:rPr>
+          <w:rFonts w:ascii="Consolas" w:eastAsia="Times New Roman" w:hAnsi="Consolas" w:cs="Times New Roman"/>
+          <w:color w:val="A31515"/>
+          <w:sz w:val="21"/>
+          <w:szCs w:val="21"/>
+        </w:rPr>
+        <w:t>'Please enter first value'</w:t>
+      </w:r>
+      <w:r>
+        <w:rPr>
+          <w:rFonts w:ascii="Consolas" w:eastAsia="Times New Roman" w:hAnsi="Consolas" w:cs="Times New Roman"/>
+          <w:color w:val="3B3B3B"/>
+          <w:sz w:val="21"/>
+          <w:szCs w:val="21"/>
+        </w:rPr>
+        <w:t>)</w:t>
+      </w:r>
+    </w:p>
+    <w:p>
+      <w:pPr>
+        <w:shd w:val="clear" w:color="auto" w:fill="FFFFFF"/>
+        <w:spacing w:after="0" w:line="285" w:lineRule="atLeast"/>
+        <w:rPr>
+          <w:rFonts w:ascii="Consolas" w:eastAsia="Times New Roman" w:hAnsi="Consolas" w:cs="Times New Roman"/>
+          <w:color w:val="3B3B3B"/>
+          <w:sz w:val="21"/>
+          <w:szCs w:val="21"/>
+        </w:rPr>
+      </w:pPr>
+      <w:r>
+        <w:rPr>
+          <w:rFonts w:ascii="Consolas" w:eastAsia="Times New Roman" w:hAnsi="Consolas" w:cs="Times New Roman"/>
+          <w:color w:val="3B3B3B"/>
+          <w:sz w:val="21"/>
+          <w:szCs w:val="21"/>
+        </w:rPr>
+        <w:t xml:space="preserve">        </w:t>
+      </w:r>
+      <w:r>
+        <w:rPr>
+          <w:rFonts w:ascii="Consolas" w:eastAsia="Times New Roman" w:hAnsi="Consolas" w:cs="Times New Roman"/>
+          <w:color w:val="001080"/>
+          <w:sz w:val="21"/>
+          <w:szCs w:val="21"/>
+        </w:rPr>
+        <w:t>t2</w:t>
+      </w:r>
+      <w:r>
+        <w:rPr>
+          <w:rFonts w:ascii="Consolas" w:eastAsia="Times New Roman" w:hAnsi="Consolas" w:cs="Times New Roman"/>
+          <w:color w:val="3B3B3B"/>
+          <w:sz w:val="21"/>
+          <w:szCs w:val="21"/>
+        </w:rPr>
+        <w:t xml:space="preserve"> </w:t>
+      </w:r>
+      <w:r>
+        <w:rPr>
+          <w:rFonts w:ascii="Consolas" w:eastAsia="Times New Roman" w:hAnsi="Consolas" w:cs="Times New Roman"/>
+          <w:color w:val="000000"/>
+          <w:sz w:val="21"/>
+          <w:szCs w:val="21"/>
+        </w:rPr>
+        <w:t>=</w:t>
+      </w:r>
+      <w:r>
+        <w:rPr>
+          <w:rFonts w:ascii="Consolas" w:eastAsia="Times New Roman" w:hAnsi="Consolas" w:cs="Times New Roman"/>
+          <w:color w:val="3B3B3B"/>
+          <w:sz w:val="21"/>
+          <w:szCs w:val="21"/>
+        </w:rPr>
+        <w:t xml:space="preserve"> </w:t>
+      </w:r>
+      <w:r>
+        <w:rPr>
+          <w:rFonts w:ascii="Consolas" w:eastAsia="Times New Roman" w:hAnsi="Consolas" w:cs="Times New Roman"/>
+          <w:color w:val="001080"/>
+          <w:sz w:val="21"/>
+          <w:szCs w:val="21"/>
+        </w:rPr>
+        <w:t>page</w:t>
+      </w:r>
+      <w:r>
+        <w:rPr>
+          <w:rFonts w:ascii="Consolas" w:eastAsia="Times New Roman" w:hAnsi="Consolas" w:cs="Times New Roman"/>
+          <w:color w:val="3B3B3B"/>
+          <w:sz w:val="21"/>
+          <w:szCs w:val="21"/>
+        </w:rPr>
+        <w:t>.</w:t>
+      </w:r>
+      <w:r>
+        <w:rPr>
+          <w:rFonts w:ascii="Consolas" w:eastAsia="Times New Roman" w:hAnsi="Consolas" w:cs="Times New Roman"/>
+          <w:color w:val="795E26"/>
+          <w:sz w:val="21"/>
+          <w:szCs w:val="21"/>
+        </w:rPr>
+        <w:t>get_by_placeholder</w:t>
+      </w:r>
+      <w:r>
+        <w:rPr>
+          <w:rFonts w:ascii="Consolas" w:eastAsia="Times New Roman" w:hAnsi="Consolas" w:cs="Times New Roman"/>
+          <w:color w:val="3B3B3B"/>
+          <w:sz w:val="21"/>
+          <w:szCs w:val="21"/>
+        </w:rPr>
+        <w:t>(</w:t>
+      </w:r>
+      <w:r>
+        <w:rPr>
+          <w:rFonts w:ascii="Consolas" w:eastAsia="Times New Roman" w:hAnsi="Consolas" w:cs="Times New Roman"/>
+          <w:color w:val="A31515"/>
+          <w:sz w:val="21"/>
+          <w:szCs w:val="21"/>
+        </w:rPr>
+        <w:t>'Please enter second value'</w:t>
+      </w:r>
+      <w:r>
+        <w:rPr>
+          <w:rFonts w:ascii="Consolas" w:eastAsia="Times New Roman" w:hAnsi="Consolas" w:cs="Times New Roman"/>
+          <w:color w:val="3B3B3B"/>
+          <w:sz w:val="21"/>
+          <w:szCs w:val="21"/>
+        </w:rPr>
+        <w:t>)</w:t>
+      </w:r>
+    </w:p>
+    <w:p>
+      <w:pPr>
+        <w:shd w:val="clear" w:color="auto" w:fill="FFFFFF"/>
+        <w:spacing w:after="0" w:line="285" w:lineRule="atLeast"/>
+        <w:rPr>
+          <w:rFonts w:ascii="Consolas" w:eastAsia="Times New Roman" w:hAnsi="Consolas" w:cs="Times New Roman"/>
+          <w:color w:val="3B3B3B"/>
+          <w:sz w:val="21"/>
+          <w:szCs w:val="21"/>
+        </w:rPr>
+      </w:pPr>
+      <w:r>
+        <w:rPr>
+          <w:rFonts w:ascii="Consolas" w:eastAsia="Times New Roman" w:hAnsi="Consolas" w:cs="Times New Roman"/>
+          <w:color w:val="3B3B3B"/>
+          <w:sz w:val="21"/>
+          <w:szCs w:val="21"/>
+        </w:rPr>
+        <w:t xml:space="preserve">        </w:t>
+      </w:r>
+      <w:r>
+        <w:rPr>
+          <w:rFonts w:ascii="Consolas" w:eastAsia="Times New Roman" w:hAnsi="Consolas" w:cs="Times New Roman"/>
+          <w:color w:val="001080"/>
+          <w:sz w:val="21"/>
+          <w:szCs w:val="21"/>
+        </w:rPr>
+        <w:t>t3</w:t>
+      </w:r>
+      <w:r>
+        <w:rPr>
+          <w:rFonts w:ascii="Consolas" w:eastAsia="Times New Roman" w:hAnsi="Consolas" w:cs="Times New Roman"/>
+          <w:color w:val="3B3B3B"/>
+          <w:sz w:val="21"/>
+          <w:szCs w:val="21"/>
+        </w:rPr>
+        <w:t xml:space="preserve"> </w:t>
+      </w:r>
+      <w:r>
+        <w:rPr>
+          <w:rFonts w:ascii="Consolas" w:eastAsia="Times New Roman" w:hAnsi="Consolas" w:cs="Times New Roman"/>
+          <w:color w:val="000000"/>
+          <w:sz w:val="21"/>
+          <w:szCs w:val="21"/>
+        </w:rPr>
+        <w:t>=</w:t>
+      </w:r>
+      <w:r>
+        <w:rPr>
+          <w:rFonts w:ascii="Consolas" w:eastAsia="Times New Roman" w:hAnsi="Consolas" w:cs="Times New Roman"/>
+          <w:color w:val="3B3B3B"/>
+          <w:sz w:val="21"/>
+          <w:szCs w:val="21"/>
+        </w:rPr>
+        <w:t xml:space="preserve"> </w:t>
+      </w:r>
+      <w:r>
+        <w:rPr>
+          <w:rFonts w:ascii="Consolas" w:eastAsia="Times New Roman" w:hAnsi="Consolas" w:cs="Times New Roman"/>
+          <w:color w:val="001080"/>
+          <w:sz w:val="21"/>
+          <w:szCs w:val="21"/>
+        </w:rPr>
+        <w:t>page</w:t>
+      </w:r>
+      <w:r>
+        <w:rPr>
+          <w:rFonts w:ascii="Consolas" w:eastAsia="Times New Roman" w:hAnsi="Consolas" w:cs="Times New Roman"/>
+          <w:color w:val="3B3B3B"/>
+          <w:sz w:val="21"/>
+          <w:szCs w:val="21"/>
+        </w:rPr>
+        <w:t>.</w:t>
+      </w:r>
+      <w:r>
+        <w:rPr>
+          <w:rFonts w:ascii="Consolas" w:eastAsia="Times New Roman" w:hAnsi="Consolas" w:cs="Times New Roman"/>
+          <w:color w:val="795E26"/>
+          <w:sz w:val="21"/>
+          <w:szCs w:val="21"/>
+        </w:rPr>
+        <w:t>get_by_role</w:t>
+      </w:r>
+      <w:r>
+        <w:rPr>
+          <w:rFonts w:ascii="Consolas" w:eastAsia="Times New Roman" w:hAnsi="Consolas" w:cs="Times New Roman"/>
+          <w:color w:val="3B3B3B"/>
+          <w:sz w:val="21"/>
+          <w:szCs w:val="21"/>
+        </w:rPr>
+        <w:t>(</w:t>
+      </w:r>
+      <w:r>
+        <w:rPr>
+          <w:rFonts w:ascii="Consolas" w:eastAsia="Times New Roman" w:hAnsi="Consolas" w:cs="Times New Roman"/>
+          <w:color w:val="A31515"/>
+          <w:sz w:val="21"/>
+          <w:szCs w:val="21"/>
+        </w:rPr>
+        <w:t>'button'</w:t>
+      </w:r>
+      <w:r>
+        <w:rPr>
+          <w:rFonts w:ascii="Consolas" w:eastAsia="Times New Roman" w:hAnsi="Consolas" w:cs="Times New Roman"/>
+          <w:color w:val="3B3B3B"/>
+          <w:sz w:val="21"/>
+          <w:szCs w:val="21"/>
+        </w:rPr>
+        <w:t xml:space="preserve">, </w:t>
+      </w:r>
+      <w:r>
+        <w:rPr>
+          <w:rFonts w:ascii="Consolas" w:eastAsia="Times New Roman" w:hAnsi="Consolas" w:cs="Times New Roman"/>
+          <w:color w:val="001080"/>
+          <w:sz w:val="21"/>
+          <w:szCs w:val="21"/>
+        </w:rPr>
+        <w:t>name</w:t>
+      </w:r>
+      <w:r>
+        <w:rPr>
+          <w:rFonts w:ascii="Consolas" w:eastAsia="Times New Roman" w:hAnsi="Consolas" w:cs="Times New Roman"/>
+          <w:color w:val="000000"/>
+          <w:sz w:val="21"/>
+          <w:szCs w:val="21"/>
+        </w:rPr>
+        <w:t>=</w:t>
+      </w:r>
+      <w:r>
+        <w:rPr>
+          <w:rFonts w:ascii="Consolas" w:eastAsia="Times New Roman" w:hAnsi="Consolas" w:cs="Times New Roman"/>
+          <w:color w:val="A31515"/>
+          <w:sz w:val="21"/>
+          <w:szCs w:val="21"/>
+        </w:rPr>
+        <w:t>'Get Sum'</w:t>
+      </w:r>
+      <w:r>
+        <w:rPr>
+          <w:rFonts w:ascii="Consolas" w:eastAsia="Times New Roman" w:hAnsi="Consolas" w:cs="Times New Roman"/>
+          <w:color w:val="3B3B3B"/>
+          <w:sz w:val="21"/>
+          <w:szCs w:val="21"/>
+        </w:rPr>
+        <w:t>)</w:t>
+      </w:r>
+    </w:p>
+    <w:p>
+      <w:pPr>
+        <w:shd w:val="clear" w:color="auto" w:fill="FFFFFF"/>
+        <w:spacing w:after="0" w:line="285" w:lineRule="atLeast"/>
+        <w:rPr>
+          <w:rFonts w:ascii="Consolas" w:eastAsia="Times New Roman" w:hAnsi="Consolas" w:cs="Times New Roman"/>
+          <w:color w:val="3B3B3B"/>
+          <w:sz w:val="21"/>
+          <w:szCs w:val="21"/>
+        </w:rPr>
+      </w:pPr>
+      <w:r>
+        <w:rPr>
+          <w:rFonts w:ascii="Consolas" w:eastAsia="Times New Roman" w:hAnsi="Consolas" w:cs="Times New Roman"/>
+          <w:color w:val="3B3B3B"/>
+          <w:sz w:val="21"/>
+          <w:szCs w:val="21"/>
+        </w:rPr>
+        <w:t xml:space="preserve">        </w:t>
+      </w:r>
+      <w:r>
+        <w:rPr>
+          <w:rFonts w:ascii="Consolas" w:eastAsia="Times New Roman" w:hAnsi="Consolas" w:cs="Times New Roman"/>
+          <w:color w:val="001080"/>
+          <w:sz w:val="21"/>
+          <w:szCs w:val="21"/>
+        </w:rPr>
+        <w:t>t4</w:t>
+      </w:r>
+      <w:r>
+        <w:rPr>
+          <w:rFonts w:ascii="Consolas" w:eastAsia="Times New Roman" w:hAnsi="Consolas" w:cs="Times New Roman"/>
+          <w:color w:val="3B3B3B"/>
+          <w:sz w:val="21"/>
+          <w:szCs w:val="21"/>
+        </w:rPr>
+        <w:t xml:space="preserve"> </w:t>
+      </w:r>
+      <w:r>
+        <w:rPr>
+          <w:rFonts w:ascii="Consolas" w:eastAsia="Times New Roman" w:hAnsi="Consolas" w:cs="Times New Roman"/>
+          <w:color w:val="000000"/>
+          <w:sz w:val="21"/>
+          <w:szCs w:val="21"/>
+        </w:rPr>
+        <w:t>=</w:t>
+      </w:r>
+      <w:r>
+        <w:rPr>
+          <w:rFonts w:ascii="Consolas" w:eastAsia="Times New Roman" w:hAnsi="Consolas" w:cs="Times New Roman"/>
+          <w:color w:val="3B3B3B"/>
+          <w:sz w:val="21"/>
+          <w:szCs w:val="21"/>
+        </w:rPr>
+        <w:t xml:space="preserve"> </w:t>
+      </w:r>
+      <w:r>
+        <w:rPr>
+          <w:rFonts w:ascii="Consolas" w:eastAsia="Times New Roman" w:hAnsi="Consolas" w:cs="Times New Roman"/>
+          <w:color w:val="001080"/>
+          <w:sz w:val="21"/>
+          <w:szCs w:val="21"/>
+        </w:rPr>
+        <w:t>page</w:t>
+      </w:r>
+      <w:r>
+        <w:rPr>
+          <w:rFonts w:ascii="Consolas" w:eastAsia="Times New Roman" w:hAnsi="Consolas" w:cs="Times New Roman"/>
+          <w:color w:val="3B3B3B"/>
+          <w:sz w:val="21"/>
+          <w:szCs w:val="21"/>
+        </w:rPr>
+        <w:t>.</w:t>
+      </w:r>
+      <w:r>
+        <w:rPr>
+          <w:rFonts w:ascii="Consolas" w:eastAsia="Times New Roman" w:hAnsi="Consolas" w:cs="Times New Roman"/>
+          <w:color w:val="795E26"/>
+          <w:sz w:val="21"/>
+          <w:szCs w:val="21"/>
+        </w:rPr>
+        <w:t>locator</w:t>
+      </w:r>
+      <w:r>
+        <w:rPr>
+          <w:rFonts w:ascii="Consolas" w:eastAsia="Times New Roman" w:hAnsi="Consolas" w:cs="Times New Roman"/>
+          <w:color w:val="3B3B3B"/>
+          <w:sz w:val="21"/>
+          <w:szCs w:val="21"/>
+        </w:rPr>
+        <w:t>(</w:t>
+      </w:r>
+      <w:r>
+        <w:rPr>
+          <w:rFonts w:ascii="Consolas" w:eastAsia="Times New Roman" w:hAnsi="Consolas" w:cs="Times New Roman"/>
+          <w:color w:val="A31515"/>
+          <w:sz w:val="21"/>
+          <w:szCs w:val="21"/>
+        </w:rPr>
+        <w:t>'#addmessage'</w:t>
+      </w:r>
+      <w:r>
+        <w:rPr>
+          <w:rFonts w:ascii="Consolas" w:eastAsia="Times New Roman" w:hAnsi="Consolas" w:cs="Times New Roman"/>
+          <w:color w:val="3B3B3B"/>
+          <w:sz w:val="21"/>
+          <w:szCs w:val="21"/>
+        </w:rPr>
+        <w:t>)</w:t>
+      </w:r>
+    </w:p>
+    <w:p>
+      <w:pPr>
+        <w:shd w:val="clear" w:color="auto" w:fill="FFFFFF"/>
+        <w:spacing w:after="0" w:line="285" w:lineRule="atLeast"/>
+        <w:rPr>
+          <w:rFonts w:ascii="Consolas" w:eastAsia="Times New Roman" w:hAnsi="Consolas" w:cs="Times New Roman"/>
+          <w:color w:val="3B3B3B"/>
+          <w:sz w:val="21"/>
+          <w:szCs w:val="21"/>
+        </w:rPr>
+      </w:pPr>
+      <w:r>
+        <w:rPr>
+          <w:rFonts w:ascii="Consolas" w:eastAsia="Times New Roman" w:hAnsi="Consolas" w:cs="Times New Roman"/>
+          <w:color w:val="3B3B3B"/>
+          <w:sz w:val="21"/>
+          <w:szCs w:val="21"/>
+        </w:rPr>
+        <w:t xml:space="preserve">        </w:t>
+      </w:r>
+      <w:r>
+        <w:rPr>
+          <w:rFonts w:ascii="Consolas" w:eastAsia="Times New Roman" w:hAnsi="Consolas" w:cs="Times New Roman"/>
+          <w:color w:val="AF00DB"/>
+          <w:sz w:val="21"/>
+          <w:szCs w:val="21"/>
+        </w:rPr>
+        <w:t>await</w:t>
+      </w:r>
+      <w:r>
+        <w:rPr>
+          <w:rFonts w:ascii="Consolas" w:eastAsia="Times New Roman" w:hAnsi="Consolas" w:cs="Times New Roman"/>
+          <w:color w:val="3B3B3B"/>
+          <w:sz w:val="21"/>
+          <w:szCs w:val="21"/>
+        </w:rPr>
+        <w:t xml:space="preserve"> </w:t>
+      </w:r>
+      <w:r>
+        <w:rPr>
+          <w:rFonts w:ascii="Consolas" w:eastAsia="Times New Roman" w:hAnsi="Consolas" w:cs="Times New Roman"/>
+          <w:color w:val="001080"/>
+          <w:sz w:val="21"/>
+          <w:szCs w:val="21"/>
+        </w:rPr>
+        <w:t>t3</w:t>
+      </w:r>
+      <w:r>
+        <w:rPr>
+          <w:rFonts w:ascii="Consolas" w:eastAsia="Times New Roman" w:hAnsi="Consolas" w:cs="Times New Roman"/>
+          <w:color w:val="3B3B3B"/>
+          <w:sz w:val="21"/>
+          <w:szCs w:val="21"/>
+        </w:rPr>
+        <w:t>.</w:t>
+      </w:r>
+      <w:r>
+        <w:rPr>
+          <w:rFonts w:ascii="Consolas" w:eastAsia="Times New Roman" w:hAnsi="Consolas" w:cs="Times New Roman"/>
+          <w:color w:val="795E26"/>
+          <w:sz w:val="21"/>
+          <w:szCs w:val="21"/>
+        </w:rPr>
+        <w:t>scroll_into_view_if_needed</w:t>
+      </w:r>
+      <w:r>
+        <w:rPr>
+          <w:rFonts w:ascii="Consolas" w:eastAsia="Times New Roman" w:hAnsi="Consolas" w:cs="Times New Roman"/>
+          <w:color w:val="3B3B3B"/>
+          <w:sz w:val="21"/>
+          <w:szCs w:val="21"/>
+        </w:rPr>
+        <w:t>()</w:t>
+      </w:r>
+    </w:p>
+    <w:p>
+      <w:pPr>
+        <w:shd w:val="clear" w:color="auto" w:fill="FFFFFF"/>
+        <w:spacing w:after="0" w:line="285" w:lineRule="atLeast"/>
+        <w:rPr>
+          <w:rFonts w:ascii="Consolas" w:eastAsia="Times New Roman" w:hAnsi="Consolas" w:cs="Times New Roman"/>
+          <w:color w:val="3B3B3B"/>
+          <w:sz w:val="21"/>
+          <w:szCs w:val="21"/>
+        </w:rPr>
+      </w:pPr>
+      <w:r>
+        <w:rPr>
+          <w:rFonts w:ascii="Consolas" w:eastAsia="Times New Roman" w:hAnsi="Consolas" w:cs="Times New Roman"/>
+          <w:color w:val="3B3B3B"/>
+          <w:sz w:val="21"/>
+          <w:szCs w:val="21"/>
+        </w:rPr>
+        <w:t xml:space="preserve">        </w:t>
+      </w:r>
+      <w:r>
+        <w:rPr>
+          <w:rFonts w:ascii="Consolas" w:eastAsia="Times New Roman" w:hAnsi="Consolas" w:cs="Times New Roman"/>
+          <w:color w:val="AF00DB"/>
+          <w:sz w:val="21"/>
+          <w:szCs w:val="21"/>
+        </w:rPr>
+        <w:t>await</w:t>
+      </w:r>
+      <w:r>
+        <w:rPr>
+          <w:rFonts w:ascii="Consolas" w:eastAsia="Times New Roman" w:hAnsi="Consolas" w:cs="Times New Roman"/>
+          <w:color w:val="3B3B3B"/>
+          <w:sz w:val="21"/>
+          <w:szCs w:val="21"/>
+        </w:rPr>
+        <w:t xml:space="preserve"> </w:t>
+      </w:r>
+      <w:r>
+        <w:rPr>
+          <w:rFonts w:ascii="Consolas" w:eastAsia="Times New Roman" w:hAnsi="Consolas" w:cs="Times New Roman"/>
+          <w:color w:val="001080"/>
+          <w:sz w:val="21"/>
+          <w:szCs w:val="21"/>
+        </w:rPr>
+        <w:t>t1</w:t>
+      </w:r>
+      <w:r>
+        <w:rPr>
+          <w:rFonts w:ascii="Consolas" w:eastAsia="Times New Roman" w:hAnsi="Consolas" w:cs="Times New Roman"/>
+          <w:color w:val="3B3B3B"/>
+          <w:sz w:val="21"/>
+          <w:szCs w:val="21"/>
+        </w:rPr>
+        <w:t>.</w:t>
+      </w:r>
+      <w:r>
+        <w:rPr>
+          <w:rFonts w:ascii="Consolas" w:eastAsia="Times New Roman" w:hAnsi="Consolas" w:cs="Times New Roman"/>
+          <w:color w:val="795E26"/>
+          <w:sz w:val="21"/>
+          <w:szCs w:val="21"/>
+        </w:rPr>
+        <w:t>fill</w:t>
+      </w:r>
+      <w:r>
+        <w:rPr>
+          <w:rFonts w:ascii="Consolas" w:eastAsia="Times New Roman" w:hAnsi="Consolas" w:cs="Times New Roman"/>
+          <w:color w:val="3B3B3B"/>
+          <w:sz w:val="21"/>
+          <w:szCs w:val="21"/>
+        </w:rPr>
+        <w:t>(</w:t>
+      </w:r>
+      <w:r>
+        <w:rPr>
+          <w:rFonts w:ascii="Consolas" w:eastAsia="Times New Roman" w:hAnsi="Consolas" w:cs="Times New Roman"/>
+          <w:color w:val="A31515"/>
+          <w:sz w:val="21"/>
+          <w:szCs w:val="21"/>
+        </w:rPr>
+        <w:t>'1'</w:t>
+      </w:r>
+      <w:r>
+        <w:rPr>
+          <w:rFonts w:ascii="Consolas" w:eastAsia="Times New Roman" w:hAnsi="Consolas" w:cs="Times New Roman"/>
+          <w:color w:val="3B3B3B"/>
+          <w:sz w:val="21"/>
+          <w:szCs w:val="21"/>
+        </w:rPr>
+        <w:t>)</w:t>
+      </w:r>
+    </w:p>
+    <w:p>
+      <w:pPr>
+        <w:shd w:val="clear" w:color="auto" w:fill="FFFFFF"/>
+        <w:spacing w:after="0" w:line="285" w:lineRule="atLeast"/>
+        <w:rPr>
+          <w:rFonts w:ascii="Consolas" w:eastAsia="Times New Roman" w:hAnsi="Consolas" w:cs="Times New Roman"/>
+          <w:color w:val="3B3B3B"/>
+          <w:sz w:val="21"/>
+          <w:szCs w:val="21"/>
+        </w:rPr>
+      </w:pPr>
+      <w:r>
+        <w:rPr>
+          <w:rFonts w:ascii="Consolas" w:eastAsia="Times New Roman" w:hAnsi="Consolas" w:cs="Times New Roman"/>
+          <w:color w:val="3B3B3B"/>
+          <w:sz w:val="21"/>
+          <w:szCs w:val="21"/>
+        </w:rPr>
+        <w:t xml:space="preserve">        </w:t>
+      </w:r>
+      <w:r>
+        <w:rPr>
+          <w:rFonts w:ascii="Consolas" w:eastAsia="Times New Roman" w:hAnsi="Consolas" w:cs="Times New Roman"/>
+          <w:color w:val="AF00DB"/>
+          <w:sz w:val="21"/>
+          <w:szCs w:val="21"/>
+        </w:rPr>
+        <w:t>await</w:t>
+      </w:r>
+      <w:r>
+        <w:rPr>
+          <w:rFonts w:ascii="Consolas" w:eastAsia="Times New Roman" w:hAnsi="Consolas" w:cs="Times New Roman"/>
+          <w:color w:val="3B3B3B"/>
+          <w:sz w:val="21"/>
+          <w:szCs w:val="21"/>
+        </w:rPr>
+        <w:t xml:space="preserve"> </w:t>
+      </w:r>
+      <w:r>
+        <w:rPr>
+          <w:rFonts w:ascii="Consolas" w:eastAsia="Times New Roman" w:hAnsi="Consolas" w:cs="Times New Roman"/>
+          <w:color w:val="001080"/>
+          <w:sz w:val="21"/>
+          <w:szCs w:val="21"/>
+        </w:rPr>
+        <w:t>t2</w:t>
+      </w:r>
+      <w:r>
+        <w:rPr>
+          <w:rFonts w:ascii="Consolas" w:eastAsia="Times New Roman" w:hAnsi="Consolas" w:cs="Times New Roman"/>
+          <w:color w:val="3B3B3B"/>
+          <w:sz w:val="21"/>
+          <w:szCs w:val="21"/>
+        </w:rPr>
+        <w:t>.</w:t>
+      </w:r>
+      <w:r>
+        <w:rPr>
+          <w:rFonts w:ascii="Consolas" w:eastAsia="Times New Roman" w:hAnsi="Consolas" w:cs="Times New Roman"/>
+          <w:color w:val="795E26"/>
+          <w:sz w:val="21"/>
+          <w:szCs w:val="21"/>
+        </w:rPr>
+        <w:t>fill</w:t>
+      </w:r>
+      <w:r>
+        <w:rPr>
+          <w:rFonts w:ascii="Consolas" w:eastAsia="Times New Roman" w:hAnsi="Consolas" w:cs="Times New Roman"/>
+          <w:color w:val="3B3B3B"/>
+          <w:sz w:val="21"/>
+          <w:szCs w:val="21"/>
+        </w:rPr>
+        <w:t>(</w:t>
+      </w:r>
+      <w:r>
+        <w:rPr>
+          <w:rFonts w:ascii="Consolas" w:eastAsia="Times New Roman" w:hAnsi="Consolas" w:cs="Times New Roman"/>
+          <w:color w:val="A31515"/>
+          <w:sz w:val="21"/>
+          <w:szCs w:val="21"/>
+        </w:rPr>
+        <w:t>'2'</w:t>
+      </w:r>
+      <w:r>
+        <w:rPr>
+          <w:rFonts w:ascii="Consolas" w:eastAsia="Times New Roman" w:hAnsi="Consolas" w:cs="Times New Roman"/>
+          <w:color w:val="3B3B3B"/>
+          <w:sz w:val="21"/>
+          <w:szCs w:val="21"/>
+        </w:rPr>
+        <w:t>)</w:t>
+      </w:r>
+    </w:p>
+    <w:p>
+      <w:pPr>
+        <w:shd w:val="clear" w:color="auto" w:fill="FFFFFF"/>
+        <w:spacing w:after="0" w:line="285" w:lineRule="atLeast"/>
+        <w:rPr>
+          <w:rFonts w:ascii="Consolas" w:eastAsia="Times New Roman" w:hAnsi="Consolas" w:cs="Times New Roman"/>
+          <w:color w:val="3B3B3B"/>
+          <w:sz w:val="21"/>
+          <w:szCs w:val="21"/>
+        </w:rPr>
+      </w:pPr>
+      <w:r>
+        <w:rPr>
+          <w:rFonts w:ascii="Consolas" w:eastAsia="Times New Roman" w:hAnsi="Consolas" w:cs="Times New Roman"/>
+          <w:color w:val="3B3B3B"/>
+          <w:sz w:val="21"/>
+          <w:szCs w:val="21"/>
+        </w:rPr>
+        <w:t xml:space="preserve">        </w:t>
+      </w:r>
+      <w:r>
+        <w:rPr>
+          <w:rFonts w:ascii="Consolas" w:eastAsia="Times New Roman" w:hAnsi="Consolas" w:cs="Times New Roman"/>
+          <w:color w:val="AF00DB"/>
+          <w:sz w:val="21"/>
+          <w:szCs w:val="21"/>
+        </w:rPr>
+        <w:t>await</w:t>
+      </w:r>
+      <w:r>
+        <w:rPr>
+          <w:rFonts w:ascii="Consolas" w:eastAsia="Times New Roman" w:hAnsi="Consolas" w:cs="Times New Roman"/>
+          <w:color w:val="3B3B3B"/>
+          <w:sz w:val="21"/>
+          <w:szCs w:val="21"/>
+        </w:rPr>
+        <w:t xml:space="preserve"> </w:t>
+      </w:r>
+      <w:r>
+        <w:rPr>
+          <w:rFonts w:ascii="Consolas" w:eastAsia="Times New Roman" w:hAnsi="Consolas" w:cs="Times New Roman"/>
+          <w:color w:val="001080"/>
+          <w:sz w:val="21"/>
+          <w:szCs w:val="21"/>
+        </w:rPr>
+        <w:t>t3</w:t>
+      </w:r>
+      <w:r>
+        <w:rPr>
+          <w:rFonts w:ascii="Consolas" w:eastAsia="Times New Roman" w:hAnsi="Consolas" w:cs="Times New Roman"/>
+          <w:color w:val="3B3B3B"/>
+          <w:sz w:val="21"/>
+          <w:szCs w:val="21"/>
+        </w:rPr>
+        <w:t>.</w:t>
+      </w:r>
+      <w:r>
+        <w:rPr>
+          <w:rFonts w:ascii="Consolas" w:eastAsia="Times New Roman" w:hAnsi="Consolas" w:cs="Times New Roman"/>
+          <w:color w:val="795E26"/>
+          <w:sz w:val="21"/>
+          <w:szCs w:val="21"/>
+        </w:rPr>
+        <w:t>click</w:t>
+      </w:r>
+      <w:r>
+        <w:rPr>
+          <w:rFonts w:ascii="Consolas" w:eastAsia="Times New Roman" w:hAnsi="Consolas" w:cs="Times New Roman"/>
+          <w:color w:val="3B3B3B"/>
+          <w:sz w:val="21"/>
+          <w:szCs w:val="21"/>
+        </w:rPr>
+        <w:t>()</w:t>
+      </w:r>
+    </w:p>
+    <w:p>
+      <w:pPr>
+        <w:shd w:val="clear" w:color="auto" w:fill="FFFFFF"/>
+        <w:spacing w:after="0" w:line="285" w:lineRule="atLeast"/>
+        <w:rPr>
+          <w:rFonts w:ascii="Consolas" w:eastAsia="Times New Roman" w:hAnsi="Consolas" w:cs="Times New Roman"/>
+          <w:color w:val="3B3B3B"/>
+          <w:sz w:val="21"/>
+          <w:szCs w:val="21"/>
+        </w:rPr>
+      </w:pPr>
+      <w:r>
+        <w:rPr>
+          <w:rFonts w:ascii="Consolas" w:eastAsia="Times New Roman" w:hAnsi="Consolas" w:cs="Times New Roman"/>
+          <w:color w:val="3B3B3B"/>
+          <w:sz w:val="21"/>
+          <w:szCs w:val="21"/>
+        </w:rPr>
+        <w:t xml:space="preserve">        </w:t>
+      </w:r>
+      <w:r>
+        <w:rPr>
+          <w:rFonts w:ascii="Consolas" w:eastAsia="Times New Roman" w:hAnsi="Consolas" w:cs="Times New Roman"/>
+          <w:color w:val="AF00DB"/>
+          <w:sz w:val="21"/>
+          <w:szCs w:val="21"/>
+        </w:rPr>
+        <w:t>await</w:t>
+      </w:r>
+      <w:r>
+        <w:rPr>
+          <w:rFonts w:ascii="Consolas" w:eastAsia="Times New Roman" w:hAnsi="Consolas" w:cs="Times New Roman"/>
+          <w:color w:val="3B3B3B"/>
+          <w:sz w:val="21"/>
+          <w:szCs w:val="21"/>
+        </w:rPr>
+        <w:t xml:space="preserve"> </w:t>
+      </w:r>
+      <w:r>
+        <w:rPr>
+          <w:rFonts w:ascii="Consolas" w:eastAsia="Times New Roman" w:hAnsi="Consolas" w:cs="Times New Roman"/>
+          <w:color w:val="001080"/>
+          <w:sz w:val="21"/>
+          <w:szCs w:val="21"/>
+        </w:rPr>
+        <w:t>expect</w:t>
+      </w:r>
+      <w:r>
+        <w:rPr>
+          <w:rFonts w:ascii="Consolas" w:eastAsia="Times New Roman" w:hAnsi="Consolas" w:cs="Times New Roman"/>
+          <w:color w:val="3B3B3B"/>
+          <w:sz w:val="21"/>
+          <w:szCs w:val="21"/>
+        </w:rPr>
+        <w:t>(</w:t>
+      </w:r>
+      <w:r>
+        <w:rPr>
+          <w:rFonts w:ascii="Consolas" w:eastAsia="Times New Roman" w:hAnsi="Consolas" w:cs="Times New Roman"/>
+          <w:color w:val="001080"/>
+          <w:sz w:val="21"/>
+          <w:szCs w:val="21"/>
+        </w:rPr>
+        <w:t>t4</w:t>
+      </w:r>
+      <w:r>
+        <w:rPr>
+          <w:rFonts w:ascii="Consolas" w:eastAsia="Times New Roman" w:hAnsi="Consolas" w:cs="Times New Roman"/>
+          <w:color w:val="3B3B3B"/>
+          <w:sz w:val="21"/>
+          <w:szCs w:val="21"/>
+        </w:rPr>
+        <w:t>).</w:t>
+      </w:r>
+      <w:r>
+        <w:rPr>
+          <w:rFonts w:ascii="Consolas" w:eastAsia="Times New Roman" w:hAnsi="Consolas" w:cs="Times New Roman"/>
+          <w:color w:val="795E26"/>
+          <w:sz w:val="21"/>
+          <w:szCs w:val="21"/>
+        </w:rPr>
+        <w:t>to_have_text</w:t>
+      </w:r>
+      <w:r>
+        <w:rPr>
+          <w:rFonts w:ascii="Consolas" w:eastAsia="Times New Roman" w:hAnsi="Consolas" w:cs="Times New Roman"/>
+          <w:color w:val="3B3B3B"/>
+          <w:sz w:val="21"/>
+          <w:szCs w:val="21"/>
+        </w:rPr>
+        <w:t>(</w:t>
+      </w:r>
+      <w:r>
+        <w:rPr>
+          <w:rFonts w:ascii="Consolas" w:eastAsia="Times New Roman" w:hAnsi="Consolas" w:cs="Times New Roman"/>
+          <w:color w:val="A31515"/>
+          <w:sz w:val="21"/>
+          <w:szCs w:val="21"/>
+        </w:rPr>
+        <w:t>'3'</w:t>
+      </w:r>
+      <w:r>
+        <w:rPr>
+          <w:rFonts w:ascii="Consolas" w:eastAsia="Times New Roman" w:hAnsi="Consolas" w:cs="Times New Roman"/>
+          <w:color w:val="3B3B3B"/>
+          <w:sz w:val="21"/>
+          <w:szCs w:val="21"/>
+        </w:rPr>
+        <w:t>)</w:t>
+      </w:r>
+    </w:p>
+    <w:p>
+      <w:pPr>
+        <w:shd w:val="clear" w:color="auto" w:fill="FFFFFF"/>
+        <w:spacing w:after="0" w:line="285" w:lineRule="atLeast"/>
+        <w:rPr>
+          <w:rFonts w:ascii="Consolas" w:eastAsia="Times New Roman" w:hAnsi="Consolas" w:cs="Times New Roman"/>
+          <w:color w:val="3B3B3B"/>
+          <w:sz w:val="21"/>
+          <w:szCs w:val="21"/>
+        </w:rPr>
+      </w:pPr>
+      <w:r>
+        <w:rPr>
+          <w:rFonts w:ascii="Consolas" w:eastAsia="Times New Roman" w:hAnsi="Consolas" w:cs="Times New Roman"/>
+          <w:color w:val="3B3B3B"/>
+          <w:sz w:val="21"/>
+          <w:szCs w:val="21"/>
+        </w:rPr>
+        <w:t xml:space="preserve">        </w:t>
+      </w:r>
+      <w:r>
+        <w:rPr>
+          <w:rFonts w:ascii="Consolas" w:eastAsia="Times New Roman" w:hAnsi="Consolas" w:cs="Times New Roman"/>
+          <w:color w:val="AF00DB"/>
+          <w:sz w:val="21"/>
+          <w:szCs w:val="21"/>
+        </w:rPr>
+        <w:t>await</w:t>
+      </w:r>
+      <w:r>
+        <w:rPr>
+          <w:rFonts w:ascii="Consolas" w:eastAsia="Times New Roman" w:hAnsi="Consolas" w:cs="Times New Roman"/>
+          <w:color w:val="3B3B3B"/>
+          <w:sz w:val="21"/>
+          <w:szCs w:val="21"/>
+        </w:rPr>
+        <w:t xml:space="preserve"> </w:t>
+      </w:r>
+      <w:r>
+        <w:rPr>
+          <w:rFonts w:ascii="Consolas" w:eastAsia="Times New Roman" w:hAnsi="Consolas" w:cs="Times New Roman"/>
+          <w:color w:val="001080"/>
+          <w:sz w:val="21"/>
+          <w:szCs w:val="21"/>
+        </w:rPr>
+        <w:t>page</w:t>
+      </w:r>
+      <w:r>
+        <w:rPr>
+          <w:rFonts w:ascii="Consolas" w:eastAsia="Times New Roman" w:hAnsi="Consolas" w:cs="Times New Roman"/>
+          <w:color w:val="3B3B3B"/>
+          <w:sz w:val="21"/>
+          <w:szCs w:val="21"/>
+        </w:rPr>
+        <w:t>.</w:t>
+      </w:r>
+      <w:r>
+        <w:rPr>
+          <w:rFonts w:ascii="Consolas" w:eastAsia="Times New Roman" w:hAnsi="Consolas" w:cs="Times New Roman"/>
+          <w:color w:val="795E26"/>
+          <w:sz w:val="21"/>
+          <w:szCs w:val="21"/>
+        </w:rPr>
+        <w:t>close</w:t>
+      </w:r>
+      <w:r>
+        <w:rPr>
+          <w:rFonts w:ascii="Consolas" w:eastAsia="Times New Roman" w:hAnsi="Consolas" w:cs="Times New Roman"/>
+          <w:color w:val="3B3B3B"/>
+          <w:sz w:val="21"/>
+          <w:szCs w:val="21"/>
+        </w:rPr>
+        <w:t>()</w:t>
+      </w:r>
+    </w:p>
+    <w:p>
+      <w:pPr>
+        <w:shd w:val="clear" w:color="auto" w:fill="FFFFFF"/>
+        <w:spacing w:after="0" w:line="285" w:lineRule="atLeast"/>
+        <w:rPr>
+          <w:rFonts w:ascii="Consolas" w:eastAsia="Times New Roman" w:hAnsi="Consolas" w:cs="Times New Roman"/>
+          <w:color w:val="3B3B3B"/>
+          <w:sz w:val="21"/>
+          <w:szCs w:val="21"/>
+        </w:rPr>
+      </w:pPr>
+      <w:r>
+        <w:rPr>
+          <w:rFonts w:ascii="Consolas" w:eastAsia="Times New Roman" w:hAnsi="Consolas" w:cs="Times New Roman"/>
+          <w:color w:val="3B3B3B"/>
+          <w:sz w:val="21"/>
+          <w:szCs w:val="21"/>
+        </w:rPr>
+        <w:t xml:space="preserve">        </w:t>
+      </w:r>
+      <w:r>
+        <w:rPr>
+          <w:rFonts w:ascii="Consolas" w:eastAsia="Times New Roman" w:hAnsi="Consolas" w:cs="Times New Roman"/>
+          <w:color w:val="AF00DB"/>
+          <w:sz w:val="21"/>
+          <w:szCs w:val="21"/>
+        </w:rPr>
+        <w:t>await</w:t>
+      </w:r>
+      <w:r>
+        <w:rPr>
+          <w:rFonts w:ascii="Consolas" w:eastAsia="Times New Roman" w:hAnsi="Consolas" w:cs="Times New Roman"/>
+          <w:color w:val="3B3B3B"/>
+          <w:sz w:val="21"/>
+          <w:szCs w:val="21"/>
+        </w:rPr>
+        <w:t xml:space="preserve"> </w:t>
+      </w:r>
+      <w:r>
+        <w:rPr>
+          <w:rFonts w:ascii="Consolas" w:eastAsia="Times New Roman" w:hAnsi="Consolas" w:cs="Times New Roman"/>
+          <w:color w:val="001080"/>
+          <w:sz w:val="21"/>
+          <w:szCs w:val="21"/>
+        </w:rPr>
+        <w:t>browser</w:t>
+      </w:r>
+      <w:r>
+        <w:rPr>
+          <w:rFonts w:ascii="Consolas" w:eastAsia="Times New Roman" w:hAnsi="Consolas" w:cs="Times New Roman"/>
+          <w:color w:val="3B3B3B"/>
+          <w:sz w:val="21"/>
+          <w:szCs w:val="21"/>
+        </w:rPr>
+        <w:t>.</w:t>
+      </w:r>
+      <w:r>
+        <w:rPr>
+          <w:rFonts w:ascii="Consolas" w:eastAsia="Times New Roman" w:hAnsi="Consolas" w:cs="Times New Roman"/>
+          <w:color w:val="795E26"/>
+          <w:sz w:val="21"/>
+          <w:szCs w:val="21"/>
+        </w:rPr>
+        <w:t>close</w:t>
+      </w:r>
+      <w:r>
+        <w:rPr>
+          <w:rFonts w:ascii="Consolas" w:eastAsia="Times New Roman" w:hAnsi="Consolas" w:cs="Times New Roman"/>
+          <w:color w:val="3B3B3B"/>
+          <w:sz w:val="21"/>
+          <w:szCs w:val="21"/>
+        </w:rPr>
+        <w:t>()</w:t>
+      </w:r>
+    </w:p>
+    <w:p>
+      <w:pPr>
+        <w:ind w:left="720" w:firstLine="720"/>
+        <w:rPr>
+          <w:rFonts w:ascii="Sakkal Majalla" w:hAnsi="Sakkal Majalla" w:cs="Sakkal Majalla"/>
+          <w:sz w:val="28"/>
+          <w:szCs w:val="28"/>
+        </w:rPr>
+      </w:pPr>
+      <w:r>
+        <w:rPr>
+          <w:rFonts w:ascii="Sakkal Majalla" w:hAnsi="Sakkal Majalla" w:cs="Sakkal Majalla"/>
+          <w:sz w:val="28"/>
+          <w:szCs w:val="28"/>
+        </w:rPr>
+        <w:t>*****************************************************</w:t>
+      </w:r>
+    </w:p>
+    <w:p>
+      <w:pPr>
+        <w:rPr>
+          <w:rFonts w:ascii="Sakkal Majalla" w:hAnsi="Sakkal Majalla" w:cs="Sakkal Majalla"/>
+          <w:sz w:val="28"/>
+          <w:szCs w:val="28"/>
+        </w:rPr>
+      </w:pPr>
+      <w:r>
+        <w:rPr>
+          <w:rFonts w:ascii="Sakkal Majalla" w:hAnsi="Sakkal Majalla" w:cs="Sakkal Majalla"/>
+          <w:sz w:val="28"/>
+          <w:szCs w:val="28"/>
+        </w:rPr>
+        <w:lastRenderedPageBreak/>
+        <w:t>Simple test for checkbox:</w:t>
+      </w:r>
+    </w:p>
+    <w:p>
+      <w:pPr>
+        <w:shd w:val="clear" w:color="auto" w:fill="FFFFFF"/>
+        <w:spacing w:after="0" w:line="285" w:lineRule="atLeast"/>
+        <w:rPr>
+          <w:rFonts w:ascii="Consolas" w:eastAsia="Times New Roman" w:hAnsi="Consolas" w:cs="Times New Roman"/>
+          <w:color w:val="3B3B3B"/>
+          <w:sz w:val="21"/>
+          <w:szCs w:val="21"/>
+        </w:rPr>
+      </w:pPr>
+      <w:r>
+        <w:rPr>
+          <w:rFonts w:ascii="Consolas" w:eastAsia="Times New Roman" w:hAnsi="Consolas" w:cs="Times New Roman"/>
+          <w:color w:val="0000FF"/>
+          <w:sz w:val="21"/>
+          <w:szCs w:val="21"/>
+        </w:rPr>
+        <w:t>async</w:t>
+      </w:r>
+      <w:r>
+        <w:rPr>
+          <w:rFonts w:ascii="Consolas" w:eastAsia="Times New Roman" w:hAnsi="Consolas" w:cs="Times New Roman"/>
+          <w:color w:val="3B3B3B"/>
+          <w:sz w:val="21"/>
+          <w:szCs w:val="21"/>
+        </w:rPr>
+        <w:t xml:space="preserve"> </w:t>
+      </w:r>
+      <w:r>
+        <w:rPr>
+          <w:rFonts w:ascii="Consolas" w:eastAsia="Times New Roman" w:hAnsi="Consolas" w:cs="Times New Roman"/>
+          <w:color w:val="0000FF"/>
+          <w:sz w:val="21"/>
+          <w:szCs w:val="21"/>
+        </w:rPr>
+        <w:t>def</w:t>
+      </w:r>
+      <w:r>
+        <w:rPr>
+          <w:rFonts w:ascii="Consolas" w:eastAsia="Times New Roman" w:hAnsi="Consolas" w:cs="Times New Roman"/>
+          <w:color w:val="3B3B3B"/>
+          <w:sz w:val="21"/>
+          <w:szCs w:val="21"/>
+        </w:rPr>
+        <w:t xml:space="preserve"> </w:t>
+      </w:r>
+      <w:r>
+        <w:rPr>
+          <w:rFonts w:ascii="Consolas" w:eastAsia="Times New Roman" w:hAnsi="Consolas" w:cs="Times New Roman"/>
+          <w:color w:val="795E26"/>
+          <w:sz w:val="21"/>
+          <w:szCs w:val="21"/>
+        </w:rPr>
+        <w:t>check</w:t>
+      </w:r>
+      <w:r>
+        <w:rPr>
+          <w:rFonts w:ascii="Consolas" w:eastAsia="Times New Roman" w:hAnsi="Consolas" w:cs="Times New Roman"/>
+          <w:color w:val="3B3B3B"/>
+          <w:sz w:val="21"/>
+          <w:szCs w:val="21"/>
+        </w:rPr>
+        <w:t>():</w:t>
+      </w:r>
+    </w:p>
+    <w:p>
+      <w:pPr>
+        <w:shd w:val="clear" w:color="auto" w:fill="FFFFFF"/>
+        <w:spacing w:after="0" w:line="285" w:lineRule="atLeast"/>
+        <w:rPr>
+          <w:rFonts w:ascii="Consolas" w:eastAsia="Times New Roman" w:hAnsi="Consolas" w:cs="Times New Roman"/>
+          <w:color w:val="3B3B3B"/>
+          <w:sz w:val="21"/>
+          <w:szCs w:val="21"/>
+        </w:rPr>
+      </w:pPr>
+      <w:r>
+        <w:rPr>
+          <w:rFonts w:ascii="Consolas" w:eastAsia="Times New Roman" w:hAnsi="Consolas" w:cs="Times New Roman"/>
+          <w:color w:val="3B3B3B"/>
+          <w:sz w:val="21"/>
+          <w:szCs w:val="21"/>
+        </w:rPr>
+        <w:t xml:space="preserve">    </w:t>
+      </w:r>
+      <w:r>
+        <w:rPr>
+          <w:rFonts w:ascii="Consolas" w:eastAsia="Times New Roman" w:hAnsi="Consolas" w:cs="Times New Roman"/>
+          <w:color w:val="AF00DB"/>
+          <w:sz w:val="21"/>
+          <w:szCs w:val="21"/>
+        </w:rPr>
+        <w:t>async</w:t>
+      </w:r>
+      <w:r>
+        <w:rPr>
+          <w:rFonts w:ascii="Consolas" w:eastAsia="Times New Roman" w:hAnsi="Consolas" w:cs="Times New Roman"/>
+          <w:color w:val="3B3B3B"/>
+          <w:sz w:val="21"/>
+          <w:szCs w:val="21"/>
+        </w:rPr>
+        <w:t xml:space="preserve"> </w:t>
+      </w:r>
+      <w:r>
+        <w:rPr>
+          <w:rFonts w:ascii="Consolas" w:eastAsia="Times New Roman" w:hAnsi="Consolas" w:cs="Times New Roman"/>
+          <w:color w:val="AF00DB"/>
+          <w:sz w:val="21"/>
+          <w:szCs w:val="21"/>
+        </w:rPr>
+        <w:t>with</w:t>
+      </w:r>
+      <w:r>
+        <w:rPr>
+          <w:rFonts w:ascii="Consolas" w:eastAsia="Times New Roman" w:hAnsi="Consolas" w:cs="Times New Roman"/>
+          <w:color w:val="3B3B3B"/>
+          <w:sz w:val="21"/>
+          <w:szCs w:val="21"/>
+        </w:rPr>
+        <w:t xml:space="preserve"> </w:t>
+      </w:r>
+      <w:r>
+        <w:rPr>
+          <w:rFonts w:ascii="Consolas" w:eastAsia="Times New Roman" w:hAnsi="Consolas" w:cs="Times New Roman"/>
+          <w:color w:val="795E26"/>
+          <w:sz w:val="21"/>
+          <w:szCs w:val="21"/>
+        </w:rPr>
+        <w:t>async_playwright</w:t>
+      </w:r>
+      <w:r>
+        <w:rPr>
+          <w:rFonts w:ascii="Consolas" w:eastAsia="Times New Roman" w:hAnsi="Consolas" w:cs="Times New Roman"/>
+          <w:color w:val="3B3B3B"/>
+          <w:sz w:val="21"/>
+          <w:szCs w:val="21"/>
+        </w:rPr>
+        <w:t xml:space="preserve">() </w:t>
+      </w:r>
+      <w:r>
+        <w:rPr>
+          <w:rFonts w:ascii="Consolas" w:eastAsia="Times New Roman" w:hAnsi="Consolas" w:cs="Times New Roman"/>
+          <w:color w:val="AF00DB"/>
+          <w:sz w:val="21"/>
+          <w:szCs w:val="21"/>
+        </w:rPr>
+        <w:t>as</w:t>
+      </w:r>
+      <w:r>
+        <w:rPr>
+          <w:rFonts w:ascii="Consolas" w:eastAsia="Times New Roman" w:hAnsi="Consolas" w:cs="Times New Roman"/>
+          <w:color w:val="3B3B3B"/>
+          <w:sz w:val="21"/>
+          <w:szCs w:val="21"/>
+        </w:rPr>
+        <w:t xml:space="preserve"> </w:t>
+      </w:r>
+      <w:r>
+        <w:rPr>
+          <w:rFonts w:ascii="Consolas" w:eastAsia="Times New Roman" w:hAnsi="Consolas" w:cs="Times New Roman"/>
+          <w:color w:val="001080"/>
+          <w:sz w:val="21"/>
+          <w:szCs w:val="21"/>
+        </w:rPr>
+        <w:t>p</w:t>
+      </w:r>
+      <w:r>
+        <w:rPr>
+          <w:rFonts w:ascii="Consolas" w:eastAsia="Times New Roman" w:hAnsi="Consolas" w:cs="Times New Roman"/>
+          <w:color w:val="3B3B3B"/>
+          <w:sz w:val="21"/>
+          <w:szCs w:val="21"/>
+        </w:rPr>
+        <w:t>:</w:t>
+      </w:r>
+    </w:p>
+    <w:p>
+      <w:pPr>
+        <w:shd w:val="clear" w:color="auto" w:fill="FFFFFF"/>
+        <w:spacing w:after="0" w:line="285" w:lineRule="atLeast"/>
+        <w:rPr>
+          <w:rFonts w:ascii="Consolas" w:eastAsia="Times New Roman" w:hAnsi="Consolas" w:cs="Times New Roman"/>
+          <w:color w:val="3B3B3B"/>
+          <w:sz w:val="21"/>
+          <w:szCs w:val="21"/>
+        </w:rPr>
+      </w:pPr>
+      <w:r>
+        <w:rPr>
+          <w:rFonts w:ascii="Consolas" w:eastAsia="Times New Roman" w:hAnsi="Consolas" w:cs="Times New Roman"/>
+          <w:color w:val="3B3B3B"/>
+          <w:sz w:val="21"/>
+          <w:szCs w:val="21"/>
+        </w:rPr>
+        <w:t xml:space="preserve">        </w:t>
+      </w:r>
+      <w:r>
+        <w:rPr>
+          <w:rFonts w:ascii="Consolas" w:eastAsia="Times New Roman" w:hAnsi="Consolas" w:cs="Times New Roman"/>
+          <w:color w:val="001080"/>
+          <w:sz w:val="21"/>
+          <w:szCs w:val="21"/>
+        </w:rPr>
+        <w:t>chrome</w:t>
+      </w:r>
+      <w:r>
+        <w:rPr>
+          <w:rFonts w:ascii="Consolas" w:eastAsia="Times New Roman" w:hAnsi="Consolas" w:cs="Times New Roman"/>
+          <w:color w:val="3B3B3B"/>
+          <w:sz w:val="21"/>
+          <w:szCs w:val="21"/>
+        </w:rPr>
+        <w:t xml:space="preserve"> </w:t>
+      </w:r>
+      <w:r>
+        <w:rPr>
+          <w:rFonts w:ascii="Consolas" w:eastAsia="Times New Roman" w:hAnsi="Consolas" w:cs="Times New Roman"/>
+          <w:color w:val="000000"/>
+          <w:sz w:val="21"/>
+          <w:szCs w:val="21"/>
+        </w:rPr>
+        <w:t>=</w:t>
+      </w:r>
+      <w:r>
+        <w:rPr>
+          <w:rFonts w:ascii="Consolas" w:eastAsia="Times New Roman" w:hAnsi="Consolas" w:cs="Times New Roman"/>
+          <w:color w:val="3B3B3B"/>
+          <w:sz w:val="21"/>
+          <w:szCs w:val="21"/>
+        </w:rPr>
+        <w:t xml:space="preserve"> </w:t>
+      </w:r>
+      <w:r>
+        <w:rPr>
+          <w:rFonts w:ascii="Consolas" w:eastAsia="Times New Roman" w:hAnsi="Consolas" w:cs="Times New Roman"/>
+          <w:color w:val="AF00DB"/>
+          <w:sz w:val="21"/>
+          <w:szCs w:val="21"/>
+        </w:rPr>
+        <w:t>await</w:t>
+      </w:r>
+      <w:r>
+        <w:rPr>
+          <w:rFonts w:ascii="Consolas" w:eastAsia="Times New Roman" w:hAnsi="Consolas" w:cs="Times New Roman"/>
+          <w:color w:val="3B3B3B"/>
+          <w:sz w:val="21"/>
+          <w:szCs w:val="21"/>
+        </w:rPr>
+        <w:t xml:space="preserve"> </w:t>
+      </w:r>
+      <w:r>
+        <w:rPr>
+          <w:rFonts w:ascii="Consolas" w:eastAsia="Times New Roman" w:hAnsi="Consolas" w:cs="Times New Roman"/>
+          <w:color w:val="001080"/>
+          <w:sz w:val="21"/>
+          <w:szCs w:val="21"/>
+        </w:rPr>
+        <w:t>p</w:t>
+      </w:r>
+      <w:r>
+        <w:rPr>
+          <w:rFonts w:ascii="Consolas" w:eastAsia="Times New Roman" w:hAnsi="Consolas" w:cs="Times New Roman"/>
+          <w:color w:val="3B3B3B"/>
+          <w:sz w:val="21"/>
+          <w:szCs w:val="21"/>
+        </w:rPr>
+        <w:t>.</w:t>
+      </w:r>
+      <w:r>
+        <w:rPr>
+          <w:rFonts w:ascii="Consolas" w:eastAsia="Times New Roman" w:hAnsi="Consolas" w:cs="Times New Roman"/>
+          <w:color w:val="001080"/>
+          <w:sz w:val="21"/>
+          <w:szCs w:val="21"/>
+        </w:rPr>
+        <w:t>chromium</w:t>
+      </w:r>
+      <w:r>
+        <w:rPr>
+          <w:rFonts w:ascii="Consolas" w:eastAsia="Times New Roman" w:hAnsi="Consolas" w:cs="Times New Roman"/>
+          <w:color w:val="3B3B3B"/>
+          <w:sz w:val="21"/>
+          <w:szCs w:val="21"/>
+        </w:rPr>
+        <w:t>.</w:t>
+      </w:r>
+      <w:r>
+        <w:rPr>
+          <w:rFonts w:ascii="Consolas" w:eastAsia="Times New Roman" w:hAnsi="Consolas" w:cs="Times New Roman"/>
+          <w:color w:val="795E26"/>
+          <w:sz w:val="21"/>
+          <w:szCs w:val="21"/>
+        </w:rPr>
+        <w:t>launch</w:t>
+      </w:r>
+      <w:r>
+        <w:rPr>
+          <w:rFonts w:ascii="Consolas" w:eastAsia="Times New Roman" w:hAnsi="Consolas" w:cs="Times New Roman"/>
+          <w:color w:val="3B3B3B"/>
+          <w:sz w:val="21"/>
+          <w:szCs w:val="21"/>
+        </w:rPr>
+        <w:t>(</w:t>
+      </w:r>
+      <w:r>
+        <w:rPr>
+          <w:rFonts w:ascii="Consolas" w:eastAsia="Times New Roman" w:hAnsi="Consolas" w:cs="Times New Roman"/>
+          <w:color w:val="001080"/>
+          <w:sz w:val="21"/>
+          <w:szCs w:val="21"/>
+        </w:rPr>
+        <w:t>headless</w:t>
+      </w:r>
+      <w:r>
+        <w:rPr>
+          <w:rFonts w:ascii="Consolas" w:eastAsia="Times New Roman" w:hAnsi="Consolas" w:cs="Times New Roman"/>
+          <w:color w:val="000000"/>
+          <w:sz w:val="21"/>
+          <w:szCs w:val="21"/>
+        </w:rPr>
+        <w:t>=</w:t>
+      </w:r>
+      <w:r>
+        <w:rPr>
+          <w:rFonts w:ascii="Consolas" w:eastAsia="Times New Roman" w:hAnsi="Consolas" w:cs="Times New Roman"/>
+          <w:color w:val="0070C1"/>
+          <w:sz w:val="21"/>
+          <w:szCs w:val="21"/>
+        </w:rPr>
+        <w:t>False</w:t>
+      </w:r>
+      <w:r>
+        <w:rPr>
+          <w:rFonts w:ascii="Consolas" w:eastAsia="Times New Roman" w:hAnsi="Consolas" w:cs="Times New Roman"/>
+          <w:color w:val="3B3B3B"/>
+          <w:sz w:val="21"/>
+          <w:szCs w:val="21"/>
+        </w:rPr>
+        <w:t xml:space="preserve">, </w:t>
+      </w:r>
+      <w:r>
+        <w:rPr>
+          <w:rFonts w:ascii="Consolas" w:eastAsia="Times New Roman" w:hAnsi="Consolas" w:cs="Times New Roman"/>
+          <w:color w:val="001080"/>
+          <w:sz w:val="21"/>
+          <w:szCs w:val="21"/>
+        </w:rPr>
+        <w:t>slow_mo</w:t>
+      </w:r>
+      <w:r>
+        <w:rPr>
+          <w:rFonts w:ascii="Consolas" w:eastAsia="Times New Roman" w:hAnsi="Consolas" w:cs="Times New Roman"/>
+          <w:color w:val="000000"/>
+          <w:sz w:val="21"/>
+          <w:szCs w:val="21"/>
+        </w:rPr>
+        <w:t>=</w:t>
+      </w:r>
+      <w:r>
+        <w:rPr>
+          <w:rFonts w:ascii="Consolas" w:eastAsia="Times New Roman" w:hAnsi="Consolas" w:cs="Times New Roman"/>
+          <w:color w:val="098658"/>
+          <w:sz w:val="21"/>
+          <w:szCs w:val="21"/>
+        </w:rPr>
+        <w:t>1500</w:t>
+      </w:r>
+      <w:r>
+        <w:rPr>
+          <w:rFonts w:ascii="Consolas" w:eastAsia="Times New Roman" w:hAnsi="Consolas" w:cs="Times New Roman"/>
+          <w:color w:val="3B3B3B"/>
+          <w:sz w:val="21"/>
+          <w:szCs w:val="21"/>
+        </w:rPr>
+        <w:t>)</w:t>
+      </w:r>
+    </w:p>
+    <w:p>
+      <w:pPr>
+        <w:shd w:val="clear" w:color="auto" w:fill="FFFFFF"/>
+        <w:spacing w:after="0" w:line="285" w:lineRule="atLeast"/>
+        <w:rPr>
+          <w:rFonts w:ascii="Consolas" w:eastAsia="Times New Roman" w:hAnsi="Consolas" w:cs="Times New Roman"/>
+          <w:color w:val="3B3B3B"/>
+          <w:sz w:val="21"/>
+          <w:szCs w:val="21"/>
+        </w:rPr>
+      </w:pPr>
+      <w:r>
+        <w:rPr>
+          <w:rFonts w:ascii="Consolas" w:eastAsia="Times New Roman" w:hAnsi="Consolas" w:cs="Times New Roman"/>
+          <w:color w:val="3B3B3B"/>
+          <w:sz w:val="21"/>
+          <w:szCs w:val="21"/>
+        </w:rPr>
+        <w:t xml:space="preserve">        </w:t>
+      </w:r>
+      <w:r>
+        <w:rPr>
+          <w:rFonts w:ascii="Consolas" w:eastAsia="Times New Roman" w:hAnsi="Consolas" w:cs="Times New Roman"/>
+          <w:color w:val="001080"/>
+          <w:sz w:val="21"/>
+          <w:szCs w:val="21"/>
+        </w:rPr>
+        <w:t>page</w:t>
+      </w:r>
+      <w:r>
+        <w:rPr>
+          <w:rFonts w:ascii="Consolas" w:eastAsia="Times New Roman" w:hAnsi="Consolas" w:cs="Times New Roman"/>
+          <w:color w:val="3B3B3B"/>
+          <w:sz w:val="21"/>
+          <w:szCs w:val="21"/>
+        </w:rPr>
+        <w:t xml:space="preserve"> </w:t>
+      </w:r>
+      <w:r>
+        <w:rPr>
+          <w:rFonts w:ascii="Consolas" w:eastAsia="Times New Roman" w:hAnsi="Consolas" w:cs="Times New Roman"/>
+          <w:color w:val="000000"/>
+          <w:sz w:val="21"/>
+          <w:szCs w:val="21"/>
+        </w:rPr>
+        <w:t>=</w:t>
+      </w:r>
+      <w:r>
+        <w:rPr>
+          <w:rFonts w:ascii="Consolas" w:eastAsia="Times New Roman" w:hAnsi="Consolas" w:cs="Times New Roman"/>
+          <w:color w:val="3B3B3B"/>
+          <w:sz w:val="21"/>
+          <w:szCs w:val="21"/>
+        </w:rPr>
+        <w:t xml:space="preserve"> </w:t>
+      </w:r>
+      <w:r>
+        <w:rPr>
+          <w:rFonts w:ascii="Consolas" w:eastAsia="Times New Roman" w:hAnsi="Consolas" w:cs="Times New Roman"/>
+          <w:color w:val="AF00DB"/>
+          <w:sz w:val="21"/>
+          <w:szCs w:val="21"/>
+        </w:rPr>
+        <w:t>await</w:t>
+      </w:r>
+      <w:r>
+        <w:rPr>
+          <w:rFonts w:ascii="Consolas" w:eastAsia="Times New Roman" w:hAnsi="Consolas" w:cs="Times New Roman"/>
+          <w:color w:val="3B3B3B"/>
+          <w:sz w:val="21"/>
+          <w:szCs w:val="21"/>
+        </w:rPr>
+        <w:t xml:space="preserve"> </w:t>
+      </w:r>
+      <w:r>
+        <w:rPr>
+          <w:rFonts w:ascii="Consolas" w:eastAsia="Times New Roman" w:hAnsi="Consolas" w:cs="Times New Roman"/>
+          <w:color w:val="001080"/>
+          <w:sz w:val="21"/>
+          <w:szCs w:val="21"/>
+        </w:rPr>
+        <w:t>chrome</w:t>
+      </w:r>
+      <w:r>
+        <w:rPr>
+          <w:rFonts w:ascii="Consolas" w:eastAsia="Times New Roman" w:hAnsi="Consolas" w:cs="Times New Roman"/>
+          <w:color w:val="3B3B3B"/>
+          <w:sz w:val="21"/>
+          <w:szCs w:val="21"/>
+        </w:rPr>
+        <w:t>.</w:t>
+      </w:r>
+      <w:r>
+        <w:rPr>
+          <w:rFonts w:ascii="Consolas" w:eastAsia="Times New Roman" w:hAnsi="Consolas" w:cs="Times New Roman"/>
+          <w:color w:val="795E26"/>
+          <w:sz w:val="21"/>
+          <w:szCs w:val="21"/>
+        </w:rPr>
+        <w:t>new_page</w:t>
+      </w:r>
+      <w:r>
+        <w:rPr>
+          <w:rFonts w:ascii="Consolas" w:eastAsia="Times New Roman" w:hAnsi="Consolas" w:cs="Times New Roman"/>
+          <w:color w:val="3B3B3B"/>
+          <w:sz w:val="21"/>
+          <w:szCs w:val="21"/>
+        </w:rPr>
+        <w:t>()</w:t>
+      </w:r>
+    </w:p>
+    <w:p>
+      <w:pPr>
+        <w:shd w:val="clear" w:color="auto" w:fill="FFFFFF"/>
+        <w:spacing w:after="0" w:line="285" w:lineRule="atLeast"/>
+        <w:rPr>
+          <w:rFonts w:ascii="Consolas" w:eastAsia="Times New Roman" w:hAnsi="Consolas" w:cs="Times New Roman"/>
+          <w:color w:val="3B3B3B"/>
+          <w:sz w:val="21"/>
+          <w:szCs w:val="21"/>
+        </w:rPr>
+      </w:pPr>
+      <w:r>
+        <w:rPr>
+          <w:rFonts w:ascii="Consolas" w:eastAsia="Times New Roman" w:hAnsi="Consolas" w:cs="Times New Roman"/>
+          <w:color w:val="3B3B3B"/>
+          <w:sz w:val="21"/>
+          <w:szCs w:val="21"/>
+        </w:rPr>
+        <w:t xml:space="preserve">        </w:t>
+      </w:r>
+      <w:r>
+        <w:rPr>
+          <w:rFonts w:ascii="Consolas" w:eastAsia="Times New Roman" w:hAnsi="Consolas" w:cs="Times New Roman"/>
+          <w:color w:val="AF00DB"/>
+          <w:sz w:val="21"/>
+          <w:szCs w:val="21"/>
+        </w:rPr>
+        <w:t>await</w:t>
+      </w:r>
+      <w:r>
+        <w:rPr>
+          <w:rFonts w:ascii="Consolas" w:eastAsia="Times New Roman" w:hAnsi="Consolas" w:cs="Times New Roman"/>
+          <w:color w:val="3B3B3B"/>
+          <w:sz w:val="21"/>
+          <w:szCs w:val="21"/>
+        </w:rPr>
+        <w:t xml:space="preserve"> </w:t>
+      </w:r>
+      <w:r>
+        <w:rPr>
+          <w:rFonts w:ascii="Consolas" w:eastAsia="Times New Roman" w:hAnsi="Consolas" w:cs="Times New Roman"/>
+          <w:color w:val="001080"/>
+          <w:sz w:val="21"/>
+          <w:szCs w:val="21"/>
+        </w:rPr>
+        <w:t>page</w:t>
+      </w:r>
+      <w:r>
+        <w:rPr>
+          <w:rFonts w:ascii="Consolas" w:eastAsia="Times New Roman" w:hAnsi="Consolas" w:cs="Times New Roman"/>
+          <w:color w:val="3B3B3B"/>
+          <w:sz w:val="21"/>
+          <w:szCs w:val="21"/>
+        </w:rPr>
+        <w:t>.</w:t>
+      </w:r>
+      <w:r>
+        <w:rPr>
+          <w:rFonts w:ascii="Consolas" w:eastAsia="Times New Roman" w:hAnsi="Consolas" w:cs="Times New Roman"/>
+          <w:color w:val="795E26"/>
+          <w:sz w:val="21"/>
+          <w:szCs w:val="21"/>
+        </w:rPr>
+        <w:t>goto</w:t>
+      </w:r>
+      <w:r>
+        <w:rPr>
+          <w:rFonts w:ascii="Consolas" w:eastAsia="Times New Roman" w:hAnsi="Consolas" w:cs="Times New Roman"/>
+          <w:color w:val="3B3B3B"/>
+          <w:sz w:val="21"/>
+          <w:szCs w:val="21"/>
+        </w:rPr>
+        <w:t>(</w:t>
+      </w:r>
+      <w:r>
+        <w:rPr>
+          <w:rFonts w:ascii="Consolas" w:eastAsia="Times New Roman" w:hAnsi="Consolas" w:cs="Times New Roman"/>
+          <w:color w:val="A31515"/>
+          <w:sz w:val="21"/>
+          <w:szCs w:val="21"/>
+        </w:rPr>
+        <w:t>"https://www.testmuai.com/selenium-playground/checkbox-demo/"</w:t>
+      </w:r>
+      <w:r>
+        <w:rPr>
+          <w:rFonts w:ascii="Consolas" w:eastAsia="Times New Roman" w:hAnsi="Consolas" w:cs="Times New Roman"/>
+          <w:color w:val="3B3B3B"/>
+          <w:sz w:val="21"/>
+          <w:szCs w:val="21"/>
+        </w:rPr>
+        <w:t>)</w:t>
+      </w:r>
+    </w:p>
+    <w:p>
+      <w:pPr>
+        <w:shd w:val="clear" w:color="auto" w:fill="FFFFFF"/>
+        <w:spacing w:after="0" w:line="285" w:lineRule="atLeast"/>
+        <w:rPr>
+          <w:rFonts w:ascii="Consolas" w:eastAsia="Times New Roman" w:hAnsi="Consolas" w:cs="Times New Roman"/>
+          <w:color w:val="3B3B3B"/>
+          <w:sz w:val="21"/>
+          <w:szCs w:val="21"/>
+        </w:rPr>
+      </w:pPr>
+      <w:r>
+        <w:rPr>
+          <w:rFonts w:ascii="Consolas" w:eastAsia="Times New Roman" w:hAnsi="Consolas" w:cs="Times New Roman"/>
+          <w:color w:val="3B3B3B"/>
+          <w:sz w:val="21"/>
+          <w:szCs w:val="21"/>
+        </w:rPr>
+        <w:t xml:space="preserve">        </w:t>
+      </w:r>
+      <w:r>
+        <w:rPr>
+          <w:rFonts w:ascii="Consolas" w:eastAsia="Times New Roman" w:hAnsi="Consolas" w:cs="Times New Roman"/>
+          <w:color w:val="001080"/>
+          <w:sz w:val="21"/>
+          <w:szCs w:val="21"/>
+        </w:rPr>
+        <w:t>t1</w:t>
+      </w:r>
+      <w:r>
+        <w:rPr>
+          <w:rFonts w:ascii="Consolas" w:eastAsia="Times New Roman" w:hAnsi="Consolas" w:cs="Times New Roman"/>
+          <w:color w:val="3B3B3B"/>
+          <w:sz w:val="21"/>
+          <w:szCs w:val="21"/>
+        </w:rPr>
+        <w:t xml:space="preserve"> </w:t>
+      </w:r>
+      <w:r>
+        <w:rPr>
+          <w:rFonts w:ascii="Consolas" w:eastAsia="Times New Roman" w:hAnsi="Consolas" w:cs="Times New Roman"/>
+          <w:color w:val="000000"/>
+          <w:sz w:val="21"/>
+          <w:szCs w:val="21"/>
+        </w:rPr>
+        <w:t>=</w:t>
+      </w:r>
+      <w:r>
+        <w:rPr>
+          <w:rFonts w:ascii="Consolas" w:eastAsia="Times New Roman" w:hAnsi="Consolas" w:cs="Times New Roman"/>
+          <w:color w:val="3B3B3B"/>
+          <w:sz w:val="21"/>
+          <w:szCs w:val="21"/>
+        </w:rPr>
+        <w:t xml:space="preserve"> </w:t>
+      </w:r>
+      <w:r>
+        <w:rPr>
+          <w:rFonts w:ascii="Consolas" w:eastAsia="Times New Roman" w:hAnsi="Consolas" w:cs="Times New Roman"/>
+          <w:color w:val="001080"/>
+          <w:sz w:val="21"/>
+          <w:szCs w:val="21"/>
+        </w:rPr>
+        <w:t>page</w:t>
+      </w:r>
+      <w:r>
+        <w:rPr>
+          <w:rFonts w:ascii="Consolas" w:eastAsia="Times New Roman" w:hAnsi="Consolas" w:cs="Times New Roman"/>
+          <w:color w:val="3B3B3B"/>
+          <w:sz w:val="21"/>
+          <w:szCs w:val="21"/>
+        </w:rPr>
+        <w:t>.</w:t>
+      </w:r>
+      <w:r>
+        <w:rPr>
+          <w:rFonts w:ascii="Consolas" w:eastAsia="Times New Roman" w:hAnsi="Consolas" w:cs="Times New Roman"/>
+          <w:color w:val="795E26"/>
+          <w:sz w:val="21"/>
+          <w:szCs w:val="21"/>
+        </w:rPr>
+        <w:t>get_by_label</w:t>
+      </w:r>
+      <w:r>
+        <w:rPr>
+          <w:rFonts w:ascii="Consolas" w:eastAsia="Times New Roman" w:hAnsi="Consolas" w:cs="Times New Roman"/>
+          <w:color w:val="3B3B3B"/>
+          <w:sz w:val="21"/>
+          <w:szCs w:val="21"/>
+        </w:rPr>
+        <w:t>(</w:t>
+      </w:r>
+      <w:r>
+        <w:rPr>
+          <w:rFonts w:ascii="Consolas" w:eastAsia="Times New Roman" w:hAnsi="Consolas" w:cs="Times New Roman"/>
+          <w:color w:val="A31515"/>
+          <w:sz w:val="21"/>
+          <w:szCs w:val="21"/>
+        </w:rPr>
+        <w:t>"Click on check box"</w:t>
+      </w:r>
+      <w:r>
+        <w:rPr>
+          <w:rFonts w:ascii="Consolas" w:eastAsia="Times New Roman" w:hAnsi="Consolas" w:cs="Times New Roman"/>
+          <w:color w:val="3B3B3B"/>
+          <w:sz w:val="21"/>
+          <w:szCs w:val="21"/>
+        </w:rPr>
+        <w:t>)</w:t>
+      </w:r>
+    </w:p>
+    <w:p>
+      <w:pPr>
+        <w:shd w:val="clear" w:color="auto" w:fill="FFFFFF"/>
+        <w:spacing w:after="0" w:line="285" w:lineRule="atLeast"/>
+        <w:rPr>
+          <w:rFonts w:ascii="Consolas" w:eastAsia="Times New Roman" w:hAnsi="Consolas" w:cs="Times New Roman"/>
+          <w:color w:val="3B3B3B"/>
+          <w:sz w:val="21"/>
+          <w:szCs w:val="21"/>
+        </w:rPr>
+      </w:pPr>
+      <w:r>
+        <w:rPr>
+          <w:rFonts w:ascii="Consolas" w:eastAsia="Times New Roman" w:hAnsi="Consolas" w:cs="Times New Roman"/>
+          <w:color w:val="3B3B3B"/>
+          <w:sz w:val="21"/>
+          <w:szCs w:val="21"/>
+        </w:rPr>
+        <w:t xml:space="preserve">        </w:t>
+      </w:r>
+      <w:r>
+        <w:rPr>
+          <w:rFonts w:ascii="Consolas" w:eastAsia="Times New Roman" w:hAnsi="Consolas" w:cs="Times New Roman"/>
+          <w:color w:val="AF00DB"/>
+          <w:sz w:val="21"/>
+          <w:szCs w:val="21"/>
+        </w:rPr>
+        <w:t>await</w:t>
+      </w:r>
+      <w:r>
+        <w:rPr>
+          <w:rFonts w:ascii="Consolas" w:eastAsia="Times New Roman" w:hAnsi="Consolas" w:cs="Times New Roman"/>
+          <w:color w:val="3B3B3B"/>
+          <w:sz w:val="21"/>
+          <w:szCs w:val="21"/>
+        </w:rPr>
+        <w:t xml:space="preserve"> </w:t>
+      </w:r>
+      <w:r>
+        <w:rPr>
+          <w:rFonts w:ascii="Consolas" w:eastAsia="Times New Roman" w:hAnsi="Consolas" w:cs="Times New Roman"/>
+          <w:color w:val="001080"/>
+          <w:sz w:val="21"/>
+          <w:szCs w:val="21"/>
+        </w:rPr>
+        <w:t>expect</w:t>
+      </w:r>
+      <w:r>
+        <w:rPr>
+          <w:rFonts w:ascii="Consolas" w:eastAsia="Times New Roman" w:hAnsi="Consolas" w:cs="Times New Roman"/>
+          <w:color w:val="3B3B3B"/>
+          <w:sz w:val="21"/>
+          <w:szCs w:val="21"/>
+        </w:rPr>
+        <w:t>(</w:t>
+      </w:r>
+      <w:r>
+        <w:rPr>
+          <w:rFonts w:ascii="Consolas" w:eastAsia="Times New Roman" w:hAnsi="Consolas" w:cs="Times New Roman"/>
+          <w:color w:val="001080"/>
+          <w:sz w:val="21"/>
+          <w:szCs w:val="21"/>
+        </w:rPr>
+        <w:t>t1</w:t>
+      </w:r>
+      <w:r>
+        <w:rPr>
+          <w:rFonts w:ascii="Consolas" w:eastAsia="Times New Roman" w:hAnsi="Consolas" w:cs="Times New Roman"/>
+          <w:color w:val="3B3B3B"/>
+          <w:sz w:val="21"/>
+          <w:szCs w:val="21"/>
+        </w:rPr>
+        <w:t>).</w:t>
+      </w:r>
+      <w:r>
+        <w:rPr>
+          <w:rFonts w:ascii="Consolas" w:eastAsia="Times New Roman" w:hAnsi="Consolas" w:cs="Times New Roman"/>
+          <w:color w:val="795E26"/>
+          <w:sz w:val="21"/>
+          <w:szCs w:val="21"/>
+        </w:rPr>
+        <w:t>not_to_be_checked</w:t>
+      </w:r>
+      <w:r>
+        <w:rPr>
+          <w:rFonts w:ascii="Consolas" w:eastAsia="Times New Roman" w:hAnsi="Consolas" w:cs="Times New Roman"/>
+          <w:color w:val="3B3B3B"/>
+          <w:sz w:val="21"/>
+          <w:szCs w:val="21"/>
+        </w:rPr>
+        <w:t>()</w:t>
+      </w:r>
+    </w:p>
+    <w:p>
+      <w:pPr>
+        <w:shd w:val="clear" w:color="auto" w:fill="FFFFFF"/>
+        <w:spacing w:after="0" w:line="285" w:lineRule="atLeast"/>
+        <w:rPr>
+          <w:rFonts w:ascii="Consolas" w:eastAsia="Times New Roman" w:hAnsi="Consolas" w:cs="Times New Roman"/>
+          <w:color w:val="3B3B3B"/>
+          <w:sz w:val="21"/>
+          <w:szCs w:val="21"/>
+        </w:rPr>
+      </w:pPr>
+      <w:r>
+        <w:rPr>
+          <w:rFonts w:ascii="Consolas" w:eastAsia="Times New Roman" w:hAnsi="Consolas" w:cs="Times New Roman"/>
+          <w:color w:val="3B3B3B"/>
+          <w:sz w:val="21"/>
+          <w:szCs w:val="21"/>
+        </w:rPr>
+        <w:t xml:space="preserve">        </w:t>
+      </w:r>
+      <w:r>
+        <w:rPr>
+          <w:rFonts w:ascii="Consolas" w:eastAsia="Times New Roman" w:hAnsi="Consolas" w:cs="Times New Roman"/>
+          <w:color w:val="AF00DB"/>
+          <w:sz w:val="21"/>
+          <w:szCs w:val="21"/>
+        </w:rPr>
+        <w:t>await</w:t>
+      </w:r>
+      <w:r>
+        <w:rPr>
+          <w:rFonts w:ascii="Consolas" w:eastAsia="Times New Roman" w:hAnsi="Consolas" w:cs="Times New Roman"/>
+          <w:color w:val="3B3B3B"/>
+          <w:sz w:val="21"/>
+          <w:szCs w:val="21"/>
+        </w:rPr>
+        <w:t xml:space="preserve"> </w:t>
+      </w:r>
+      <w:r>
+        <w:rPr>
+          <w:rFonts w:ascii="Consolas" w:eastAsia="Times New Roman" w:hAnsi="Consolas" w:cs="Times New Roman"/>
+          <w:color w:val="001080"/>
+          <w:sz w:val="21"/>
+          <w:szCs w:val="21"/>
+        </w:rPr>
+        <w:t>t1</w:t>
+      </w:r>
+      <w:r>
+        <w:rPr>
+          <w:rFonts w:ascii="Consolas" w:eastAsia="Times New Roman" w:hAnsi="Consolas" w:cs="Times New Roman"/>
+          <w:color w:val="3B3B3B"/>
+          <w:sz w:val="21"/>
+          <w:szCs w:val="21"/>
+        </w:rPr>
+        <w:t>.</w:t>
+      </w:r>
+      <w:r>
+        <w:rPr>
+          <w:rFonts w:ascii="Consolas" w:eastAsia="Times New Roman" w:hAnsi="Consolas" w:cs="Times New Roman"/>
+          <w:color w:val="795E26"/>
+          <w:sz w:val="21"/>
+          <w:szCs w:val="21"/>
+        </w:rPr>
+        <w:t>click</w:t>
+      </w:r>
+      <w:r>
+        <w:rPr>
+          <w:rFonts w:ascii="Consolas" w:eastAsia="Times New Roman" w:hAnsi="Consolas" w:cs="Times New Roman"/>
+          <w:color w:val="3B3B3B"/>
+          <w:sz w:val="21"/>
+          <w:szCs w:val="21"/>
+        </w:rPr>
+        <w:t>()</w:t>
+      </w:r>
+    </w:p>
+    <w:p>
+      <w:pPr>
+        <w:shd w:val="clear" w:color="auto" w:fill="FFFFFF"/>
+        <w:spacing w:after="0" w:line="285" w:lineRule="atLeast"/>
+        <w:rPr>
+          <w:rFonts w:ascii="Consolas" w:eastAsia="Times New Roman" w:hAnsi="Consolas" w:cs="Times New Roman"/>
+          <w:color w:val="3B3B3B"/>
+          <w:sz w:val="21"/>
+          <w:szCs w:val="21"/>
+        </w:rPr>
+      </w:pPr>
+      <w:r>
+        <w:rPr>
+          <w:rFonts w:ascii="Consolas" w:eastAsia="Times New Roman" w:hAnsi="Consolas" w:cs="Times New Roman"/>
+          <w:color w:val="3B3B3B"/>
+          <w:sz w:val="21"/>
+          <w:szCs w:val="21"/>
+        </w:rPr>
+        <w:t xml:space="preserve">        </w:t>
+      </w:r>
+      <w:r>
+        <w:rPr>
+          <w:rFonts w:ascii="Consolas" w:eastAsia="Times New Roman" w:hAnsi="Consolas" w:cs="Times New Roman"/>
+          <w:color w:val="AF00DB"/>
+          <w:sz w:val="21"/>
+          <w:szCs w:val="21"/>
+        </w:rPr>
+        <w:t>await</w:t>
+      </w:r>
+      <w:r>
+        <w:rPr>
+          <w:rFonts w:ascii="Consolas" w:eastAsia="Times New Roman" w:hAnsi="Consolas" w:cs="Times New Roman"/>
+          <w:color w:val="3B3B3B"/>
+          <w:sz w:val="21"/>
+          <w:szCs w:val="21"/>
+        </w:rPr>
+        <w:t xml:space="preserve"> </w:t>
+      </w:r>
+      <w:r>
+        <w:rPr>
+          <w:rFonts w:ascii="Consolas" w:eastAsia="Times New Roman" w:hAnsi="Consolas" w:cs="Times New Roman"/>
+          <w:color w:val="001080"/>
+          <w:sz w:val="21"/>
+          <w:szCs w:val="21"/>
+        </w:rPr>
+        <w:t>expect</w:t>
+      </w:r>
+      <w:r>
+        <w:rPr>
+          <w:rFonts w:ascii="Consolas" w:eastAsia="Times New Roman" w:hAnsi="Consolas" w:cs="Times New Roman"/>
+          <w:color w:val="3B3B3B"/>
+          <w:sz w:val="21"/>
+          <w:szCs w:val="21"/>
+        </w:rPr>
+        <w:t>(</w:t>
+      </w:r>
+      <w:r>
+        <w:rPr>
+          <w:rFonts w:ascii="Consolas" w:eastAsia="Times New Roman" w:hAnsi="Consolas" w:cs="Times New Roman"/>
+          <w:color w:val="001080"/>
+          <w:sz w:val="21"/>
+          <w:szCs w:val="21"/>
+        </w:rPr>
+        <w:t>t1</w:t>
+      </w:r>
+      <w:r>
+        <w:rPr>
+          <w:rFonts w:ascii="Consolas" w:eastAsia="Times New Roman" w:hAnsi="Consolas" w:cs="Times New Roman"/>
+          <w:color w:val="3B3B3B"/>
+          <w:sz w:val="21"/>
+          <w:szCs w:val="21"/>
+        </w:rPr>
+        <w:t>).</w:t>
+      </w:r>
+      <w:r>
+        <w:rPr>
+          <w:rFonts w:ascii="Consolas" w:eastAsia="Times New Roman" w:hAnsi="Consolas" w:cs="Times New Roman"/>
+          <w:color w:val="795E26"/>
+          <w:sz w:val="21"/>
+          <w:szCs w:val="21"/>
+        </w:rPr>
+        <w:t>to_be_checked</w:t>
+      </w:r>
+      <w:r>
+        <w:rPr>
+          <w:rFonts w:ascii="Consolas" w:eastAsia="Times New Roman" w:hAnsi="Consolas" w:cs="Times New Roman"/>
+          <w:color w:val="3B3B3B"/>
+          <w:sz w:val="21"/>
+          <w:szCs w:val="21"/>
+        </w:rPr>
+        <w:t>()</w:t>
+      </w:r>
+    </w:p>
+    <w:p>
+      <w:pPr>
+        <w:ind w:left="720" w:firstLine="720"/>
+        <w:rPr>
+          <w:rFonts w:ascii="Sakkal Majalla" w:hAnsi="Sakkal Majalla" w:cs="Sakkal Majalla"/>
+          <w:sz w:val="28"/>
+          <w:szCs w:val="28"/>
+        </w:rPr>
+      </w:pPr>
+      <w:r>
+        <w:rPr>
+          <w:rFonts w:ascii="Sakkal Majalla" w:hAnsi="Sakkal Majalla" w:cs="Sakkal Majalla"/>
+          <w:sz w:val="28"/>
+          <w:szCs w:val="28"/>
+        </w:rPr>
+        <w:t>*****************************************************</w:t>
+      </w:r>
+    </w:p>
+    <w:p>
+      <w:pPr>
+        <w:rPr>
+          <w:rFonts w:ascii="Sakkal Majalla" w:hAnsi="Sakkal Majalla" w:cs="Sakkal Majalla"/>
+          <w:sz w:val="28"/>
+          <w:szCs w:val="28"/>
+        </w:rPr>
+      </w:pPr>
+      <w:r>
+        <w:rPr>
+          <w:rFonts w:ascii="Sakkal Majalla" w:hAnsi="Sakkal Majalla" w:cs="Sakkal Majalla"/>
+          <w:sz w:val="28"/>
+          <w:szCs w:val="28"/>
+        </w:rPr>
+        <w:t>To test single dropdown select list:</w:t>
+      </w:r>
+    </w:p>
+    <w:p>
+      <w:pPr>
+        <w:shd w:val="clear" w:color="auto" w:fill="FFFFFF"/>
+        <w:spacing w:after="0" w:line="285" w:lineRule="atLeast"/>
+        <w:rPr>
+          <w:rFonts w:ascii="Consolas" w:eastAsia="Times New Roman" w:hAnsi="Consolas" w:cs="Times New Roman"/>
+          <w:color w:val="3B3B3B"/>
+          <w:sz w:val="21"/>
+          <w:szCs w:val="21"/>
+        </w:rPr>
+      </w:pPr>
+      <w:r>
+        <w:rPr>
+          <w:rFonts w:ascii="Consolas" w:eastAsia="Times New Roman" w:hAnsi="Consolas" w:cs="Times New Roman"/>
+          <w:color w:val="0000FF"/>
+          <w:sz w:val="21"/>
+          <w:szCs w:val="21"/>
+        </w:rPr>
+        <w:t>async</w:t>
+      </w:r>
+      <w:r>
+        <w:rPr>
+          <w:rFonts w:ascii="Consolas" w:eastAsia="Times New Roman" w:hAnsi="Consolas" w:cs="Times New Roman"/>
+          <w:color w:val="3B3B3B"/>
+          <w:sz w:val="21"/>
+          <w:szCs w:val="21"/>
+        </w:rPr>
+        <w:t xml:space="preserve"> </w:t>
+      </w:r>
+      <w:r>
+        <w:rPr>
+          <w:rFonts w:ascii="Consolas" w:eastAsia="Times New Roman" w:hAnsi="Consolas" w:cs="Times New Roman"/>
+          <w:color w:val="0000FF"/>
+          <w:sz w:val="21"/>
+          <w:szCs w:val="21"/>
+        </w:rPr>
+        <w:t>def</w:t>
+      </w:r>
+      <w:r>
+        <w:rPr>
+          <w:rFonts w:ascii="Consolas" w:eastAsia="Times New Roman" w:hAnsi="Consolas" w:cs="Times New Roman"/>
+          <w:color w:val="3B3B3B"/>
+          <w:sz w:val="21"/>
+          <w:szCs w:val="21"/>
+        </w:rPr>
+        <w:t xml:space="preserve"> </w:t>
+      </w:r>
+      <w:r>
+        <w:rPr>
+          <w:rFonts w:ascii="Consolas" w:eastAsia="Times New Roman" w:hAnsi="Consolas" w:cs="Times New Roman"/>
+          <w:color w:val="795E26"/>
+          <w:sz w:val="21"/>
+          <w:szCs w:val="21"/>
+        </w:rPr>
+        <w:t>single_dropdown</w:t>
+      </w:r>
+      <w:r>
+        <w:rPr>
+          <w:rFonts w:ascii="Consolas" w:eastAsia="Times New Roman" w:hAnsi="Consolas" w:cs="Times New Roman"/>
+          <w:color w:val="3B3B3B"/>
+          <w:sz w:val="21"/>
+          <w:szCs w:val="21"/>
+        </w:rPr>
+        <w:t>():</w:t>
+      </w:r>
+    </w:p>
+    <w:p>
+      <w:pPr>
+        <w:shd w:val="clear" w:color="auto" w:fill="FFFFFF"/>
+        <w:spacing w:after="0" w:line="285" w:lineRule="atLeast"/>
+        <w:rPr>
+          <w:rFonts w:ascii="Consolas" w:eastAsia="Times New Roman" w:hAnsi="Consolas" w:cs="Times New Roman"/>
+          <w:color w:val="3B3B3B"/>
+          <w:sz w:val="21"/>
+          <w:szCs w:val="21"/>
+        </w:rPr>
+      </w:pPr>
+      <w:r>
+        <w:rPr>
+          <w:rFonts w:ascii="Consolas" w:eastAsia="Times New Roman" w:hAnsi="Consolas" w:cs="Times New Roman"/>
+          <w:color w:val="3B3B3B"/>
+          <w:sz w:val="21"/>
+          <w:szCs w:val="21"/>
+        </w:rPr>
+        <w:t xml:space="preserve">    </w:t>
+      </w:r>
+      <w:r>
+        <w:rPr>
+          <w:rFonts w:ascii="Consolas" w:eastAsia="Times New Roman" w:hAnsi="Consolas" w:cs="Times New Roman"/>
+          <w:color w:val="AF00DB"/>
+          <w:sz w:val="21"/>
+          <w:szCs w:val="21"/>
+        </w:rPr>
+        <w:t>async</w:t>
+      </w:r>
+      <w:r>
+        <w:rPr>
+          <w:rFonts w:ascii="Consolas" w:eastAsia="Times New Roman" w:hAnsi="Consolas" w:cs="Times New Roman"/>
+          <w:color w:val="3B3B3B"/>
+          <w:sz w:val="21"/>
+          <w:szCs w:val="21"/>
+        </w:rPr>
+        <w:t xml:space="preserve"> </w:t>
+      </w:r>
+      <w:r>
+        <w:rPr>
+          <w:rFonts w:ascii="Consolas" w:eastAsia="Times New Roman" w:hAnsi="Consolas" w:cs="Times New Roman"/>
+          <w:color w:val="AF00DB"/>
+          <w:sz w:val="21"/>
+          <w:szCs w:val="21"/>
+        </w:rPr>
+        <w:t>with</w:t>
+      </w:r>
+      <w:r>
+        <w:rPr>
+          <w:rFonts w:ascii="Consolas" w:eastAsia="Times New Roman" w:hAnsi="Consolas" w:cs="Times New Roman"/>
+          <w:color w:val="3B3B3B"/>
+          <w:sz w:val="21"/>
+          <w:szCs w:val="21"/>
+        </w:rPr>
+        <w:t xml:space="preserve"> </w:t>
+      </w:r>
+      <w:r>
+        <w:rPr>
+          <w:rFonts w:ascii="Consolas" w:eastAsia="Times New Roman" w:hAnsi="Consolas" w:cs="Times New Roman"/>
+          <w:color w:val="795E26"/>
+          <w:sz w:val="21"/>
+          <w:szCs w:val="21"/>
+        </w:rPr>
+        <w:t>async_playwright</w:t>
+      </w:r>
+      <w:r>
+        <w:rPr>
+          <w:rFonts w:ascii="Consolas" w:eastAsia="Times New Roman" w:hAnsi="Consolas" w:cs="Times New Roman"/>
+          <w:color w:val="3B3B3B"/>
+          <w:sz w:val="21"/>
+          <w:szCs w:val="21"/>
+        </w:rPr>
+        <w:t xml:space="preserve">() </w:t>
+      </w:r>
+      <w:r>
+        <w:rPr>
+          <w:rFonts w:ascii="Consolas" w:eastAsia="Times New Roman" w:hAnsi="Consolas" w:cs="Times New Roman"/>
+          <w:color w:val="AF00DB"/>
+          <w:sz w:val="21"/>
+          <w:szCs w:val="21"/>
+        </w:rPr>
+        <w:t>as</w:t>
+      </w:r>
+      <w:r>
+        <w:rPr>
+          <w:rFonts w:ascii="Consolas" w:eastAsia="Times New Roman" w:hAnsi="Consolas" w:cs="Times New Roman"/>
+          <w:color w:val="3B3B3B"/>
+          <w:sz w:val="21"/>
+          <w:szCs w:val="21"/>
+        </w:rPr>
+        <w:t xml:space="preserve"> </w:t>
+      </w:r>
+      <w:r>
+        <w:rPr>
+          <w:rFonts w:ascii="Consolas" w:eastAsia="Times New Roman" w:hAnsi="Consolas" w:cs="Times New Roman"/>
+          <w:color w:val="001080"/>
+          <w:sz w:val="21"/>
+          <w:szCs w:val="21"/>
+        </w:rPr>
+        <w:t>p</w:t>
+      </w:r>
+      <w:r>
+        <w:rPr>
+          <w:rFonts w:ascii="Consolas" w:eastAsia="Times New Roman" w:hAnsi="Consolas" w:cs="Times New Roman"/>
+          <w:color w:val="3B3B3B"/>
+          <w:sz w:val="21"/>
+          <w:szCs w:val="21"/>
+        </w:rPr>
+        <w:t>:</w:t>
+      </w:r>
+    </w:p>
+    <w:p>
+      <w:pPr>
+        <w:shd w:val="clear" w:color="auto" w:fill="FFFFFF"/>
+        <w:spacing w:after="0" w:line="285" w:lineRule="atLeast"/>
+        <w:rPr>
+          <w:rFonts w:ascii="Consolas" w:eastAsia="Times New Roman" w:hAnsi="Consolas" w:cs="Times New Roman"/>
+          <w:color w:val="3B3B3B"/>
+          <w:sz w:val="21"/>
+          <w:szCs w:val="21"/>
+        </w:rPr>
+      </w:pPr>
+      <w:r>
+        <w:rPr>
+          <w:rFonts w:ascii="Consolas" w:eastAsia="Times New Roman" w:hAnsi="Consolas" w:cs="Times New Roman"/>
+          <w:color w:val="3B3B3B"/>
+          <w:sz w:val="21"/>
+          <w:szCs w:val="21"/>
+        </w:rPr>
+        <w:t xml:space="preserve">        </w:t>
+      </w:r>
+      <w:r>
+        <w:rPr>
+          <w:rFonts w:ascii="Consolas" w:eastAsia="Times New Roman" w:hAnsi="Consolas" w:cs="Times New Roman"/>
+          <w:color w:val="001080"/>
+          <w:sz w:val="21"/>
+          <w:szCs w:val="21"/>
+        </w:rPr>
+        <w:t>browser</w:t>
+      </w:r>
+      <w:r>
+        <w:rPr>
+          <w:rFonts w:ascii="Consolas" w:eastAsia="Times New Roman" w:hAnsi="Consolas" w:cs="Times New Roman"/>
+          <w:color w:val="3B3B3B"/>
+          <w:sz w:val="21"/>
+          <w:szCs w:val="21"/>
+        </w:rPr>
+        <w:t xml:space="preserve"> </w:t>
+      </w:r>
+      <w:r>
+        <w:rPr>
+          <w:rFonts w:ascii="Consolas" w:eastAsia="Times New Roman" w:hAnsi="Consolas" w:cs="Times New Roman"/>
+          <w:color w:val="000000"/>
+          <w:sz w:val="21"/>
+          <w:szCs w:val="21"/>
+        </w:rPr>
+        <w:t>=</w:t>
+      </w:r>
+      <w:r>
+        <w:rPr>
+          <w:rFonts w:ascii="Consolas" w:eastAsia="Times New Roman" w:hAnsi="Consolas" w:cs="Times New Roman"/>
+          <w:color w:val="3B3B3B"/>
+          <w:sz w:val="21"/>
+          <w:szCs w:val="21"/>
+        </w:rPr>
+        <w:t xml:space="preserve"> </w:t>
+      </w:r>
+      <w:r>
+        <w:rPr>
+          <w:rFonts w:ascii="Consolas" w:eastAsia="Times New Roman" w:hAnsi="Consolas" w:cs="Times New Roman"/>
+          <w:color w:val="AF00DB"/>
+          <w:sz w:val="21"/>
+          <w:szCs w:val="21"/>
+        </w:rPr>
+        <w:t>await</w:t>
+      </w:r>
+      <w:r>
+        <w:rPr>
+          <w:rFonts w:ascii="Consolas" w:eastAsia="Times New Roman" w:hAnsi="Consolas" w:cs="Times New Roman"/>
+          <w:color w:val="3B3B3B"/>
+          <w:sz w:val="21"/>
+          <w:szCs w:val="21"/>
+        </w:rPr>
+        <w:t xml:space="preserve"> </w:t>
+      </w:r>
+      <w:r>
+        <w:rPr>
+          <w:rFonts w:ascii="Consolas" w:eastAsia="Times New Roman" w:hAnsi="Consolas" w:cs="Times New Roman"/>
+          <w:color w:val="001080"/>
+          <w:sz w:val="21"/>
+          <w:szCs w:val="21"/>
+        </w:rPr>
+        <w:t>p</w:t>
+      </w:r>
+      <w:r>
+        <w:rPr>
+          <w:rFonts w:ascii="Consolas" w:eastAsia="Times New Roman" w:hAnsi="Consolas" w:cs="Times New Roman"/>
+          <w:color w:val="3B3B3B"/>
+          <w:sz w:val="21"/>
+          <w:szCs w:val="21"/>
+        </w:rPr>
+        <w:t>.</w:t>
+      </w:r>
+      <w:r>
+        <w:rPr>
+          <w:rFonts w:ascii="Consolas" w:eastAsia="Times New Roman" w:hAnsi="Consolas" w:cs="Times New Roman"/>
+          <w:color w:val="001080"/>
+          <w:sz w:val="21"/>
+          <w:szCs w:val="21"/>
+        </w:rPr>
+        <w:t>chromium</w:t>
+      </w:r>
+      <w:r>
+        <w:rPr>
+          <w:rFonts w:ascii="Consolas" w:eastAsia="Times New Roman" w:hAnsi="Consolas" w:cs="Times New Roman"/>
+          <w:color w:val="3B3B3B"/>
+          <w:sz w:val="21"/>
+          <w:szCs w:val="21"/>
+        </w:rPr>
+        <w:t>.</w:t>
+      </w:r>
+      <w:r>
+        <w:rPr>
+          <w:rFonts w:ascii="Consolas" w:eastAsia="Times New Roman" w:hAnsi="Consolas" w:cs="Times New Roman"/>
+          <w:color w:val="795E26"/>
+          <w:sz w:val="21"/>
+          <w:szCs w:val="21"/>
+        </w:rPr>
+        <w:t>launch</w:t>
+      </w:r>
+      <w:r>
+        <w:rPr>
+          <w:rFonts w:ascii="Consolas" w:eastAsia="Times New Roman" w:hAnsi="Consolas" w:cs="Times New Roman"/>
+          <w:color w:val="3B3B3B"/>
+          <w:sz w:val="21"/>
+          <w:szCs w:val="21"/>
+        </w:rPr>
+        <w:t>(</w:t>
+      </w:r>
+      <w:r>
+        <w:rPr>
+          <w:rFonts w:ascii="Consolas" w:eastAsia="Times New Roman" w:hAnsi="Consolas" w:cs="Times New Roman"/>
+          <w:color w:val="001080"/>
+          <w:sz w:val="21"/>
+          <w:szCs w:val="21"/>
+        </w:rPr>
+        <w:t>headless</w:t>
+      </w:r>
+      <w:r>
+        <w:rPr>
+          <w:rFonts w:ascii="Consolas" w:eastAsia="Times New Roman" w:hAnsi="Consolas" w:cs="Times New Roman"/>
+          <w:color w:val="000000"/>
+          <w:sz w:val="21"/>
+          <w:szCs w:val="21"/>
+        </w:rPr>
+        <w:t>=</w:t>
+      </w:r>
+      <w:r>
+        <w:rPr>
+          <w:rFonts w:ascii="Consolas" w:eastAsia="Times New Roman" w:hAnsi="Consolas" w:cs="Times New Roman"/>
+          <w:color w:val="0070C1"/>
+          <w:sz w:val="21"/>
+          <w:szCs w:val="21"/>
+        </w:rPr>
+        <w:t>False</w:t>
+      </w:r>
+      <w:r>
+        <w:rPr>
+          <w:rFonts w:ascii="Consolas" w:eastAsia="Times New Roman" w:hAnsi="Consolas" w:cs="Times New Roman"/>
+          <w:color w:val="3B3B3B"/>
+          <w:sz w:val="21"/>
+          <w:szCs w:val="21"/>
+        </w:rPr>
+        <w:t xml:space="preserve">, </w:t>
+      </w:r>
+      <w:r>
+        <w:rPr>
+          <w:rFonts w:ascii="Consolas" w:eastAsia="Times New Roman" w:hAnsi="Consolas" w:cs="Times New Roman"/>
+          <w:color w:val="001080"/>
+          <w:sz w:val="21"/>
+          <w:szCs w:val="21"/>
+        </w:rPr>
+        <w:t>slow_mo</w:t>
+      </w:r>
+      <w:r>
+        <w:rPr>
+          <w:rFonts w:ascii="Consolas" w:eastAsia="Times New Roman" w:hAnsi="Consolas" w:cs="Times New Roman"/>
+          <w:color w:val="000000"/>
+          <w:sz w:val="21"/>
+          <w:szCs w:val="21"/>
+        </w:rPr>
+        <w:t>=</w:t>
+      </w:r>
+      <w:r>
+        <w:rPr>
+          <w:rFonts w:ascii="Consolas" w:eastAsia="Times New Roman" w:hAnsi="Consolas" w:cs="Times New Roman"/>
+          <w:color w:val="098658"/>
+          <w:sz w:val="21"/>
+          <w:szCs w:val="21"/>
+        </w:rPr>
+        <w:t>2500</w:t>
+      </w:r>
+      <w:r>
+        <w:rPr>
+          <w:rFonts w:ascii="Consolas" w:eastAsia="Times New Roman" w:hAnsi="Consolas" w:cs="Times New Roman"/>
+          <w:color w:val="3B3B3B"/>
+          <w:sz w:val="21"/>
+          <w:szCs w:val="21"/>
+        </w:rPr>
+        <w:t>)</w:t>
+      </w:r>
+    </w:p>
+    <w:p>
+      <w:pPr>
+        <w:shd w:val="clear" w:color="auto" w:fill="FFFFFF"/>
+        <w:spacing w:after="0" w:line="285" w:lineRule="atLeast"/>
+        <w:rPr>
+          <w:rFonts w:ascii="Consolas" w:eastAsia="Times New Roman" w:hAnsi="Consolas" w:cs="Times New Roman"/>
+          <w:color w:val="3B3B3B"/>
+          <w:sz w:val="21"/>
+          <w:szCs w:val="21"/>
+        </w:rPr>
+      </w:pPr>
+      <w:r>
+        <w:rPr>
+          <w:rFonts w:ascii="Consolas" w:eastAsia="Times New Roman" w:hAnsi="Consolas" w:cs="Times New Roman"/>
+          <w:color w:val="3B3B3B"/>
+          <w:sz w:val="21"/>
+          <w:szCs w:val="21"/>
+        </w:rPr>
+        <w:t xml:space="preserve">        </w:t>
+      </w:r>
+      <w:r>
+        <w:rPr>
+          <w:rFonts w:ascii="Consolas" w:eastAsia="Times New Roman" w:hAnsi="Consolas" w:cs="Times New Roman"/>
+          <w:color w:val="001080"/>
+          <w:sz w:val="21"/>
+          <w:szCs w:val="21"/>
+        </w:rPr>
+        <w:t>page</w:t>
+      </w:r>
+      <w:r>
+        <w:rPr>
+          <w:rFonts w:ascii="Consolas" w:eastAsia="Times New Roman" w:hAnsi="Consolas" w:cs="Times New Roman"/>
+          <w:color w:val="3B3B3B"/>
+          <w:sz w:val="21"/>
+          <w:szCs w:val="21"/>
+        </w:rPr>
+        <w:t xml:space="preserve"> </w:t>
+      </w:r>
+      <w:r>
+        <w:rPr>
+          <w:rFonts w:ascii="Consolas" w:eastAsia="Times New Roman" w:hAnsi="Consolas" w:cs="Times New Roman"/>
+          <w:color w:val="000000"/>
+          <w:sz w:val="21"/>
+          <w:szCs w:val="21"/>
+        </w:rPr>
+        <w:t>=</w:t>
+      </w:r>
+      <w:r>
+        <w:rPr>
+          <w:rFonts w:ascii="Consolas" w:eastAsia="Times New Roman" w:hAnsi="Consolas" w:cs="Times New Roman"/>
+          <w:color w:val="3B3B3B"/>
+          <w:sz w:val="21"/>
+          <w:szCs w:val="21"/>
+        </w:rPr>
+        <w:t xml:space="preserve"> </w:t>
+      </w:r>
+      <w:r>
+        <w:rPr>
+          <w:rFonts w:ascii="Consolas" w:eastAsia="Times New Roman" w:hAnsi="Consolas" w:cs="Times New Roman"/>
+          <w:color w:val="AF00DB"/>
+          <w:sz w:val="21"/>
+          <w:szCs w:val="21"/>
+        </w:rPr>
+        <w:t>await</w:t>
+      </w:r>
+      <w:r>
+        <w:rPr>
+          <w:rFonts w:ascii="Consolas" w:eastAsia="Times New Roman" w:hAnsi="Consolas" w:cs="Times New Roman"/>
+          <w:color w:val="3B3B3B"/>
+          <w:sz w:val="21"/>
+          <w:szCs w:val="21"/>
+        </w:rPr>
+        <w:t xml:space="preserve"> </w:t>
+      </w:r>
+      <w:r>
+        <w:rPr>
+          <w:rFonts w:ascii="Consolas" w:eastAsia="Times New Roman" w:hAnsi="Consolas" w:cs="Times New Roman"/>
+          <w:color w:val="001080"/>
+          <w:sz w:val="21"/>
+          <w:szCs w:val="21"/>
+        </w:rPr>
+        <w:t>browser</w:t>
+      </w:r>
+      <w:r>
+        <w:rPr>
+          <w:rFonts w:ascii="Consolas" w:eastAsia="Times New Roman" w:hAnsi="Consolas" w:cs="Times New Roman"/>
+          <w:color w:val="3B3B3B"/>
+          <w:sz w:val="21"/>
+          <w:szCs w:val="21"/>
+        </w:rPr>
+        <w:t>.</w:t>
+      </w:r>
+      <w:r>
+        <w:rPr>
+          <w:rFonts w:ascii="Consolas" w:eastAsia="Times New Roman" w:hAnsi="Consolas" w:cs="Times New Roman"/>
+          <w:color w:val="795E26"/>
+          <w:sz w:val="21"/>
+          <w:szCs w:val="21"/>
+        </w:rPr>
+        <w:t>new_page</w:t>
+      </w:r>
+      <w:r>
+        <w:rPr>
+          <w:rFonts w:ascii="Consolas" w:eastAsia="Times New Roman" w:hAnsi="Consolas" w:cs="Times New Roman"/>
+          <w:color w:val="3B3B3B"/>
+          <w:sz w:val="21"/>
+          <w:szCs w:val="21"/>
+        </w:rPr>
+        <w:t>()</w:t>
+      </w:r>
+    </w:p>
+    <w:p>
+      <w:pPr>
+        <w:shd w:val="clear" w:color="auto" w:fill="FFFFFF"/>
+        <w:spacing w:after="0" w:line="285" w:lineRule="atLeast"/>
+        <w:rPr>
+          <w:rFonts w:ascii="Consolas" w:eastAsia="Times New Roman" w:hAnsi="Consolas" w:cs="Times New Roman"/>
+          <w:color w:val="3B3B3B"/>
+          <w:sz w:val="21"/>
+          <w:szCs w:val="21"/>
+        </w:rPr>
+      </w:pPr>
+      <w:r>
+        <w:rPr>
+          <w:rFonts w:ascii="Consolas" w:eastAsia="Times New Roman" w:hAnsi="Consolas" w:cs="Times New Roman"/>
+          <w:color w:val="3B3B3B"/>
+          <w:sz w:val="21"/>
+          <w:szCs w:val="21"/>
+        </w:rPr>
+        <w:t xml:space="preserve">        </w:t>
+      </w:r>
+      <w:r>
+        <w:rPr>
+          <w:rFonts w:ascii="Consolas" w:eastAsia="Times New Roman" w:hAnsi="Consolas" w:cs="Times New Roman"/>
+          <w:color w:val="AF00DB"/>
+          <w:sz w:val="21"/>
+          <w:szCs w:val="21"/>
+        </w:rPr>
+        <w:t>await</w:t>
+      </w:r>
+      <w:r>
+        <w:rPr>
+          <w:rFonts w:ascii="Consolas" w:eastAsia="Times New Roman" w:hAnsi="Consolas" w:cs="Times New Roman"/>
+          <w:color w:val="3B3B3B"/>
+          <w:sz w:val="21"/>
+          <w:szCs w:val="21"/>
+        </w:rPr>
+        <w:t xml:space="preserve"> </w:t>
+      </w:r>
+      <w:r>
+        <w:rPr>
+          <w:rFonts w:ascii="Consolas" w:eastAsia="Times New Roman" w:hAnsi="Consolas" w:cs="Times New Roman"/>
+          <w:color w:val="001080"/>
+          <w:sz w:val="21"/>
+          <w:szCs w:val="21"/>
+        </w:rPr>
+        <w:t>page</w:t>
+      </w:r>
+      <w:r>
+        <w:rPr>
+          <w:rFonts w:ascii="Consolas" w:eastAsia="Times New Roman" w:hAnsi="Consolas" w:cs="Times New Roman"/>
+          <w:color w:val="3B3B3B"/>
+          <w:sz w:val="21"/>
+          <w:szCs w:val="21"/>
+        </w:rPr>
+        <w:t>.</w:t>
+      </w:r>
+      <w:r>
+        <w:rPr>
+          <w:rFonts w:ascii="Consolas" w:eastAsia="Times New Roman" w:hAnsi="Consolas" w:cs="Times New Roman"/>
+          <w:color w:val="795E26"/>
+          <w:sz w:val="21"/>
+          <w:szCs w:val="21"/>
+        </w:rPr>
+        <w:t>goto</w:t>
+      </w:r>
+      <w:r>
+        <w:rPr>
+          <w:rFonts w:ascii="Consolas" w:eastAsia="Times New Roman" w:hAnsi="Consolas" w:cs="Times New Roman"/>
+          <w:color w:val="3B3B3B"/>
+          <w:sz w:val="21"/>
+          <w:szCs w:val="21"/>
+        </w:rPr>
+        <w:t>(</w:t>
+      </w:r>
+      <w:r>
+        <w:rPr>
+          <w:rFonts w:ascii="Consolas" w:eastAsia="Times New Roman" w:hAnsi="Consolas" w:cs="Times New Roman"/>
+          <w:color w:val="A31515"/>
+          <w:sz w:val="21"/>
+          <w:szCs w:val="21"/>
+        </w:rPr>
+        <w:t>"https://www.testmuai.com/selenium-playground/select-dropdown-demo/"</w:t>
+      </w:r>
+      <w:r>
+        <w:rPr>
+          <w:rFonts w:ascii="Consolas" w:eastAsia="Times New Roman" w:hAnsi="Consolas" w:cs="Times New Roman"/>
+          <w:color w:val="3B3B3B"/>
+          <w:sz w:val="21"/>
+          <w:szCs w:val="21"/>
+        </w:rPr>
+        <w:t>)</w:t>
+      </w:r>
+    </w:p>
+    <w:p>
+      <w:pPr>
+        <w:shd w:val="clear" w:color="auto" w:fill="FFFFFF"/>
+        <w:spacing w:after="0" w:line="285" w:lineRule="atLeast"/>
+        <w:rPr>
+          <w:rFonts w:ascii="Consolas" w:eastAsia="Times New Roman" w:hAnsi="Consolas" w:cs="Times New Roman"/>
+          <w:color w:val="3B3B3B"/>
+          <w:sz w:val="21"/>
+          <w:szCs w:val="21"/>
+        </w:rPr>
+      </w:pPr>
+      <w:r>
+        <w:rPr>
+          <w:rFonts w:ascii="Consolas" w:eastAsia="Times New Roman" w:hAnsi="Consolas" w:cs="Times New Roman"/>
+          <w:color w:val="3B3B3B"/>
+          <w:sz w:val="21"/>
+          <w:szCs w:val="21"/>
+        </w:rPr>
+        <w:t xml:space="preserve">        </w:t>
+      </w:r>
+      <w:r>
+        <w:rPr>
+          <w:rFonts w:ascii="Consolas" w:eastAsia="Times New Roman" w:hAnsi="Consolas" w:cs="Times New Roman"/>
+          <w:color w:val="001080"/>
+          <w:sz w:val="21"/>
+          <w:szCs w:val="21"/>
+        </w:rPr>
+        <w:t>t1</w:t>
+      </w:r>
+      <w:r>
+        <w:rPr>
+          <w:rFonts w:ascii="Consolas" w:eastAsia="Times New Roman" w:hAnsi="Consolas" w:cs="Times New Roman"/>
+          <w:color w:val="3B3B3B"/>
+          <w:sz w:val="21"/>
+          <w:szCs w:val="21"/>
+        </w:rPr>
+        <w:t xml:space="preserve"> </w:t>
+      </w:r>
+      <w:r>
+        <w:rPr>
+          <w:rFonts w:ascii="Consolas" w:eastAsia="Times New Roman" w:hAnsi="Consolas" w:cs="Times New Roman"/>
+          <w:color w:val="000000"/>
+          <w:sz w:val="21"/>
+          <w:szCs w:val="21"/>
+        </w:rPr>
+        <w:t>=</w:t>
+      </w:r>
+      <w:r>
+        <w:rPr>
+          <w:rFonts w:ascii="Consolas" w:eastAsia="Times New Roman" w:hAnsi="Consolas" w:cs="Times New Roman"/>
+          <w:color w:val="3B3B3B"/>
+          <w:sz w:val="21"/>
+          <w:szCs w:val="21"/>
+        </w:rPr>
+        <w:t xml:space="preserve"> </w:t>
+      </w:r>
+      <w:r>
+        <w:rPr>
+          <w:rFonts w:ascii="Consolas" w:eastAsia="Times New Roman" w:hAnsi="Consolas" w:cs="Times New Roman"/>
+          <w:color w:val="001080"/>
+          <w:sz w:val="21"/>
+          <w:szCs w:val="21"/>
+        </w:rPr>
+        <w:t>page</w:t>
+      </w:r>
+      <w:r>
+        <w:rPr>
+          <w:rFonts w:ascii="Consolas" w:eastAsia="Times New Roman" w:hAnsi="Consolas" w:cs="Times New Roman"/>
+          <w:color w:val="3B3B3B"/>
+          <w:sz w:val="21"/>
+          <w:szCs w:val="21"/>
+        </w:rPr>
+        <w:t>.</w:t>
+      </w:r>
+      <w:r>
+        <w:rPr>
+          <w:rFonts w:ascii="Consolas" w:eastAsia="Times New Roman" w:hAnsi="Consolas" w:cs="Times New Roman"/>
+          <w:color w:val="795E26"/>
+          <w:sz w:val="21"/>
+          <w:szCs w:val="21"/>
+        </w:rPr>
+        <w:t>locator</w:t>
+      </w:r>
+      <w:r>
+        <w:rPr>
+          <w:rFonts w:ascii="Consolas" w:eastAsia="Times New Roman" w:hAnsi="Consolas" w:cs="Times New Roman"/>
+          <w:color w:val="3B3B3B"/>
+          <w:sz w:val="21"/>
+          <w:szCs w:val="21"/>
+        </w:rPr>
+        <w:t>(</w:t>
+      </w:r>
+      <w:r>
+        <w:rPr>
+          <w:rFonts w:ascii="Consolas" w:eastAsia="Times New Roman" w:hAnsi="Consolas" w:cs="Times New Roman"/>
+          <w:color w:val="A31515"/>
+          <w:sz w:val="21"/>
+          <w:szCs w:val="21"/>
+        </w:rPr>
+        <w:t>"#select-demo"</w:t>
+      </w:r>
+      <w:r>
+        <w:rPr>
+          <w:rFonts w:ascii="Consolas" w:eastAsia="Times New Roman" w:hAnsi="Consolas" w:cs="Times New Roman"/>
+          <w:color w:val="3B3B3B"/>
+          <w:sz w:val="21"/>
+          <w:szCs w:val="21"/>
+        </w:rPr>
+        <w:t>)</w:t>
+      </w:r>
+    </w:p>
+    <w:p>
+      <w:pPr>
+        <w:shd w:val="clear" w:color="auto" w:fill="FFFFFF"/>
+        <w:spacing w:after="0" w:line="285" w:lineRule="atLeast"/>
+        <w:rPr>
+          <w:rFonts w:ascii="Consolas" w:eastAsia="Times New Roman" w:hAnsi="Consolas" w:cs="Times New Roman"/>
+          <w:color w:val="3B3B3B"/>
+          <w:sz w:val="21"/>
+          <w:szCs w:val="21"/>
+        </w:rPr>
+      </w:pPr>
+      <w:r>
+        <w:rPr>
+          <w:rFonts w:ascii="Consolas" w:eastAsia="Times New Roman" w:hAnsi="Consolas" w:cs="Times New Roman"/>
+          <w:color w:val="3B3B3B"/>
+          <w:sz w:val="21"/>
+          <w:szCs w:val="21"/>
+        </w:rPr>
+        <w:t xml:space="preserve">        </w:t>
+      </w:r>
+      <w:r>
+        <w:rPr>
+          <w:rFonts w:ascii="Consolas" w:eastAsia="Times New Roman" w:hAnsi="Consolas" w:cs="Times New Roman"/>
+          <w:color w:val="AF00DB"/>
+          <w:sz w:val="21"/>
+          <w:szCs w:val="21"/>
+        </w:rPr>
+        <w:t>await</w:t>
+      </w:r>
+      <w:r>
+        <w:rPr>
+          <w:rFonts w:ascii="Consolas" w:eastAsia="Times New Roman" w:hAnsi="Consolas" w:cs="Times New Roman"/>
+          <w:color w:val="3B3B3B"/>
+          <w:sz w:val="21"/>
+          <w:szCs w:val="21"/>
+        </w:rPr>
+        <w:t xml:space="preserve"> </w:t>
+      </w:r>
+      <w:r>
+        <w:rPr>
+          <w:rFonts w:ascii="Consolas" w:eastAsia="Times New Roman" w:hAnsi="Consolas" w:cs="Times New Roman"/>
+          <w:color w:val="001080"/>
+          <w:sz w:val="21"/>
+          <w:szCs w:val="21"/>
+        </w:rPr>
+        <w:t>t1</w:t>
+      </w:r>
+      <w:r>
+        <w:rPr>
+          <w:rFonts w:ascii="Consolas" w:eastAsia="Times New Roman" w:hAnsi="Consolas" w:cs="Times New Roman"/>
+          <w:color w:val="3B3B3B"/>
+          <w:sz w:val="21"/>
+          <w:szCs w:val="21"/>
+        </w:rPr>
+        <w:t>.</w:t>
+      </w:r>
+      <w:r>
+        <w:rPr>
+          <w:rFonts w:ascii="Consolas" w:eastAsia="Times New Roman" w:hAnsi="Consolas" w:cs="Times New Roman"/>
+          <w:color w:val="795E26"/>
+          <w:sz w:val="21"/>
+          <w:szCs w:val="21"/>
+        </w:rPr>
+        <w:t>click</w:t>
+      </w:r>
+      <w:r>
+        <w:rPr>
+          <w:rFonts w:ascii="Consolas" w:eastAsia="Times New Roman" w:hAnsi="Consolas" w:cs="Times New Roman"/>
+          <w:color w:val="3B3B3B"/>
+          <w:sz w:val="21"/>
+          <w:szCs w:val="21"/>
+        </w:rPr>
+        <w:t>()</w:t>
+      </w:r>
+    </w:p>
+    <w:p>
+      <w:pPr>
+        <w:shd w:val="clear" w:color="auto" w:fill="FFFFFF"/>
+        <w:spacing w:after="0" w:line="285" w:lineRule="atLeast"/>
+        <w:rPr>
+          <w:rFonts w:ascii="Consolas" w:eastAsia="Times New Roman" w:hAnsi="Consolas" w:cs="Times New Roman"/>
+          <w:color w:val="3B3B3B"/>
+          <w:sz w:val="21"/>
+          <w:szCs w:val="21"/>
+        </w:rPr>
+      </w:pPr>
+      <w:r>
+        <w:rPr>
+          <w:rFonts w:ascii="Consolas" w:eastAsia="Times New Roman" w:hAnsi="Consolas" w:cs="Times New Roman"/>
+          <w:color w:val="3B3B3B"/>
+          <w:sz w:val="21"/>
+          <w:szCs w:val="21"/>
+        </w:rPr>
+        <w:t xml:space="preserve">        </w:t>
+      </w:r>
+      <w:r>
+        <w:rPr>
+          <w:rFonts w:ascii="Consolas" w:eastAsia="Times New Roman" w:hAnsi="Consolas" w:cs="Times New Roman"/>
+          <w:color w:val="AF00DB"/>
+          <w:sz w:val="21"/>
+          <w:szCs w:val="21"/>
+        </w:rPr>
+        <w:t>await</w:t>
+      </w:r>
+      <w:r>
+        <w:rPr>
+          <w:rFonts w:ascii="Consolas" w:eastAsia="Times New Roman" w:hAnsi="Consolas" w:cs="Times New Roman"/>
+          <w:color w:val="3B3B3B"/>
+          <w:sz w:val="21"/>
+          <w:szCs w:val="21"/>
+        </w:rPr>
+        <w:t xml:space="preserve"> </w:t>
+      </w:r>
+      <w:r>
+        <w:rPr>
+          <w:rFonts w:ascii="Consolas" w:eastAsia="Times New Roman" w:hAnsi="Consolas" w:cs="Times New Roman"/>
+          <w:color w:val="001080"/>
+          <w:sz w:val="21"/>
+          <w:szCs w:val="21"/>
+        </w:rPr>
+        <w:t>t1</w:t>
+      </w:r>
+      <w:r>
+        <w:rPr>
+          <w:rFonts w:ascii="Consolas" w:eastAsia="Times New Roman" w:hAnsi="Consolas" w:cs="Times New Roman"/>
+          <w:color w:val="3B3B3B"/>
+          <w:sz w:val="21"/>
+          <w:szCs w:val="21"/>
+        </w:rPr>
+        <w:t>.</w:t>
+      </w:r>
+      <w:r>
+        <w:rPr>
+          <w:rFonts w:ascii="Consolas" w:eastAsia="Times New Roman" w:hAnsi="Consolas" w:cs="Times New Roman"/>
+          <w:color w:val="795E26"/>
+          <w:sz w:val="21"/>
+          <w:szCs w:val="21"/>
+        </w:rPr>
+        <w:t>select_option</w:t>
+      </w:r>
+      <w:r>
+        <w:rPr>
+          <w:rFonts w:ascii="Consolas" w:eastAsia="Times New Roman" w:hAnsi="Consolas" w:cs="Times New Roman"/>
+          <w:color w:val="3B3B3B"/>
+          <w:sz w:val="21"/>
+          <w:szCs w:val="21"/>
+        </w:rPr>
+        <w:t>(</w:t>
+      </w:r>
+      <w:r>
+        <w:rPr>
+          <w:rFonts w:ascii="Consolas" w:eastAsia="Times New Roman" w:hAnsi="Consolas" w:cs="Times New Roman"/>
+          <w:color w:val="A31515"/>
+          <w:sz w:val="21"/>
+          <w:szCs w:val="21"/>
+        </w:rPr>
+        <w:t>"Sunday"</w:t>
+      </w:r>
+      <w:r>
+        <w:rPr>
+          <w:rFonts w:ascii="Consolas" w:eastAsia="Times New Roman" w:hAnsi="Consolas" w:cs="Times New Roman"/>
+          <w:color w:val="3B3B3B"/>
+          <w:sz w:val="21"/>
+          <w:szCs w:val="21"/>
+        </w:rPr>
+        <w:t>)</w:t>
+      </w:r>
+    </w:p>
+    <w:p>
+      <w:pPr>
+        <w:shd w:val="clear" w:color="auto" w:fill="FFFFFF"/>
+        <w:spacing w:after="0" w:line="285" w:lineRule="atLeast"/>
+        <w:rPr>
+          <w:rFonts w:ascii="Consolas" w:eastAsia="Times New Roman" w:hAnsi="Consolas" w:cs="Times New Roman"/>
+          <w:color w:val="3B3B3B"/>
+          <w:sz w:val="21"/>
+          <w:szCs w:val="21"/>
+        </w:rPr>
+      </w:pPr>
+      <w:r>
+        <w:rPr>
+          <w:rFonts w:ascii="Consolas" w:eastAsia="Times New Roman" w:hAnsi="Consolas" w:cs="Times New Roman"/>
+          <w:color w:val="3B3B3B"/>
+          <w:sz w:val="21"/>
+          <w:szCs w:val="21"/>
+        </w:rPr>
+        <w:t xml:space="preserve">        </w:t>
+      </w:r>
+      <w:r>
+        <w:rPr>
+          <w:rFonts w:ascii="Consolas" w:eastAsia="Times New Roman" w:hAnsi="Consolas" w:cs="Times New Roman"/>
+          <w:color w:val="AF00DB"/>
+          <w:sz w:val="21"/>
+          <w:szCs w:val="21"/>
+        </w:rPr>
+        <w:t>await</w:t>
+      </w:r>
+      <w:r>
+        <w:rPr>
+          <w:rFonts w:ascii="Consolas" w:eastAsia="Times New Roman" w:hAnsi="Consolas" w:cs="Times New Roman"/>
+          <w:color w:val="3B3B3B"/>
+          <w:sz w:val="21"/>
+          <w:szCs w:val="21"/>
+        </w:rPr>
+        <w:t xml:space="preserve"> </w:t>
+      </w:r>
+      <w:r>
+        <w:rPr>
+          <w:rFonts w:ascii="Consolas" w:eastAsia="Times New Roman" w:hAnsi="Consolas" w:cs="Times New Roman"/>
+          <w:color w:val="001080"/>
+          <w:sz w:val="21"/>
+          <w:szCs w:val="21"/>
+        </w:rPr>
+        <w:t>expect</w:t>
+      </w:r>
+      <w:r>
+        <w:rPr>
+          <w:rFonts w:ascii="Consolas" w:eastAsia="Times New Roman" w:hAnsi="Consolas" w:cs="Times New Roman"/>
+          <w:color w:val="3B3B3B"/>
+          <w:sz w:val="21"/>
+          <w:szCs w:val="21"/>
+        </w:rPr>
+        <w:t>(</w:t>
+      </w:r>
+      <w:r>
+        <w:rPr>
+          <w:rFonts w:ascii="Consolas" w:eastAsia="Times New Roman" w:hAnsi="Consolas" w:cs="Times New Roman"/>
+          <w:color w:val="001080"/>
+          <w:sz w:val="21"/>
+          <w:szCs w:val="21"/>
+        </w:rPr>
+        <w:t>t1</w:t>
+      </w:r>
+      <w:r>
+        <w:rPr>
+          <w:rFonts w:ascii="Consolas" w:eastAsia="Times New Roman" w:hAnsi="Consolas" w:cs="Times New Roman"/>
+          <w:color w:val="3B3B3B"/>
+          <w:sz w:val="21"/>
+          <w:szCs w:val="21"/>
+        </w:rPr>
+        <w:t>).</w:t>
+      </w:r>
+      <w:r>
+        <w:rPr>
+          <w:rFonts w:ascii="Consolas" w:eastAsia="Times New Roman" w:hAnsi="Consolas" w:cs="Times New Roman"/>
+          <w:color w:val="795E26"/>
+          <w:sz w:val="21"/>
+          <w:szCs w:val="21"/>
+        </w:rPr>
+        <w:t>to_have_value</w:t>
+      </w:r>
+      <w:r>
+        <w:rPr>
+          <w:rFonts w:ascii="Consolas" w:eastAsia="Times New Roman" w:hAnsi="Consolas" w:cs="Times New Roman"/>
+          <w:color w:val="3B3B3B"/>
+          <w:sz w:val="21"/>
+          <w:szCs w:val="21"/>
+        </w:rPr>
+        <w:t>(</w:t>
+      </w:r>
+      <w:r>
+        <w:rPr>
+          <w:rFonts w:ascii="Consolas" w:eastAsia="Times New Roman" w:hAnsi="Consolas" w:cs="Times New Roman"/>
+          <w:color w:val="A31515"/>
+          <w:sz w:val="21"/>
+          <w:szCs w:val="21"/>
+        </w:rPr>
+        <w:t>"Sunday"</w:t>
+      </w:r>
+      <w:r>
+        <w:rPr>
+          <w:rFonts w:ascii="Consolas" w:eastAsia="Times New Roman" w:hAnsi="Consolas" w:cs="Times New Roman"/>
+          <w:color w:val="3B3B3B"/>
+          <w:sz w:val="21"/>
+          <w:szCs w:val="21"/>
+        </w:rPr>
+        <w:t>)</w:t>
+      </w:r>
+    </w:p>
+    <w:p>
+      <w:pPr>
+        <w:shd w:val="clear" w:color="auto" w:fill="FFFFFF"/>
+        <w:spacing w:after="0" w:line="285" w:lineRule="atLeast"/>
+        <w:rPr>
+          <w:rFonts w:ascii="Consolas" w:eastAsia="Times New Roman" w:hAnsi="Consolas" w:cs="Times New Roman"/>
+          <w:color w:val="3B3B3B"/>
+          <w:sz w:val="21"/>
+          <w:szCs w:val="21"/>
+        </w:rPr>
+      </w:pPr>
+      <w:r>
+        <w:rPr>
+          <w:rFonts w:ascii="Consolas" w:eastAsia="Times New Roman" w:hAnsi="Consolas" w:cs="Times New Roman"/>
+          <w:color w:val="3B3B3B"/>
+          <w:sz w:val="21"/>
+          <w:szCs w:val="21"/>
+        </w:rPr>
+        <w:t xml:space="preserve">        </w:t>
+      </w:r>
+      <w:r>
+        <w:rPr>
+          <w:rFonts w:ascii="Consolas" w:eastAsia="Times New Roman" w:hAnsi="Consolas" w:cs="Times New Roman"/>
+          <w:color w:val="AF00DB"/>
+          <w:sz w:val="21"/>
+          <w:szCs w:val="21"/>
+        </w:rPr>
+        <w:t>await</w:t>
+      </w:r>
+      <w:r>
+        <w:rPr>
+          <w:rFonts w:ascii="Consolas" w:eastAsia="Times New Roman" w:hAnsi="Consolas" w:cs="Times New Roman"/>
+          <w:color w:val="3B3B3B"/>
+          <w:sz w:val="21"/>
+          <w:szCs w:val="21"/>
+        </w:rPr>
+        <w:t xml:space="preserve"> </w:t>
+      </w:r>
+      <w:r>
+        <w:rPr>
+          <w:rFonts w:ascii="Consolas" w:eastAsia="Times New Roman" w:hAnsi="Consolas" w:cs="Times New Roman"/>
+          <w:color w:val="001080"/>
+          <w:sz w:val="21"/>
+          <w:szCs w:val="21"/>
+        </w:rPr>
+        <w:t>t1</w:t>
+      </w:r>
+      <w:r>
+        <w:rPr>
+          <w:rFonts w:ascii="Consolas" w:eastAsia="Times New Roman" w:hAnsi="Consolas" w:cs="Times New Roman"/>
+          <w:color w:val="3B3B3B"/>
+          <w:sz w:val="21"/>
+          <w:szCs w:val="21"/>
+        </w:rPr>
+        <w:t>.</w:t>
+      </w:r>
+      <w:r>
+        <w:rPr>
+          <w:rFonts w:ascii="Consolas" w:eastAsia="Times New Roman" w:hAnsi="Consolas" w:cs="Times New Roman"/>
+          <w:color w:val="795E26"/>
+          <w:sz w:val="21"/>
+          <w:szCs w:val="21"/>
+        </w:rPr>
+        <w:t>click</w:t>
+      </w:r>
+      <w:r>
+        <w:rPr>
+          <w:rFonts w:ascii="Consolas" w:eastAsia="Times New Roman" w:hAnsi="Consolas" w:cs="Times New Roman"/>
+          <w:color w:val="3B3B3B"/>
+          <w:sz w:val="21"/>
+          <w:szCs w:val="21"/>
+        </w:rPr>
+        <w:t>()</w:t>
+      </w:r>
+    </w:p>
+    <w:p>
+      <w:pPr>
+        <w:shd w:val="clear" w:color="auto" w:fill="FFFFFF"/>
+        <w:spacing w:after="0" w:line="285" w:lineRule="atLeast"/>
+        <w:rPr>
+          <w:rFonts w:ascii="Consolas" w:eastAsia="Times New Roman" w:hAnsi="Consolas" w:cs="Times New Roman"/>
+          <w:color w:val="3B3B3B"/>
+          <w:sz w:val="21"/>
+          <w:szCs w:val="21"/>
+        </w:rPr>
+      </w:pPr>
+      <w:r>
+        <w:rPr>
+          <w:rFonts w:ascii="Consolas" w:eastAsia="Times New Roman" w:hAnsi="Consolas" w:cs="Times New Roman"/>
+          <w:color w:val="3B3B3B"/>
+          <w:sz w:val="21"/>
+          <w:szCs w:val="21"/>
+        </w:rPr>
+        <w:t xml:space="preserve">        </w:t>
+      </w:r>
+      <w:r>
+        <w:rPr>
+          <w:rFonts w:ascii="Consolas" w:eastAsia="Times New Roman" w:hAnsi="Consolas" w:cs="Times New Roman"/>
+          <w:color w:val="AF00DB"/>
+          <w:sz w:val="21"/>
+          <w:szCs w:val="21"/>
+        </w:rPr>
+        <w:t>await</w:t>
+      </w:r>
+      <w:r>
+        <w:rPr>
+          <w:rFonts w:ascii="Consolas" w:eastAsia="Times New Roman" w:hAnsi="Consolas" w:cs="Times New Roman"/>
+          <w:color w:val="3B3B3B"/>
+          <w:sz w:val="21"/>
+          <w:szCs w:val="21"/>
+        </w:rPr>
+        <w:t xml:space="preserve"> </w:t>
+      </w:r>
+      <w:r>
+        <w:rPr>
+          <w:rFonts w:ascii="Consolas" w:eastAsia="Times New Roman" w:hAnsi="Consolas" w:cs="Times New Roman"/>
+          <w:color w:val="001080"/>
+          <w:sz w:val="21"/>
+          <w:szCs w:val="21"/>
+        </w:rPr>
+        <w:t>t1</w:t>
+      </w:r>
+      <w:r>
+        <w:rPr>
+          <w:rFonts w:ascii="Consolas" w:eastAsia="Times New Roman" w:hAnsi="Consolas" w:cs="Times New Roman"/>
+          <w:color w:val="3B3B3B"/>
+          <w:sz w:val="21"/>
+          <w:szCs w:val="21"/>
+        </w:rPr>
+        <w:t>.</w:t>
+      </w:r>
+      <w:r>
+        <w:rPr>
+          <w:rFonts w:ascii="Consolas" w:eastAsia="Times New Roman" w:hAnsi="Consolas" w:cs="Times New Roman"/>
+          <w:color w:val="795E26"/>
+          <w:sz w:val="21"/>
+          <w:szCs w:val="21"/>
+        </w:rPr>
+        <w:t>select_option</w:t>
+      </w:r>
+      <w:r>
+        <w:rPr>
+          <w:rFonts w:ascii="Consolas" w:eastAsia="Times New Roman" w:hAnsi="Consolas" w:cs="Times New Roman"/>
+          <w:color w:val="3B3B3B"/>
+          <w:sz w:val="21"/>
+          <w:szCs w:val="21"/>
+        </w:rPr>
+        <w:t>(</w:t>
+      </w:r>
+      <w:r>
+        <w:rPr>
+          <w:rFonts w:ascii="Consolas" w:eastAsia="Times New Roman" w:hAnsi="Consolas" w:cs="Times New Roman"/>
+          <w:color w:val="001080"/>
+          <w:sz w:val="21"/>
+          <w:szCs w:val="21"/>
+        </w:rPr>
+        <w:t>index</w:t>
+      </w:r>
+      <w:r>
+        <w:rPr>
+          <w:rFonts w:ascii="Consolas" w:eastAsia="Times New Roman" w:hAnsi="Consolas" w:cs="Times New Roman"/>
+          <w:color w:val="000000"/>
+          <w:sz w:val="21"/>
+          <w:szCs w:val="21"/>
+        </w:rPr>
+        <w:t>=</w:t>
+      </w:r>
+      <w:r>
+        <w:rPr>
+          <w:rFonts w:ascii="Consolas" w:eastAsia="Times New Roman" w:hAnsi="Consolas" w:cs="Times New Roman"/>
+          <w:color w:val="098658"/>
+          <w:sz w:val="21"/>
+          <w:szCs w:val="21"/>
+        </w:rPr>
+        <w:t>3</w:t>
+      </w:r>
+      <w:r>
+        <w:rPr>
+          <w:rFonts w:ascii="Consolas" w:eastAsia="Times New Roman" w:hAnsi="Consolas" w:cs="Times New Roman"/>
+          <w:color w:val="3B3B3B"/>
+          <w:sz w:val="21"/>
+          <w:szCs w:val="21"/>
+        </w:rPr>
+        <w:t>)</w:t>
+      </w:r>
+    </w:p>
+    <w:p>
+      <w:pPr>
+        <w:shd w:val="clear" w:color="auto" w:fill="FFFFFF"/>
+        <w:spacing w:after="0" w:line="285" w:lineRule="atLeast"/>
+        <w:rPr>
+          <w:rFonts w:ascii="Consolas" w:eastAsia="Times New Roman" w:hAnsi="Consolas" w:cs="Times New Roman"/>
+          <w:color w:val="3B3B3B"/>
+          <w:sz w:val="21"/>
+          <w:szCs w:val="21"/>
+        </w:rPr>
+      </w:pPr>
+      <w:r>
+        <w:rPr>
+          <w:rFonts w:ascii="Consolas" w:eastAsia="Times New Roman" w:hAnsi="Consolas" w:cs="Times New Roman"/>
+          <w:color w:val="3B3B3B"/>
+          <w:sz w:val="21"/>
+          <w:szCs w:val="21"/>
+        </w:rPr>
+        <w:t xml:space="preserve">        </w:t>
+      </w:r>
+      <w:r>
+        <w:rPr>
+          <w:rFonts w:ascii="Consolas" w:eastAsia="Times New Roman" w:hAnsi="Consolas" w:cs="Times New Roman"/>
+          <w:color w:val="AF00DB"/>
+          <w:sz w:val="21"/>
+          <w:szCs w:val="21"/>
+        </w:rPr>
+        <w:t>await</w:t>
+      </w:r>
+      <w:r>
+        <w:rPr>
+          <w:rFonts w:ascii="Consolas" w:eastAsia="Times New Roman" w:hAnsi="Consolas" w:cs="Times New Roman"/>
+          <w:color w:val="3B3B3B"/>
+          <w:sz w:val="21"/>
+          <w:szCs w:val="21"/>
+        </w:rPr>
+        <w:t xml:space="preserve"> </w:t>
+      </w:r>
+      <w:r>
+        <w:rPr>
+          <w:rFonts w:ascii="Consolas" w:eastAsia="Times New Roman" w:hAnsi="Consolas" w:cs="Times New Roman"/>
+          <w:color w:val="001080"/>
+          <w:sz w:val="21"/>
+          <w:szCs w:val="21"/>
+        </w:rPr>
+        <w:t>expect</w:t>
+      </w:r>
+      <w:r>
+        <w:rPr>
+          <w:rFonts w:ascii="Consolas" w:eastAsia="Times New Roman" w:hAnsi="Consolas" w:cs="Times New Roman"/>
+          <w:color w:val="3B3B3B"/>
+          <w:sz w:val="21"/>
+          <w:szCs w:val="21"/>
+        </w:rPr>
+        <w:t>(</w:t>
+      </w:r>
+      <w:r>
+        <w:rPr>
+          <w:rFonts w:ascii="Consolas" w:eastAsia="Times New Roman" w:hAnsi="Consolas" w:cs="Times New Roman"/>
+          <w:color w:val="001080"/>
+          <w:sz w:val="21"/>
+          <w:szCs w:val="21"/>
+        </w:rPr>
+        <w:t>t1</w:t>
+      </w:r>
+      <w:r>
+        <w:rPr>
+          <w:rFonts w:ascii="Consolas" w:eastAsia="Times New Roman" w:hAnsi="Consolas" w:cs="Times New Roman"/>
+          <w:color w:val="3B3B3B"/>
+          <w:sz w:val="21"/>
+          <w:szCs w:val="21"/>
+        </w:rPr>
+        <w:t>).</w:t>
+      </w:r>
+      <w:r>
+        <w:rPr>
+          <w:rFonts w:ascii="Consolas" w:eastAsia="Times New Roman" w:hAnsi="Consolas" w:cs="Times New Roman"/>
+          <w:color w:val="795E26"/>
+          <w:sz w:val="21"/>
+          <w:szCs w:val="21"/>
+        </w:rPr>
+        <w:t>to_have_value</w:t>
+      </w:r>
+      <w:r>
+        <w:rPr>
+          <w:rFonts w:ascii="Consolas" w:eastAsia="Times New Roman" w:hAnsi="Consolas" w:cs="Times New Roman"/>
+          <w:color w:val="3B3B3B"/>
+          <w:sz w:val="21"/>
+          <w:szCs w:val="21"/>
+        </w:rPr>
+        <w:t>(</w:t>
+      </w:r>
+      <w:r>
+        <w:rPr>
+          <w:rFonts w:ascii="Consolas" w:eastAsia="Times New Roman" w:hAnsi="Consolas" w:cs="Times New Roman"/>
+          <w:color w:val="A31515"/>
+          <w:sz w:val="21"/>
+          <w:szCs w:val="21"/>
+        </w:rPr>
+        <w:t>"Tuesday"</w:t>
+      </w:r>
+      <w:r>
+        <w:rPr>
+          <w:rFonts w:ascii="Consolas" w:eastAsia="Times New Roman" w:hAnsi="Consolas" w:cs="Times New Roman"/>
+          <w:color w:val="3B3B3B"/>
+          <w:sz w:val="21"/>
+          <w:szCs w:val="21"/>
+        </w:rPr>
+        <w:t>)</w:t>
+      </w:r>
+    </w:p>
+    <w:p>
+      <w:pPr>
+        <w:shd w:val="clear" w:color="auto" w:fill="FFFFFF"/>
+        <w:spacing w:after="0" w:line="285" w:lineRule="atLeast"/>
+        <w:rPr>
+          <w:rFonts w:ascii="Consolas" w:eastAsia="Times New Roman" w:hAnsi="Consolas" w:cs="Times New Roman"/>
+          <w:color w:val="3B3B3B"/>
+          <w:sz w:val="21"/>
+          <w:szCs w:val="21"/>
+        </w:rPr>
+      </w:pPr>
+      <w:r>
+        <w:rPr>
+          <w:rFonts w:ascii="Consolas" w:eastAsia="Times New Roman" w:hAnsi="Consolas" w:cs="Times New Roman"/>
+          <w:color w:val="3B3B3B"/>
+          <w:sz w:val="21"/>
+          <w:szCs w:val="21"/>
+        </w:rPr>
+        <w:t xml:space="preserve">        </w:t>
+      </w:r>
+      <w:r>
+        <w:rPr>
+          <w:rFonts w:ascii="Consolas" w:eastAsia="Times New Roman" w:hAnsi="Consolas" w:cs="Times New Roman"/>
+          <w:color w:val="AF00DB"/>
+          <w:sz w:val="21"/>
+          <w:szCs w:val="21"/>
+        </w:rPr>
+        <w:t>await</w:t>
+      </w:r>
+      <w:r>
+        <w:rPr>
+          <w:rFonts w:ascii="Consolas" w:eastAsia="Times New Roman" w:hAnsi="Consolas" w:cs="Times New Roman"/>
+          <w:color w:val="3B3B3B"/>
+          <w:sz w:val="21"/>
+          <w:szCs w:val="21"/>
+        </w:rPr>
+        <w:t xml:space="preserve"> </w:t>
+      </w:r>
+      <w:r>
+        <w:rPr>
+          <w:rFonts w:ascii="Consolas" w:eastAsia="Times New Roman" w:hAnsi="Consolas" w:cs="Times New Roman"/>
+          <w:color w:val="001080"/>
+          <w:sz w:val="21"/>
+          <w:szCs w:val="21"/>
+        </w:rPr>
+        <w:t>t1</w:t>
+      </w:r>
+      <w:r>
+        <w:rPr>
+          <w:rFonts w:ascii="Consolas" w:eastAsia="Times New Roman" w:hAnsi="Consolas" w:cs="Times New Roman"/>
+          <w:color w:val="3B3B3B"/>
+          <w:sz w:val="21"/>
+          <w:szCs w:val="21"/>
+        </w:rPr>
+        <w:t>.</w:t>
+      </w:r>
+      <w:r>
+        <w:rPr>
+          <w:rFonts w:ascii="Consolas" w:eastAsia="Times New Roman" w:hAnsi="Consolas" w:cs="Times New Roman"/>
+          <w:color w:val="795E26"/>
+          <w:sz w:val="21"/>
+          <w:szCs w:val="21"/>
+        </w:rPr>
+        <w:t>click</w:t>
+      </w:r>
+      <w:r>
+        <w:rPr>
+          <w:rFonts w:ascii="Consolas" w:eastAsia="Times New Roman" w:hAnsi="Consolas" w:cs="Times New Roman"/>
+          <w:color w:val="3B3B3B"/>
+          <w:sz w:val="21"/>
+          <w:szCs w:val="21"/>
+        </w:rPr>
+        <w:t>()</w:t>
+      </w:r>
+    </w:p>
+    <w:p>
+      <w:pPr>
+        <w:shd w:val="clear" w:color="auto" w:fill="FFFFFF"/>
+        <w:spacing w:after="0" w:line="285" w:lineRule="atLeast"/>
+        <w:rPr>
+          <w:rFonts w:ascii="Consolas" w:eastAsia="Times New Roman" w:hAnsi="Consolas" w:cs="Times New Roman"/>
+          <w:color w:val="3B3B3B"/>
+          <w:sz w:val="21"/>
+          <w:szCs w:val="21"/>
+        </w:rPr>
+      </w:pPr>
+      <w:r>
+        <w:rPr>
+          <w:rFonts w:ascii="Consolas" w:eastAsia="Times New Roman" w:hAnsi="Consolas" w:cs="Times New Roman"/>
+          <w:color w:val="3B3B3B"/>
+          <w:sz w:val="21"/>
+          <w:szCs w:val="21"/>
+        </w:rPr>
+        <w:t xml:space="preserve">        </w:t>
+      </w:r>
+      <w:r>
+        <w:rPr>
+          <w:rFonts w:ascii="Consolas" w:eastAsia="Times New Roman" w:hAnsi="Consolas" w:cs="Times New Roman"/>
+          <w:color w:val="AF00DB"/>
+          <w:sz w:val="21"/>
+          <w:szCs w:val="21"/>
+        </w:rPr>
+        <w:t>await</w:t>
+      </w:r>
+      <w:r>
+        <w:rPr>
+          <w:rFonts w:ascii="Consolas" w:eastAsia="Times New Roman" w:hAnsi="Consolas" w:cs="Times New Roman"/>
+          <w:color w:val="3B3B3B"/>
+          <w:sz w:val="21"/>
+          <w:szCs w:val="21"/>
+        </w:rPr>
+        <w:t xml:space="preserve"> </w:t>
+      </w:r>
+      <w:r>
+        <w:rPr>
+          <w:rFonts w:ascii="Consolas" w:eastAsia="Times New Roman" w:hAnsi="Consolas" w:cs="Times New Roman"/>
+          <w:color w:val="001080"/>
+          <w:sz w:val="21"/>
+          <w:szCs w:val="21"/>
+        </w:rPr>
+        <w:t>t1</w:t>
+      </w:r>
+      <w:r>
+        <w:rPr>
+          <w:rFonts w:ascii="Consolas" w:eastAsia="Times New Roman" w:hAnsi="Consolas" w:cs="Times New Roman"/>
+          <w:color w:val="3B3B3B"/>
+          <w:sz w:val="21"/>
+          <w:szCs w:val="21"/>
+        </w:rPr>
+        <w:t>.</w:t>
+      </w:r>
+      <w:r>
+        <w:rPr>
+          <w:rFonts w:ascii="Consolas" w:eastAsia="Times New Roman" w:hAnsi="Consolas" w:cs="Times New Roman"/>
+          <w:color w:val="795E26"/>
+          <w:sz w:val="21"/>
+          <w:szCs w:val="21"/>
+        </w:rPr>
+        <w:t>select_option</w:t>
+      </w:r>
+      <w:r>
+        <w:rPr>
+          <w:rFonts w:ascii="Consolas" w:eastAsia="Times New Roman" w:hAnsi="Consolas" w:cs="Times New Roman"/>
+          <w:color w:val="3B3B3B"/>
+          <w:sz w:val="21"/>
+          <w:szCs w:val="21"/>
+        </w:rPr>
+        <w:t>(</w:t>
+      </w:r>
+      <w:r>
+        <w:rPr>
+          <w:rFonts w:ascii="Consolas" w:eastAsia="Times New Roman" w:hAnsi="Consolas" w:cs="Times New Roman"/>
+          <w:color w:val="001080"/>
+          <w:sz w:val="21"/>
+          <w:szCs w:val="21"/>
+        </w:rPr>
+        <w:t>value</w:t>
+      </w:r>
+      <w:r>
+        <w:rPr>
+          <w:rFonts w:ascii="Consolas" w:eastAsia="Times New Roman" w:hAnsi="Consolas" w:cs="Times New Roman"/>
+          <w:color w:val="000000"/>
+          <w:sz w:val="21"/>
+          <w:szCs w:val="21"/>
+        </w:rPr>
+        <w:t>=</w:t>
+      </w:r>
+      <w:r>
+        <w:rPr>
+          <w:rFonts w:ascii="Consolas" w:eastAsia="Times New Roman" w:hAnsi="Consolas" w:cs="Times New Roman"/>
+          <w:color w:val="A31515"/>
+          <w:sz w:val="21"/>
+          <w:szCs w:val="21"/>
+        </w:rPr>
+        <w:t>"Thursday"</w:t>
+      </w:r>
+      <w:r>
+        <w:rPr>
+          <w:rFonts w:ascii="Consolas" w:eastAsia="Times New Roman" w:hAnsi="Consolas" w:cs="Times New Roman"/>
+          <w:color w:val="3B3B3B"/>
+          <w:sz w:val="21"/>
+          <w:szCs w:val="21"/>
+        </w:rPr>
+        <w:t>)</w:t>
+      </w:r>
+    </w:p>
+    <w:p>
+      <w:pPr>
+        <w:shd w:val="clear" w:color="auto" w:fill="FFFFFF"/>
+        <w:spacing w:after="0" w:line="285" w:lineRule="atLeast"/>
+        <w:rPr>
+          <w:rFonts w:ascii="Consolas" w:eastAsia="Times New Roman" w:hAnsi="Consolas" w:cs="Times New Roman"/>
+          <w:color w:val="3B3B3B"/>
+          <w:sz w:val="21"/>
+          <w:szCs w:val="21"/>
+        </w:rPr>
+      </w:pPr>
+      <w:r>
+        <w:rPr>
+          <w:rFonts w:ascii="Consolas" w:eastAsia="Times New Roman" w:hAnsi="Consolas" w:cs="Times New Roman"/>
+          <w:color w:val="3B3B3B"/>
+          <w:sz w:val="21"/>
+          <w:szCs w:val="21"/>
+        </w:rPr>
+        <w:t xml:space="preserve">        </w:t>
+      </w:r>
+      <w:r>
+        <w:rPr>
+          <w:rFonts w:ascii="Consolas" w:eastAsia="Times New Roman" w:hAnsi="Consolas" w:cs="Times New Roman"/>
+          <w:color w:val="AF00DB"/>
+          <w:sz w:val="21"/>
+          <w:szCs w:val="21"/>
+        </w:rPr>
+        <w:t>await</w:t>
+      </w:r>
+      <w:r>
+        <w:rPr>
+          <w:rFonts w:ascii="Consolas" w:eastAsia="Times New Roman" w:hAnsi="Consolas" w:cs="Times New Roman"/>
+          <w:color w:val="3B3B3B"/>
+          <w:sz w:val="21"/>
+          <w:szCs w:val="21"/>
+        </w:rPr>
+        <w:t xml:space="preserve"> </w:t>
+      </w:r>
+      <w:r>
+        <w:rPr>
+          <w:rFonts w:ascii="Consolas" w:eastAsia="Times New Roman" w:hAnsi="Consolas" w:cs="Times New Roman"/>
+          <w:color w:val="001080"/>
+          <w:sz w:val="21"/>
+          <w:szCs w:val="21"/>
+        </w:rPr>
+        <w:t>expect</w:t>
+      </w:r>
+      <w:r>
+        <w:rPr>
+          <w:rFonts w:ascii="Consolas" w:eastAsia="Times New Roman" w:hAnsi="Consolas" w:cs="Times New Roman"/>
+          <w:color w:val="3B3B3B"/>
+          <w:sz w:val="21"/>
+          <w:szCs w:val="21"/>
+        </w:rPr>
+        <w:t>(</w:t>
+      </w:r>
+      <w:r>
+        <w:rPr>
+          <w:rFonts w:ascii="Consolas" w:eastAsia="Times New Roman" w:hAnsi="Consolas" w:cs="Times New Roman"/>
+          <w:color w:val="001080"/>
+          <w:sz w:val="21"/>
+          <w:szCs w:val="21"/>
+        </w:rPr>
+        <w:t>t1</w:t>
+      </w:r>
+      <w:r>
+        <w:rPr>
+          <w:rFonts w:ascii="Consolas" w:eastAsia="Times New Roman" w:hAnsi="Consolas" w:cs="Times New Roman"/>
+          <w:color w:val="3B3B3B"/>
+          <w:sz w:val="21"/>
+          <w:szCs w:val="21"/>
+        </w:rPr>
+        <w:t>).</w:t>
+      </w:r>
+      <w:r>
+        <w:rPr>
+          <w:rFonts w:ascii="Consolas" w:eastAsia="Times New Roman" w:hAnsi="Consolas" w:cs="Times New Roman"/>
+          <w:color w:val="795E26"/>
+          <w:sz w:val="21"/>
+          <w:szCs w:val="21"/>
+        </w:rPr>
+        <w:t>to_have_value</w:t>
+      </w:r>
+      <w:r>
+        <w:rPr>
+          <w:rFonts w:ascii="Consolas" w:eastAsia="Times New Roman" w:hAnsi="Consolas" w:cs="Times New Roman"/>
+          <w:color w:val="3B3B3B"/>
+          <w:sz w:val="21"/>
+          <w:szCs w:val="21"/>
+        </w:rPr>
+        <w:t>(</w:t>
+      </w:r>
+      <w:r>
+        <w:rPr>
+          <w:rFonts w:ascii="Consolas" w:eastAsia="Times New Roman" w:hAnsi="Consolas" w:cs="Times New Roman"/>
+          <w:color w:val="A31515"/>
+          <w:sz w:val="21"/>
+          <w:szCs w:val="21"/>
+        </w:rPr>
+        <w:t>"Thursday"</w:t>
+      </w:r>
+      <w:r>
+        <w:rPr>
+          <w:rFonts w:ascii="Consolas" w:eastAsia="Times New Roman" w:hAnsi="Consolas" w:cs="Times New Roman"/>
+          <w:color w:val="3B3B3B"/>
+          <w:sz w:val="21"/>
+          <w:szCs w:val="21"/>
+        </w:rPr>
+        <w:t>)</w:t>
+      </w:r>
+    </w:p>
+    <w:p>
+      <w:pPr>
+        <w:shd w:val="clear" w:color="auto" w:fill="FFFFFF"/>
+        <w:spacing w:after="0" w:line="285" w:lineRule="atLeast"/>
+        <w:rPr>
+          <w:rFonts w:ascii="Consolas" w:eastAsia="Times New Roman" w:hAnsi="Consolas" w:cs="Times New Roman"/>
+          <w:color w:val="3B3B3B"/>
+          <w:sz w:val="21"/>
+          <w:szCs w:val="21"/>
+        </w:rPr>
+      </w:pPr>
+    </w:p>
+    <w:p>
+      <w:pPr>
+        <w:shd w:val="clear" w:color="auto" w:fill="FFFFFF"/>
+        <w:spacing w:after="0" w:line="285" w:lineRule="atLeast"/>
+        <w:rPr>
+          <w:rFonts w:ascii="Consolas" w:eastAsia="Times New Roman" w:hAnsi="Consolas" w:cs="Times New Roman"/>
+          <w:color w:val="3B3B3B"/>
+          <w:sz w:val="21"/>
+          <w:szCs w:val="21"/>
+        </w:rPr>
+      </w:pPr>
+      <w:r>
+        <w:rPr>
+          <w:rFonts w:ascii="Consolas" w:eastAsia="Times New Roman" w:hAnsi="Consolas" w:cs="Times New Roman"/>
+          <w:color w:val="3B3B3B"/>
+          <w:sz w:val="21"/>
+          <w:szCs w:val="21"/>
+        </w:rPr>
+        <w:t xml:space="preserve">        </w:t>
+      </w:r>
+      <w:r>
+        <w:rPr>
+          <w:rFonts w:ascii="Consolas" w:eastAsia="Times New Roman" w:hAnsi="Consolas" w:cs="Times New Roman"/>
+          <w:color w:val="AF00DB"/>
+          <w:sz w:val="21"/>
+          <w:szCs w:val="21"/>
+        </w:rPr>
+        <w:t>await</w:t>
+      </w:r>
+      <w:r>
+        <w:rPr>
+          <w:rFonts w:ascii="Consolas" w:eastAsia="Times New Roman" w:hAnsi="Consolas" w:cs="Times New Roman"/>
+          <w:color w:val="3B3B3B"/>
+          <w:sz w:val="21"/>
+          <w:szCs w:val="21"/>
+        </w:rPr>
+        <w:t xml:space="preserve"> </w:t>
+      </w:r>
+      <w:r>
+        <w:rPr>
+          <w:rFonts w:ascii="Consolas" w:eastAsia="Times New Roman" w:hAnsi="Consolas" w:cs="Times New Roman"/>
+          <w:color w:val="001080"/>
+          <w:sz w:val="21"/>
+          <w:szCs w:val="21"/>
+        </w:rPr>
+        <w:t>page</w:t>
+      </w:r>
+      <w:r>
+        <w:rPr>
+          <w:rFonts w:ascii="Consolas" w:eastAsia="Times New Roman" w:hAnsi="Consolas" w:cs="Times New Roman"/>
+          <w:color w:val="3B3B3B"/>
+          <w:sz w:val="21"/>
+          <w:szCs w:val="21"/>
+        </w:rPr>
+        <w:t>.</w:t>
+      </w:r>
+      <w:r>
+        <w:rPr>
+          <w:rFonts w:ascii="Consolas" w:eastAsia="Times New Roman" w:hAnsi="Consolas" w:cs="Times New Roman"/>
+          <w:color w:val="795E26"/>
+          <w:sz w:val="21"/>
+          <w:szCs w:val="21"/>
+        </w:rPr>
+        <w:t>close</w:t>
+      </w:r>
+      <w:r>
+        <w:rPr>
+          <w:rFonts w:ascii="Consolas" w:eastAsia="Times New Roman" w:hAnsi="Consolas" w:cs="Times New Roman"/>
+          <w:color w:val="3B3B3B"/>
+          <w:sz w:val="21"/>
+          <w:szCs w:val="21"/>
+        </w:rPr>
+        <w:t>()</w:t>
+      </w:r>
+    </w:p>
+    <w:p>
+      <w:pPr>
+        <w:shd w:val="clear" w:color="auto" w:fill="FFFFFF"/>
+        <w:spacing w:after="0" w:line="285" w:lineRule="atLeast"/>
+        <w:rPr>
+          <w:rFonts w:ascii="Consolas" w:eastAsia="Times New Roman" w:hAnsi="Consolas" w:cs="Times New Roman"/>
+          <w:color w:val="3B3B3B"/>
+          <w:sz w:val="21"/>
+          <w:szCs w:val="21"/>
+        </w:rPr>
+      </w:pPr>
+      <w:r>
+        <w:rPr>
+          <w:rFonts w:ascii="Consolas" w:eastAsia="Times New Roman" w:hAnsi="Consolas" w:cs="Times New Roman"/>
+          <w:color w:val="3B3B3B"/>
+          <w:sz w:val="21"/>
+          <w:szCs w:val="21"/>
+        </w:rPr>
+        <w:t xml:space="preserve">        </w:t>
+      </w:r>
+      <w:r>
+        <w:rPr>
+          <w:rFonts w:ascii="Consolas" w:eastAsia="Times New Roman" w:hAnsi="Consolas" w:cs="Times New Roman"/>
+          <w:color w:val="AF00DB"/>
+          <w:sz w:val="21"/>
+          <w:szCs w:val="21"/>
+        </w:rPr>
+        <w:t>await</w:t>
+      </w:r>
+      <w:r>
+        <w:rPr>
+          <w:rFonts w:ascii="Consolas" w:eastAsia="Times New Roman" w:hAnsi="Consolas" w:cs="Times New Roman"/>
+          <w:color w:val="3B3B3B"/>
+          <w:sz w:val="21"/>
+          <w:szCs w:val="21"/>
+        </w:rPr>
+        <w:t xml:space="preserve"> </w:t>
+      </w:r>
+      <w:r>
+        <w:rPr>
+          <w:rFonts w:ascii="Consolas" w:eastAsia="Times New Roman" w:hAnsi="Consolas" w:cs="Times New Roman"/>
+          <w:color w:val="001080"/>
+          <w:sz w:val="21"/>
+          <w:szCs w:val="21"/>
+        </w:rPr>
+        <w:t>browser</w:t>
+      </w:r>
+      <w:r>
+        <w:rPr>
+          <w:rFonts w:ascii="Consolas" w:eastAsia="Times New Roman" w:hAnsi="Consolas" w:cs="Times New Roman"/>
+          <w:color w:val="3B3B3B"/>
+          <w:sz w:val="21"/>
+          <w:szCs w:val="21"/>
+        </w:rPr>
+        <w:t>.</w:t>
+      </w:r>
+      <w:r>
+        <w:rPr>
+          <w:rFonts w:ascii="Consolas" w:eastAsia="Times New Roman" w:hAnsi="Consolas" w:cs="Times New Roman"/>
+          <w:color w:val="795E26"/>
+          <w:sz w:val="21"/>
+          <w:szCs w:val="21"/>
+        </w:rPr>
+        <w:t>close</w:t>
+      </w:r>
+      <w:r>
+        <w:rPr>
+          <w:rFonts w:ascii="Consolas" w:eastAsia="Times New Roman" w:hAnsi="Consolas" w:cs="Times New Roman"/>
+          <w:color w:val="3B3B3B"/>
+          <w:sz w:val="21"/>
+          <w:szCs w:val="21"/>
+        </w:rPr>
+        <w:t>()</w:t>
+      </w:r>
+    </w:p>
+    <w:p>
+      <w:pPr>
+        <w:shd w:val="clear" w:color="auto" w:fill="FFFFFF"/>
+        <w:spacing w:after="0" w:line="285" w:lineRule="atLeast"/>
+        <w:ind w:left="720" w:firstLine="720"/>
+        <w:rPr>
+          <w:rFonts w:ascii="Consolas" w:eastAsia="Times New Roman" w:hAnsi="Consolas" w:cs="Times New Roman"/>
+          <w:color w:val="3B3B3B"/>
+          <w:sz w:val="21"/>
+          <w:szCs w:val="21"/>
+        </w:rPr>
+      </w:pPr>
+      <w:r>
+        <w:rPr>
+          <w:rFonts w:ascii="Consolas" w:eastAsia="Times New Roman" w:hAnsi="Consolas" w:cs="Times New Roman"/>
+          <w:color w:val="3B3B3B"/>
+          <w:sz w:val="21"/>
+          <w:szCs w:val="21"/>
+        </w:rPr>
+        <w:t>-------------------------------------------------------</w:t>
+      </w:r>
+    </w:p>
+    <w:p>
+      <w:pPr>
+        <w:rPr>
+          <w:rFonts w:ascii="Sakkal Majalla" w:hAnsi="Sakkal Majalla" w:cs="Sakkal Majalla"/>
+          <w:sz w:val="28"/>
+          <w:szCs w:val="28"/>
+        </w:rPr>
+      </w:pPr>
+    </w:p>
+    <w:p>
+      <w:pPr>
+        <w:rPr>
+          <w:rFonts w:ascii="Sakkal Majalla" w:hAnsi="Sakkal Majalla" w:cs="Sakkal Majalla"/>
+          <w:sz w:val="28"/>
+          <w:szCs w:val="28"/>
+        </w:rPr>
+      </w:pPr>
+    </w:p>
+    <w:p>
+      <w:pPr>
+        <w:rPr>
+          <w:rFonts w:ascii="Sakkal Majalla" w:hAnsi="Sakkal Majalla" w:cs="Sakkal Majalla"/>
+          <w:sz w:val="28"/>
+          <w:szCs w:val="28"/>
+        </w:rPr>
+      </w:pPr>
+    </w:p>
+    <w:p>
+      <w:pPr>
+        <w:rPr>
+          <w:rFonts w:ascii="Sakkal Majalla" w:hAnsi="Sakkal Majalla" w:cs="Sakkal Majalla"/>
+          <w:sz w:val="28"/>
+          <w:szCs w:val="28"/>
+        </w:rPr>
+      </w:pPr>
+    </w:p>
+    <w:p>
+      <w:pPr>
+        <w:rPr>
+          <w:rFonts w:ascii="Sakkal Majalla" w:hAnsi="Sakkal Majalla" w:cs="Sakkal Majalla"/>
+          <w:sz w:val="28"/>
+          <w:szCs w:val="28"/>
+        </w:rPr>
+      </w:pPr>
+      <w:r>
+        <w:rPr>
+          <w:rFonts w:ascii="Sakkal Majalla" w:hAnsi="Sakkal Majalla" w:cs="Sakkal Majalla"/>
+          <w:sz w:val="28"/>
+          <w:szCs w:val="28"/>
+        </w:rPr>
+        <w:lastRenderedPageBreak/>
+        <w:t>To handle multiple select list:</w:t>
+      </w:r>
+    </w:p>
+    <w:p>
+      <w:pPr>
+        <w:shd w:val="clear" w:color="auto" w:fill="FFFFFF"/>
+        <w:spacing w:after="0" w:line="285" w:lineRule="atLeast"/>
+        <w:rPr>
+          <w:rFonts w:ascii="Consolas" w:eastAsia="Times New Roman" w:hAnsi="Consolas" w:cs="Times New Roman"/>
+          <w:color w:val="3B3B3B"/>
+          <w:sz w:val="21"/>
+          <w:szCs w:val="21"/>
+        </w:rPr>
+      </w:pPr>
+      <w:r>
+        <w:rPr>
+          <w:rFonts w:ascii="Consolas" w:eastAsia="Times New Roman" w:hAnsi="Consolas" w:cs="Times New Roman"/>
+          <w:color w:val="0000FF"/>
+          <w:sz w:val="21"/>
+          <w:szCs w:val="21"/>
+        </w:rPr>
+        <w:t>async</w:t>
+      </w:r>
+      <w:r>
+        <w:rPr>
+          <w:rFonts w:ascii="Consolas" w:eastAsia="Times New Roman" w:hAnsi="Consolas" w:cs="Times New Roman"/>
+          <w:color w:val="3B3B3B"/>
+          <w:sz w:val="21"/>
+          <w:szCs w:val="21"/>
+        </w:rPr>
+        <w:t xml:space="preserve"> </w:t>
+      </w:r>
+      <w:r>
+        <w:rPr>
+          <w:rFonts w:ascii="Consolas" w:eastAsia="Times New Roman" w:hAnsi="Consolas" w:cs="Times New Roman"/>
+          <w:color w:val="0000FF"/>
+          <w:sz w:val="21"/>
+          <w:szCs w:val="21"/>
+        </w:rPr>
+        <w:t>def</w:t>
+      </w:r>
+      <w:r>
+        <w:rPr>
+          <w:rFonts w:ascii="Consolas" w:eastAsia="Times New Roman" w:hAnsi="Consolas" w:cs="Times New Roman"/>
+          <w:color w:val="3B3B3B"/>
+          <w:sz w:val="21"/>
+          <w:szCs w:val="21"/>
+        </w:rPr>
+        <w:t xml:space="preserve"> </w:t>
+      </w:r>
+      <w:r>
+        <w:rPr>
+          <w:rFonts w:ascii="Consolas" w:eastAsia="Times New Roman" w:hAnsi="Consolas" w:cs="Times New Roman"/>
+          <w:color w:val="795E26"/>
+          <w:sz w:val="21"/>
+          <w:szCs w:val="21"/>
+        </w:rPr>
+        <w:t>multi_dropdown</w:t>
+      </w:r>
+      <w:r>
+        <w:rPr>
+          <w:rFonts w:ascii="Consolas" w:eastAsia="Times New Roman" w:hAnsi="Consolas" w:cs="Times New Roman"/>
+          <w:color w:val="3B3B3B"/>
+          <w:sz w:val="21"/>
+          <w:szCs w:val="21"/>
+        </w:rPr>
+        <w:t>():</w:t>
+      </w:r>
+    </w:p>
+    <w:p>
+      <w:pPr>
+        <w:shd w:val="clear" w:color="auto" w:fill="FFFFFF"/>
+        <w:spacing w:after="0" w:line="285" w:lineRule="atLeast"/>
+        <w:rPr>
+          <w:rFonts w:ascii="Consolas" w:eastAsia="Times New Roman" w:hAnsi="Consolas" w:cs="Times New Roman"/>
+          <w:color w:val="3B3B3B"/>
+          <w:sz w:val="21"/>
+          <w:szCs w:val="21"/>
+        </w:rPr>
+      </w:pPr>
+      <w:r>
+        <w:rPr>
+          <w:rFonts w:ascii="Consolas" w:eastAsia="Times New Roman" w:hAnsi="Consolas" w:cs="Times New Roman"/>
+          <w:color w:val="3B3B3B"/>
+          <w:sz w:val="21"/>
+          <w:szCs w:val="21"/>
+        </w:rPr>
+        <w:t xml:space="preserve">    </w:t>
+      </w:r>
+      <w:r>
+        <w:rPr>
+          <w:rFonts w:ascii="Consolas" w:eastAsia="Times New Roman" w:hAnsi="Consolas" w:cs="Times New Roman"/>
+          <w:color w:val="AF00DB"/>
+          <w:sz w:val="21"/>
+          <w:szCs w:val="21"/>
+        </w:rPr>
+        <w:t>async</w:t>
+      </w:r>
+      <w:r>
+        <w:rPr>
+          <w:rFonts w:ascii="Consolas" w:eastAsia="Times New Roman" w:hAnsi="Consolas" w:cs="Times New Roman"/>
+          <w:color w:val="3B3B3B"/>
+          <w:sz w:val="21"/>
+          <w:szCs w:val="21"/>
+        </w:rPr>
+        <w:t xml:space="preserve"> </w:t>
+      </w:r>
+      <w:r>
+        <w:rPr>
+          <w:rFonts w:ascii="Consolas" w:eastAsia="Times New Roman" w:hAnsi="Consolas" w:cs="Times New Roman"/>
+          <w:color w:val="AF00DB"/>
+          <w:sz w:val="21"/>
+          <w:szCs w:val="21"/>
+        </w:rPr>
+        <w:t>with</w:t>
+      </w:r>
+      <w:r>
+        <w:rPr>
+          <w:rFonts w:ascii="Consolas" w:eastAsia="Times New Roman" w:hAnsi="Consolas" w:cs="Times New Roman"/>
+          <w:color w:val="3B3B3B"/>
+          <w:sz w:val="21"/>
+          <w:szCs w:val="21"/>
+        </w:rPr>
+        <w:t xml:space="preserve"> </w:t>
+      </w:r>
+      <w:r>
+        <w:rPr>
+          <w:rFonts w:ascii="Consolas" w:eastAsia="Times New Roman" w:hAnsi="Consolas" w:cs="Times New Roman"/>
+          <w:color w:val="795E26"/>
+          <w:sz w:val="21"/>
+          <w:szCs w:val="21"/>
+        </w:rPr>
+        <w:t>async_playwright</w:t>
+      </w:r>
+      <w:r>
+        <w:rPr>
+          <w:rFonts w:ascii="Consolas" w:eastAsia="Times New Roman" w:hAnsi="Consolas" w:cs="Times New Roman"/>
+          <w:color w:val="3B3B3B"/>
+          <w:sz w:val="21"/>
+          <w:szCs w:val="21"/>
+        </w:rPr>
+        <w:t xml:space="preserve">() </w:t>
+      </w:r>
+      <w:r>
+        <w:rPr>
+          <w:rFonts w:ascii="Consolas" w:eastAsia="Times New Roman" w:hAnsi="Consolas" w:cs="Times New Roman"/>
+          <w:color w:val="AF00DB"/>
+          <w:sz w:val="21"/>
+          <w:szCs w:val="21"/>
+        </w:rPr>
+        <w:t>as</w:t>
+      </w:r>
+      <w:r>
+        <w:rPr>
+          <w:rFonts w:ascii="Consolas" w:eastAsia="Times New Roman" w:hAnsi="Consolas" w:cs="Times New Roman"/>
+          <w:color w:val="3B3B3B"/>
+          <w:sz w:val="21"/>
+          <w:szCs w:val="21"/>
+        </w:rPr>
+        <w:t xml:space="preserve"> </w:t>
+      </w:r>
+      <w:r>
+        <w:rPr>
+          <w:rFonts w:ascii="Consolas" w:eastAsia="Times New Roman" w:hAnsi="Consolas" w:cs="Times New Roman"/>
+          <w:color w:val="001080"/>
+          <w:sz w:val="21"/>
+          <w:szCs w:val="21"/>
+        </w:rPr>
+        <w:t>p</w:t>
+      </w:r>
+      <w:r>
+        <w:rPr>
+          <w:rFonts w:ascii="Consolas" w:eastAsia="Times New Roman" w:hAnsi="Consolas" w:cs="Times New Roman"/>
+          <w:color w:val="3B3B3B"/>
+          <w:sz w:val="21"/>
+          <w:szCs w:val="21"/>
+        </w:rPr>
+        <w:t>:</w:t>
+      </w:r>
+    </w:p>
+    <w:p>
+      <w:pPr>
+        <w:shd w:val="clear" w:color="auto" w:fill="FFFFFF"/>
+        <w:spacing w:after="0" w:line="285" w:lineRule="atLeast"/>
+        <w:rPr>
+          <w:rFonts w:ascii="Consolas" w:eastAsia="Times New Roman" w:hAnsi="Consolas" w:cs="Times New Roman"/>
+          <w:color w:val="3B3B3B"/>
+          <w:sz w:val="21"/>
+          <w:szCs w:val="21"/>
+        </w:rPr>
+      </w:pPr>
+      <w:r>
+        <w:rPr>
+          <w:rFonts w:ascii="Consolas" w:eastAsia="Times New Roman" w:hAnsi="Consolas" w:cs="Times New Roman"/>
+          <w:color w:val="3B3B3B"/>
+          <w:sz w:val="21"/>
+          <w:szCs w:val="21"/>
+        </w:rPr>
+        <w:t xml:space="preserve">        </w:t>
+      </w:r>
+      <w:r>
+        <w:rPr>
+          <w:rFonts w:ascii="Consolas" w:eastAsia="Times New Roman" w:hAnsi="Consolas" w:cs="Times New Roman"/>
+          <w:color w:val="001080"/>
+          <w:sz w:val="21"/>
+          <w:szCs w:val="21"/>
+        </w:rPr>
+        <w:t>browser</w:t>
+      </w:r>
+      <w:r>
+        <w:rPr>
+          <w:rFonts w:ascii="Consolas" w:eastAsia="Times New Roman" w:hAnsi="Consolas" w:cs="Times New Roman"/>
+          <w:color w:val="3B3B3B"/>
+          <w:sz w:val="21"/>
+          <w:szCs w:val="21"/>
+        </w:rPr>
+        <w:t xml:space="preserve"> </w:t>
+      </w:r>
+      <w:r>
+        <w:rPr>
+          <w:rFonts w:ascii="Consolas" w:eastAsia="Times New Roman" w:hAnsi="Consolas" w:cs="Times New Roman"/>
+          <w:color w:val="000000"/>
+          <w:sz w:val="21"/>
+          <w:szCs w:val="21"/>
+        </w:rPr>
+        <w:t>=</w:t>
+      </w:r>
+      <w:r>
+        <w:rPr>
+          <w:rFonts w:ascii="Consolas" w:eastAsia="Times New Roman" w:hAnsi="Consolas" w:cs="Times New Roman"/>
+          <w:color w:val="3B3B3B"/>
+          <w:sz w:val="21"/>
+          <w:szCs w:val="21"/>
+        </w:rPr>
+        <w:t xml:space="preserve"> </w:t>
+      </w:r>
+      <w:r>
+        <w:rPr>
+          <w:rFonts w:ascii="Consolas" w:eastAsia="Times New Roman" w:hAnsi="Consolas" w:cs="Times New Roman"/>
+          <w:color w:val="AF00DB"/>
+          <w:sz w:val="21"/>
+          <w:szCs w:val="21"/>
+        </w:rPr>
+        <w:t>await</w:t>
+      </w:r>
+      <w:r>
+        <w:rPr>
+          <w:rFonts w:ascii="Consolas" w:eastAsia="Times New Roman" w:hAnsi="Consolas" w:cs="Times New Roman"/>
+          <w:color w:val="3B3B3B"/>
+          <w:sz w:val="21"/>
+          <w:szCs w:val="21"/>
+        </w:rPr>
+        <w:t xml:space="preserve"> </w:t>
+      </w:r>
+      <w:r>
+        <w:rPr>
+          <w:rFonts w:ascii="Consolas" w:eastAsia="Times New Roman" w:hAnsi="Consolas" w:cs="Times New Roman"/>
+          <w:color w:val="001080"/>
+          <w:sz w:val="21"/>
+          <w:szCs w:val="21"/>
+        </w:rPr>
+        <w:t>p</w:t>
+      </w:r>
+      <w:r>
+        <w:rPr>
+          <w:rFonts w:ascii="Consolas" w:eastAsia="Times New Roman" w:hAnsi="Consolas" w:cs="Times New Roman"/>
+          <w:color w:val="3B3B3B"/>
+          <w:sz w:val="21"/>
+          <w:szCs w:val="21"/>
+        </w:rPr>
+        <w:t>.</w:t>
+      </w:r>
+      <w:r>
+        <w:rPr>
+          <w:rFonts w:ascii="Consolas" w:eastAsia="Times New Roman" w:hAnsi="Consolas" w:cs="Times New Roman"/>
+          <w:color w:val="001080"/>
+          <w:sz w:val="21"/>
+          <w:szCs w:val="21"/>
+        </w:rPr>
+        <w:t>chromium</w:t>
+      </w:r>
+      <w:r>
+        <w:rPr>
+          <w:rFonts w:ascii="Consolas" w:eastAsia="Times New Roman" w:hAnsi="Consolas" w:cs="Times New Roman"/>
+          <w:color w:val="3B3B3B"/>
+          <w:sz w:val="21"/>
+          <w:szCs w:val="21"/>
+        </w:rPr>
+        <w:t>.</w:t>
+      </w:r>
+      <w:r>
+        <w:rPr>
+          <w:rFonts w:ascii="Consolas" w:eastAsia="Times New Roman" w:hAnsi="Consolas" w:cs="Times New Roman"/>
+          <w:color w:val="795E26"/>
+          <w:sz w:val="21"/>
+          <w:szCs w:val="21"/>
+        </w:rPr>
+        <w:t>launch</w:t>
+      </w:r>
+      <w:r>
+        <w:rPr>
+          <w:rFonts w:ascii="Consolas" w:eastAsia="Times New Roman" w:hAnsi="Consolas" w:cs="Times New Roman"/>
+          <w:color w:val="3B3B3B"/>
+          <w:sz w:val="21"/>
+          <w:szCs w:val="21"/>
+        </w:rPr>
+        <w:t>(</w:t>
+      </w:r>
+      <w:r>
+        <w:rPr>
+          <w:rFonts w:ascii="Consolas" w:eastAsia="Times New Roman" w:hAnsi="Consolas" w:cs="Times New Roman"/>
+          <w:color w:val="001080"/>
+          <w:sz w:val="21"/>
+          <w:szCs w:val="21"/>
+        </w:rPr>
+        <w:t>headless</w:t>
+      </w:r>
+      <w:r>
+        <w:rPr>
+          <w:rFonts w:ascii="Consolas" w:eastAsia="Times New Roman" w:hAnsi="Consolas" w:cs="Times New Roman"/>
+          <w:color w:val="000000"/>
+          <w:sz w:val="21"/>
+          <w:szCs w:val="21"/>
+        </w:rPr>
+        <w:t>=</w:t>
+      </w:r>
+      <w:r>
+        <w:rPr>
+          <w:rFonts w:ascii="Consolas" w:eastAsia="Times New Roman" w:hAnsi="Consolas" w:cs="Times New Roman"/>
+          <w:color w:val="0070C1"/>
+          <w:sz w:val="21"/>
+          <w:szCs w:val="21"/>
+        </w:rPr>
+        <w:t>False</w:t>
+      </w:r>
+      <w:r>
+        <w:rPr>
+          <w:rFonts w:ascii="Consolas" w:eastAsia="Times New Roman" w:hAnsi="Consolas" w:cs="Times New Roman"/>
+          <w:color w:val="3B3B3B"/>
+          <w:sz w:val="21"/>
+          <w:szCs w:val="21"/>
+        </w:rPr>
+        <w:t xml:space="preserve">, </w:t>
+      </w:r>
+      <w:r>
+        <w:rPr>
+          <w:rFonts w:ascii="Consolas" w:eastAsia="Times New Roman" w:hAnsi="Consolas" w:cs="Times New Roman"/>
+          <w:color w:val="001080"/>
+          <w:sz w:val="21"/>
+          <w:szCs w:val="21"/>
+        </w:rPr>
+        <w:t>slow_mo</w:t>
+      </w:r>
+      <w:r>
+        <w:rPr>
+          <w:rFonts w:ascii="Consolas" w:eastAsia="Times New Roman" w:hAnsi="Consolas" w:cs="Times New Roman"/>
+          <w:color w:val="000000"/>
+          <w:sz w:val="21"/>
+          <w:szCs w:val="21"/>
+        </w:rPr>
+        <w:t>=</w:t>
+      </w:r>
+      <w:r>
+        <w:rPr>
+          <w:rFonts w:ascii="Consolas" w:eastAsia="Times New Roman" w:hAnsi="Consolas" w:cs="Times New Roman"/>
+          <w:color w:val="098658"/>
+          <w:sz w:val="21"/>
+          <w:szCs w:val="21"/>
+        </w:rPr>
+        <w:t>2500</w:t>
+      </w:r>
+      <w:r>
+        <w:rPr>
+          <w:rFonts w:ascii="Consolas" w:eastAsia="Times New Roman" w:hAnsi="Consolas" w:cs="Times New Roman"/>
+          <w:color w:val="3B3B3B"/>
+          <w:sz w:val="21"/>
+          <w:szCs w:val="21"/>
+        </w:rPr>
+        <w:t>)</w:t>
+      </w:r>
+    </w:p>
+    <w:p>
+      <w:pPr>
+        <w:shd w:val="clear" w:color="auto" w:fill="FFFFFF"/>
+        <w:spacing w:after="0" w:line="285" w:lineRule="atLeast"/>
+        <w:rPr>
+          <w:rFonts w:ascii="Consolas" w:eastAsia="Times New Roman" w:hAnsi="Consolas" w:cs="Times New Roman"/>
+          <w:color w:val="3B3B3B"/>
+          <w:sz w:val="21"/>
+          <w:szCs w:val="21"/>
+        </w:rPr>
+      </w:pPr>
+      <w:r>
+        <w:rPr>
+          <w:rFonts w:ascii="Consolas" w:eastAsia="Times New Roman" w:hAnsi="Consolas" w:cs="Times New Roman"/>
+          <w:color w:val="3B3B3B"/>
+          <w:sz w:val="21"/>
+          <w:szCs w:val="21"/>
+        </w:rPr>
+        <w:t xml:space="preserve">        </w:t>
+      </w:r>
+      <w:r>
+        <w:rPr>
+          <w:rFonts w:ascii="Consolas" w:eastAsia="Times New Roman" w:hAnsi="Consolas" w:cs="Times New Roman"/>
+          <w:color w:val="001080"/>
+          <w:sz w:val="21"/>
+          <w:szCs w:val="21"/>
+        </w:rPr>
+        <w:t>page</w:t>
+      </w:r>
+      <w:r>
+        <w:rPr>
+          <w:rFonts w:ascii="Consolas" w:eastAsia="Times New Roman" w:hAnsi="Consolas" w:cs="Times New Roman"/>
+          <w:color w:val="3B3B3B"/>
+          <w:sz w:val="21"/>
+          <w:szCs w:val="21"/>
+        </w:rPr>
+        <w:t xml:space="preserve"> </w:t>
+      </w:r>
+      <w:r>
+        <w:rPr>
+          <w:rFonts w:ascii="Consolas" w:eastAsia="Times New Roman" w:hAnsi="Consolas" w:cs="Times New Roman"/>
+          <w:color w:val="000000"/>
+          <w:sz w:val="21"/>
+          <w:szCs w:val="21"/>
+        </w:rPr>
+        <w:t>=</w:t>
+      </w:r>
+      <w:r>
+        <w:rPr>
+          <w:rFonts w:ascii="Consolas" w:eastAsia="Times New Roman" w:hAnsi="Consolas" w:cs="Times New Roman"/>
+          <w:color w:val="3B3B3B"/>
+          <w:sz w:val="21"/>
+          <w:szCs w:val="21"/>
+        </w:rPr>
+        <w:t xml:space="preserve"> </w:t>
+      </w:r>
+      <w:r>
+        <w:rPr>
+          <w:rFonts w:ascii="Consolas" w:eastAsia="Times New Roman" w:hAnsi="Consolas" w:cs="Times New Roman"/>
+          <w:color w:val="AF00DB"/>
+          <w:sz w:val="21"/>
+          <w:szCs w:val="21"/>
+        </w:rPr>
+        <w:t>await</w:t>
+      </w:r>
+      <w:r>
+        <w:rPr>
+          <w:rFonts w:ascii="Consolas" w:eastAsia="Times New Roman" w:hAnsi="Consolas" w:cs="Times New Roman"/>
+          <w:color w:val="3B3B3B"/>
+          <w:sz w:val="21"/>
+          <w:szCs w:val="21"/>
+        </w:rPr>
+        <w:t xml:space="preserve"> </w:t>
+      </w:r>
+      <w:r>
+        <w:rPr>
+          <w:rFonts w:ascii="Consolas" w:eastAsia="Times New Roman" w:hAnsi="Consolas" w:cs="Times New Roman"/>
+          <w:color w:val="001080"/>
+          <w:sz w:val="21"/>
+          <w:szCs w:val="21"/>
+        </w:rPr>
+        <w:t>browser</w:t>
+      </w:r>
+      <w:r>
+        <w:rPr>
+          <w:rFonts w:ascii="Consolas" w:eastAsia="Times New Roman" w:hAnsi="Consolas" w:cs="Times New Roman"/>
+          <w:color w:val="3B3B3B"/>
+          <w:sz w:val="21"/>
+          <w:szCs w:val="21"/>
+        </w:rPr>
+        <w:t>.</w:t>
+      </w:r>
+      <w:r>
+        <w:rPr>
+          <w:rFonts w:ascii="Consolas" w:eastAsia="Times New Roman" w:hAnsi="Consolas" w:cs="Times New Roman"/>
+          <w:color w:val="795E26"/>
+          <w:sz w:val="21"/>
+          <w:szCs w:val="21"/>
+        </w:rPr>
+        <w:t>new_page</w:t>
+      </w:r>
+      <w:r>
+        <w:rPr>
+          <w:rFonts w:ascii="Consolas" w:eastAsia="Times New Roman" w:hAnsi="Consolas" w:cs="Times New Roman"/>
+          <w:color w:val="3B3B3B"/>
+          <w:sz w:val="21"/>
+          <w:szCs w:val="21"/>
+        </w:rPr>
+        <w:t>()</w:t>
+      </w:r>
+    </w:p>
+    <w:p>
+      <w:pPr>
+        <w:shd w:val="clear" w:color="auto" w:fill="FFFFFF"/>
+        <w:spacing w:after="0" w:line="285" w:lineRule="atLeast"/>
+        <w:rPr>
+          <w:rFonts w:ascii="Consolas" w:eastAsia="Times New Roman" w:hAnsi="Consolas" w:cs="Times New Roman"/>
+          <w:color w:val="3B3B3B"/>
+          <w:sz w:val="21"/>
+          <w:szCs w:val="21"/>
+        </w:rPr>
+      </w:pPr>
+      <w:r>
+        <w:rPr>
+          <w:rFonts w:ascii="Consolas" w:eastAsia="Times New Roman" w:hAnsi="Consolas" w:cs="Times New Roman"/>
+          <w:color w:val="3B3B3B"/>
+          <w:sz w:val="21"/>
+          <w:szCs w:val="21"/>
+        </w:rPr>
+        <w:t xml:space="preserve">        </w:t>
+      </w:r>
+      <w:r>
+        <w:rPr>
+          <w:rFonts w:ascii="Consolas" w:eastAsia="Times New Roman" w:hAnsi="Consolas" w:cs="Times New Roman"/>
+          <w:color w:val="AF00DB"/>
+          <w:sz w:val="21"/>
+          <w:szCs w:val="21"/>
+        </w:rPr>
+        <w:t>await</w:t>
+      </w:r>
+      <w:r>
+        <w:rPr>
+          <w:rFonts w:ascii="Consolas" w:eastAsia="Times New Roman" w:hAnsi="Consolas" w:cs="Times New Roman"/>
+          <w:color w:val="3B3B3B"/>
+          <w:sz w:val="21"/>
+          <w:szCs w:val="21"/>
+        </w:rPr>
+        <w:t xml:space="preserve"> </w:t>
+      </w:r>
+      <w:r>
+        <w:rPr>
+          <w:rFonts w:ascii="Consolas" w:eastAsia="Times New Roman" w:hAnsi="Consolas" w:cs="Times New Roman"/>
+          <w:color w:val="001080"/>
+          <w:sz w:val="21"/>
+          <w:szCs w:val="21"/>
+        </w:rPr>
+        <w:t>page</w:t>
+      </w:r>
+      <w:r>
+        <w:rPr>
+          <w:rFonts w:ascii="Consolas" w:eastAsia="Times New Roman" w:hAnsi="Consolas" w:cs="Times New Roman"/>
+          <w:color w:val="3B3B3B"/>
+          <w:sz w:val="21"/>
+          <w:szCs w:val="21"/>
+        </w:rPr>
+        <w:t>.</w:t>
+      </w:r>
+      <w:r>
+        <w:rPr>
+          <w:rFonts w:ascii="Consolas" w:eastAsia="Times New Roman" w:hAnsi="Consolas" w:cs="Times New Roman"/>
+          <w:color w:val="795E26"/>
+          <w:sz w:val="21"/>
+          <w:szCs w:val="21"/>
+        </w:rPr>
+        <w:t>goto</w:t>
+      </w:r>
+      <w:r>
+        <w:rPr>
+          <w:rFonts w:ascii="Consolas" w:eastAsia="Times New Roman" w:hAnsi="Consolas" w:cs="Times New Roman"/>
+          <w:color w:val="3B3B3B"/>
+          <w:sz w:val="21"/>
+          <w:szCs w:val="21"/>
+        </w:rPr>
+        <w:t>(</w:t>
+      </w:r>
+      <w:r>
+        <w:rPr>
+          <w:rFonts w:ascii="Consolas" w:eastAsia="Times New Roman" w:hAnsi="Consolas" w:cs="Times New Roman"/>
+          <w:color w:val="A31515"/>
+          <w:sz w:val="21"/>
+          <w:szCs w:val="21"/>
+        </w:rPr>
+        <w:t>"https://www.testmuai.com/selenium-playground/select-dropdown-demo/"</w:t>
+      </w:r>
+      <w:r>
+        <w:rPr>
+          <w:rFonts w:ascii="Consolas" w:eastAsia="Times New Roman" w:hAnsi="Consolas" w:cs="Times New Roman"/>
+          <w:color w:val="3B3B3B"/>
+          <w:sz w:val="21"/>
+          <w:szCs w:val="21"/>
+        </w:rPr>
+        <w:t>)</w:t>
+      </w:r>
+    </w:p>
+    <w:p>
+      <w:pPr>
+        <w:shd w:val="clear" w:color="auto" w:fill="FFFFFF"/>
+        <w:spacing w:after="0" w:line="285" w:lineRule="atLeast"/>
+        <w:rPr>
+          <w:rFonts w:ascii="Consolas" w:eastAsia="Times New Roman" w:hAnsi="Consolas" w:cs="Times New Roman"/>
+          <w:color w:val="3B3B3B"/>
+          <w:sz w:val="21"/>
+          <w:szCs w:val="21"/>
+        </w:rPr>
+      </w:pPr>
+      <w:r>
+        <w:rPr>
+          <w:rFonts w:ascii="Consolas" w:eastAsia="Times New Roman" w:hAnsi="Consolas" w:cs="Times New Roman"/>
+          <w:color w:val="3B3B3B"/>
+          <w:sz w:val="21"/>
+          <w:szCs w:val="21"/>
+        </w:rPr>
+        <w:t xml:space="preserve">        </w:t>
+      </w:r>
+      <w:r>
+        <w:rPr>
+          <w:rFonts w:ascii="Consolas" w:eastAsia="Times New Roman" w:hAnsi="Consolas" w:cs="Times New Roman"/>
+          <w:color w:val="001080"/>
+          <w:sz w:val="21"/>
+          <w:szCs w:val="21"/>
+        </w:rPr>
+        <w:t>t1</w:t>
+      </w:r>
+      <w:r>
+        <w:rPr>
+          <w:rFonts w:ascii="Consolas" w:eastAsia="Times New Roman" w:hAnsi="Consolas" w:cs="Times New Roman"/>
+          <w:color w:val="3B3B3B"/>
+          <w:sz w:val="21"/>
+          <w:szCs w:val="21"/>
+        </w:rPr>
+        <w:t xml:space="preserve"> </w:t>
+      </w:r>
+      <w:r>
+        <w:rPr>
+          <w:rFonts w:ascii="Consolas" w:eastAsia="Times New Roman" w:hAnsi="Consolas" w:cs="Times New Roman"/>
+          <w:color w:val="000000"/>
+          <w:sz w:val="21"/>
+          <w:szCs w:val="21"/>
+        </w:rPr>
+        <w:t>=</w:t>
+      </w:r>
+      <w:r>
+        <w:rPr>
+          <w:rFonts w:ascii="Consolas" w:eastAsia="Times New Roman" w:hAnsi="Consolas" w:cs="Times New Roman"/>
+          <w:color w:val="3B3B3B"/>
+          <w:sz w:val="21"/>
+          <w:szCs w:val="21"/>
+        </w:rPr>
+        <w:t xml:space="preserve"> </w:t>
+      </w:r>
+      <w:r>
+        <w:rPr>
+          <w:rFonts w:ascii="Consolas" w:eastAsia="Times New Roman" w:hAnsi="Consolas" w:cs="Times New Roman"/>
+          <w:color w:val="001080"/>
+          <w:sz w:val="21"/>
+          <w:szCs w:val="21"/>
+        </w:rPr>
+        <w:t>page</w:t>
+      </w:r>
+      <w:r>
+        <w:rPr>
+          <w:rFonts w:ascii="Consolas" w:eastAsia="Times New Roman" w:hAnsi="Consolas" w:cs="Times New Roman"/>
+          <w:color w:val="3B3B3B"/>
+          <w:sz w:val="21"/>
+          <w:szCs w:val="21"/>
+        </w:rPr>
+        <w:t>.</w:t>
+      </w:r>
+      <w:r>
+        <w:rPr>
+          <w:rFonts w:ascii="Consolas" w:eastAsia="Times New Roman" w:hAnsi="Consolas" w:cs="Times New Roman"/>
+          <w:color w:val="795E26"/>
+          <w:sz w:val="21"/>
+          <w:szCs w:val="21"/>
+        </w:rPr>
+        <w:t>locator</w:t>
+      </w:r>
+      <w:r>
+        <w:rPr>
+          <w:rFonts w:ascii="Consolas" w:eastAsia="Times New Roman" w:hAnsi="Consolas" w:cs="Times New Roman"/>
+          <w:color w:val="3B3B3B"/>
+          <w:sz w:val="21"/>
+          <w:szCs w:val="21"/>
+        </w:rPr>
+        <w:t>(</w:t>
+      </w:r>
+      <w:r>
+        <w:rPr>
+          <w:rFonts w:ascii="Consolas" w:eastAsia="Times New Roman" w:hAnsi="Consolas" w:cs="Times New Roman"/>
+          <w:color w:val="A31515"/>
+          <w:sz w:val="21"/>
+          <w:szCs w:val="21"/>
+        </w:rPr>
+        <w:t>"#multi-select"</w:t>
+      </w:r>
+      <w:r>
+        <w:rPr>
+          <w:rFonts w:ascii="Consolas" w:eastAsia="Times New Roman" w:hAnsi="Consolas" w:cs="Times New Roman"/>
+          <w:color w:val="3B3B3B"/>
+          <w:sz w:val="21"/>
+          <w:szCs w:val="21"/>
+        </w:rPr>
+        <w:t>)</w:t>
+      </w:r>
+    </w:p>
+    <w:p>
+      <w:pPr>
+        <w:shd w:val="clear" w:color="auto" w:fill="FFFFFF"/>
+        <w:spacing w:after="0" w:line="285" w:lineRule="atLeast"/>
+        <w:rPr>
+          <w:rFonts w:ascii="Consolas" w:eastAsia="Times New Roman" w:hAnsi="Consolas" w:cs="Times New Roman"/>
+          <w:color w:val="3B3B3B"/>
+          <w:sz w:val="21"/>
+          <w:szCs w:val="21"/>
+        </w:rPr>
+      </w:pPr>
+      <w:r>
+        <w:rPr>
+          <w:rFonts w:ascii="Consolas" w:eastAsia="Times New Roman" w:hAnsi="Consolas" w:cs="Times New Roman"/>
+          <w:color w:val="3B3B3B"/>
+          <w:sz w:val="21"/>
+          <w:szCs w:val="21"/>
+        </w:rPr>
+        <w:t xml:space="preserve">        </w:t>
+      </w:r>
+      <w:r>
+        <w:rPr>
+          <w:rFonts w:ascii="Consolas" w:eastAsia="Times New Roman" w:hAnsi="Consolas" w:cs="Times New Roman"/>
+          <w:color w:val="AF00DB"/>
+          <w:sz w:val="21"/>
+          <w:szCs w:val="21"/>
+        </w:rPr>
+        <w:t>await</w:t>
+      </w:r>
+      <w:r>
+        <w:rPr>
+          <w:rFonts w:ascii="Consolas" w:eastAsia="Times New Roman" w:hAnsi="Consolas" w:cs="Times New Roman"/>
+          <w:color w:val="3B3B3B"/>
+          <w:sz w:val="21"/>
+          <w:szCs w:val="21"/>
+        </w:rPr>
+        <w:t xml:space="preserve"> </w:t>
+      </w:r>
+      <w:r>
+        <w:rPr>
+          <w:rFonts w:ascii="Consolas" w:eastAsia="Times New Roman" w:hAnsi="Consolas" w:cs="Times New Roman"/>
+          <w:color w:val="001080"/>
+          <w:sz w:val="21"/>
+          <w:szCs w:val="21"/>
+        </w:rPr>
+        <w:t>t1</w:t>
+      </w:r>
+      <w:r>
+        <w:rPr>
+          <w:rFonts w:ascii="Consolas" w:eastAsia="Times New Roman" w:hAnsi="Consolas" w:cs="Times New Roman"/>
+          <w:color w:val="3B3B3B"/>
+          <w:sz w:val="21"/>
+          <w:szCs w:val="21"/>
+        </w:rPr>
+        <w:t>.</w:t>
+      </w:r>
+      <w:r>
+        <w:rPr>
+          <w:rFonts w:ascii="Consolas" w:eastAsia="Times New Roman" w:hAnsi="Consolas" w:cs="Times New Roman"/>
+          <w:color w:val="795E26"/>
+          <w:sz w:val="21"/>
+          <w:szCs w:val="21"/>
+        </w:rPr>
+        <w:t>scroll_into_view_if_needed</w:t>
+      </w:r>
+      <w:r>
+        <w:rPr>
+          <w:rFonts w:ascii="Consolas" w:eastAsia="Times New Roman" w:hAnsi="Consolas" w:cs="Times New Roman"/>
+          <w:color w:val="3B3B3B"/>
+          <w:sz w:val="21"/>
+          <w:szCs w:val="21"/>
+        </w:rPr>
+        <w:t>()</w:t>
+      </w:r>
+    </w:p>
+    <w:p>
+      <w:pPr>
+        <w:shd w:val="clear" w:color="auto" w:fill="FFFFFF"/>
+        <w:spacing w:after="0" w:line="285" w:lineRule="atLeast"/>
+        <w:rPr>
+          <w:rFonts w:ascii="Consolas" w:eastAsia="Times New Roman" w:hAnsi="Consolas" w:cs="Times New Roman"/>
+          <w:color w:val="3B3B3B"/>
+          <w:sz w:val="21"/>
+          <w:szCs w:val="21"/>
+        </w:rPr>
+      </w:pPr>
+      <w:r>
+        <w:rPr>
+          <w:rFonts w:ascii="Consolas" w:eastAsia="Times New Roman" w:hAnsi="Consolas" w:cs="Times New Roman"/>
+          <w:color w:val="3B3B3B"/>
+          <w:sz w:val="21"/>
+          <w:szCs w:val="21"/>
+        </w:rPr>
+        <w:t xml:space="preserve">        </w:t>
+      </w:r>
+      <w:r>
+        <w:rPr>
+          <w:rFonts w:ascii="Consolas" w:eastAsia="Times New Roman" w:hAnsi="Consolas" w:cs="Times New Roman"/>
+          <w:color w:val="AF00DB"/>
+          <w:sz w:val="21"/>
+          <w:szCs w:val="21"/>
+        </w:rPr>
+        <w:t>await</w:t>
+      </w:r>
+      <w:r>
+        <w:rPr>
+          <w:rFonts w:ascii="Consolas" w:eastAsia="Times New Roman" w:hAnsi="Consolas" w:cs="Times New Roman"/>
+          <w:color w:val="3B3B3B"/>
+          <w:sz w:val="21"/>
+          <w:szCs w:val="21"/>
+        </w:rPr>
+        <w:t xml:space="preserve"> </w:t>
+      </w:r>
+      <w:r>
+        <w:rPr>
+          <w:rFonts w:ascii="Consolas" w:eastAsia="Times New Roman" w:hAnsi="Consolas" w:cs="Times New Roman"/>
+          <w:color w:val="001080"/>
+          <w:sz w:val="21"/>
+          <w:szCs w:val="21"/>
+        </w:rPr>
+        <w:t>t1</w:t>
+      </w:r>
+      <w:r>
+        <w:rPr>
+          <w:rFonts w:ascii="Consolas" w:eastAsia="Times New Roman" w:hAnsi="Consolas" w:cs="Times New Roman"/>
+          <w:color w:val="3B3B3B"/>
+          <w:sz w:val="21"/>
+          <w:szCs w:val="21"/>
+        </w:rPr>
+        <w:t>.</w:t>
+      </w:r>
+      <w:r>
+        <w:rPr>
+          <w:rFonts w:ascii="Consolas" w:eastAsia="Times New Roman" w:hAnsi="Consolas" w:cs="Times New Roman"/>
+          <w:color w:val="795E26"/>
+          <w:sz w:val="21"/>
+          <w:szCs w:val="21"/>
+        </w:rPr>
+        <w:t>select_option</w:t>
+      </w:r>
+      <w:r>
+        <w:rPr>
+          <w:rFonts w:ascii="Consolas" w:eastAsia="Times New Roman" w:hAnsi="Consolas" w:cs="Times New Roman"/>
+          <w:color w:val="3B3B3B"/>
+          <w:sz w:val="21"/>
+          <w:szCs w:val="21"/>
+        </w:rPr>
+        <w:t>([</w:t>
+      </w:r>
+      <w:r>
+        <w:rPr>
+          <w:rFonts w:ascii="Consolas" w:eastAsia="Times New Roman" w:hAnsi="Consolas" w:cs="Times New Roman"/>
+          <w:color w:val="A31515"/>
+          <w:sz w:val="21"/>
+          <w:szCs w:val="21"/>
+        </w:rPr>
+        <w:t>"New York"</w:t>
+      </w:r>
+      <w:r>
+        <w:rPr>
+          <w:rFonts w:ascii="Consolas" w:eastAsia="Times New Roman" w:hAnsi="Consolas" w:cs="Times New Roman"/>
+          <w:color w:val="3B3B3B"/>
+          <w:sz w:val="21"/>
+          <w:szCs w:val="21"/>
+        </w:rPr>
+        <w:t xml:space="preserve">, </w:t>
+      </w:r>
+      <w:r>
+        <w:rPr>
+          <w:rFonts w:ascii="Consolas" w:eastAsia="Times New Roman" w:hAnsi="Consolas" w:cs="Times New Roman"/>
+          <w:color w:val="A31515"/>
+          <w:sz w:val="21"/>
+          <w:szCs w:val="21"/>
+        </w:rPr>
+        <w:t>"Ohio"</w:t>
+      </w:r>
+      <w:r>
+        <w:rPr>
+          <w:rFonts w:ascii="Consolas" w:eastAsia="Times New Roman" w:hAnsi="Consolas" w:cs="Times New Roman"/>
+          <w:color w:val="3B3B3B"/>
+          <w:sz w:val="21"/>
+          <w:szCs w:val="21"/>
+        </w:rPr>
+        <w:t xml:space="preserve">, </w:t>
+      </w:r>
+      <w:r>
+        <w:rPr>
+          <w:rFonts w:ascii="Consolas" w:eastAsia="Times New Roman" w:hAnsi="Consolas" w:cs="Times New Roman"/>
+          <w:color w:val="A31515"/>
+          <w:sz w:val="21"/>
+          <w:szCs w:val="21"/>
+        </w:rPr>
+        <w:t>"Florida"</w:t>
+      </w:r>
+      <w:r>
+        <w:rPr>
+          <w:rFonts w:ascii="Consolas" w:eastAsia="Times New Roman" w:hAnsi="Consolas" w:cs="Times New Roman"/>
+          <w:color w:val="3B3B3B"/>
+          <w:sz w:val="21"/>
+          <w:szCs w:val="21"/>
+        </w:rPr>
+        <w:t>])</w:t>
+      </w:r>
+    </w:p>
+    <w:p>
+      <w:pPr>
+        <w:shd w:val="clear" w:color="auto" w:fill="FFFFFF"/>
+        <w:spacing w:after="0" w:line="285" w:lineRule="atLeast"/>
+        <w:rPr>
+          <w:rFonts w:ascii="Consolas" w:eastAsia="Times New Roman" w:hAnsi="Consolas" w:cs="Times New Roman"/>
+          <w:color w:val="3B3B3B"/>
+          <w:sz w:val="21"/>
+          <w:szCs w:val="21"/>
+        </w:rPr>
+      </w:pPr>
+      <w:r>
+        <w:rPr>
+          <w:rFonts w:ascii="Consolas" w:eastAsia="Times New Roman" w:hAnsi="Consolas" w:cs="Times New Roman"/>
+          <w:color w:val="3B3B3B"/>
+          <w:sz w:val="21"/>
+          <w:szCs w:val="21"/>
+        </w:rPr>
+        <w:t xml:space="preserve">        </w:t>
+      </w:r>
+      <w:r>
+        <w:rPr>
+          <w:rFonts w:ascii="Consolas" w:eastAsia="Times New Roman" w:hAnsi="Consolas" w:cs="Times New Roman"/>
+          <w:color w:val="AF00DB"/>
+          <w:sz w:val="21"/>
+          <w:szCs w:val="21"/>
+        </w:rPr>
+        <w:t>await</w:t>
+      </w:r>
+      <w:r>
+        <w:rPr>
+          <w:rFonts w:ascii="Consolas" w:eastAsia="Times New Roman" w:hAnsi="Consolas" w:cs="Times New Roman"/>
+          <w:color w:val="3B3B3B"/>
+          <w:sz w:val="21"/>
+          <w:szCs w:val="21"/>
+        </w:rPr>
+        <w:t xml:space="preserve"> </w:t>
+      </w:r>
+      <w:r>
+        <w:rPr>
+          <w:rFonts w:ascii="Consolas" w:eastAsia="Times New Roman" w:hAnsi="Consolas" w:cs="Times New Roman"/>
+          <w:color w:val="001080"/>
+          <w:sz w:val="21"/>
+          <w:szCs w:val="21"/>
+        </w:rPr>
+        <w:t>expect</w:t>
+      </w:r>
+      <w:r>
+        <w:rPr>
+          <w:rFonts w:ascii="Consolas" w:eastAsia="Times New Roman" w:hAnsi="Consolas" w:cs="Times New Roman"/>
+          <w:color w:val="3B3B3B"/>
+          <w:sz w:val="21"/>
+          <w:szCs w:val="21"/>
+        </w:rPr>
+        <w:t>(</w:t>
+      </w:r>
+      <w:r>
+        <w:rPr>
+          <w:rFonts w:ascii="Consolas" w:eastAsia="Times New Roman" w:hAnsi="Consolas" w:cs="Times New Roman"/>
+          <w:color w:val="001080"/>
+          <w:sz w:val="21"/>
+          <w:szCs w:val="21"/>
+        </w:rPr>
+        <w:t>t1</w:t>
+      </w:r>
+      <w:r>
+        <w:rPr>
+          <w:rFonts w:ascii="Consolas" w:eastAsia="Times New Roman" w:hAnsi="Consolas" w:cs="Times New Roman"/>
+          <w:color w:val="3B3B3B"/>
+          <w:sz w:val="21"/>
+          <w:szCs w:val="21"/>
+        </w:rPr>
+        <w:t>).</w:t>
+      </w:r>
+      <w:r>
+        <w:rPr>
+          <w:rFonts w:ascii="Consolas" w:eastAsia="Times New Roman" w:hAnsi="Consolas" w:cs="Times New Roman"/>
+          <w:color w:val="795E26"/>
+          <w:sz w:val="21"/>
+          <w:szCs w:val="21"/>
+        </w:rPr>
+        <w:t>to_have_values</w:t>
+      </w:r>
+      <w:r>
+        <w:rPr>
+          <w:rFonts w:ascii="Consolas" w:eastAsia="Times New Roman" w:hAnsi="Consolas" w:cs="Times New Roman"/>
+          <w:color w:val="3B3B3B"/>
+          <w:sz w:val="21"/>
+          <w:szCs w:val="21"/>
+        </w:rPr>
+        <w:t>([</w:t>
+      </w:r>
+      <w:r>
+        <w:rPr>
+          <w:rFonts w:ascii="Consolas" w:eastAsia="Times New Roman" w:hAnsi="Consolas" w:cs="Times New Roman"/>
+          <w:color w:val="A31515"/>
+          <w:sz w:val="21"/>
+          <w:szCs w:val="21"/>
+        </w:rPr>
+        <w:t>'Florida'</w:t>
+      </w:r>
+      <w:r>
+        <w:rPr>
+          <w:rFonts w:ascii="Consolas" w:eastAsia="Times New Roman" w:hAnsi="Consolas" w:cs="Times New Roman"/>
+          <w:color w:val="3B3B3B"/>
+          <w:sz w:val="21"/>
+          <w:szCs w:val="21"/>
+        </w:rPr>
+        <w:t xml:space="preserve">, </w:t>
+      </w:r>
+      <w:r>
+        <w:rPr>
+          <w:rFonts w:ascii="Consolas" w:eastAsia="Times New Roman" w:hAnsi="Consolas" w:cs="Times New Roman"/>
+          <w:color w:val="A31515"/>
+          <w:sz w:val="21"/>
+          <w:szCs w:val="21"/>
+        </w:rPr>
+        <w:t>'New York'</w:t>
+      </w:r>
+      <w:r>
+        <w:rPr>
+          <w:rFonts w:ascii="Consolas" w:eastAsia="Times New Roman" w:hAnsi="Consolas" w:cs="Times New Roman"/>
+          <w:color w:val="3B3B3B"/>
+          <w:sz w:val="21"/>
+          <w:szCs w:val="21"/>
+        </w:rPr>
+        <w:t xml:space="preserve">, </w:t>
+      </w:r>
+      <w:r>
+        <w:rPr>
+          <w:rFonts w:ascii="Consolas" w:eastAsia="Times New Roman" w:hAnsi="Consolas" w:cs="Times New Roman"/>
+          <w:color w:val="A31515"/>
+          <w:sz w:val="21"/>
+          <w:szCs w:val="21"/>
+        </w:rPr>
+        <w:t>'Ohio'</w:t>
+      </w:r>
+      <w:r>
+        <w:rPr>
+          <w:rFonts w:ascii="Consolas" w:eastAsia="Times New Roman" w:hAnsi="Consolas" w:cs="Times New Roman"/>
+          <w:color w:val="3B3B3B"/>
+          <w:sz w:val="21"/>
+          <w:szCs w:val="21"/>
+        </w:rPr>
+        <w:t>])</w:t>
+      </w:r>
+    </w:p>
+    <w:p>
+      <w:pPr>
+        <w:shd w:val="clear" w:color="auto" w:fill="FFFFFF"/>
+        <w:spacing w:after="0" w:line="285" w:lineRule="atLeast"/>
+        <w:rPr>
+          <w:rFonts w:ascii="Consolas" w:eastAsia="Times New Roman" w:hAnsi="Consolas" w:cs="Times New Roman"/>
+          <w:color w:val="3B3B3B"/>
+          <w:sz w:val="21"/>
+          <w:szCs w:val="21"/>
+        </w:rPr>
+      </w:pPr>
+    </w:p>
+    <w:p>
+      <w:pPr>
+        <w:shd w:val="clear" w:color="auto" w:fill="FFFFFF"/>
+        <w:spacing w:after="0" w:line="285" w:lineRule="atLeast"/>
+        <w:rPr>
+          <w:rFonts w:ascii="Consolas" w:eastAsia="Times New Roman" w:hAnsi="Consolas" w:cs="Times New Roman"/>
+          <w:color w:val="3B3B3B"/>
+          <w:sz w:val="21"/>
+          <w:szCs w:val="21"/>
+        </w:rPr>
+      </w:pPr>
+      <w:r>
+        <w:rPr>
+          <w:rFonts w:ascii="Consolas" w:eastAsia="Times New Roman" w:hAnsi="Consolas" w:cs="Times New Roman"/>
+          <w:color w:val="3B3B3B"/>
+          <w:sz w:val="21"/>
+          <w:szCs w:val="21"/>
+        </w:rPr>
+        <w:t xml:space="preserve">        </w:t>
+      </w:r>
+      <w:r>
+        <w:rPr>
+          <w:rFonts w:ascii="Consolas" w:eastAsia="Times New Roman" w:hAnsi="Consolas" w:cs="Times New Roman"/>
+          <w:color w:val="AF00DB"/>
+          <w:sz w:val="21"/>
+          <w:szCs w:val="21"/>
+        </w:rPr>
+        <w:t>await</w:t>
+      </w:r>
+      <w:r>
+        <w:rPr>
+          <w:rFonts w:ascii="Consolas" w:eastAsia="Times New Roman" w:hAnsi="Consolas" w:cs="Times New Roman"/>
+          <w:color w:val="3B3B3B"/>
+          <w:sz w:val="21"/>
+          <w:szCs w:val="21"/>
+        </w:rPr>
+        <w:t xml:space="preserve"> </w:t>
+      </w:r>
+      <w:r>
+        <w:rPr>
+          <w:rFonts w:ascii="Consolas" w:eastAsia="Times New Roman" w:hAnsi="Consolas" w:cs="Times New Roman"/>
+          <w:color w:val="001080"/>
+          <w:sz w:val="21"/>
+          <w:szCs w:val="21"/>
+        </w:rPr>
+        <w:t>page</w:t>
+      </w:r>
+      <w:r>
+        <w:rPr>
+          <w:rFonts w:ascii="Consolas" w:eastAsia="Times New Roman" w:hAnsi="Consolas" w:cs="Times New Roman"/>
+          <w:color w:val="3B3B3B"/>
+          <w:sz w:val="21"/>
+          <w:szCs w:val="21"/>
+        </w:rPr>
+        <w:t>.</w:t>
+      </w:r>
+      <w:r>
+        <w:rPr>
+          <w:rFonts w:ascii="Consolas" w:eastAsia="Times New Roman" w:hAnsi="Consolas" w:cs="Times New Roman"/>
+          <w:color w:val="795E26"/>
+          <w:sz w:val="21"/>
+          <w:szCs w:val="21"/>
+        </w:rPr>
+        <w:t>close</w:t>
+      </w:r>
+      <w:r>
+        <w:rPr>
+          <w:rFonts w:ascii="Consolas" w:eastAsia="Times New Roman" w:hAnsi="Consolas" w:cs="Times New Roman"/>
+          <w:color w:val="3B3B3B"/>
+          <w:sz w:val="21"/>
+          <w:szCs w:val="21"/>
+        </w:rPr>
+        <w:t>()</w:t>
+      </w:r>
+    </w:p>
+    <w:p>
+      <w:pPr>
+        <w:shd w:val="clear" w:color="auto" w:fill="FFFFFF"/>
+        <w:spacing w:after="0" w:line="285" w:lineRule="atLeast"/>
+        <w:rPr>
+          <w:rFonts w:ascii="Consolas" w:eastAsia="Times New Roman" w:hAnsi="Consolas" w:cs="Times New Roman"/>
+          <w:color w:val="3B3B3B"/>
+          <w:sz w:val="21"/>
+          <w:szCs w:val="21"/>
+        </w:rPr>
+      </w:pPr>
+      <w:r>
+        <w:rPr>
+          <w:rFonts w:ascii="Consolas" w:eastAsia="Times New Roman" w:hAnsi="Consolas" w:cs="Times New Roman"/>
+          <w:color w:val="3B3B3B"/>
+          <w:sz w:val="21"/>
+          <w:szCs w:val="21"/>
+        </w:rPr>
+        <w:t xml:space="preserve">        </w:t>
+      </w:r>
+      <w:r>
+        <w:rPr>
+          <w:rFonts w:ascii="Consolas" w:eastAsia="Times New Roman" w:hAnsi="Consolas" w:cs="Times New Roman"/>
+          <w:color w:val="AF00DB"/>
+          <w:sz w:val="21"/>
+          <w:szCs w:val="21"/>
+        </w:rPr>
+        <w:t>await</w:t>
+      </w:r>
+      <w:r>
+        <w:rPr>
+          <w:rFonts w:ascii="Consolas" w:eastAsia="Times New Roman" w:hAnsi="Consolas" w:cs="Times New Roman"/>
+          <w:color w:val="3B3B3B"/>
+          <w:sz w:val="21"/>
+          <w:szCs w:val="21"/>
+        </w:rPr>
+        <w:t xml:space="preserve"> </w:t>
+      </w:r>
+      <w:r>
+        <w:rPr>
+          <w:rFonts w:ascii="Consolas" w:eastAsia="Times New Roman" w:hAnsi="Consolas" w:cs="Times New Roman"/>
+          <w:color w:val="001080"/>
+          <w:sz w:val="21"/>
+          <w:szCs w:val="21"/>
+        </w:rPr>
+        <w:t>browser</w:t>
+      </w:r>
+      <w:r>
+        <w:rPr>
+          <w:rFonts w:ascii="Consolas" w:eastAsia="Times New Roman" w:hAnsi="Consolas" w:cs="Times New Roman"/>
+          <w:color w:val="3B3B3B"/>
+          <w:sz w:val="21"/>
+          <w:szCs w:val="21"/>
+        </w:rPr>
+        <w:t>.</w:t>
+      </w:r>
+      <w:r>
+        <w:rPr>
+          <w:rFonts w:ascii="Consolas" w:eastAsia="Times New Roman" w:hAnsi="Consolas" w:cs="Times New Roman"/>
+          <w:color w:val="795E26"/>
+          <w:sz w:val="21"/>
+          <w:szCs w:val="21"/>
+        </w:rPr>
+        <w:t>close</w:t>
+      </w:r>
+      <w:r>
+        <w:rPr>
+          <w:rFonts w:ascii="Consolas" w:eastAsia="Times New Roman" w:hAnsi="Consolas" w:cs="Times New Roman"/>
+          <w:color w:val="3B3B3B"/>
+          <w:sz w:val="21"/>
+          <w:szCs w:val="21"/>
+        </w:rPr>
+        <w:t>()</w:t>
+      </w:r>
+    </w:p>
+    <w:p>
+      <w:pPr>
+        <w:ind w:left="720" w:firstLine="720"/>
+        <w:rPr>
+          <w:rFonts w:ascii="Sakkal Majalla" w:hAnsi="Sakkal Majalla" w:cs="Sakkal Majalla"/>
+          <w:sz w:val="28"/>
+          <w:szCs w:val="28"/>
+        </w:rPr>
+      </w:pPr>
+      <w:r>
+        <w:rPr>
+          <w:rFonts w:ascii="Sakkal Majalla" w:hAnsi="Sakkal Majalla" w:cs="Sakkal Majalla"/>
+          <w:sz w:val="28"/>
+          <w:szCs w:val="28"/>
+        </w:rPr>
+        <w:t>*****************************************************</w:t>
+      </w:r>
+    </w:p>
+    <w:p>
+      <w:pPr>
+        <w:shd w:val="clear" w:color="auto" w:fill="FFFFFF"/>
+        <w:spacing w:after="0" w:line="285" w:lineRule="atLeast"/>
+        <w:rPr>
+          <w:rFonts w:ascii="Sakkal Majalla" w:eastAsia="Times New Roman" w:hAnsi="Sakkal Majalla" w:cs="Sakkal Majalla"/>
+          <w:color w:val="3B3B3B"/>
+          <w:sz w:val="28"/>
+          <w:szCs w:val="28"/>
+        </w:rPr>
+      </w:pPr>
+      <w:r>
+        <w:rPr>
+          <w:rFonts w:ascii="Sakkal Majalla" w:eastAsia="Times New Roman" w:hAnsi="Sakkal Majalla" w:cs="Sakkal Majalla"/>
+          <w:color w:val="3B3B3B"/>
+          <w:sz w:val="28"/>
+          <w:szCs w:val="28"/>
+        </w:rPr>
+        <w:t>For simple drag and drop:</w:t>
+      </w:r>
+    </w:p>
+    <w:p>
+      <w:pPr>
+        <w:shd w:val="clear" w:color="auto" w:fill="FFFFFF"/>
+        <w:spacing w:after="0" w:line="285" w:lineRule="atLeast"/>
+        <w:rPr>
+          <w:rFonts w:ascii="Consolas" w:eastAsia="Times New Roman" w:hAnsi="Consolas" w:cs="Times New Roman"/>
+          <w:color w:val="3B3B3B"/>
+          <w:sz w:val="21"/>
+          <w:szCs w:val="21"/>
+        </w:rPr>
+      </w:pPr>
+      <w:r>
+        <w:rPr>
+          <w:rFonts w:ascii="Consolas" w:eastAsia="Times New Roman" w:hAnsi="Consolas" w:cs="Times New Roman"/>
+          <w:color w:val="AF00DB"/>
+          <w:sz w:val="21"/>
+          <w:szCs w:val="21"/>
+        </w:rPr>
+        <w:t>import</w:t>
+      </w:r>
+      <w:r>
+        <w:rPr>
+          <w:rFonts w:ascii="Consolas" w:eastAsia="Times New Roman" w:hAnsi="Consolas" w:cs="Times New Roman"/>
+          <w:color w:val="3B3B3B"/>
+          <w:sz w:val="21"/>
+          <w:szCs w:val="21"/>
+        </w:rPr>
+        <w:t xml:space="preserve"> </w:t>
+      </w:r>
+      <w:r>
+        <w:rPr>
+          <w:rFonts w:ascii="Consolas" w:eastAsia="Times New Roman" w:hAnsi="Consolas" w:cs="Times New Roman"/>
+          <w:color w:val="267F99"/>
+          <w:sz w:val="21"/>
+          <w:szCs w:val="21"/>
+        </w:rPr>
+        <w:t>asyncio</w:t>
+      </w:r>
+    </w:p>
+    <w:p>
+      <w:pPr>
+        <w:shd w:val="clear" w:color="auto" w:fill="FFFFFF"/>
+        <w:spacing w:after="0" w:line="285" w:lineRule="atLeast"/>
+        <w:rPr>
+          <w:rFonts w:ascii="Consolas" w:eastAsia="Times New Roman" w:hAnsi="Consolas" w:cs="Times New Roman"/>
+          <w:color w:val="3B3B3B"/>
+          <w:sz w:val="21"/>
+          <w:szCs w:val="21"/>
+        </w:rPr>
+      </w:pPr>
+      <w:r>
+        <w:rPr>
+          <w:rFonts w:ascii="Consolas" w:eastAsia="Times New Roman" w:hAnsi="Consolas" w:cs="Times New Roman"/>
+          <w:color w:val="AF00DB"/>
+          <w:sz w:val="21"/>
+          <w:szCs w:val="21"/>
+        </w:rPr>
+        <w:t>from</w:t>
+      </w:r>
+      <w:r>
+        <w:rPr>
+          <w:rFonts w:ascii="Consolas" w:eastAsia="Times New Roman" w:hAnsi="Consolas" w:cs="Times New Roman"/>
+          <w:color w:val="3B3B3B"/>
+          <w:sz w:val="21"/>
+          <w:szCs w:val="21"/>
+        </w:rPr>
+        <w:t xml:space="preserve"> </w:t>
+      </w:r>
+      <w:r>
+        <w:rPr>
+          <w:rFonts w:ascii="Consolas" w:eastAsia="Times New Roman" w:hAnsi="Consolas" w:cs="Times New Roman"/>
+          <w:color w:val="267F99"/>
+          <w:sz w:val="21"/>
+          <w:szCs w:val="21"/>
+        </w:rPr>
+        <w:t>playwright</w:t>
+      </w:r>
+      <w:r>
+        <w:rPr>
+          <w:rFonts w:ascii="Consolas" w:eastAsia="Times New Roman" w:hAnsi="Consolas" w:cs="Times New Roman"/>
+          <w:color w:val="3B3B3B"/>
+          <w:sz w:val="21"/>
+          <w:szCs w:val="21"/>
+        </w:rPr>
+        <w:t>.</w:t>
+      </w:r>
+      <w:r>
+        <w:rPr>
+          <w:rFonts w:ascii="Consolas" w:eastAsia="Times New Roman" w:hAnsi="Consolas" w:cs="Times New Roman"/>
+          <w:color w:val="267F99"/>
+          <w:sz w:val="21"/>
+          <w:szCs w:val="21"/>
+        </w:rPr>
+        <w:t>async_api</w:t>
+      </w:r>
+      <w:r>
+        <w:rPr>
+          <w:rFonts w:ascii="Consolas" w:eastAsia="Times New Roman" w:hAnsi="Consolas" w:cs="Times New Roman"/>
+          <w:color w:val="3B3B3B"/>
+          <w:sz w:val="21"/>
+          <w:szCs w:val="21"/>
+        </w:rPr>
+        <w:t xml:space="preserve"> </w:t>
+      </w:r>
+      <w:r>
+        <w:rPr>
+          <w:rFonts w:ascii="Consolas" w:eastAsia="Times New Roman" w:hAnsi="Consolas" w:cs="Times New Roman"/>
+          <w:color w:val="AF00DB"/>
+          <w:sz w:val="21"/>
+          <w:szCs w:val="21"/>
+        </w:rPr>
+        <w:t>import</w:t>
+      </w:r>
+      <w:r>
+        <w:rPr>
+          <w:rFonts w:ascii="Consolas" w:eastAsia="Times New Roman" w:hAnsi="Consolas" w:cs="Times New Roman"/>
+          <w:color w:val="3B3B3B"/>
+          <w:sz w:val="21"/>
+          <w:szCs w:val="21"/>
+        </w:rPr>
+        <w:t xml:space="preserve"> </w:t>
+      </w:r>
+      <w:r>
+        <w:rPr>
+          <w:rFonts w:ascii="Consolas" w:eastAsia="Times New Roman" w:hAnsi="Consolas" w:cs="Times New Roman"/>
+          <w:color w:val="795E26"/>
+          <w:sz w:val="21"/>
+          <w:szCs w:val="21"/>
+        </w:rPr>
+        <w:t>async_playwright</w:t>
+      </w:r>
+      <w:r>
+        <w:rPr>
+          <w:rFonts w:ascii="Consolas" w:eastAsia="Times New Roman" w:hAnsi="Consolas" w:cs="Times New Roman"/>
+          <w:color w:val="3B3B3B"/>
+          <w:sz w:val="21"/>
+          <w:szCs w:val="21"/>
+        </w:rPr>
+        <w:t xml:space="preserve">, </w:t>
+      </w:r>
+      <w:r>
+        <w:rPr>
+          <w:rFonts w:ascii="Consolas" w:eastAsia="Times New Roman" w:hAnsi="Consolas" w:cs="Times New Roman"/>
+          <w:color w:val="001080"/>
+          <w:sz w:val="21"/>
+          <w:szCs w:val="21"/>
+        </w:rPr>
+        <w:t>expect</w:t>
+      </w:r>
+    </w:p>
+    <w:p>
+      <w:pPr>
+        <w:shd w:val="clear" w:color="auto" w:fill="FFFFFF"/>
+        <w:spacing w:after="0" w:line="285" w:lineRule="atLeast"/>
+        <w:rPr>
+          <w:rFonts w:ascii="Consolas" w:eastAsia="Times New Roman" w:hAnsi="Consolas" w:cs="Times New Roman"/>
+          <w:color w:val="3B3B3B"/>
+          <w:sz w:val="21"/>
+          <w:szCs w:val="21"/>
+        </w:rPr>
+      </w:pPr>
+    </w:p>
+    <w:p>
+      <w:pPr>
+        <w:shd w:val="clear" w:color="auto" w:fill="FFFFFF"/>
+        <w:spacing w:after="0" w:line="285" w:lineRule="atLeast"/>
+        <w:rPr>
+          <w:rFonts w:ascii="Consolas" w:eastAsia="Times New Roman" w:hAnsi="Consolas" w:cs="Times New Roman"/>
+          <w:color w:val="3B3B3B"/>
+          <w:sz w:val="21"/>
+          <w:szCs w:val="21"/>
+        </w:rPr>
+      </w:pPr>
+      <w:r>
+        <w:rPr>
+          <w:rFonts w:ascii="Consolas" w:eastAsia="Times New Roman" w:hAnsi="Consolas" w:cs="Times New Roman"/>
+          <w:color w:val="0000FF"/>
+          <w:sz w:val="21"/>
+          <w:szCs w:val="21"/>
+        </w:rPr>
+        <w:t>async</w:t>
+      </w:r>
+      <w:r>
+        <w:rPr>
+          <w:rFonts w:ascii="Consolas" w:eastAsia="Times New Roman" w:hAnsi="Consolas" w:cs="Times New Roman"/>
+          <w:color w:val="3B3B3B"/>
+          <w:sz w:val="21"/>
+          <w:szCs w:val="21"/>
+        </w:rPr>
+        <w:t xml:space="preserve"> </w:t>
+      </w:r>
+      <w:r>
+        <w:rPr>
+          <w:rFonts w:ascii="Consolas" w:eastAsia="Times New Roman" w:hAnsi="Consolas" w:cs="Times New Roman"/>
+          <w:color w:val="0000FF"/>
+          <w:sz w:val="21"/>
+          <w:szCs w:val="21"/>
+        </w:rPr>
+        <w:t>def</w:t>
+      </w:r>
+      <w:r>
+        <w:rPr>
+          <w:rFonts w:ascii="Consolas" w:eastAsia="Times New Roman" w:hAnsi="Consolas" w:cs="Times New Roman"/>
+          <w:color w:val="3B3B3B"/>
+          <w:sz w:val="21"/>
+          <w:szCs w:val="21"/>
+        </w:rPr>
+        <w:t xml:space="preserve"> </w:t>
+      </w:r>
+      <w:r>
+        <w:rPr>
+          <w:rFonts w:ascii="Consolas" w:eastAsia="Times New Roman" w:hAnsi="Consolas" w:cs="Times New Roman"/>
+          <w:color w:val="795E26"/>
+          <w:sz w:val="21"/>
+          <w:szCs w:val="21"/>
+        </w:rPr>
+        <w:t>drag</w:t>
+      </w:r>
+      <w:r>
+        <w:rPr>
+          <w:rFonts w:ascii="Consolas" w:eastAsia="Times New Roman" w:hAnsi="Consolas" w:cs="Times New Roman"/>
+          <w:color w:val="3B3B3B"/>
+          <w:sz w:val="21"/>
+          <w:szCs w:val="21"/>
+        </w:rPr>
+        <w:t>():</w:t>
+      </w:r>
+    </w:p>
+    <w:p>
+      <w:pPr>
+        <w:shd w:val="clear" w:color="auto" w:fill="FFFFFF"/>
+        <w:spacing w:after="0" w:line="285" w:lineRule="atLeast"/>
+        <w:rPr>
+          <w:rFonts w:ascii="Consolas" w:eastAsia="Times New Roman" w:hAnsi="Consolas" w:cs="Times New Roman"/>
+          <w:color w:val="3B3B3B"/>
+          <w:sz w:val="21"/>
+          <w:szCs w:val="21"/>
+        </w:rPr>
+      </w:pPr>
+      <w:r>
+        <w:rPr>
+          <w:rFonts w:ascii="Consolas" w:eastAsia="Times New Roman" w:hAnsi="Consolas" w:cs="Times New Roman"/>
+          <w:color w:val="3B3B3B"/>
+          <w:sz w:val="21"/>
+          <w:szCs w:val="21"/>
+        </w:rPr>
+        <w:t xml:space="preserve">    </w:t>
+      </w:r>
+      <w:r>
+        <w:rPr>
+          <w:rFonts w:ascii="Consolas" w:eastAsia="Times New Roman" w:hAnsi="Consolas" w:cs="Times New Roman"/>
+          <w:color w:val="AF00DB"/>
+          <w:sz w:val="21"/>
+          <w:szCs w:val="21"/>
+        </w:rPr>
+        <w:t>async</w:t>
+      </w:r>
+      <w:r>
+        <w:rPr>
+          <w:rFonts w:ascii="Consolas" w:eastAsia="Times New Roman" w:hAnsi="Consolas" w:cs="Times New Roman"/>
+          <w:color w:val="3B3B3B"/>
+          <w:sz w:val="21"/>
+          <w:szCs w:val="21"/>
+        </w:rPr>
+        <w:t xml:space="preserve"> </w:t>
+      </w:r>
+      <w:r>
+        <w:rPr>
+          <w:rFonts w:ascii="Consolas" w:eastAsia="Times New Roman" w:hAnsi="Consolas" w:cs="Times New Roman"/>
+          <w:color w:val="AF00DB"/>
+          <w:sz w:val="21"/>
+          <w:szCs w:val="21"/>
+        </w:rPr>
+        <w:t>with</w:t>
+      </w:r>
+      <w:r>
+        <w:rPr>
+          <w:rFonts w:ascii="Consolas" w:eastAsia="Times New Roman" w:hAnsi="Consolas" w:cs="Times New Roman"/>
+          <w:color w:val="3B3B3B"/>
+          <w:sz w:val="21"/>
+          <w:szCs w:val="21"/>
+        </w:rPr>
+        <w:t xml:space="preserve"> </w:t>
+      </w:r>
+      <w:r>
+        <w:rPr>
+          <w:rFonts w:ascii="Consolas" w:eastAsia="Times New Roman" w:hAnsi="Consolas" w:cs="Times New Roman"/>
+          <w:color w:val="795E26"/>
+          <w:sz w:val="21"/>
+          <w:szCs w:val="21"/>
+        </w:rPr>
+        <w:t>async_playwright</w:t>
+      </w:r>
+      <w:r>
+        <w:rPr>
+          <w:rFonts w:ascii="Consolas" w:eastAsia="Times New Roman" w:hAnsi="Consolas" w:cs="Times New Roman"/>
+          <w:color w:val="3B3B3B"/>
+          <w:sz w:val="21"/>
+          <w:szCs w:val="21"/>
+        </w:rPr>
+        <w:t xml:space="preserve">() </w:t>
+      </w:r>
+      <w:r>
+        <w:rPr>
+          <w:rFonts w:ascii="Consolas" w:eastAsia="Times New Roman" w:hAnsi="Consolas" w:cs="Times New Roman"/>
+          <w:color w:val="AF00DB"/>
+          <w:sz w:val="21"/>
+          <w:szCs w:val="21"/>
+        </w:rPr>
+        <w:t>as</w:t>
+      </w:r>
+      <w:r>
+        <w:rPr>
+          <w:rFonts w:ascii="Consolas" w:eastAsia="Times New Roman" w:hAnsi="Consolas" w:cs="Times New Roman"/>
+          <w:color w:val="3B3B3B"/>
+          <w:sz w:val="21"/>
+          <w:szCs w:val="21"/>
+        </w:rPr>
+        <w:t xml:space="preserve"> </w:t>
+      </w:r>
+      <w:r>
+        <w:rPr>
+          <w:rFonts w:ascii="Consolas" w:eastAsia="Times New Roman" w:hAnsi="Consolas" w:cs="Times New Roman"/>
+          <w:color w:val="001080"/>
+          <w:sz w:val="21"/>
+          <w:szCs w:val="21"/>
+        </w:rPr>
+        <w:t>p</w:t>
+      </w:r>
+      <w:r>
+        <w:rPr>
+          <w:rFonts w:ascii="Consolas" w:eastAsia="Times New Roman" w:hAnsi="Consolas" w:cs="Times New Roman"/>
+          <w:color w:val="3B3B3B"/>
+          <w:sz w:val="21"/>
+          <w:szCs w:val="21"/>
+        </w:rPr>
+        <w:t>:</w:t>
+      </w:r>
+    </w:p>
+    <w:p>
+      <w:pPr>
+        <w:shd w:val="clear" w:color="auto" w:fill="FFFFFF"/>
+        <w:spacing w:after="0" w:line="285" w:lineRule="atLeast"/>
+        <w:rPr>
+          <w:rFonts w:ascii="Consolas" w:eastAsia="Times New Roman" w:hAnsi="Consolas" w:cs="Times New Roman"/>
+          <w:color w:val="3B3B3B"/>
+          <w:sz w:val="21"/>
+          <w:szCs w:val="21"/>
+        </w:rPr>
+      </w:pPr>
+      <w:r>
+        <w:rPr>
+          <w:rFonts w:ascii="Consolas" w:eastAsia="Times New Roman" w:hAnsi="Consolas" w:cs="Times New Roman"/>
+          <w:color w:val="3B3B3B"/>
+          <w:sz w:val="21"/>
+          <w:szCs w:val="21"/>
+        </w:rPr>
+        <w:t xml:space="preserve">        </w:t>
+      </w:r>
+      <w:r>
+        <w:rPr>
+          <w:rFonts w:ascii="Consolas" w:eastAsia="Times New Roman" w:hAnsi="Consolas" w:cs="Times New Roman"/>
+          <w:color w:val="001080"/>
+          <w:sz w:val="21"/>
+          <w:szCs w:val="21"/>
+        </w:rPr>
+        <w:t>browser</w:t>
+      </w:r>
+      <w:r>
+        <w:rPr>
+          <w:rFonts w:ascii="Consolas" w:eastAsia="Times New Roman" w:hAnsi="Consolas" w:cs="Times New Roman"/>
+          <w:color w:val="3B3B3B"/>
+          <w:sz w:val="21"/>
+          <w:szCs w:val="21"/>
+        </w:rPr>
+        <w:t xml:space="preserve"> </w:t>
+      </w:r>
+      <w:r>
+        <w:rPr>
+          <w:rFonts w:ascii="Consolas" w:eastAsia="Times New Roman" w:hAnsi="Consolas" w:cs="Times New Roman"/>
+          <w:color w:val="000000"/>
+          <w:sz w:val="21"/>
+          <w:szCs w:val="21"/>
+        </w:rPr>
+        <w:t>=</w:t>
+      </w:r>
+      <w:r>
+        <w:rPr>
+          <w:rFonts w:ascii="Consolas" w:eastAsia="Times New Roman" w:hAnsi="Consolas" w:cs="Times New Roman"/>
+          <w:color w:val="3B3B3B"/>
+          <w:sz w:val="21"/>
+          <w:szCs w:val="21"/>
+        </w:rPr>
+        <w:t xml:space="preserve"> </w:t>
+      </w:r>
+      <w:r>
+        <w:rPr>
+          <w:rFonts w:ascii="Consolas" w:eastAsia="Times New Roman" w:hAnsi="Consolas" w:cs="Times New Roman"/>
+          <w:color w:val="AF00DB"/>
+          <w:sz w:val="21"/>
+          <w:szCs w:val="21"/>
+        </w:rPr>
+        <w:t>await</w:t>
+      </w:r>
+      <w:r>
+        <w:rPr>
+          <w:rFonts w:ascii="Consolas" w:eastAsia="Times New Roman" w:hAnsi="Consolas" w:cs="Times New Roman"/>
+          <w:color w:val="3B3B3B"/>
+          <w:sz w:val="21"/>
+          <w:szCs w:val="21"/>
+        </w:rPr>
+        <w:t xml:space="preserve"> </w:t>
+      </w:r>
+      <w:r>
+        <w:rPr>
+          <w:rFonts w:ascii="Consolas" w:eastAsia="Times New Roman" w:hAnsi="Consolas" w:cs="Times New Roman"/>
+          <w:color w:val="001080"/>
+          <w:sz w:val="21"/>
+          <w:szCs w:val="21"/>
+        </w:rPr>
+        <w:t>p</w:t>
+      </w:r>
+      <w:r>
+        <w:rPr>
+          <w:rFonts w:ascii="Consolas" w:eastAsia="Times New Roman" w:hAnsi="Consolas" w:cs="Times New Roman"/>
+          <w:color w:val="3B3B3B"/>
+          <w:sz w:val="21"/>
+          <w:szCs w:val="21"/>
+        </w:rPr>
+        <w:t>.</w:t>
+      </w:r>
+      <w:r>
+        <w:rPr>
+          <w:rFonts w:ascii="Consolas" w:eastAsia="Times New Roman" w:hAnsi="Consolas" w:cs="Times New Roman"/>
+          <w:color w:val="001080"/>
+          <w:sz w:val="21"/>
+          <w:szCs w:val="21"/>
+        </w:rPr>
+        <w:t>chromium</w:t>
+      </w:r>
+      <w:r>
+        <w:rPr>
+          <w:rFonts w:ascii="Consolas" w:eastAsia="Times New Roman" w:hAnsi="Consolas" w:cs="Times New Roman"/>
+          <w:color w:val="3B3B3B"/>
+          <w:sz w:val="21"/>
+          <w:szCs w:val="21"/>
+        </w:rPr>
+        <w:t>.</w:t>
+      </w:r>
+      <w:r>
+        <w:rPr>
+          <w:rFonts w:ascii="Consolas" w:eastAsia="Times New Roman" w:hAnsi="Consolas" w:cs="Times New Roman"/>
+          <w:color w:val="795E26"/>
+          <w:sz w:val="21"/>
+          <w:szCs w:val="21"/>
+        </w:rPr>
+        <w:t>launch</w:t>
+      </w:r>
+      <w:r>
+        <w:rPr>
+          <w:rFonts w:ascii="Consolas" w:eastAsia="Times New Roman" w:hAnsi="Consolas" w:cs="Times New Roman"/>
+          <w:color w:val="3B3B3B"/>
+          <w:sz w:val="21"/>
+          <w:szCs w:val="21"/>
+        </w:rPr>
+        <w:t>(</w:t>
+      </w:r>
+      <w:r>
+        <w:rPr>
+          <w:rFonts w:ascii="Consolas" w:eastAsia="Times New Roman" w:hAnsi="Consolas" w:cs="Times New Roman"/>
+          <w:color w:val="001080"/>
+          <w:sz w:val="21"/>
+          <w:szCs w:val="21"/>
+        </w:rPr>
+        <w:t>headless</w:t>
+      </w:r>
+      <w:r>
+        <w:rPr>
+          <w:rFonts w:ascii="Consolas" w:eastAsia="Times New Roman" w:hAnsi="Consolas" w:cs="Times New Roman"/>
+          <w:color w:val="000000"/>
+          <w:sz w:val="21"/>
+          <w:szCs w:val="21"/>
+        </w:rPr>
+        <w:t>=</w:t>
+      </w:r>
+      <w:r>
+        <w:rPr>
+          <w:rFonts w:ascii="Consolas" w:eastAsia="Times New Roman" w:hAnsi="Consolas" w:cs="Times New Roman"/>
+          <w:color w:val="0070C1"/>
+          <w:sz w:val="21"/>
+          <w:szCs w:val="21"/>
+        </w:rPr>
+        <w:t>False</w:t>
+      </w:r>
+      <w:r>
+        <w:rPr>
+          <w:rFonts w:ascii="Consolas" w:eastAsia="Times New Roman" w:hAnsi="Consolas" w:cs="Times New Roman"/>
+          <w:color w:val="3B3B3B"/>
+          <w:sz w:val="21"/>
+          <w:szCs w:val="21"/>
+        </w:rPr>
+        <w:t xml:space="preserve">, </w:t>
+      </w:r>
+      <w:r>
+        <w:rPr>
+          <w:rFonts w:ascii="Consolas" w:eastAsia="Times New Roman" w:hAnsi="Consolas" w:cs="Times New Roman"/>
+          <w:color w:val="001080"/>
+          <w:sz w:val="21"/>
+          <w:szCs w:val="21"/>
+        </w:rPr>
+        <w:t>slow_mo</w:t>
+      </w:r>
+      <w:r>
+        <w:rPr>
+          <w:rFonts w:ascii="Consolas" w:eastAsia="Times New Roman" w:hAnsi="Consolas" w:cs="Times New Roman"/>
+          <w:color w:val="000000"/>
+          <w:sz w:val="21"/>
+          <w:szCs w:val="21"/>
+        </w:rPr>
+        <w:t>=</w:t>
+      </w:r>
+      <w:r>
+        <w:rPr>
+          <w:rFonts w:ascii="Consolas" w:eastAsia="Times New Roman" w:hAnsi="Consolas" w:cs="Times New Roman"/>
+          <w:color w:val="098658"/>
+          <w:sz w:val="21"/>
+          <w:szCs w:val="21"/>
+        </w:rPr>
+        <w:t>2000</w:t>
+      </w:r>
+      <w:r>
+        <w:rPr>
+          <w:rFonts w:ascii="Consolas" w:eastAsia="Times New Roman" w:hAnsi="Consolas" w:cs="Times New Roman"/>
+          <w:color w:val="3B3B3B"/>
+          <w:sz w:val="21"/>
+          <w:szCs w:val="21"/>
+        </w:rPr>
+        <w:t>)</w:t>
+      </w:r>
+    </w:p>
+    <w:p>
+      <w:pPr>
+        <w:shd w:val="clear" w:color="auto" w:fill="FFFFFF"/>
+        <w:spacing w:after="0" w:line="285" w:lineRule="atLeast"/>
+        <w:rPr>
+          <w:rFonts w:ascii="Consolas" w:eastAsia="Times New Roman" w:hAnsi="Consolas" w:cs="Times New Roman"/>
+          <w:color w:val="3B3B3B"/>
+          <w:sz w:val="21"/>
+          <w:szCs w:val="21"/>
+        </w:rPr>
+      </w:pPr>
+      <w:r>
+        <w:rPr>
+          <w:rFonts w:ascii="Consolas" w:eastAsia="Times New Roman" w:hAnsi="Consolas" w:cs="Times New Roman"/>
+          <w:color w:val="3B3B3B"/>
+          <w:sz w:val="21"/>
+          <w:szCs w:val="21"/>
+        </w:rPr>
+        <w:t xml:space="preserve">        </w:t>
+      </w:r>
+      <w:r>
+        <w:rPr>
+          <w:rFonts w:ascii="Consolas" w:eastAsia="Times New Roman" w:hAnsi="Consolas" w:cs="Times New Roman"/>
+          <w:color w:val="001080"/>
+          <w:sz w:val="21"/>
+          <w:szCs w:val="21"/>
+        </w:rPr>
+        <w:t>page</w:t>
+      </w:r>
+      <w:r>
+        <w:rPr>
+          <w:rFonts w:ascii="Consolas" w:eastAsia="Times New Roman" w:hAnsi="Consolas" w:cs="Times New Roman"/>
+          <w:color w:val="3B3B3B"/>
+          <w:sz w:val="21"/>
+          <w:szCs w:val="21"/>
+        </w:rPr>
+        <w:t xml:space="preserve"> </w:t>
+      </w:r>
+      <w:r>
+        <w:rPr>
+          <w:rFonts w:ascii="Consolas" w:eastAsia="Times New Roman" w:hAnsi="Consolas" w:cs="Times New Roman"/>
+          <w:color w:val="000000"/>
+          <w:sz w:val="21"/>
+          <w:szCs w:val="21"/>
+        </w:rPr>
+        <w:t>=</w:t>
+      </w:r>
+      <w:r>
+        <w:rPr>
+          <w:rFonts w:ascii="Consolas" w:eastAsia="Times New Roman" w:hAnsi="Consolas" w:cs="Times New Roman"/>
+          <w:color w:val="3B3B3B"/>
+          <w:sz w:val="21"/>
+          <w:szCs w:val="21"/>
+        </w:rPr>
+        <w:t xml:space="preserve"> </w:t>
+      </w:r>
+      <w:r>
+        <w:rPr>
+          <w:rFonts w:ascii="Consolas" w:eastAsia="Times New Roman" w:hAnsi="Consolas" w:cs="Times New Roman"/>
+          <w:color w:val="AF00DB"/>
+          <w:sz w:val="21"/>
+          <w:szCs w:val="21"/>
+        </w:rPr>
+        <w:t>await</w:t>
+      </w:r>
+      <w:r>
+        <w:rPr>
+          <w:rFonts w:ascii="Consolas" w:eastAsia="Times New Roman" w:hAnsi="Consolas" w:cs="Times New Roman"/>
+          <w:color w:val="3B3B3B"/>
+          <w:sz w:val="21"/>
+          <w:szCs w:val="21"/>
+        </w:rPr>
+        <w:t xml:space="preserve"> </w:t>
+      </w:r>
+      <w:r>
+        <w:rPr>
+          <w:rFonts w:ascii="Consolas" w:eastAsia="Times New Roman" w:hAnsi="Consolas" w:cs="Times New Roman"/>
+          <w:color w:val="001080"/>
+          <w:sz w:val="21"/>
+          <w:szCs w:val="21"/>
+        </w:rPr>
+        <w:t>browser</w:t>
+      </w:r>
+      <w:r>
+        <w:rPr>
+          <w:rFonts w:ascii="Consolas" w:eastAsia="Times New Roman" w:hAnsi="Consolas" w:cs="Times New Roman"/>
+          <w:color w:val="3B3B3B"/>
+          <w:sz w:val="21"/>
+          <w:szCs w:val="21"/>
+        </w:rPr>
+        <w:t>.</w:t>
+      </w:r>
+      <w:r>
+        <w:rPr>
+          <w:rFonts w:ascii="Consolas" w:eastAsia="Times New Roman" w:hAnsi="Consolas" w:cs="Times New Roman"/>
+          <w:color w:val="795E26"/>
+          <w:sz w:val="21"/>
+          <w:szCs w:val="21"/>
+        </w:rPr>
+        <w:t>new_page</w:t>
+      </w:r>
+      <w:r>
+        <w:rPr>
+          <w:rFonts w:ascii="Consolas" w:eastAsia="Times New Roman" w:hAnsi="Consolas" w:cs="Times New Roman"/>
+          <w:color w:val="3B3B3B"/>
+          <w:sz w:val="21"/>
+          <w:szCs w:val="21"/>
+        </w:rPr>
+        <w:t>()</w:t>
+      </w:r>
+    </w:p>
+    <w:p>
+      <w:pPr>
+        <w:shd w:val="clear" w:color="auto" w:fill="FFFFFF"/>
+        <w:spacing w:after="0" w:line="285" w:lineRule="atLeast"/>
+        <w:rPr>
+          <w:rFonts w:ascii="Consolas" w:eastAsia="Times New Roman" w:hAnsi="Consolas" w:cs="Times New Roman"/>
+          <w:color w:val="3B3B3B"/>
+          <w:sz w:val="21"/>
+          <w:szCs w:val="21"/>
+        </w:rPr>
+      </w:pPr>
+      <w:r>
+        <w:rPr>
+          <w:rFonts w:ascii="Consolas" w:eastAsia="Times New Roman" w:hAnsi="Consolas" w:cs="Times New Roman"/>
+          <w:color w:val="3B3B3B"/>
+          <w:sz w:val="21"/>
+          <w:szCs w:val="21"/>
+        </w:rPr>
+        <w:t xml:space="preserve">        </w:t>
+      </w:r>
+      <w:r>
+        <w:rPr>
+          <w:rFonts w:ascii="Consolas" w:eastAsia="Times New Roman" w:hAnsi="Consolas" w:cs="Times New Roman"/>
+          <w:color w:val="AF00DB"/>
+          <w:sz w:val="21"/>
+          <w:szCs w:val="21"/>
+        </w:rPr>
+        <w:t>await</w:t>
+      </w:r>
+      <w:r>
+        <w:rPr>
+          <w:rFonts w:ascii="Consolas" w:eastAsia="Times New Roman" w:hAnsi="Consolas" w:cs="Times New Roman"/>
+          <w:color w:val="3B3B3B"/>
+          <w:sz w:val="21"/>
+          <w:szCs w:val="21"/>
+        </w:rPr>
+        <w:t xml:space="preserve"> </w:t>
+      </w:r>
+      <w:r>
+        <w:rPr>
+          <w:rFonts w:ascii="Consolas" w:eastAsia="Times New Roman" w:hAnsi="Consolas" w:cs="Times New Roman"/>
+          <w:color w:val="001080"/>
+          <w:sz w:val="21"/>
+          <w:szCs w:val="21"/>
+        </w:rPr>
+        <w:t>page</w:t>
+      </w:r>
+      <w:r>
+        <w:rPr>
+          <w:rFonts w:ascii="Consolas" w:eastAsia="Times New Roman" w:hAnsi="Consolas" w:cs="Times New Roman"/>
+          <w:color w:val="3B3B3B"/>
+          <w:sz w:val="21"/>
+          <w:szCs w:val="21"/>
+        </w:rPr>
+        <w:t>.</w:t>
+      </w:r>
+      <w:r>
+        <w:rPr>
+          <w:rFonts w:ascii="Consolas" w:eastAsia="Times New Roman" w:hAnsi="Consolas" w:cs="Times New Roman"/>
+          <w:color w:val="795E26"/>
+          <w:sz w:val="21"/>
+          <w:szCs w:val="21"/>
+        </w:rPr>
+        <w:t>goto</w:t>
+      </w:r>
+      <w:r>
+        <w:rPr>
+          <w:rFonts w:ascii="Consolas" w:eastAsia="Times New Roman" w:hAnsi="Consolas" w:cs="Times New Roman"/>
+          <w:color w:val="3B3B3B"/>
+          <w:sz w:val="21"/>
+          <w:szCs w:val="21"/>
+        </w:rPr>
+        <w:t>(</w:t>
+      </w:r>
+      <w:r>
+        <w:rPr>
+          <w:rFonts w:ascii="Consolas" w:eastAsia="Times New Roman" w:hAnsi="Consolas" w:cs="Times New Roman"/>
+          <w:color w:val="A31515"/>
+          <w:sz w:val="21"/>
+          <w:szCs w:val="21"/>
+        </w:rPr>
+        <w:t>"https://www.testmuai.com/selenium-playground/drag-and-drop-demo/"</w:t>
+      </w:r>
+      <w:r>
+        <w:rPr>
+          <w:rFonts w:ascii="Consolas" w:eastAsia="Times New Roman" w:hAnsi="Consolas" w:cs="Times New Roman"/>
+          <w:color w:val="3B3B3B"/>
+          <w:sz w:val="21"/>
+          <w:szCs w:val="21"/>
+        </w:rPr>
+        <w:t>)</w:t>
+      </w:r>
+    </w:p>
+    <w:p>
+      <w:pPr>
+        <w:shd w:val="clear" w:color="auto" w:fill="FFFFFF"/>
+        <w:spacing w:after="0" w:line="285" w:lineRule="atLeast"/>
+        <w:rPr>
+          <w:rFonts w:ascii="Consolas" w:eastAsia="Times New Roman" w:hAnsi="Consolas" w:cs="Times New Roman"/>
+          <w:color w:val="3B3B3B"/>
+          <w:sz w:val="21"/>
+          <w:szCs w:val="21"/>
+        </w:rPr>
+      </w:pPr>
+      <w:r>
+        <w:rPr>
+          <w:rFonts w:ascii="Consolas" w:eastAsia="Times New Roman" w:hAnsi="Consolas" w:cs="Times New Roman"/>
+          <w:color w:val="3B3B3B"/>
+          <w:sz w:val="21"/>
+          <w:szCs w:val="21"/>
+        </w:rPr>
+        <w:t xml:space="preserve">        </w:t>
+      </w:r>
+      <w:r>
+        <w:rPr>
+          <w:rFonts w:ascii="Consolas" w:eastAsia="Times New Roman" w:hAnsi="Consolas" w:cs="Times New Roman"/>
+          <w:color w:val="001080"/>
+          <w:sz w:val="21"/>
+          <w:szCs w:val="21"/>
+        </w:rPr>
+        <w:t>t1</w:t>
+      </w:r>
+      <w:r>
+        <w:rPr>
+          <w:rFonts w:ascii="Consolas" w:eastAsia="Times New Roman" w:hAnsi="Consolas" w:cs="Times New Roman"/>
+          <w:color w:val="3B3B3B"/>
+          <w:sz w:val="21"/>
+          <w:szCs w:val="21"/>
+        </w:rPr>
+        <w:t xml:space="preserve"> </w:t>
+      </w:r>
+      <w:r>
+        <w:rPr>
+          <w:rFonts w:ascii="Consolas" w:eastAsia="Times New Roman" w:hAnsi="Consolas" w:cs="Times New Roman"/>
+          <w:color w:val="000000"/>
+          <w:sz w:val="21"/>
+          <w:szCs w:val="21"/>
+        </w:rPr>
+        <w:t>=</w:t>
+      </w:r>
+      <w:r>
+        <w:rPr>
+          <w:rFonts w:ascii="Consolas" w:eastAsia="Times New Roman" w:hAnsi="Consolas" w:cs="Times New Roman"/>
+          <w:color w:val="3B3B3B"/>
+          <w:sz w:val="21"/>
+          <w:szCs w:val="21"/>
+        </w:rPr>
+        <w:t xml:space="preserve"> </w:t>
+      </w:r>
+      <w:r>
+        <w:rPr>
+          <w:rFonts w:ascii="Consolas" w:eastAsia="Times New Roman" w:hAnsi="Consolas" w:cs="Times New Roman"/>
+          <w:color w:val="001080"/>
+          <w:sz w:val="21"/>
+          <w:szCs w:val="21"/>
+        </w:rPr>
+        <w:t>page</w:t>
+      </w:r>
+      <w:r>
+        <w:rPr>
+          <w:rFonts w:ascii="Consolas" w:eastAsia="Times New Roman" w:hAnsi="Consolas" w:cs="Times New Roman"/>
+          <w:color w:val="3B3B3B"/>
+          <w:sz w:val="21"/>
+          <w:szCs w:val="21"/>
+        </w:rPr>
+        <w:t>.</w:t>
+      </w:r>
+      <w:r>
+        <w:rPr>
+          <w:rFonts w:ascii="Consolas" w:eastAsia="Times New Roman" w:hAnsi="Consolas" w:cs="Times New Roman"/>
+          <w:color w:val="795E26"/>
+          <w:sz w:val="21"/>
+          <w:szCs w:val="21"/>
+        </w:rPr>
+        <w:t>get_by_text</w:t>
+      </w:r>
+      <w:r>
+        <w:rPr>
+          <w:rFonts w:ascii="Consolas" w:eastAsia="Times New Roman" w:hAnsi="Consolas" w:cs="Times New Roman"/>
+          <w:color w:val="3B3B3B"/>
+          <w:sz w:val="21"/>
+          <w:szCs w:val="21"/>
+        </w:rPr>
+        <w:t>(</w:t>
+      </w:r>
+      <w:r>
+        <w:rPr>
+          <w:rFonts w:ascii="Consolas" w:eastAsia="Times New Roman" w:hAnsi="Consolas" w:cs="Times New Roman"/>
+          <w:color w:val="A31515"/>
+          <w:sz w:val="21"/>
+          <w:szCs w:val="21"/>
+        </w:rPr>
+        <w:t>"Draggable 1"</w:t>
+      </w:r>
+      <w:r>
+        <w:rPr>
+          <w:rFonts w:ascii="Consolas" w:eastAsia="Times New Roman" w:hAnsi="Consolas" w:cs="Times New Roman"/>
+          <w:color w:val="3B3B3B"/>
+          <w:sz w:val="21"/>
+          <w:szCs w:val="21"/>
+        </w:rPr>
+        <w:t xml:space="preserve">, </w:t>
+      </w:r>
+      <w:r>
+        <w:rPr>
+          <w:rFonts w:ascii="Consolas" w:eastAsia="Times New Roman" w:hAnsi="Consolas" w:cs="Times New Roman"/>
+          <w:color w:val="001080"/>
+          <w:sz w:val="21"/>
+          <w:szCs w:val="21"/>
+        </w:rPr>
+        <w:t>exact</w:t>
+      </w:r>
+      <w:r>
+        <w:rPr>
+          <w:rFonts w:ascii="Consolas" w:eastAsia="Times New Roman" w:hAnsi="Consolas" w:cs="Times New Roman"/>
+          <w:color w:val="000000"/>
+          <w:sz w:val="21"/>
+          <w:szCs w:val="21"/>
+        </w:rPr>
+        <w:t>=</w:t>
+      </w:r>
+      <w:r>
+        <w:rPr>
+          <w:rFonts w:ascii="Consolas" w:eastAsia="Times New Roman" w:hAnsi="Consolas" w:cs="Times New Roman"/>
+          <w:color w:val="0070C1"/>
+          <w:sz w:val="21"/>
+          <w:szCs w:val="21"/>
+        </w:rPr>
+        <w:t>True</w:t>
+      </w:r>
+      <w:r>
+        <w:rPr>
+          <w:rFonts w:ascii="Consolas" w:eastAsia="Times New Roman" w:hAnsi="Consolas" w:cs="Times New Roman"/>
+          <w:color w:val="3B3B3B"/>
+          <w:sz w:val="21"/>
+          <w:szCs w:val="21"/>
+        </w:rPr>
+        <w:t>)</w:t>
+      </w:r>
+    </w:p>
+    <w:p>
+      <w:pPr>
+        <w:shd w:val="clear" w:color="auto" w:fill="FFFFFF"/>
+        <w:spacing w:after="0" w:line="285" w:lineRule="atLeast"/>
+        <w:rPr>
+          <w:rFonts w:ascii="Consolas" w:eastAsia="Times New Roman" w:hAnsi="Consolas" w:cs="Times New Roman"/>
+          <w:color w:val="3B3B3B"/>
+          <w:sz w:val="21"/>
+          <w:szCs w:val="21"/>
+        </w:rPr>
+      </w:pPr>
+      <w:r>
+        <w:rPr>
+          <w:rFonts w:ascii="Consolas" w:eastAsia="Times New Roman" w:hAnsi="Consolas" w:cs="Times New Roman"/>
+          <w:color w:val="3B3B3B"/>
+          <w:sz w:val="21"/>
+          <w:szCs w:val="21"/>
+        </w:rPr>
+        <w:t xml:space="preserve">        </w:t>
+      </w:r>
+      <w:r>
+        <w:rPr>
+          <w:rFonts w:ascii="Consolas" w:eastAsia="Times New Roman" w:hAnsi="Consolas" w:cs="Times New Roman"/>
+          <w:color w:val="001080"/>
+          <w:sz w:val="21"/>
+          <w:szCs w:val="21"/>
+        </w:rPr>
+        <w:t>t2</w:t>
+      </w:r>
+      <w:r>
+        <w:rPr>
+          <w:rFonts w:ascii="Consolas" w:eastAsia="Times New Roman" w:hAnsi="Consolas" w:cs="Times New Roman"/>
+          <w:color w:val="3B3B3B"/>
+          <w:sz w:val="21"/>
+          <w:szCs w:val="21"/>
+        </w:rPr>
+        <w:t xml:space="preserve"> </w:t>
+      </w:r>
+      <w:r>
+        <w:rPr>
+          <w:rFonts w:ascii="Consolas" w:eastAsia="Times New Roman" w:hAnsi="Consolas" w:cs="Times New Roman"/>
+          <w:color w:val="000000"/>
+          <w:sz w:val="21"/>
+          <w:szCs w:val="21"/>
+        </w:rPr>
+        <w:t>=</w:t>
+      </w:r>
+      <w:r>
+        <w:rPr>
+          <w:rFonts w:ascii="Consolas" w:eastAsia="Times New Roman" w:hAnsi="Consolas" w:cs="Times New Roman"/>
+          <w:color w:val="3B3B3B"/>
+          <w:sz w:val="21"/>
+          <w:szCs w:val="21"/>
+        </w:rPr>
+        <w:t xml:space="preserve"> </w:t>
+      </w:r>
+      <w:r>
+        <w:rPr>
+          <w:rFonts w:ascii="Consolas" w:eastAsia="Times New Roman" w:hAnsi="Consolas" w:cs="Times New Roman"/>
+          <w:color w:val="001080"/>
+          <w:sz w:val="21"/>
+          <w:szCs w:val="21"/>
+        </w:rPr>
+        <w:t>page</w:t>
+      </w:r>
+      <w:r>
+        <w:rPr>
+          <w:rFonts w:ascii="Consolas" w:eastAsia="Times New Roman" w:hAnsi="Consolas" w:cs="Times New Roman"/>
+          <w:color w:val="3B3B3B"/>
+          <w:sz w:val="21"/>
+          <w:szCs w:val="21"/>
+        </w:rPr>
+        <w:t>.</w:t>
+      </w:r>
+      <w:r>
+        <w:rPr>
+          <w:rFonts w:ascii="Consolas" w:eastAsia="Times New Roman" w:hAnsi="Consolas" w:cs="Times New Roman"/>
+          <w:color w:val="795E26"/>
+          <w:sz w:val="21"/>
+          <w:szCs w:val="21"/>
+        </w:rPr>
+        <w:t>locator</w:t>
+      </w:r>
+      <w:r>
+        <w:rPr>
+          <w:rFonts w:ascii="Consolas" w:eastAsia="Times New Roman" w:hAnsi="Consolas" w:cs="Times New Roman"/>
+          <w:color w:val="3B3B3B"/>
+          <w:sz w:val="21"/>
+          <w:szCs w:val="21"/>
+        </w:rPr>
+        <w:t>(</w:t>
+      </w:r>
+      <w:r>
+        <w:rPr>
+          <w:rFonts w:ascii="Consolas" w:eastAsia="Times New Roman" w:hAnsi="Consolas" w:cs="Times New Roman"/>
+          <w:color w:val="A31515"/>
+          <w:sz w:val="21"/>
+          <w:szCs w:val="21"/>
+        </w:rPr>
+        <w:t>"#mydropzone"</w:t>
+      </w:r>
+      <w:r>
+        <w:rPr>
+          <w:rFonts w:ascii="Consolas" w:eastAsia="Times New Roman" w:hAnsi="Consolas" w:cs="Times New Roman"/>
+          <w:color w:val="3B3B3B"/>
+          <w:sz w:val="21"/>
+          <w:szCs w:val="21"/>
+        </w:rPr>
+        <w:t>)</w:t>
+      </w:r>
+    </w:p>
+    <w:p>
+      <w:pPr>
+        <w:shd w:val="clear" w:color="auto" w:fill="FFFFFF"/>
+        <w:spacing w:after="0" w:line="285" w:lineRule="atLeast"/>
+        <w:rPr>
+          <w:rFonts w:ascii="Consolas" w:eastAsia="Times New Roman" w:hAnsi="Consolas" w:cs="Times New Roman"/>
+          <w:color w:val="3B3B3B"/>
+          <w:sz w:val="21"/>
+          <w:szCs w:val="21"/>
+        </w:rPr>
+      </w:pPr>
+      <w:r>
+        <w:rPr>
+          <w:rFonts w:ascii="Consolas" w:eastAsia="Times New Roman" w:hAnsi="Consolas" w:cs="Times New Roman"/>
+          <w:color w:val="3B3B3B"/>
+          <w:sz w:val="21"/>
+          <w:szCs w:val="21"/>
+        </w:rPr>
+        <w:t xml:space="preserve">        </w:t>
+      </w:r>
+      <w:r>
+        <w:rPr>
+          <w:rFonts w:ascii="Consolas" w:eastAsia="Times New Roman" w:hAnsi="Consolas" w:cs="Times New Roman"/>
+          <w:color w:val="AF00DB"/>
+          <w:sz w:val="21"/>
+          <w:szCs w:val="21"/>
+        </w:rPr>
+        <w:t>await</w:t>
+      </w:r>
+      <w:r>
+        <w:rPr>
+          <w:rFonts w:ascii="Consolas" w:eastAsia="Times New Roman" w:hAnsi="Consolas" w:cs="Times New Roman"/>
+          <w:color w:val="3B3B3B"/>
+          <w:sz w:val="21"/>
+          <w:szCs w:val="21"/>
+        </w:rPr>
+        <w:t xml:space="preserve"> </w:t>
+      </w:r>
+      <w:r>
+        <w:rPr>
+          <w:rFonts w:ascii="Consolas" w:eastAsia="Times New Roman" w:hAnsi="Consolas" w:cs="Times New Roman"/>
+          <w:color w:val="001080"/>
+          <w:sz w:val="21"/>
+          <w:szCs w:val="21"/>
+        </w:rPr>
+        <w:t>t1</w:t>
+      </w:r>
+      <w:r>
+        <w:rPr>
+          <w:rFonts w:ascii="Consolas" w:eastAsia="Times New Roman" w:hAnsi="Consolas" w:cs="Times New Roman"/>
+          <w:color w:val="3B3B3B"/>
+          <w:sz w:val="21"/>
+          <w:szCs w:val="21"/>
+        </w:rPr>
+        <w:t>.</w:t>
+      </w:r>
+      <w:r>
+        <w:rPr>
+          <w:rFonts w:ascii="Consolas" w:eastAsia="Times New Roman" w:hAnsi="Consolas" w:cs="Times New Roman"/>
+          <w:color w:val="795E26"/>
+          <w:sz w:val="21"/>
+          <w:szCs w:val="21"/>
+        </w:rPr>
+        <w:t>hover</w:t>
+      </w:r>
+      <w:r>
+        <w:rPr>
+          <w:rFonts w:ascii="Consolas" w:eastAsia="Times New Roman" w:hAnsi="Consolas" w:cs="Times New Roman"/>
+          <w:color w:val="3B3B3B"/>
+          <w:sz w:val="21"/>
+          <w:szCs w:val="21"/>
+        </w:rPr>
+        <w:t>()</w:t>
+      </w:r>
+    </w:p>
+    <w:p>
+      <w:pPr>
+        <w:shd w:val="clear" w:color="auto" w:fill="FFFFFF"/>
+        <w:spacing w:after="0" w:line="285" w:lineRule="atLeast"/>
+        <w:rPr>
+          <w:rFonts w:ascii="Consolas" w:eastAsia="Times New Roman" w:hAnsi="Consolas" w:cs="Times New Roman"/>
+          <w:color w:val="3B3B3B"/>
+          <w:sz w:val="21"/>
+          <w:szCs w:val="21"/>
+        </w:rPr>
+      </w:pPr>
+      <w:r>
+        <w:rPr>
+          <w:rFonts w:ascii="Consolas" w:eastAsia="Times New Roman" w:hAnsi="Consolas" w:cs="Times New Roman"/>
+          <w:color w:val="3B3B3B"/>
+          <w:sz w:val="21"/>
+          <w:szCs w:val="21"/>
+        </w:rPr>
+        <w:t xml:space="preserve">        </w:t>
+      </w:r>
+      <w:r>
+        <w:rPr>
+          <w:rFonts w:ascii="Consolas" w:eastAsia="Times New Roman" w:hAnsi="Consolas" w:cs="Times New Roman"/>
+          <w:color w:val="AF00DB"/>
+          <w:sz w:val="21"/>
+          <w:szCs w:val="21"/>
+        </w:rPr>
+        <w:t>await</w:t>
+      </w:r>
+      <w:r>
+        <w:rPr>
+          <w:rFonts w:ascii="Consolas" w:eastAsia="Times New Roman" w:hAnsi="Consolas" w:cs="Times New Roman"/>
+          <w:color w:val="3B3B3B"/>
+          <w:sz w:val="21"/>
+          <w:szCs w:val="21"/>
+        </w:rPr>
+        <w:t xml:space="preserve"> </w:t>
+      </w:r>
+      <w:r>
+        <w:rPr>
+          <w:rFonts w:ascii="Consolas" w:eastAsia="Times New Roman" w:hAnsi="Consolas" w:cs="Times New Roman"/>
+          <w:color w:val="001080"/>
+          <w:sz w:val="21"/>
+          <w:szCs w:val="21"/>
+        </w:rPr>
+        <w:t>page</w:t>
+      </w:r>
+      <w:r>
+        <w:rPr>
+          <w:rFonts w:ascii="Consolas" w:eastAsia="Times New Roman" w:hAnsi="Consolas" w:cs="Times New Roman"/>
+          <w:color w:val="3B3B3B"/>
+          <w:sz w:val="21"/>
+          <w:szCs w:val="21"/>
+        </w:rPr>
+        <w:t>.</w:t>
+      </w:r>
+      <w:r>
+        <w:rPr>
+          <w:rFonts w:ascii="Consolas" w:eastAsia="Times New Roman" w:hAnsi="Consolas" w:cs="Times New Roman"/>
+          <w:color w:val="001080"/>
+          <w:sz w:val="21"/>
+          <w:szCs w:val="21"/>
+        </w:rPr>
+        <w:t>mouse</w:t>
+      </w:r>
+      <w:r>
+        <w:rPr>
+          <w:rFonts w:ascii="Consolas" w:eastAsia="Times New Roman" w:hAnsi="Consolas" w:cs="Times New Roman"/>
+          <w:color w:val="3B3B3B"/>
+          <w:sz w:val="21"/>
+          <w:szCs w:val="21"/>
+        </w:rPr>
+        <w:t>.</w:t>
+      </w:r>
+      <w:r>
+        <w:rPr>
+          <w:rFonts w:ascii="Consolas" w:eastAsia="Times New Roman" w:hAnsi="Consolas" w:cs="Times New Roman"/>
+          <w:color w:val="795E26"/>
+          <w:sz w:val="21"/>
+          <w:szCs w:val="21"/>
+        </w:rPr>
+        <w:t>down</w:t>
+      </w:r>
+      <w:r>
+        <w:rPr>
+          <w:rFonts w:ascii="Consolas" w:eastAsia="Times New Roman" w:hAnsi="Consolas" w:cs="Times New Roman"/>
+          <w:color w:val="3B3B3B"/>
+          <w:sz w:val="21"/>
+          <w:szCs w:val="21"/>
+        </w:rPr>
+        <w:t>()</w:t>
+      </w:r>
+    </w:p>
+    <w:p>
+      <w:pPr>
+        <w:shd w:val="clear" w:color="auto" w:fill="FFFFFF"/>
+        <w:spacing w:after="0" w:line="285" w:lineRule="atLeast"/>
+        <w:rPr>
+          <w:rFonts w:ascii="Consolas" w:eastAsia="Times New Roman" w:hAnsi="Consolas" w:cs="Times New Roman"/>
+          <w:color w:val="3B3B3B"/>
+          <w:sz w:val="21"/>
+          <w:szCs w:val="21"/>
+        </w:rPr>
+      </w:pPr>
+      <w:r>
+        <w:rPr>
+          <w:rFonts w:ascii="Consolas" w:eastAsia="Times New Roman" w:hAnsi="Consolas" w:cs="Times New Roman"/>
+          <w:color w:val="3B3B3B"/>
+          <w:sz w:val="21"/>
+          <w:szCs w:val="21"/>
+        </w:rPr>
+        <w:t xml:space="preserve">        </w:t>
+      </w:r>
+      <w:r>
+        <w:rPr>
+          <w:rFonts w:ascii="Consolas" w:eastAsia="Times New Roman" w:hAnsi="Consolas" w:cs="Times New Roman"/>
+          <w:color w:val="AF00DB"/>
+          <w:sz w:val="21"/>
+          <w:szCs w:val="21"/>
+        </w:rPr>
+        <w:t>await</w:t>
+      </w:r>
+      <w:r>
+        <w:rPr>
+          <w:rFonts w:ascii="Consolas" w:eastAsia="Times New Roman" w:hAnsi="Consolas" w:cs="Times New Roman"/>
+          <w:color w:val="3B3B3B"/>
+          <w:sz w:val="21"/>
+          <w:szCs w:val="21"/>
+        </w:rPr>
+        <w:t xml:space="preserve"> </w:t>
+      </w:r>
+      <w:r>
+        <w:rPr>
+          <w:rFonts w:ascii="Consolas" w:eastAsia="Times New Roman" w:hAnsi="Consolas" w:cs="Times New Roman"/>
+          <w:color w:val="001080"/>
+          <w:sz w:val="21"/>
+          <w:szCs w:val="21"/>
+        </w:rPr>
+        <w:t>t2</w:t>
+      </w:r>
+      <w:r>
+        <w:rPr>
+          <w:rFonts w:ascii="Consolas" w:eastAsia="Times New Roman" w:hAnsi="Consolas" w:cs="Times New Roman"/>
+          <w:color w:val="3B3B3B"/>
+          <w:sz w:val="21"/>
+          <w:szCs w:val="21"/>
+        </w:rPr>
+        <w:t>.</w:t>
+      </w:r>
+      <w:r>
+        <w:rPr>
+          <w:rFonts w:ascii="Consolas" w:eastAsia="Times New Roman" w:hAnsi="Consolas" w:cs="Times New Roman"/>
+          <w:color w:val="795E26"/>
+          <w:sz w:val="21"/>
+          <w:szCs w:val="21"/>
+        </w:rPr>
+        <w:t>hover</w:t>
+      </w:r>
+      <w:r>
+        <w:rPr>
+          <w:rFonts w:ascii="Consolas" w:eastAsia="Times New Roman" w:hAnsi="Consolas" w:cs="Times New Roman"/>
+          <w:color w:val="3B3B3B"/>
+          <w:sz w:val="21"/>
+          <w:szCs w:val="21"/>
+        </w:rPr>
+        <w:t>()</w:t>
+      </w:r>
+    </w:p>
+    <w:p>
+      <w:pPr>
+        <w:shd w:val="clear" w:color="auto" w:fill="FFFFFF"/>
+        <w:spacing w:after="0" w:line="285" w:lineRule="atLeast"/>
+        <w:rPr>
+          <w:rFonts w:ascii="Consolas" w:eastAsia="Times New Roman" w:hAnsi="Consolas" w:cs="Times New Roman"/>
+          <w:color w:val="3B3B3B"/>
+          <w:sz w:val="21"/>
+          <w:szCs w:val="21"/>
+        </w:rPr>
+      </w:pPr>
+      <w:r>
+        <w:rPr>
+          <w:rFonts w:ascii="Consolas" w:eastAsia="Times New Roman" w:hAnsi="Consolas" w:cs="Times New Roman"/>
+          <w:color w:val="3B3B3B"/>
+          <w:sz w:val="21"/>
+          <w:szCs w:val="21"/>
+        </w:rPr>
+        <w:t xml:space="preserve">        </w:t>
+      </w:r>
+      <w:r>
+        <w:rPr>
+          <w:rFonts w:ascii="Consolas" w:eastAsia="Times New Roman" w:hAnsi="Consolas" w:cs="Times New Roman"/>
+          <w:color w:val="AF00DB"/>
+          <w:sz w:val="21"/>
+          <w:szCs w:val="21"/>
+        </w:rPr>
+        <w:t>await</w:t>
+      </w:r>
+      <w:r>
+        <w:rPr>
+          <w:rFonts w:ascii="Consolas" w:eastAsia="Times New Roman" w:hAnsi="Consolas" w:cs="Times New Roman"/>
+          <w:color w:val="3B3B3B"/>
+          <w:sz w:val="21"/>
+          <w:szCs w:val="21"/>
+        </w:rPr>
+        <w:t xml:space="preserve"> </w:t>
+      </w:r>
+      <w:r>
+        <w:rPr>
+          <w:rFonts w:ascii="Consolas" w:eastAsia="Times New Roman" w:hAnsi="Consolas" w:cs="Times New Roman"/>
+          <w:color w:val="001080"/>
+          <w:sz w:val="21"/>
+          <w:szCs w:val="21"/>
+        </w:rPr>
+        <w:t>page</w:t>
+      </w:r>
+      <w:r>
+        <w:rPr>
+          <w:rFonts w:ascii="Consolas" w:eastAsia="Times New Roman" w:hAnsi="Consolas" w:cs="Times New Roman"/>
+          <w:color w:val="3B3B3B"/>
+          <w:sz w:val="21"/>
+          <w:szCs w:val="21"/>
+        </w:rPr>
+        <w:t>.</w:t>
+      </w:r>
+      <w:r>
+        <w:rPr>
+          <w:rFonts w:ascii="Consolas" w:eastAsia="Times New Roman" w:hAnsi="Consolas" w:cs="Times New Roman"/>
+          <w:color w:val="001080"/>
+          <w:sz w:val="21"/>
+          <w:szCs w:val="21"/>
+        </w:rPr>
+        <w:t>mouse</w:t>
+      </w:r>
+      <w:r>
+        <w:rPr>
+          <w:rFonts w:ascii="Consolas" w:eastAsia="Times New Roman" w:hAnsi="Consolas" w:cs="Times New Roman"/>
+          <w:color w:val="3B3B3B"/>
+          <w:sz w:val="21"/>
+          <w:szCs w:val="21"/>
+        </w:rPr>
+        <w:t>.</w:t>
+      </w:r>
+      <w:r>
+        <w:rPr>
+          <w:rFonts w:ascii="Consolas" w:eastAsia="Times New Roman" w:hAnsi="Consolas" w:cs="Times New Roman"/>
+          <w:color w:val="795E26"/>
+          <w:sz w:val="21"/>
+          <w:szCs w:val="21"/>
+        </w:rPr>
+        <w:t>up</w:t>
+      </w:r>
+      <w:r>
+        <w:rPr>
+          <w:rFonts w:ascii="Consolas" w:eastAsia="Times New Roman" w:hAnsi="Consolas" w:cs="Times New Roman"/>
+          <w:color w:val="3B3B3B"/>
+          <w:sz w:val="21"/>
+          <w:szCs w:val="21"/>
+        </w:rPr>
+        <w:t>()</w:t>
+      </w:r>
+    </w:p>
+    <w:p>
+      <w:pPr>
+        <w:shd w:val="clear" w:color="auto" w:fill="FFFFFF"/>
+        <w:spacing w:after="0" w:line="285" w:lineRule="atLeast"/>
+        <w:rPr>
+          <w:rFonts w:ascii="Consolas" w:eastAsia="Times New Roman" w:hAnsi="Consolas" w:cs="Times New Roman"/>
+          <w:color w:val="3B3B3B"/>
+          <w:sz w:val="21"/>
+          <w:szCs w:val="21"/>
+        </w:rPr>
+      </w:pPr>
+    </w:p>
+    <w:p>
+      <w:pPr>
+        <w:shd w:val="clear" w:color="auto" w:fill="FFFFFF"/>
+        <w:spacing w:after="0" w:line="285" w:lineRule="atLeast"/>
+        <w:rPr>
+          <w:rFonts w:ascii="Consolas" w:eastAsia="Times New Roman" w:hAnsi="Consolas" w:cs="Times New Roman"/>
+          <w:color w:val="3B3B3B"/>
+          <w:sz w:val="21"/>
+          <w:szCs w:val="21"/>
+        </w:rPr>
+      </w:pPr>
+      <w:r>
+        <w:rPr>
+          <w:rFonts w:ascii="Consolas" w:eastAsia="Times New Roman" w:hAnsi="Consolas" w:cs="Times New Roman"/>
+          <w:color w:val="3B3B3B"/>
+          <w:sz w:val="21"/>
+          <w:szCs w:val="21"/>
+        </w:rPr>
+        <w:t xml:space="preserve">        </w:t>
+      </w:r>
+      <w:r>
+        <w:rPr>
+          <w:rFonts w:ascii="Consolas" w:eastAsia="Times New Roman" w:hAnsi="Consolas" w:cs="Times New Roman"/>
+          <w:color w:val="AF00DB"/>
+          <w:sz w:val="21"/>
+          <w:szCs w:val="21"/>
+        </w:rPr>
+        <w:t>await</w:t>
+      </w:r>
+      <w:r>
+        <w:rPr>
+          <w:rFonts w:ascii="Consolas" w:eastAsia="Times New Roman" w:hAnsi="Consolas" w:cs="Times New Roman"/>
+          <w:color w:val="3B3B3B"/>
+          <w:sz w:val="21"/>
+          <w:szCs w:val="21"/>
+        </w:rPr>
+        <w:t xml:space="preserve"> </w:t>
+      </w:r>
+      <w:r>
+        <w:rPr>
+          <w:rFonts w:ascii="Consolas" w:eastAsia="Times New Roman" w:hAnsi="Consolas" w:cs="Times New Roman"/>
+          <w:color w:val="001080"/>
+          <w:sz w:val="21"/>
+          <w:szCs w:val="21"/>
+        </w:rPr>
+        <w:t>page</w:t>
+      </w:r>
+      <w:r>
+        <w:rPr>
+          <w:rFonts w:ascii="Consolas" w:eastAsia="Times New Roman" w:hAnsi="Consolas" w:cs="Times New Roman"/>
+          <w:color w:val="3B3B3B"/>
+          <w:sz w:val="21"/>
+          <w:szCs w:val="21"/>
+        </w:rPr>
+        <w:t>.</w:t>
+      </w:r>
+      <w:r>
+        <w:rPr>
+          <w:rFonts w:ascii="Consolas" w:eastAsia="Times New Roman" w:hAnsi="Consolas" w:cs="Times New Roman"/>
+          <w:color w:val="795E26"/>
+          <w:sz w:val="21"/>
+          <w:szCs w:val="21"/>
+        </w:rPr>
+        <w:t>close</w:t>
+      </w:r>
+      <w:r>
+        <w:rPr>
+          <w:rFonts w:ascii="Consolas" w:eastAsia="Times New Roman" w:hAnsi="Consolas" w:cs="Times New Roman"/>
+          <w:color w:val="3B3B3B"/>
+          <w:sz w:val="21"/>
+          <w:szCs w:val="21"/>
+        </w:rPr>
+        <w:t>()</w:t>
+      </w:r>
+    </w:p>
+    <w:p>
+      <w:pPr>
+        <w:shd w:val="clear" w:color="auto" w:fill="FFFFFF"/>
+        <w:spacing w:after="0" w:line="285" w:lineRule="atLeast"/>
+        <w:rPr>
+          <w:rFonts w:ascii="Consolas" w:eastAsia="Times New Roman" w:hAnsi="Consolas" w:cs="Times New Roman"/>
+          <w:color w:val="3B3B3B"/>
+          <w:sz w:val="21"/>
+          <w:szCs w:val="21"/>
+        </w:rPr>
+      </w:pPr>
+      <w:r>
+        <w:rPr>
+          <w:rFonts w:ascii="Consolas" w:eastAsia="Times New Roman" w:hAnsi="Consolas" w:cs="Times New Roman"/>
+          <w:color w:val="3B3B3B"/>
+          <w:sz w:val="21"/>
+          <w:szCs w:val="21"/>
+        </w:rPr>
+        <w:t xml:space="preserve">        </w:t>
+      </w:r>
+      <w:r>
+        <w:rPr>
+          <w:rFonts w:ascii="Consolas" w:eastAsia="Times New Roman" w:hAnsi="Consolas" w:cs="Times New Roman"/>
+          <w:color w:val="AF00DB"/>
+          <w:sz w:val="21"/>
+          <w:szCs w:val="21"/>
+        </w:rPr>
+        <w:t>await</w:t>
+      </w:r>
+      <w:r>
+        <w:rPr>
+          <w:rFonts w:ascii="Consolas" w:eastAsia="Times New Roman" w:hAnsi="Consolas" w:cs="Times New Roman"/>
+          <w:color w:val="3B3B3B"/>
+          <w:sz w:val="21"/>
+          <w:szCs w:val="21"/>
+        </w:rPr>
+        <w:t xml:space="preserve"> </w:t>
+      </w:r>
+      <w:r>
+        <w:rPr>
+          <w:rFonts w:ascii="Consolas" w:eastAsia="Times New Roman" w:hAnsi="Consolas" w:cs="Times New Roman"/>
+          <w:color w:val="001080"/>
+          <w:sz w:val="21"/>
+          <w:szCs w:val="21"/>
+        </w:rPr>
+        <w:t>browser</w:t>
+      </w:r>
+      <w:r>
+        <w:rPr>
+          <w:rFonts w:ascii="Consolas" w:eastAsia="Times New Roman" w:hAnsi="Consolas" w:cs="Times New Roman"/>
+          <w:color w:val="3B3B3B"/>
+          <w:sz w:val="21"/>
+          <w:szCs w:val="21"/>
+        </w:rPr>
+        <w:t>.</w:t>
+      </w:r>
+      <w:r>
+        <w:rPr>
+          <w:rFonts w:ascii="Consolas" w:eastAsia="Times New Roman" w:hAnsi="Consolas" w:cs="Times New Roman"/>
+          <w:color w:val="795E26"/>
+          <w:sz w:val="21"/>
+          <w:szCs w:val="21"/>
+        </w:rPr>
+        <w:t>close</w:t>
+      </w:r>
+      <w:r>
+        <w:rPr>
+          <w:rFonts w:ascii="Consolas" w:eastAsia="Times New Roman" w:hAnsi="Consolas" w:cs="Times New Roman"/>
+          <w:color w:val="3B3B3B"/>
+          <w:sz w:val="21"/>
+          <w:szCs w:val="21"/>
+        </w:rPr>
+        <w:t>()</w:t>
+      </w:r>
+    </w:p>
+    <w:p>
+      <w:pPr>
+        <w:ind w:left="720" w:firstLine="720"/>
+        <w:rPr>
+          <w:rFonts w:ascii="Sakkal Majalla" w:hAnsi="Sakkal Majalla" w:cs="Sakkal Majalla"/>
+          <w:sz w:val="28"/>
+          <w:szCs w:val="28"/>
+        </w:rPr>
+      </w:pPr>
+      <w:r>
+        <w:rPr>
+          <w:rFonts w:ascii="Sakkal Majalla" w:hAnsi="Sakkal Majalla" w:cs="Sakkal Majalla"/>
+          <w:sz w:val="28"/>
+          <w:szCs w:val="28"/>
+        </w:rPr>
+        <w:t>*****************************************************</w:t>
+      </w:r>
+    </w:p>
+    <w:p>
+      <w:pPr>
+        <w:shd w:val="clear" w:color="auto" w:fill="FFFFFF"/>
+        <w:spacing w:after="0" w:line="285" w:lineRule="atLeast"/>
+        <w:rPr>
+          <w:rFonts w:ascii="Sakkal Majalla" w:eastAsia="Times New Roman" w:hAnsi="Sakkal Majalla" w:cs="Sakkal Majalla"/>
+          <w:color w:val="3B3B3B"/>
+          <w:sz w:val="28"/>
+          <w:szCs w:val="28"/>
+        </w:rPr>
+      </w:pPr>
     </w:p>
     <w:p>
       <w:pPr>
@@ -3012,7 +12284,6 @@
   <w:style w:type="character" w:default="1" w:styleId="DefaultParagraphFont">
     <w:name w:val="Default Paragraph Font"/>
     <w:uiPriority w:val="1"/>
-    <w:semiHidden/>
     <w:unhideWhenUsed/>
   </w:style>
   <w:style w:type="table" w:default="1" w:styleId="TableNormal">
